--- a/(e)CRF/Per visite/V1 - Baseline/13_Gebruik en bruikbaarheid aangepast schoeisel.docx
+++ b/(e)CRF/Per visite/V1 - Baseline/13_Gebruik en bruikbaarheid aangepast schoeisel.docx
@@ -26,81 +26,19 @@
           <w:szCs w:val="28"/>
           <w:lang w:val="en-US"/>
         </w:rPr>
-        <w:t xml:space="preserve">Appendix </w:t>
-      </w:r>
-      <w:r>
-        <w:rPr>
-          <w:rFonts w:ascii="Arial" w:hAnsi="Arial" w:cs="Arial" w:eastAsia="Arial"/>
+        <w:t>Appendix 13- Assess use and usability of their custom-made footwear</w:t>
+      </w:r>
+      <w:r>
+        <w:rPr>
+          <w:rFonts w:ascii="Calibri" w:hAnsi="Calibri" w:cs="Calibri"/>
           <w:b w:val="1"/>
           <w:bCs w:val="1"/>
-          <w:color w:val="123A5F"/>
+          <w:color w:val="000000" w:themeColor="text1" w:themeTint="FF" w:themeShade="FF"/>
           <w:sz w:val="28"/>
           <w:szCs w:val="28"/>
           <w:lang w:val="en-US"/>
         </w:rPr>
-        <w:t>1</w:t>
-      </w:r>
-      <w:ins w:author="Fabienne Dobbels" w:date="2026-06-19T09:43:01.527Z" w16du:dateUtc="2026-06-19T09:43:01.527Z" w:id="1868738727">
-        <w:r>
-          <w:rPr>
-            <w:rFonts w:ascii="Calibri" w:hAnsi="Calibri" w:cs="Calibri"/>
-            <w:b w:val="1"/>
-            <w:bCs w:val="1"/>
-            <w:color w:val="000000" w:themeColor="text1" w:themeTint="FF" w:themeShade="FF"/>
-            <w:sz w:val="28"/>
-            <w:szCs w:val="28"/>
-            <w:lang w:val="en-US"/>
-          </w:rPr>
-          <w:t>3</w:t>
-        </w:r>
-      </w:ins>
-      <w:del w:author="Fabienne Dobbels" w:date="2026-06-19T09:43:00.933Z" w16du:dateUtc="2026-06-19T09:43:00.933Z" w:id="2041452784">
-        <w:r>
-          <w:rPr>
-            <w:rFonts w:ascii="Calibri" w:hAnsi="Calibri" w:cs="Calibri"/>
-            <w:b w:val="1"/>
-            <w:bCs w:val="1"/>
-            <w:color w:val="000000" w:themeColor="text1" w:themeTint="FF" w:themeShade="FF"/>
-            <w:sz w:val="28"/>
-            <w:szCs w:val="28"/>
-            <w:lang w:val="en-US"/>
-          </w:rPr>
-          <w:delText>2</w:delText>
-        </w:r>
-      </w:del>
-      <w:r>
-        <w:rPr>
-          <w:rFonts w:ascii="Arial" w:hAnsi="Arial" w:cs="Arial" w:eastAsia="Arial"/>
-          <w:b w:val="1"/>
-          <w:bCs w:val="1"/>
-          <w:color w:val="123A5F"/>
-          <w:sz w:val="28"/>
-          <w:szCs w:val="28"/>
-          <w:lang w:val="en-US"/>
-        </w:rPr>
-        <w:t xml:space="preserve">- </w:t>
-      </w:r>
-      <w:r>
-        <w:rPr>
-          <w:rFonts w:ascii="Arial" w:hAnsi="Arial" w:cs="Arial" w:eastAsia="Arial"/>
-          <w:b w:val="1"/>
-          <w:bCs w:val="1"/>
-          <w:color w:val="123A5F"/>
-          <w:sz w:val="28"/>
-          <w:szCs w:val="28"/>
-          <w:lang w:val="en-US"/>
-        </w:rPr>
-        <w:t>Assess use and usability of their custom-made footwear</w:t>
-      </w:r>
-      <w:commentRangeStart w:id="1592570330"/>
-      <w:commentRangeEnd w:id="1592570330"/>
-      <w:r>
-        <w:rPr>
-          <w:rStyle w:val="CommentReference"/>
-          <w:rFonts w:ascii="Arial" w:hAnsi="Arial" w:eastAsia="Arial" w:cs="Arial"/>
-          <w:color w:val="24303B"/>
-        </w:rPr>
-        <w:commentReference w:id="1592570330"/>
+        <w:t>3</w:t>
       </w:r>
     </w:p>
     <w:p>
@@ -446,460 +384,6 @@
           <w:lang w:val="nl-NL"/>
         </w:rPr>
         <w:t>Bedankt voor uw medewerking!</w:t>
-      </w:r>
-      <w:r>
-        <w:rPr>
-          <w:rFonts w:ascii="Arial" w:hAnsi="Arial" w:cs="Arial" w:eastAsia="Arial"/>
-          <w:noProof/>
-          <w:color w:val="24303B"/>
-        </w:rPr>
-        <mc:AlternateContent>
-          <mc:Choice Requires="wps">
-            <w:drawing>
-              <wp:anchor distT="45720" distB="45720" distL="114300" distR="114300" simplePos="0" relativeHeight="251659264" behindDoc="0" locked="0" layoutInCell="1" allowOverlap="1" wp14:anchorId="17146203" wp14:editId="0D3F8C03">
-                <wp:simplePos x="0" y="0"/>
-                <wp:positionH relativeFrom="margin">
-                  <wp:posOffset>0</wp:posOffset>
-                </wp:positionH>
-                <wp:positionV relativeFrom="paragraph">
-                  <wp:posOffset>378460</wp:posOffset>
-                </wp:positionV>
-                <wp:extent cx="4680000" cy="1800000"/>
-                <wp:effectExtent l="0" t="0" r="25400" b="10160"/>
-                <wp:wrapSquare wrapText="bothSides"/>
-                <wp:docPr id="1" name="Tekstvak 2"/>
-                <wp:cNvGraphicFramePr>
-                  <a:graphicFrameLocks xmlns:a="http://schemas.openxmlformats.org/drawingml/2006/main"/>
-                </wp:cNvGraphicFramePr>
-                <a:graphic xmlns:a="http://schemas.openxmlformats.org/drawingml/2006/main">
-                  <a:graphicData uri="http://schemas.microsoft.com/office/word/2010/wordprocessingShape">
-                    <wps:wsp>
-                      <wps:cNvSpPr txBox="1">
-                        <a:spLocks noChangeArrowheads="1"/>
-                      </wps:cNvSpPr>
-                      <wps:spPr bwMode="auto">
-                        <a:xfrm>
-                          <a:off x="0" y="0"/>
-                          <a:ext cx="4680000" cy="1800000"/>
-                        </a:xfrm>
-                        <a:prstGeom prst="rect">
-                          <a:avLst/>
-                        </a:prstGeom>
-                        <a:solidFill>
-                          <a:srgbClr val="FFFFFF"/>
-                        </a:solidFill>
-                        <a:ln w="9525">
-                          <a:solidFill>
-                            <a:srgbClr val="000000"/>
-                          </a:solidFill>
-                          <a:miter lim="800000"/>
-                          <a:headEnd/>
-                          <a:tailEnd/>
-                        </a:ln>
-                      </wps:spPr>
-                      <wps:txbx>
-                        <w:txbxContent>
-                          <w:p>
-                            <w:pPr>
-                              <w:spacing w:before="360" w:after="360" w:line="360" w:lineRule="auto"/>
-                              <w:rPr>
-                                <w:rFonts w:ascii="Calibri" w:hAnsi="Calibri" w:cs="Calibri"/>
-                                <w:sz w:val="24"/>
-                                <w:szCs w:val="24"/>
-                              </w:rPr>
-                            </w:pPr>
-                            <w:r>
-                              <w:rPr>
-                                <w:rFonts w:ascii="Calibri" w:hAnsi="Calibri" w:cs="Calibri"/>
-                                <w:sz w:val="24"/>
-                                <w:szCs w:val="24"/>
-                              </w:rPr>
-                              <w:t xml:space="preserve">Contactpersoon: </w:t>
-                            </w:r>
-                            <w:r>
-                              <w:rPr>
-                                <w:rFonts w:ascii="Calibri" w:hAnsi="Calibri" w:cs="Calibri"/>
-                                <w:sz w:val="24"/>
-                                <w:szCs w:val="24"/>
-                              </w:rPr>
-                              <w:tab/>
-                            </w:r>
-                            <w:r>
-                              <w:rPr>
-                                <w:rFonts w:ascii="Calibri" w:hAnsi="Calibri" w:cs="Calibri"/>
-                                <w:sz w:val="24"/>
-                                <w:szCs w:val="24"/>
-                              </w:rPr>
-                              <w:t>…</w:t>
-                            </w:r>
-                            <w:r>
-                              <w:rPr>
-                                <w:rFonts w:ascii="Calibri" w:hAnsi="Calibri" w:cs="Calibri"/>
-                                <w:sz w:val="24"/>
-                                <w:szCs w:val="24"/>
-                              </w:rPr>
-                              <w:t>……………………………………………</w:t>
-                            </w:r>
-                            <w:proofErr w:type="gramStart"/>
-                            <w:r>
-                              <w:rPr>
-                                <w:rFonts w:ascii="Calibri" w:hAnsi="Calibri" w:cs="Calibri"/>
-                                <w:sz w:val="24"/>
-                                <w:szCs w:val="24"/>
-                              </w:rPr>
-                              <w:t>…….</w:t>
-                            </w:r>
-                            <w:proofErr w:type="gramEnd"/>
-                            <w:r>
-                              <w:rPr>
-                                <w:rFonts w:ascii="Calibri" w:hAnsi="Calibri" w:cs="Calibri"/>
-                                <w:sz w:val="24"/>
-                                <w:szCs w:val="24"/>
-                              </w:rPr>
-                              <w:t>.</w:t>
-                            </w:r>
-                          </w:p>
-                          <w:p>
-                            <w:pPr>
-                              <w:spacing w:before="360" w:after="360" w:line="360" w:lineRule="auto"/>
-                              <w:rPr>
-                                <w:rFonts w:ascii="Calibri" w:hAnsi="Calibri" w:cs="Calibri"/>
-                                <w:sz w:val="24"/>
-                                <w:szCs w:val="24"/>
-                              </w:rPr>
-                            </w:pPr>
-                            <w:r>
-                              <w:rPr>
-                                <w:rFonts w:ascii="Calibri" w:hAnsi="Calibri" w:cs="Calibri"/>
-                                <w:sz w:val="24"/>
-                                <w:szCs w:val="24"/>
-                              </w:rPr>
-                              <w:t>Telefoon:</w:t>
-                            </w:r>
-                            <w:r>
-                              <w:rPr>
-                                <w:rFonts w:ascii="Calibri" w:hAnsi="Calibri" w:cs="Calibri"/>
-                                <w:sz w:val="24"/>
-                                <w:szCs w:val="24"/>
-                              </w:rPr>
-                              <w:tab/>
-                            </w:r>
-                            <w:r>
-                              <w:rPr>
-                                <w:rFonts w:ascii="Calibri" w:hAnsi="Calibri" w:cs="Calibri"/>
-                                <w:sz w:val="24"/>
-                                <w:szCs w:val="24"/>
-                              </w:rPr>
-                              <w:tab/>
-                            </w:r>
-                            <w:r>
-                              <w:rPr>
-                                <w:rFonts w:ascii="Calibri" w:hAnsi="Calibri" w:cs="Calibri"/>
-                                <w:sz w:val="24"/>
-                                <w:szCs w:val="24"/>
-                              </w:rPr>
-                              <w:t>…</w:t>
-                            </w:r>
-                            <w:r>
-                              <w:rPr>
-                                <w:rFonts w:ascii="Calibri" w:hAnsi="Calibri" w:cs="Calibri"/>
-                                <w:sz w:val="24"/>
-                                <w:szCs w:val="24"/>
-                              </w:rPr>
-                              <w:t>…</w:t>
-                            </w:r>
-                            <w:r>
-                              <w:rPr>
-                                <w:rFonts w:ascii="Calibri" w:hAnsi="Calibri" w:cs="Calibri"/>
-                                <w:sz w:val="24"/>
-                                <w:szCs w:val="24"/>
-                              </w:rPr>
-                              <w:t>…………………………………………</w:t>
-                            </w:r>
-                            <w:r>
-                              <w:rPr>
-                                <w:rFonts w:ascii="Calibri" w:hAnsi="Calibri" w:cs="Calibri"/>
-                                <w:sz w:val="24"/>
-                                <w:szCs w:val="24"/>
-                              </w:rPr>
-                              <w:t>…….</w:t>
-                            </w:r>
-                          </w:p>
-                          <w:p>
-                            <w:pPr>
-                              <w:spacing w:before="360" w:after="360" w:line="360" w:lineRule="auto"/>
-                              <w:rPr>
-                                <w:rFonts w:ascii="Calibri" w:hAnsi="Calibri" w:cs="Calibri"/>
-                                <w:sz w:val="24"/>
-                                <w:szCs w:val="24"/>
-                              </w:rPr>
-                            </w:pPr>
-                            <w:r>
-                              <w:rPr>
-                                <w:rFonts w:ascii="Calibri" w:hAnsi="Calibri" w:cs="Calibri"/>
-                                <w:sz w:val="24"/>
-                                <w:szCs w:val="24"/>
-                              </w:rPr>
-                              <w:t>E-mailadres:</w:t>
-                            </w:r>
-                            <w:r>
-                              <w:rPr>
-                                <w:rFonts w:ascii="Calibri" w:hAnsi="Calibri" w:cs="Calibri"/>
-                                <w:sz w:val="24"/>
-                                <w:szCs w:val="24"/>
-                              </w:rPr>
-                              <w:tab/>
-                            </w:r>
-                            <w:r>
-                              <w:rPr>
-                                <w:rFonts w:ascii="Calibri" w:hAnsi="Calibri" w:cs="Calibri"/>
-                                <w:sz w:val="24"/>
-                                <w:szCs w:val="24"/>
-                              </w:rPr>
-                              <w:tab/>
-                            </w:r>
-                            <w:r>
-                              <w:rPr>
-                                <w:rFonts w:ascii="Calibri" w:hAnsi="Calibri" w:cs="Calibri"/>
-                                <w:sz w:val="24"/>
-                                <w:szCs w:val="24"/>
-                              </w:rPr>
-                              <w:t>…</w:t>
-                            </w:r>
-                            <w:r>
-                              <w:rPr>
-                                <w:rFonts w:ascii="Calibri" w:hAnsi="Calibri" w:cs="Calibri"/>
-                                <w:sz w:val="24"/>
-                                <w:szCs w:val="24"/>
-                              </w:rPr>
-                              <w:t>……………………………………………</w:t>
-                            </w:r>
-                            <w:r>
-                              <w:rPr>
-                                <w:rFonts w:ascii="Calibri" w:hAnsi="Calibri" w:cs="Calibri"/>
-                                <w:sz w:val="24"/>
-                                <w:szCs w:val="24"/>
-                              </w:rPr>
-                              <w:t>…….</w:t>
-                            </w:r>
-                          </w:p>
-                        </w:txbxContent>
-                      </wps:txbx>
-                      <wps:bodyPr rot="0" vert="horz" wrap="square" lIns="91440" tIns="45720" rIns="91440" bIns="45720" anchor="t" anchorCtr="0">
-                        <a:noAutofit/>
-                      </wps:bodyPr>
-                    </wps:wsp>
-                  </a:graphicData>
-                </a:graphic>
-                <wp14:sizeRelH relativeFrom="margin">
-                  <wp14:pctWidth>0</wp14:pctWidth>
-                </wp14:sizeRelH>
-                <wp14:sizeRelV relativeFrom="margin">
-                  <wp14:pctHeight>0</wp14:pctHeight>
-                </wp14:sizeRelV>
-              </wp:anchor>
-            </w:drawing>
-          </mc:Choice>
-          <mc:Fallback>
-            <w:pict w14:anchorId="04C171B0">
-              <v:shapetype id="_x0000_t202" coordsize="21600,21600" o:spt="202" path="m,l,21600r21600,l21600,xe" w14:anchorId="17146203">
-                <v:stroke joinstyle="miter"/>
-                <v:path gradientshapeok="t" o:connecttype="rect"/>
-              </v:shapetype>
-              <v:shape id="Tekstvak 2" style="position:absolute;margin-left:0;margin-top:29.8pt;width:368.5pt;height:141.75pt;z-index:251659264;visibility:visible;mso-wrap-style:square;mso-width-percent:0;mso-height-percent:0;mso-wrap-distance-left:9pt;mso-wrap-distance-top:3.6pt;mso-wrap-distance-right:9pt;mso-wrap-distance-bottom:3.6pt;mso-position-horizontal:absolute;mso-position-horizontal-relative:margin;mso-position-vertical:absolute;mso-position-vertical-relative:text;mso-width-percent:0;mso-height-percent:0;mso-width-relative:margin;mso-height-relative:margin;v-text-anchor:top" o:spid="_x0000_s1026" type="#_x0000_t202" o:gfxdata="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">
-                <v:textbox>
-                  <w:txbxContent>
-                    <w:p>
-                      <w:pPr>
-                        <w:spacing w:before="360" w:after="360" w:line="360" w:lineRule="auto"/>
-                        <w:rPr>
-                          <w:rFonts w:ascii="Calibri" w:hAnsi="Calibri" w:cs="Calibri"/>
-                          <w:sz w:val="24"/>
-                          <w:szCs w:val="24"/>
-                        </w:rPr>
-                      </w:pPr>
-                      <w:r>
-                        <w:rPr>
-                          <w:rFonts w:ascii="Calibri" w:hAnsi="Calibri" w:cs="Calibri"/>
-                          <w:sz w:val="24"/>
-                          <w:szCs w:val="24"/>
-                        </w:rPr>
-                        <w:t xml:space="preserve">Contactpersoon: </w:t>
-                      </w:r>
-                      <w:r>
-                        <w:rPr>
-                          <w:rFonts w:ascii="Calibri" w:hAnsi="Calibri" w:cs="Calibri"/>
-                          <w:sz w:val="24"/>
-                          <w:szCs w:val="24"/>
-                        </w:rPr>
-                        <w:tab/>
-                      </w:r>
-                      <w:r>
-                        <w:rPr>
-                          <w:rFonts w:ascii="Calibri" w:hAnsi="Calibri" w:cs="Calibri"/>
-                          <w:sz w:val="24"/>
-                          <w:szCs w:val="24"/>
-                        </w:rPr>
-                        <w:t>…</w:t>
-                      </w:r>
-                      <w:r>
-                        <w:rPr>
-                          <w:rFonts w:ascii="Calibri" w:hAnsi="Calibri" w:cs="Calibri"/>
-                          <w:sz w:val="24"/>
-                          <w:szCs w:val="24"/>
-                        </w:rPr>
-                        <w:t>……………………………………………</w:t>
-                      </w:r>
-                      <w:proofErr w:type="gramStart"/>
-                      <w:r>
-                        <w:rPr>
-                          <w:rFonts w:ascii="Calibri" w:hAnsi="Calibri" w:cs="Calibri"/>
-                          <w:sz w:val="24"/>
-                          <w:szCs w:val="24"/>
-                        </w:rPr>
-                        <w:t>…….</w:t>
-                      </w:r>
-                      <w:proofErr w:type="gramEnd"/>
-                      <w:r>
-                        <w:rPr>
-                          <w:rFonts w:ascii="Calibri" w:hAnsi="Calibri" w:cs="Calibri"/>
-                          <w:sz w:val="24"/>
-                          <w:szCs w:val="24"/>
-                        </w:rPr>
-                        <w:t>.</w:t>
-                      </w:r>
-                    </w:p>
-                    <w:p>
-                      <w:pPr>
-                        <w:spacing w:before="360" w:after="360" w:line="360" w:lineRule="auto"/>
-                        <w:rPr>
-                          <w:rFonts w:ascii="Calibri" w:hAnsi="Calibri" w:cs="Calibri"/>
-                          <w:sz w:val="24"/>
-                          <w:szCs w:val="24"/>
-                        </w:rPr>
-                      </w:pPr>
-                      <w:r>
-                        <w:rPr>
-                          <w:rFonts w:ascii="Calibri" w:hAnsi="Calibri" w:cs="Calibri"/>
-                          <w:sz w:val="24"/>
-                          <w:szCs w:val="24"/>
-                        </w:rPr>
-                        <w:t>Telefoon:</w:t>
-                      </w:r>
-                      <w:r>
-                        <w:rPr>
-                          <w:rFonts w:ascii="Calibri" w:hAnsi="Calibri" w:cs="Calibri"/>
-                          <w:sz w:val="24"/>
-                          <w:szCs w:val="24"/>
-                        </w:rPr>
-                        <w:tab/>
-                      </w:r>
-                      <w:r>
-                        <w:rPr>
-                          <w:rFonts w:ascii="Calibri" w:hAnsi="Calibri" w:cs="Calibri"/>
-                          <w:sz w:val="24"/>
-                          <w:szCs w:val="24"/>
-                        </w:rPr>
-                        <w:tab/>
-                      </w:r>
-                      <w:r>
-                        <w:rPr>
-                          <w:rFonts w:ascii="Calibri" w:hAnsi="Calibri" w:cs="Calibri"/>
-                          <w:sz w:val="24"/>
-                          <w:szCs w:val="24"/>
-                        </w:rPr>
-                        <w:t>…</w:t>
-                      </w:r>
-                      <w:r>
-                        <w:rPr>
-                          <w:rFonts w:ascii="Calibri" w:hAnsi="Calibri" w:cs="Calibri"/>
-                          <w:sz w:val="24"/>
-                          <w:szCs w:val="24"/>
-                        </w:rPr>
-                        <w:t>…</w:t>
-                      </w:r>
-                      <w:r>
-                        <w:rPr>
-                          <w:rFonts w:ascii="Calibri" w:hAnsi="Calibri" w:cs="Calibri"/>
-                          <w:sz w:val="24"/>
-                          <w:szCs w:val="24"/>
-                        </w:rPr>
-                        <w:t>…………………………………………</w:t>
-                      </w:r>
-                      <w:r>
-                        <w:rPr>
-                          <w:rFonts w:ascii="Calibri" w:hAnsi="Calibri" w:cs="Calibri"/>
-                          <w:sz w:val="24"/>
-                          <w:szCs w:val="24"/>
-                        </w:rPr>
-                        <w:t>…….</w:t>
-                      </w:r>
-                    </w:p>
-                    <w:p>
-                      <w:pPr>
-                        <w:spacing w:before="360" w:after="360" w:line="360" w:lineRule="auto"/>
-                        <w:rPr>
-                          <w:rFonts w:ascii="Calibri" w:hAnsi="Calibri" w:cs="Calibri"/>
-                          <w:sz w:val="24"/>
-                          <w:szCs w:val="24"/>
-                        </w:rPr>
-                      </w:pPr>
-                      <w:r>
-                        <w:rPr>
-                          <w:rFonts w:ascii="Calibri" w:hAnsi="Calibri" w:cs="Calibri"/>
-                          <w:sz w:val="24"/>
-                          <w:szCs w:val="24"/>
-                        </w:rPr>
-                        <w:t>E-mailadres:</w:t>
-                      </w:r>
-                      <w:r>
-                        <w:rPr>
-                          <w:rFonts w:ascii="Calibri" w:hAnsi="Calibri" w:cs="Calibri"/>
-                          <w:sz w:val="24"/>
-                          <w:szCs w:val="24"/>
-                        </w:rPr>
-                        <w:tab/>
-                      </w:r>
-                      <w:r>
-                        <w:rPr>
-                          <w:rFonts w:ascii="Calibri" w:hAnsi="Calibri" w:cs="Calibri"/>
-                          <w:sz w:val="24"/>
-                          <w:szCs w:val="24"/>
-                        </w:rPr>
-                        <w:tab/>
-                      </w:r>
-                      <w:r>
-                        <w:rPr>
-                          <w:rFonts w:ascii="Calibri" w:hAnsi="Calibri" w:cs="Calibri"/>
-                          <w:sz w:val="24"/>
-                          <w:szCs w:val="24"/>
-                        </w:rPr>
-                        <w:t>…</w:t>
-                      </w:r>
-                      <w:r>
-                        <w:rPr>
-                          <w:rFonts w:ascii="Calibri" w:hAnsi="Calibri" w:cs="Calibri"/>
-                          <w:sz w:val="24"/>
-                          <w:szCs w:val="24"/>
-                        </w:rPr>
-                        <w:t>……………………………………………</w:t>
-                      </w:r>
-                      <w:r>
-                        <w:rPr>
-                          <w:rFonts w:ascii="Calibri" w:hAnsi="Calibri" w:cs="Calibri"/>
-                          <w:sz w:val="24"/>
-                          <w:szCs w:val="24"/>
-                        </w:rPr>
-                        <w:t>…….</w:t>
-                      </w:r>
-                    </w:p>
-                  </w:txbxContent>
-                </v:textbox>
-                <w10:wrap type="square" anchorx="margin"/>
-              </v:shape>
-            </w:pict>
-          </mc:Fallback>
-        </mc:AlternateContent>
       </w:r>
     </w:p>
     <w:p>
@@ -1571,23 +1055,7 @@
           <w:shd w:val="clear" w:color="auto" w:fill="FFFFFF"/>
           <w:lang w:val="en-US"/>
         </w:rPr>
-      </w:r>
-      <w:r>
-        <w:rPr>
-          <w:rFonts w:ascii="Arial" w:hAnsi="Arial" w:cs="Arial" w:eastAsia="Arial"/>
-          <w:color w:val="24303B"/>
-          <w:shd w:val="clear" w:color="auto" w:fill="FFFFFF"/>
-          <w:lang w:val="en-US"/>
-        </w:rPr>
         <w:fldChar w:fldCharType="end"/>
-      </w:r>
-      <w:r>
-        <w:rPr>
-          <w:rFonts w:ascii="Arial" w:hAnsi="Arial" w:cs="Arial" w:eastAsia="Arial"/>
-          <w:color w:val="24303B"/>
-          <w:shd w:val="clear" w:color="auto" w:fill="FFFFFF"/>
-          <w:lang w:val="en-US"/>
-        </w:rPr>
       </w:r>
       <w:r>
         <w:rPr>
@@ -8951,16 +8419,6 @@
         </w:rPr>
         <w:t xml:space="preserve">DEEL B: GEBRUIK SCHOENEN </w:t>
       </w:r>
-      <w:commentRangeStart w:id="55433548"/>
-      <w:commentRangeEnd w:id="55433548"/>
-      <w:r>
-        <w:rPr>
-          <w:rStyle w:val="CommentReference"/>
-          <w:rFonts w:ascii="Arial" w:hAnsi="Arial" w:eastAsia="Arial" w:cs="Arial"/>
-          <w:color w:val="24303B"/>
-        </w:rPr>
-        <w:commentReference w:id="55433548"/>
-      </w:r>
     </w:p>
     <w:p>
       <w:pPr>
@@ -12005,64 +11463,6 @@
 </w:document>
 </file>
 
-<file path=word/comments.xml><?xml version="1.0" encoding="utf-8"?>
-<w:comments xmlns:w14="http://schemas.microsoft.com/office/word/2010/wordml" xmlns:w="http://schemas.openxmlformats.org/wordprocessingml/2006/main">
-  <w:comment xmlns:w="http://schemas.openxmlformats.org/wordprocessingml/2006/main" w:initials="FD" w:author="Fabienne Dobbels" w:date="2026-06-19T11:44:18" w:id="55433548">
-    <w:p xmlns:w14="http://schemas.microsoft.com/office/word/2010/wordml" xmlns:w="http://schemas.openxmlformats.org/wordprocessingml/2006/main">
-      <w:pPr>
-        <w:pStyle w:val="CommentText"/>
-      </w:pPr>
-      <w:r>
-        <w:rPr>
-          <w:rStyle w:val="CommentReference"/>
-        </w:rPr>
-        <w:annotationRef/>
-      </w:r>
-      <w:r>
-        <w:t xml:space="preserve">indien we keuzes zouden moeten maken om vragenlijsten weg te laten om patiënt niet te belasten, zou ik dit deel weglaten. Dit lijkt me ook niet zo eenvoudig om in te vullen. </w:t>
-      </w:r>
-    </w:p>
-  </w:comment>
-  <w:comment xmlns:w="http://schemas.openxmlformats.org/wordprocessingml/2006/main" w:initials="FD" w:author="Fabienne Dobbels" w:date="2026-06-19T11:45:03" w:id="1592570330">
-    <w:p xmlns:w14="http://schemas.microsoft.com/office/word/2010/wordml" xmlns:w="http://schemas.openxmlformats.org/wordprocessingml/2006/main">
-      <w:pPr>
-        <w:pStyle w:val="CommentText"/>
-      </w:pPr>
-      <w:r>
-        <w:rPr>
-          <w:rStyle w:val="CommentReference"/>
-        </w:rPr>
-        <w:annotationRef/>
-      </w:r>
-      <w:r>
-        <w:t xml:space="preserve">expliciete toestemming nodig van van Netten om deze vragenlijst te gebruiken? </w:t>
-      </w:r>
-    </w:p>
-  </w:comment>
-</w:comments>
-</file>
-
-<file path=word/commentsExtended.xml><?xml version="1.0" encoding="utf-8"?>
-<w15:commentsEx xmlns:mc="http://schemas.openxmlformats.org/markup-compatibility/2006" xmlns:w15="http://schemas.microsoft.com/office/word/2012/wordml" mc:Ignorable="w15">
-  <w15:commentEx w15:done="1" w15:paraId="64E98EB7"/>
-  <w15:commentEx w15:done="1" w15:paraId="429B57CA"/>
-</w15:commentsEx>
-</file>
-
-<file path=word/commentsExtensible.xml><?xml version="1.0" encoding="utf-8"?>
-<w16cex:commentsExtensible xmlns:w16="http://schemas.microsoft.com/office/word/2018/wordml" xmlns:w16cex="http://schemas.microsoft.com/office/word/2018/wordml/cex" xmlns:mc="http://schemas.openxmlformats.org/markup-compatibility/2006" mc:Ignorable="w16 w16cex">
-  <w16cex:commentExtensible w16cex:durableId="4BF87567" w16cex:dateUtc="2026-06-19T09:44:18.047Z"/>
-  <w16cex:commentExtensible w16cex:durableId="7555FA88" w16cex:dateUtc="2026-06-19T09:45:03.166Z"/>
-</w16cex:commentsExtensible>
-</file>
-
-<file path=word/commentsIds.xml><?xml version="1.0" encoding="utf-8"?>
-<w16cid:commentsIds xmlns:mc="http://schemas.openxmlformats.org/markup-compatibility/2006" xmlns:w16cid="http://schemas.microsoft.com/office/word/2016/wordml/cid" mc:Ignorable="w16cid">
-  <w16cid:commentId w16cid:paraId="64E98EB7" w16cid:durableId="4BF87567"/>
-  <w16cid:commentId w16cid:paraId="429B57CA" w16cid:durableId="7555FA88"/>
-</w16cid:commentsIds>
-</file>
-
 <file path=word/endnotes.xml><?xml version="1.0" encoding="utf-8"?>
 <w:endnotes xmlns:wpc="http://schemas.microsoft.com/office/word/2010/wordprocessingCanvas" xmlns:cx="http://schemas.microsoft.com/office/drawing/2014/chartex" xmlns:cx1="http://schemas.microsoft.com/office/drawing/2015/9/8/chartex" xmlns:cx2="http://schemas.microsoft.com/office/drawing/2015/10/21/chartex" xmlns:cx3="http://schemas.microsoft.com/office/drawing/2016/5/9/chartex" xmlns:cx4="http://schemas.microsoft.com/office/drawing/2016/5/10/chartex" xmlns:cx5="http://schemas.microsoft.com/office/drawing/2016/5/11/chartex" xmlns:cx6="http://schemas.microsoft.com/office/drawing/2016/5/12/chartex" xmlns:cx7="http://schemas.microsoft.com/office/drawing/2016/5/13/chartex" xmlns:cx8="http://schemas.microsoft.com/office/drawing/2016/5/14/chartex" xmlns:mc="http://schemas.openxmlformats.org/markup-compatibility/2006" xmlns:aink="http://schemas.microsoft.com/office/drawing/2016/ink" xmlns:am3d="http://schemas.microsoft.com/office/drawing/2017/model3d" xmlns:o="urn:schemas-microsoft-com:office:office" xmlns:oel="http://schemas.microsoft.com/office/2019/extlst" xmlns:r="http://schemas.openxmlformats.org/officeDocument/2006/relationships" xmlns:m="http://schemas.openxmlformats.org/officeDocument/2006/math" xmlns:v="urn:schemas-microsoft-com:vml" xmlns:wp14="http://schemas.microsoft.com/office/word/2010/wordprocessingDrawing" xmlns:wp="http://schemas.openxmlformats.org/drawingml/2006/wordprocessingDrawing" xmlns:w10="urn:schemas-microsoft-com:office:word" xmlns:w="http://schemas.openxmlformats.org/wordprocessingml/2006/main" xmlns:w14="http://schemas.microsoft.com/office/word/2010/wordml" xmlns:w15="http://schemas.microsoft.com/office/word/2012/wordml" xmlns:w16cex="http://schemas.microsoft.com/office/word/2018/wordml/cex" xmlns:w16cid="http://schemas.microsoft.com/office/word/2016/wordml/cid" xmlns:w16="http://schemas.microsoft.com/office/word/2018/wordml" xmlns:w16du="http://schemas.microsoft.com/office/word/2023/wordml/word16du" xmlns:w16sdtdh="http://schemas.microsoft.com/office/word/2020/wordml/sdtdatahash" xmlns:w16sdtfl="http://schemas.microsoft.com/office/word/2024/wordml/sdtformatlock" xmlns:w16se="http://schemas.microsoft.com/office/word/2015/wordml/symex" xmlns:wpg="http://schemas.microsoft.com/office/word/2010/wordprocessingGroup" xmlns:wpi="http://schemas.microsoft.com/office/word/2010/wordprocessingInk" xmlns:wne="http://schemas.microsoft.com/office/word/2006/wordml" xmlns:wps="http://schemas.microsoft.com/office/word/2010/wordprocessingShape" mc:Ignorable="w14 w15 w16se w16cid w16 w16cex w16sdtdh w16sdtfl w16du wp14">
   <w:endnote w:type="separator" w:id="-1">
@@ -12070,9 +11470,6 @@
       <w:pPr>
         <w:spacing w:after="0" w:line="240" w:lineRule="auto"/>
       </w:pPr>
-      <w:r>
-        <w:separator/>
-      </w:r>
     </w:p>
   </w:endnote>
   <w:endnote w:type="continuationSeparator" w:id="0">
@@ -12080,9 +11477,6 @@
       <w:pPr>
         <w:spacing w:after="0" w:line="240" w:lineRule="auto"/>
       </w:pPr>
-      <w:r>
-        <w:continuationSeparator/>
-      </w:r>
     </w:p>
   </w:endnote>
 </w:endnotes>
@@ -12171,10 +11565,119 @@
   <w:p>
     <w:pPr>
       <w:pStyle w:val="Footer"/>
+      <w:jc w:val="center"/>
       <w:rPr>
         <w:rFonts w:ascii="Calibri" w:hAnsi="Calibri" w:cs="Calibri"/>
       </w:rPr>
     </w:pPr>
+    <w:r>
+      <w:rPr>
+        <w:rFonts w:ascii="Arial" w:hAnsi="Arial" w:eastAsia="Arial" w:cs="Arial"/>
+        <w:b w:val="0"/>
+        <w:color w:val="59636E"/>
+        <w:sz w:val="18"/>
+      </w:rPr>
+      <w:t xml:space="preserve">Pagina </w:t>
+    </w:r>
+    <w:r>
+      <w:rPr>
+        <w:rFonts w:ascii="Arial" w:hAnsi="Arial" w:eastAsia="Arial" w:cs="Arial"/>
+        <w:b w:val="0"/>
+        <w:color w:val="59636E"/>
+        <w:sz w:val="18"/>
+      </w:rPr>
+      <w:fldChar w:fldCharType="begin"/>
+    </w:r>
+    <w:r>
+      <w:rPr>
+        <w:rFonts w:ascii="Arial" w:hAnsi="Arial" w:eastAsia="Arial" w:cs="Arial"/>
+        <w:b w:val="0"/>
+        <w:color w:val="59636E"/>
+        <w:sz w:val="18"/>
+      </w:rPr>
+      <w:instrText xml:space="preserve"> PAGE </w:instrText>
+    </w:r>
+    <w:r>
+      <w:rPr>
+        <w:rFonts w:ascii="Arial" w:hAnsi="Arial" w:eastAsia="Arial" w:cs="Arial"/>
+        <w:b w:val="0"/>
+        <w:color w:val="59636E"/>
+        <w:sz w:val="18"/>
+      </w:rPr>
+      <w:fldChar w:fldCharType="separate"/>
+    </w:r>
+    <w:r>
+      <w:rPr>
+        <w:rFonts w:ascii="Arial" w:hAnsi="Arial" w:eastAsia="Arial" w:cs="Arial"/>
+        <w:b w:val="0"/>
+        <w:color w:val="59636E"/>
+        <w:sz w:val="18"/>
+      </w:rPr>
+      <w:t>1</w:t>
+    </w:r>
+    <w:r>
+      <w:rPr>
+        <w:rFonts w:ascii="Arial" w:hAnsi="Arial" w:eastAsia="Arial" w:cs="Arial"/>
+        <w:b w:val="0"/>
+        <w:color w:val="59636E"/>
+        <w:sz w:val="18"/>
+      </w:rPr>
+      <w:fldChar w:fldCharType="end"/>
+    </w:r>
+    <w:r>
+      <w:rPr>
+        <w:rFonts w:ascii="Arial" w:hAnsi="Arial" w:eastAsia="Arial" w:cs="Arial"/>
+        <w:b w:val="0"/>
+        <w:color w:val="59636E"/>
+        <w:sz w:val="18"/>
+      </w:rPr>
+      <w:t xml:space="preserve"> van </w:t>
+    </w:r>
+    <w:r>
+      <w:rPr>
+        <w:rFonts w:ascii="Arial" w:hAnsi="Arial" w:eastAsia="Arial" w:cs="Arial"/>
+        <w:b w:val="0"/>
+        <w:color w:val="59636E"/>
+        <w:sz w:val="18"/>
+      </w:rPr>
+      <w:fldChar w:fldCharType="begin"/>
+    </w:r>
+    <w:r>
+      <w:rPr>
+        <w:rFonts w:ascii="Arial" w:hAnsi="Arial" w:eastAsia="Arial" w:cs="Arial"/>
+        <w:b w:val="0"/>
+        <w:color w:val="59636E"/>
+        <w:sz w:val="18"/>
+      </w:rPr>
+      <w:instrText xml:space="preserve"> NUMPAGES </w:instrText>
+    </w:r>
+    <w:r>
+      <w:rPr>
+        <w:rFonts w:ascii="Arial" w:hAnsi="Arial" w:eastAsia="Arial" w:cs="Arial"/>
+        <w:b w:val="0"/>
+        <w:color w:val="59636E"/>
+        <w:sz w:val="18"/>
+      </w:rPr>
+      <w:fldChar w:fldCharType="separate"/>
+    </w:r>
+    <w:r>
+      <w:rPr>
+        <w:rFonts w:ascii="Arial" w:hAnsi="Arial" w:eastAsia="Arial" w:cs="Arial"/>
+        <w:b w:val="0"/>
+        <w:color w:val="59636E"/>
+        <w:sz w:val="18"/>
+      </w:rPr>
+      <w:t>1</w:t>
+    </w:r>
+    <w:r>
+      <w:rPr>
+        <w:rFonts w:ascii="Arial" w:hAnsi="Arial" w:eastAsia="Arial" w:cs="Arial"/>
+        <w:b w:val="0"/>
+        <w:color w:val="59636E"/>
+        <w:sz w:val="18"/>
+      </w:rPr>
+      <w:fldChar w:fldCharType="end"/>
+    </w:r>
   </w:p>
 </w:ftr>
 </file>
@@ -12186,9 +11689,6 @@
       <w:pPr>
         <w:spacing w:after="0" w:line="240" w:lineRule="auto"/>
       </w:pPr>
-      <w:r>
-        <w:separator/>
-      </w:r>
     </w:p>
   </w:footnote>
   <w:footnote w:type="continuationSeparator" w:id="0">
@@ -12196,9 +11696,6 @@
       <w:pPr>
         <w:spacing w:after="0" w:line="240" w:lineRule="auto"/>
       </w:pPr>
-      <w:r>
-        <w:continuationSeparator/>
-      </w:r>
     </w:p>
   </w:footnote>
 </w:footnotes>
@@ -12209,6 +11706,7 @@
   <w:p>
     <w:pPr>
       <w:pStyle w:val="Header"/>
+      <w:jc w:val="left"/>
       <w:rPr>
         <w:color w:val="000000" w:themeColor="text1"/>
         <w:sz w:val="18"/>
@@ -12219,34 +11717,12 @@
     <w:r>
       <w:rPr>
         <w:rFonts w:ascii="Arial" w:hAnsi="Arial" w:cs="Arial" w:eastAsia="Arial"/>
-        <w:color w:val="000000" w:themeColor="text1"/>
+        <w:b w:val="0"/>
+        <w:color w:val="59636E"/>
+        <w:sz w:val="18"/>
         <w:lang w:val="en-US"/>
       </w:rPr>
-      <w:t>Assess use and usability of their custom-made footwear</w:t>
-    </w:r>
-    <w:r>
-      <w:rPr>
-        <w:rFonts w:ascii="Arial" w:hAnsi="Arial" w:cs="Arial" w:eastAsia="Arial"/>
-        <w:color w:val="000000" w:themeColor="text1"/>
-        <w:lang w:val="en-US"/>
-      </w:rPr>
-      <w:tab/>
-    </w:r>
-    <w:r>
-      <w:rPr>
-        <w:rFonts w:ascii="Arial" w:hAnsi="Arial" w:cs="Arial" w:eastAsia="Arial"/>
-        <w:color w:val="000000" w:themeColor="text1"/>
-        <w:lang w:val="en-US"/>
-      </w:rPr>
-      <w:t>v</w:t>
-    </w:r>
-    <w:r>
-      <w:rPr>
-        <w:rFonts w:ascii="Arial" w:hAnsi="Arial" w:cs="Arial" w:eastAsia="Arial"/>
-        <w:color w:val="000000" w:themeColor="text1"/>
-        <w:lang w:val="en-US"/>
-      </w:rPr>
-      <w:t>.30_03_2026</w:t>
+      <w:t>PARADISE (S71769) — eCRF 13: Gebruik en bruikbaarheid aangepast schoeisel</w:t>
     </w:r>
   </w:p>
 </w:hdr>

--- a/(e)CRF/Per visite/V1 - Baseline/13_Gebruik en bruikbaarheid aangepast schoeisel.docx
+++ b/(e)CRF/Per visite/V1 - Baseline/13_Gebruik en bruikbaarheid aangepast schoeisel.docx
@@ -11484,197 +11484,352 @@
 
 <file path=word/footer1.xml><?xml version="1.0" encoding="utf-8"?>
 <w:ftr xmlns:wpc="http://schemas.microsoft.com/office/word/2010/wordprocessingCanvas" xmlns:cx="http://schemas.microsoft.com/office/drawing/2014/chartex" xmlns:cx1="http://schemas.microsoft.com/office/drawing/2015/9/8/chartex" xmlns:cx2="http://schemas.microsoft.com/office/drawing/2015/10/21/chartex" xmlns:cx3="http://schemas.microsoft.com/office/drawing/2016/5/9/chartex" xmlns:cx4="http://schemas.microsoft.com/office/drawing/2016/5/10/chartex" xmlns:cx5="http://schemas.microsoft.com/office/drawing/2016/5/11/chartex" xmlns:cx6="http://schemas.microsoft.com/office/drawing/2016/5/12/chartex" xmlns:cx7="http://schemas.microsoft.com/office/drawing/2016/5/13/chartex" xmlns:cx8="http://schemas.microsoft.com/office/drawing/2016/5/14/chartex" xmlns:mc="http://schemas.openxmlformats.org/markup-compatibility/2006" xmlns:aink="http://schemas.microsoft.com/office/drawing/2016/ink" xmlns:am3d="http://schemas.microsoft.com/office/drawing/2017/model3d" xmlns:o="urn:schemas-microsoft-com:office:office" xmlns:oel="http://schemas.microsoft.com/office/2019/extlst" xmlns:r="http://schemas.openxmlformats.org/officeDocument/2006/relationships" xmlns:m="http://schemas.openxmlformats.org/officeDocument/2006/math" xmlns:v="urn:schemas-microsoft-com:vml" xmlns:wp14="http://schemas.microsoft.com/office/word/2010/wordprocessingDrawing" xmlns:wp="http://schemas.openxmlformats.org/drawingml/2006/wordprocessingDrawing" xmlns:w10="urn:schemas-microsoft-com:office:word" xmlns:w="http://schemas.openxmlformats.org/wordprocessingml/2006/main" xmlns:w14="http://schemas.microsoft.com/office/word/2010/wordml" xmlns:w15="http://schemas.microsoft.com/office/word/2012/wordml" xmlns:w16cex="http://schemas.microsoft.com/office/word/2018/wordml/cex" xmlns:w16cid="http://schemas.microsoft.com/office/word/2016/wordml/cid" xmlns:w16="http://schemas.microsoft.com/office/word/2018/wordml" xmlns:w16du="http://schemas.microsoft.com/office/word/2023/wordml/word16du" xmlns:w16sdtdh="http://schemas.microsoft.com/office/word/2020/wordml/sdtdatahash" xmlns:w16sdtfl="http://schemas.microsoft.com/office/word/2024/wordml/sdtformatlock" xmlns:w16se="http://schemas.microsoft.com/office/word/2015/wordml/symex" xmlns:wpg="http://schemas.microsoft.com/office/word/2010/wordprocessingGroup" xmlns:wpi="http://schemas.microsoft.com/office/word/2010/wordprocessingInk" xmlns:wne="http://schemas.microsoft.com/office/word/2006/wordml" xmlns:wps="http://schemas.microsoft.com/office/word/2010/wordprocessingShape" mc:Ignorable="w14 w15 w16se w16cid w16 w16cex w16sdtdh w16sdtfl w16du wp14">
-  <w:sdt>
-    <w:sdtPr>
-      <w:id w:val="931316503"/>
-      <w:docPartObj>
-        <w:docPartGallery w:val="Page Numbers (Bottom of Page)"/>
-        <w:docPartUnique/>
-      </w:docPartObj>
-    </w:sdtPr>
-    <w:sdtEndPr>
-      <w:rPr>
-        <w:color w:val="7F7F7F" w:themeColor="background1" w:themeShade="7F"/>
-        <w:spacing w:val="60"/>
-      </w:rPr>
-    </w:sdtEndPr>
-    <w:sdtContent>
-      <w:p>
-        <w:pPr>
-          <w:pStyle w:val="Footer"/>
-          <w:pBdr>
-            <w:top w:val="single" w:color="D9D9D9" w:themeColor="background1" w:themeShade="D9" w:sz="4" w:space="1"/>
-          </w:pBdr>
-          <w:jc w:val="right"/>
-        </w:pPr>
-        <w:r>
-          <w:rPr>
-            <w:rFonts w:ascii="Calibri" w:hAnsi="Calibri" w:cs="Calibri"/>
-            <w:color w:val="000000" w:themeColor="text1"/>
-          </w:rPr>
-          <w:fldChar w:fldCharType="begin"/>
-        </w:r>
-        <w:r>
-          <w:rPr>
-            <w:rFonts w:ascii="Calibri" w:hAnsi="Calibri" w:cs="Calibri"/>
-            <w:color w:val="000000" w:themeColor="text1"/>
-          </w:rPr>
-          <w:instrText xml:space="preserve"> PAGE   \* MERGEFORMAT </w:instrText>
-        </w:r>
-        <w:r>
-          <w:rPr>
-            <w:rFonts w:ascii="Calibri" w:hAnsi="Calibri" w:cs="Calibri"/>
-            <w:color w:val="000000" w:themeColor="text1"/>
-          </w:rPr>
-          <w:fldChar w:fldCharType="separate"/>
-        </w:r>
-        <w:r>
-          <w:rPr>
-            <w:rFonts w:ascii="Calibri" w:hAnsi="Calibri" w:cs="Calibri"/>
-            <w:noProof/>
-            <w:color w:val="000000" w:themeColor="text1"/>
-          </w:rPr>
-          <w:t>2</w:t>
-        </w:r>
-        <w:r>
-          <w:rPr>
-            <w:rFonts w:ascii="Calibri" w:hAnsi="Calibri" w:cs="Calibri"/>
-            <w:noProof/>
-            <w:color w:val="000000" w:themeColor="text1"/>
-          </w:rPr>
-          <w:fldChar w:fldCharType="end"/>
-        </w:r>
-        <w:r>
-          <w:rPr>
-            <w:rFonts w:ascii="Calibri" w:hAnsi="Calibri" w:cs="Calibri"/>
-            <w:color w:val="000000" w:themeColor="text1"/>
-          </w:rPr>
-          <w:t xml:space="preserve"> | </w:t>
-        </w:r>
-        <w:r>
-          <w:rPr>
-            <w:rFonts w:ascii="Calibri" w:hAnsi="Calibri" w:cs="Calibri"/>
-            <w:color w:val="000000" w:themeColor="text1"/>
-            <w:spacing w:val="60"/>
-          </w:rPr>
-          <w:t>7</w:t>
-        </w:r>
-      </w:p>
-    </w:sdtContent>
-  </w:sdt>
   <w:p>
     <w:pPr>
-      <w:pStyle w:val="Footer"/>
-      <w:jc w:val="center"/>
-      <w:rPr>
-        <w:rFonts w:ascii="Calibri" w:hAnsi="Calibri" w:cs="Calibri"/>
-      </w:rPr>
+      <w:pBdr>
+        <w:top w:val="single" w:sz="6" w:space="6" w:color="C4CED8"/>
+      </w:pBdr>
     </w:pPr>
     <w:r>
       <w:rPr>
-        <w:rFonts w:ascii="Arial" w:hAnsi="Arial" w:eastAsia="Arial" w:cs="Arial"/>
-        <w:b w:val="0"/>
-        <w:color w:val="59636E"/>
-        <w:sz w:val="18"/>
+        <w:noProof/>
       </w:rPr>
-      <w:t xml:space="preserve">Pagina </w:t>
+      <w:drawing>
+        <wp:anchor distT="0" distB="0" distL="114300" distR="114300" simplePos="0" relativeHeight="251659264" behindDoc="0" locked="0" layoutInCell="1" allowOverlap="1" wp14:anchorId="4A8142CD" wp14:editId="6CB4EA88">
+          <wp:simplePos x="0" y="0"/>
+          <wp:positionH relativeFrom="column">
+            <wp:posOffset>5527362</wp:posOffset>
+          </wp:positionH>
+          <wp:positionV relativeFrom="paragraph">
+            <wp:posOffset>66098</wp:posOffset>
+          </wp:positionV>
+          <wp:extent cx="1272540" cy="484505"/>
+          <wp:effectExtent l="0" t="0" r="3810" b="0"/>
+          <wp:wrapSquare wrapText="bothSides"/>
+          <wp:docPr id="1206673644" name="Afbeelding 7"/>
+          <wp:cNvGraphicFramePr>
+            <a:graphicFrameLocks xmlns:a="http://schemas.openxmlformats.org/drawingml/2006/main" noChangeAspect="1"/>
+          </wp:cNvGraphicFramePr>
+          <a:graphic xmlns:a="http://schemas.openxmlformats.org/drawingml/2006/main">
+            <a:graphicData uri="http://schemas.openxmlformats.org/drawingml/2006/picture">
+              <pic:pic xmlns:pic="http://schemas.openxmlformats.org/drawingml/2006/picture">
+                <pic:nvPicPr>
+                  <pic:cNvPr id="1340115081" name="Afbeelding 1340115081"/>
+                  <pic:cNvPicPr/>
+                </pic:nvPicPr>
+                <pic:blipFill rotWithShape="1">
+                  <a:blip r:embed="rIdTplImgC">
+                    <a:extLst>
+                      <a:ext uri="{28A0092B-C50C-407E-A947-70E740481C1C}">
+                        <a14:useLocalDpi xmlns:a14="http://schemas.microsoft.com/office/drawing/2010/main" val="0"/>
+                      </a:ext>
+                    </a:extLst>
+                  </a:blip>
+                  <a:srcRect l="8409" t="28983" b="36048"/>
+                  <a:stretch>
+                    <a:fillRect/>
+                  </a:stretch>
+                </pic:blipFill>
+                <pic:spPr bwMode="auto">
+                  <a:xfrm>
+                    <a:off x="0" y="0"/>
+                    <a:ext cx="1272540" cy="484505"/>
+                  </a:xfrm>
+                  <a:prstGeom prst="rect">
+                    <a:avLst/>
+                  </a:prstGeom>
+                  <a:ln>
+                    <a:noFill/>
+                  </a:ln>
+                  <a:extLst>
+                    <a:ext uri="{53640926-AAD7-44D8-BBD7-CCE9431645EC}">
+                      <a14:shadowObscured xmlns:a14="http://schemas.microsoft.com/office/drawing/2010/main"/>
+                    </a:ext>
+                  </a:extLst>
+                </pic:spPr>
+              </pic:pic>
+            </a:graphicData>
+          </a:graphic>
+          <wp14:sizeRelH relativeFrom="page">
+            <wp14:pctWidth>0</wp14:pctWidth>
+          </wp14:sizeRelH>
+          <wp14:sizeRelV relativeFrom="page">
+            <wp14:pctHeight>0</wp14:pctHeight>
+          </wp14:sizeRelV>
+        </wp:anchor>
+      </w:drawing>
     </w:r>
     <w:r>
       <w:rPr>
-        <w:rFonts w:ascii="Arial" w:hAnsi="Arial" w:eastAsia="Arial" w:cs="Arial"/>
-        <w:b w:val="0"/>
         <w:color w:val="59636E"/>
-        <w:sz w:val="18"/>
+        <w:sz w:val="16"/>
+        <w:szCs w:val="16"/>
+      </w:rPr>
+      <w:t>PARADISE-</w:t>
+    </w:r>
+    <w:proofErr w:type="gramStart"/>
+    <w:r>
+      <w:rPr>
+        <w:color w:val="59636E"/>
+        <w:sz w:val="16"/>
+        <w:szCs w:val="16"/>
+      </w:rPr>
+      <w:t>studie  ·</w:t>
+    </w:r>
+    <w:proofErr w:type="gramEnd"/>
+    <w:r>
+      <w:rPr>
+        <w:color w:val="59636E"/>
+        <w:sz w:val="16"/>
+        <w:szCs w:val="16"/>
+      </w:rPr>
+      <w:t xml:space="preserve">  eCRF 13: Gebruik en bruikbaarheid aangepast schoeisel </w:t>
+    </w:r>
+    <w:proofErr w:type="gramStart"/>
+    <w:r>
+      <w:rPr>
+        <w:color w:val="59636E"/>
+        <w:sz w:val="16"/>
+        <w:szCs w:val="16"/>
+      </w:rPr>
+      <w:t>·</w:t>
+    </w:r>
+    <w:proofErr w:type="gramEnd"/>
+    <w:r>
+      <w:rPr>
+        <w:color w:val="59636E"/>
+        <w:sz w:val="16"/>
+        <w:szCs w:val="16"/>
+      </w:rPr>
+      <w:t xml:space="preserve">  Versie </w:t>
+    </w:r>
+    <w:proofErr w:type="gramStart"/>
+    <w:r>
+      <w:rPr>
+        <w:i/>
+        <w:iCs/>
+        <w:color w:val="59636E"/>
+        <w:sz w:val="16"/>
+        <w:szCs w:val="16"/>
+      </w:rPr>
+      <w:t xml:space="preserve">[ </w:t>
+    </w:r>
+    <w:r>
+      <w:rPr>
+        <w:i/>
+        <w:iCs/>
+        <w:color w:val="59636E"/>
+        <w:sz w:val="16"/>
+        <w:szCs w:val="16"/>
+      </w:rPr>
+      <w:t>1.0</w:t>
+    </w:r>
+    <w:proofErr w:type="gramEnd"/>
+    <w:r>
+      <w:rPr>
+        <w:i/>
+        <w:iCs/>
+        <w:color w:val="59636E"/>
+        <w:sz w:val="16"/>
+        <w:szCs w:val="16"/>
+      </w:rPr>
+      <w:t xml:space="preserve"> </w:t>
+    </w:r>
+    <w:proofErr w:type="gramStart"/>
+    <w:r>
+      <w:rPr>
+        <w:i/>
+        <w:iCs/>
+        <w:color w:val="59636E"/>
+        <w:sz w:val="16"/>
+        <w:szCs w:val="16"/>
+      </w:rPr>
+      <w:t>]</w:t>
+    </w:r>
+    <w:r>
+      <w:rPr>
+        <w:color w:val="59636E"/>
+        <w:sz w:val="16"/>
+        <w:szCs w:val="16"/>
+      </w:rPr>
+      <w:t xml:space="preserve">  ·</w:t>
+    </w:r>
+    <w:proofErr w:type="gramEnd"/>
+    <w:r>
+      <w:rPr>
+        <w:color w:val="59636E"/>
+        <w:sz w:val="16"/>
+        <w:szCs w:val="16"/>
+      </w:rPr>
+      <w:t xml:space="preserve">  </w:t>
+    </w:r>
+    <w:proofErr w:type="gramStart"/>
+    <w:r>
+      <w:rPr>
+        <w:i/>
+        <w:iCs/>
+        <w:color w:val="59636E"/>
+        <w:sz w:val="16"/>
+        <w:szCs w:val="16"/>
+      </w:rPr>
+      <w:t xml:space="preserve">[ </w:t>
+    </w:r>
+    <w:r>
+      <w:rPr>
+        <w:i/>
+        <w:iCs/>
+        <w:color w:val="59636E"/>
+        <w:sz w:val="16"/>
+        <w:szCs w:val="16"/>
+      </w:rPr>
+      <w:t>27</w:t>
+    </w:r>
+    <w:proofErr w:type="gramEnd"/>
+    <w:r>
+      <w:rPr>
+        <w:i/>
+        <w:iCs/>
+        <w:color w:val="59636E"/>
+        <w:sz w:val="16"/>
+        <w:szCs w:val="16"/>
+      </w:rPr>
+      <w:t>/07/</w:t>
+    </w:r>
+    <w:proofErr w:type="gramStart"/>
+    <w:r>
+      <w:rPr>
+        <w:i/>
+        <w:iCs/>
+        <w:color w:val="59636E"/>
+        <w:sz w:val="16"/>
+        <w:szCs w:val="16"/>
+      </w:rPr>
+      <w:t>2026</w:t>
+    </w:r>
+    <w:r>
+      <w:rPr>
+        <w:i/>
+        <w:iCs/>
+        <w:color w:val="59636E"/>
+        <w:sz w:val="16"/>
+        <w:szCs w:val="16"/>
+      </w:rPr>
+      <w:t xml:space="preserve"> ]</w:t>
+    </w:r>
+    <w:proofErr w:type="gramEnd"/>
+    <w:r>
+      <w:rPr>
+        <w:color w:val="59636E"/>
+        <w:sz w:val="16"/>
+        <w:szCs w:val="16"/>
+      </w:rPr>
+      <w:t xml:space="preserve">  </w:t>
+    </w:r>
+    <w:proofErr w:type="gramStart"/>
+    <w:r>
+      <w:rPr>
+        <w:color w:val="59636E"/>
+        <w:sz w:val="16"/>
+        <w:szCs w:val="16"/>
+      </w:rPr>
+      <w:t>·  Pagina</w:t>
+    </w:r>
+    <w:proofErr w:type="gramEnd"/>
+    <w:r>
+      <w:rPr>
+        <w:color w:val="59636E"/>
+        <w:sz w:val="16"/>
+        <w:szCs w:val="16"/>
+      </w:rPr>
+      <w:t xml:space="preserve"> </w:t>
+    </w:r>
+    <w:r>
+      <w:rPr>
+        <w:color w:val="59636E"/>
+        <w:sz w:val="16"/>
+        <w:szCs w:val="16"/>
       </w:rPr>
       <w:fldChar w:fldCharType="begin"/>
     </w:r>
     <w:r>
       <w:rPr>
-        <w:rFonts w:ascii="Arial" w:hAnsi="Arial" w:eastAsia="Arial" w:cs="Arial"/>
-        <w:b w:val="0"/>
         <w:color w:val="59636E"/>
-        <w:sz w:val="18"/>
+        <w:sz w:val="16"/>
+        <w:szCs w:val="16"/>
       </w:rPr>
-      <w:instrText xml:space="preserve"> PAGE </w:instrText>
+      <w:instrText>PAGE</w:instrText>
     </w:r>
     <w:r>
       <w:rPr>
-        <w:rFonts w:ascii="Arial" w:hAnsi="Arial" w:eastAsia="Arial" w:cs="Arial"/>
-        <w:b w:val="0"/>
         <w:color w:val="59636E"/>
-        <w:sz w:val="18"/>
+        <w:sz w:val="16"/>
+        <w:szCs w:val="16"/>
       </w:rPr>
       <w:fldChar w:fldCharType="separate"/>
     </w:r>
     <w:r>
       <w:rPr>
-        <w:rFonts w:ascii="Arial" w:hAnsi="Arial" w:eastAsia="Arial" w:cs="Arial"/>
-        <w:b w:val="0"/>
+        <w:noProof/>
         <w:color w:val="59636E"/>
-        <w:sz w:val="18"/>
+        <w:sz w:val="16"/>
+        <w:szCs w:val="16"/>
       </w:rPr>
       <w:t>1</w:t>
     </w:r>
     <w:r>
       <w:rPr>
-        <w:rFonts w:ascii="Arial" w:hAnsi="Arial" w:eastAsia="Arial" w:cs="Arial"/>
-        <w:b w:val="0"/>
         <w:color w:val="59636E"/>
-        <w:sz w:val="18"/>
+        <w:sz w:val="16"/>
+        <w:szCs w:val="16"/>
       </w:rPr>
       <w:fldChar w:fldCharType="end"/>
     </w:r>
     <w:r>
       <w:rPr>
-        <w:rFonts w:ascii="Arial" w:hAnsi="Arial" w:eastAsia="Arial" w:cs="Arial"/>
-        <w:b w:val="0"/>
         <w:color w:val="59636E"/>
-        <w:sz w:val="18"/>
+        <w:sz w:val="16"/>
+        <w:szCs w:val="16"/>
       </w:rPr>
       <w:t xml:space="preserve"> van </w:t>
     </w:r>
     <w:r>
       <w:rPr>
-        <w:rFonts w:ascii="Arial" w:hAnsi="Arial" w:eastAsia="Arial" w:cs="Arial"/>
-        <w:b w:val="0"/>
         <w:color w:val="59636E"/>
-        <w:sz w:val="18"/>
+        <w:sz w:val="16"/>
+        <w:szCs w:val="16"/>
       </w:rPr>
       <w:fldChar w:fldCharType="begin"/>
     </w:r>
     <w:r>
       <w:rPr>
-        <w:rFonts w:ascii="Arial" w:hAnsi="Arial" w:eastAsia="Arial" w:cs="Arial"/>
-        <w:b w:val="0"/>
         <w:color w:val="59636E"/>
-        <w:sz w:val="18"/>
+        <w:sz w:val="16"/>
+        <w:szCs w:val="16"/>
       </w:rPr>
-      <w:instrText xml:space="preserve"> NUMPAGES </w:instrText>
+      <w:instrText>NUMPAGES</w:instrText>
     </w:r>
     <w:r>
       <w:rPr>
-        <w:rFonts w:ascii="Arial" w:hAnsi="Arial" w:eastAsia="Arial" w:cs="Arial"/>
-        <w:b w:val="0"/>
         <w:color w:val="59636E"/>
-        <w:sz w:val="18"/>
+        <w:sz w:val="16"/>
+        <w:szCs w:val="16"/>
       </w:rPr>
       <w:fldChar w:fldCharType="separate"/>
     </w:r>
     <w:r>
       <w:rPr>
-        <w:rFonts w:ascii="Arial" w:hAnsi="Arial" w:eastAsia="Arial" w:cs="Arial"/>
-        <w:b w:val="0"/>
+        <w:noProof/>
         <w:color w:val="59636E"/>
-        <w:sz w:val="18"/>
+        <w:sz w:val="16"/>
+        <w:szCs w:val="16"/>
       </w:rPr>
-      <w:t>1</w:t>
+      <w:t>2</w:t>
     </w:r>
     <w:r>
       <w:rPr>
-        <w:rFonts w:ascii="Arial" w:hAnsi="Arial" w:eastAsia="Arial" w:cs="Arial"/>
-        <w:b w:val="0"/>
         <w:color w:val="59636E"/>
-        <w:sz w:val="18"/>
+        <w:sz w:val="16"/>
+        <w:szCs w:val="16"/>
       </w:rPr>
       <w:fldChar w:fldCharType="end"/>
     </w:r>
@@ -11705,24 +11860,127 @@
 <w:hdr xmlns:wpc="http://schemas.microsoft.com/office/word/2010/wordprocessingCanvas" xmlns:cx="http://schemas.microsoft.com/office/drawing/2014/chartex" xmlns:cx1="http://schemas.microsoft.com/office/drawing/2015/9/8/chartex" xmlns:cx2="http://schemas.microsoft.com/office/drawing/2015/10/21/chartex" xmlns:cx3="http://schemas.microsoft.com/office/drawing/2016/5/9/chartex" xmlns:cx4="http://schemas.microsoft.com/office/drawing/2016/5/10/chartex" xmlns:cx5="http://schemas.microsoft.com/office/drawing/2016/5/11/chartex" xmlns:cx6="http://schemas.microsoft.com/office/drawing/2016/5/12/chartex" xmlns:cx7="http://schemas.microsoft.com/office/drawing/2016/5/13/chartex" xmlns:cx8="http://schemas.microsoft.com/office/drawing/2016/5/14/chartex" xmlns:mc="http://schemas.openxmlformats.org/markup-compatibility/2006" xmlns:aink="http://schemas.microsoft.com/office/drawing/2016/ink" xmlns:am3d="http://schemas.microsoft.com/office/drawing/2017/model3d" xmlns:o="urn:schemas-microsoft-com:office:office" xmlns:oel="http://schemas.microsoft.com/office/2019/extlst" xmlns:r="http://schemas.openxmlformats.org/officeDocument/2006/relationships" xmlns:m="http://schemas.openxmlformats.org/officeDocument/2006/math" xmlns:v="urn:schemas-microsoft-com:vml" xmlns:wp14="http://schemas.microsoft.com/office/word/2010/wordprocessingDrawing" xmlns:wp="http://schemas.openxmlformats.org/drawingml/2006/wordprocessingDrawing" xmlns:w10="urn:schemas-microsoft-com:office:word" xmlns:w="http://schemas.openxmlformats.org/wordprocessingml/2006/main" xmlns:w14="http://schemas.microsoft.com/office/word/2010/wordml" xmlns:w15="http://schemas.microsoft.com/office/word/2012/wordml" xmlns:w16cex="http://schemas.microsoft.com/office/word/2018/wordml/cex" xmlns:w16cid="http://schemas.microsoft.com/office/word/2016/wordml/cid" xmlns:w16="http://schemas.microsoft.com/office/word/2018/wordml" xmlns:w16du="http://schemas.microsoft.com/office/word/2023/wordml/word16du" xmlns:w16sdtdh="http://schemas.microsoft.com/office/word/2020/wordml/sdtdatahash" xmlns:w16sdtfl="http://schemas.microsoft.com/office/word/2024/wordml/sdtformatlock" xmlns:w16se="http://schemas.microsoft.com/office/word/2015/wordml/symex" xmlns:wpg="http://schemas.microsoft.com/office/word/2010/wordprocessingGroup" xmlns:wpi="http://schemas.microsoft.com/office/word/2010/wordprocessingInk" xmlns:wne="http://schemas.microsoft.com/office/word/2006/wordml" xmlns:wps="http://schemas.microsoft.com/office/word/2010/wordprocessingShape" mc:Ignorable="w14 w15 w16se w16cid w16 w16cex w16sdtdh w16sdtfl w16du wp14">
   <w:p>
     <w:pPr>
-      <w:pStyle w:val="Header"/>
-      <w:jc w:val="left"/>
-      <w:rPr>
-        <w:color w:val="000000" w:themeColor="text1"/>
-        <w:sz w:val="18"/>
-        <w:szCs w:val="18"/>
-        <w:lang w:val="en-US"/>
-      </w:rPr>
+      <w:pStyle w:val="Koptekst"/>
+      <w:jc w:val="right"/>
     </w:pPr>
     <w:r>
       <w:rPr>
-        <w:rFonts w:ascii="Arial" w:hAnsi="Arial" w:cs="Arial" w:eastAsia="Arial"/>
-        <w:b w:val="0"/>
-        <w:color w:val="59636E"/>
-        <w:sz w:val="18"/>
-        <w:lang w:val="en-US"/>
+        <w:noProof/>
       </w:rPr>
-      <w:t>PARADISE (S71769) — eCRF 13: Gebruik en bruikbaarheid aangepast schoeisel</w:t>
+      <w:drawing>
+        <wp:anchor distT="0" distB="0" distL="114300" distR="114300" simplePos="0" relativeHeight="251658240" behindDoc="1" locked="0" layoutInCell="1" allowOverlap="1" wp14:anchorId="755D2A89" wp14:editId="42F71064">
+          <wp:simplePos x="0" y="0"/>
+          <wp:positionH relativeFrom="margin">
+            <wp:align>left</wp:align>
+          </wp:positionH>
+          <wp:positionV relativeFrom="paragraph">
+            <wp:posOffset>-20955</wp:posOffset>
+          </wp:positionV>
+          <wp:extent cx="1615079" cy="720000"/>
+          <wp:effectExtent l="0" t="0" r="0" b="0"/>
+          <wp:wrapTight wrapText="bothSides">
+            <wp:wrapPolygon edited="0">
+              <wp:start x="510" y="1716"/>
+              <wp:lineTo x="255" y="5719"/>
+              <wp:lineTo x="764" y="20018"/>
+              <wp:lineTo x="8664" y="20018"/>
+              <wp:lineTo x="13250" y="18874"/>
+              <wp:lineTo x="20895" y="14298"/>
+              <wp:lineTo x="20895" y="9151"/>
+              <wp:lineTo x="14015" y="4004"/>
+              <wp:lineTo x="8664" y="1716"/>
+              <wp:lineTo x="510" y="1716"/>
+            </wp:wrapPolygon>
+          </wp:wrapTight>
+          <wp:docPr id="1820294796" name="Afbeelding 5"/>
+          <wp:cNvGraphicFramePr>
+            <a:graphicFrameLocks xmlns:a="http://schemas.openxmlformats.org/drawingml/2006/main" noChangeAspect="1"/>
+          </wp:cNvGraphicFramePr>
+          <a:graphic xmlns:a="http://schemas.openxmlformats.org/drawingml/2006/main">
+            <a:graphicData uri="http://schemas.openxmlformats.org/drawingml/2006/picture">
+              <pic:pic xmlns:pic="http://schemas.openxmlformats.org/drawingml/2006/picture">
+                <pic:nvPicPr>
+                  <pic:cNvPr id="1820294796" name="Afbeelding 1820294796"/>
+                  <pic:cNvPicPr/>
+                </pic:nvPicPr>
+                <pic:blipFill>
+                  <a:blip r:embed="rIdTplImgA">
+                    <a:extLst>
+                      <a:ext uri="{28A0092B-C50C-407E-A947-70E740481C1C}">
+                        <a14:useLocalDpi xmlns:a14="http://schemas.microsoft.com/office/drawing/2010/main" val="0"/>
+                      </a:ext>
+                    </a:extLst>
+                  </a:blip>
+                  <a:stretch>
+                    <a:fillRect/>
+                  </a:stretch>
+                </pic:blipFill>
+                <pic:spPr>
+                  <a:xfrm>
+                    <a:off x="0" y="0"/>
+                    <a:ext cx="1615079" cy="720000"/>
+                  </a:xfrm>
+                  <a:prstGeom prst="rect">
+                    <a:avLst/>
+                  </a:prstGeom>
+                </pic:spPr>
+              </pic:pic>
+            </a:graphicData>
+          </a:graphic>
+          <wp14:sizeRelH relativeFrom="page">
+            <wp14:pctWidth>0</wp14:pctWidth>
+          </wp14:sizeRelH>
+          <wp14:sizeRelV relativeFrom="page">
+            <wp14:pctHeight>0</wp14:pctHeight>
+          </wp14:sizeRelV>
+        </wp:anchor>
+      </w:drawing>
+    </w:r>
+    <w:r>
+      <w:rPr>
+        <w:noProof/>
+      </w:rPr>
+      <w:drawing>
+        <wp:inline distT="0" distB="0" distL="0" distR="0" wp14:anchorId="4E8F3C53" wp14:editId="680A2799">
+          <wp:extent cx="2525825" cy="720000"/>
+          <wp:effectExtent l="0" t="0" r="0" b="4445"/>
+          <wp:docPr id="328170997" name="Afbeelding 6"/>
+          <wp:cNvGraphicFramePr>
+            <a:graphicFrameLocks xmlns:a="http://schemas.openxmlformats.org/drawingml/2006/main" noChangeAspect="1"/>
+          </wp:cNvGraphicFramePr>
+          <a:graphic xmlns:a="http://schemas.openxmlformats.org/drawingml/2006/main">
+            <a:graphicData uri="http://schemas.openxmlformats.org/drawingml/2006/picture">
+              <pic:pic xmlns:pic="http://schemas.openxmlformats.org/drawingml/2006/picture">
+                <pic:nvPicPr>
+                  <pic:cNvPr id="328170997" name="Afbeelding 328170997"/>
+                  <pic:cNvPicPr/>
+                </pic:nvPicPr>
+                <pic:blipFill>
+                  <a:blip r:embed="rIdTplImgB">
+                    <a:extLst>
+                      <a:ext uri="{28A0092B-C50C-407E-A947-70E740481C1C}">
+                        <a14:useLocalDpi xmlns:a14="http://schemas.microsoft.com/office/drawing/2010/main" val="0"/>
+                      </a:ext>
+                    </a:extLst>
+                  </a:blip>
+                  <a:stretch>
+                    <a:fillRect/>
+                  </a:stretch>
+                </pic:blipFill>
+                <pic:spPr>
+                  <a:xfrm>
+                    <a:off x="0" y="0"/>
+                    <a:ext cx="2525825" cy="720000"/>
+                  </a:xfrm>
+                  <a:prstGeom prst="rect">
+                    <a:avLst/>
+                  </a:prstGeom>
+                </pic:spPr>
+              </pic:pic>
+            </a:graphicData>
+          </a:graphic>
+        </wp:inline>
+      </w:drawing>
     </w:r>
   </w:p>
 </w:hdr>

--- a/(e)CRF/Per visite/V1 - Baseline/13_Gebruik en bruikbaarheid aangepast schoeisel.docx
+++ b/(e)CRF/Per visite/V1 - Baseline/13_Gebruik en bruikbaarheid aangepast schoeisel.docx
@@ -11498,7 +11498,7 @@
         <wp:anchor distT="0" distB="0" distL="114300" distR="114300" simplePos="0" relativeHeight="251659264" behindDoc="0" locked="0" layoutInCell="1" allowOverlap="1" wp14:anchorId="4A8142CD" wp14:editId="6CB4EA88">
           <wp:simplePos x="0" y="0"/>
           <wp:positionH relativeFrom="column">
-            <wp:posOffset>5527362</wp:posOffset>
+            <wp:posOffset>5351825</wp:posOffset>
           </wp:positionH>
           <wp:positionV relativeFrom="paragraph">
             <wp:posOffset>66098</wp:posOffset>

--- a/(e)CRF/Per visite/V1 - Baseline/13_Gebruik en bruikbaarheid aangepast schoeisel.docx
+++ b/(e)CRF/Per visite/V1 - Baseline/13_Gebruik en bruikbaarheid aangepast schoeisel.docx
@@ -1,6 +1,6 @@
 
 <file path=word/document.xml><?xml version="1.0" encoding="utf-8"?>
-<w:document xmlns:wpc="http://schemas.microsoft.com/office/word/2010/wordprocessingCanvas" xmlns:cx="http://schemas.microsoft.com/office/drawing/2014/chartex" xmlns:cx1="http://schemas.microsoft.com/office/drawing/2015/9/8/chartex" xmlns:cx2="http://schemas.microsoft.com/office/drawing/2015/10/21/chartex" xmlns:cx3="http://schemas.microsoft.com/office/drawing/2016/5/9/chartex" xmlns:cx4="http://schemas.microsoft.com/office/drawing/2016/5/10/chartex" xmlns:cx5="http://schemas.microsoft.com/office/drawing/2016/5/11/chartex" xmlns:cx6="http://schemas.microsoft.com/office/drawing/2016/5/12/chartex" xmlns:cx7="http://schemas.microsoft.com/office/drawing/2016/5/13/chartex" xmlns:cx8="http://schemas.microsoft.com/office/drawing/2016/5/14/chartex" xmlns:mc="http://schemas.openxmlformats.org/markup-compatibility/2006" xmlns:aink="http://schemas.microsoft.com/office/drawing/2016/ink" xmlns:am3d="http://schemas.microsoft.com/office/drawing/2017/model3d" xmlns:o="urn:schemas-microsoft-com:office:office" xmlns:oel="http://schemas.microsoft.com/office/2019/extlst" xmlns:r="http://schemas.openxmlformats.org/officeDocument/2006/relationships" xmlns:m="http://schemas.openxmlformats.org/officeDocument/2006/math" xmlns:v="urn:schemas-microsoft-com:vml" xmlns:wp14="http://schemas.microsoft.com/office/word/2010/wordprocessingDrawing" xmlns:wp="http://schemas.openxmlformats.org/drawingml/2006/wordprocessingDrawing" xmlns:w10="urn:schemas-microsoft-com:office:word" xmlns:w="http://schemas.openxmlformats.org/wordprocessingml/2006/main" xmlns:w14="http://schemas.microsoft.com/office/word/2010/wordml" xmlns:w15="http://schemas.microsoft.com/office/word/2012/wordml" xmlns:w16cex="http://schemas.microsoft.com/office/word/2018/wordml/cex" xmlns:w16cid="http://schemas.microsoft.com/office/word/2016/wordml/cid" xmlns:w16="http://schemas.microsoft.com/office/word/2018/wordml" xmlns:w16du="http://schemas.microsoft.com/office/word/2023/wordml/word16du" xmlns:w16sdtdh="http://schemas.microsoft.com/office/word/2020/wordml/sdtdatahash" xmlns:w16sdtfl="http://schemas.microsoft.com/office/word/2024/wordml/sdtformatlock" xmlns:w16se="http://schemas.microsoft.com/office/word/2015/wordml/symex" xmlns:wpg="http://schemas.microsoft.com/office/word/2010/wordprocessingGroup" xmlns:wpi="http://schemas.microsoft.com/office/word/2010/wordprocessingInk" xmlns:wne="http://schemas.microsoft.com/office/word/2006/wordml" xmlns:wps="http://schemas.microsoft.com/office/word/2010/wordprocessingShape" xmlns:a="http://schemas.openxmlformats.org/drawingml/2006/main" mc:Ignorable="w14 w15 w16se w16cid w16 w16cex w16sdtdh w16sdtfl w16du wp14">
+<w:document xmlns:wpc="http://schemas.microsoft.com/office/word/2010/wordprocessingCanvas" xmlns:cx="http://schemas.microsoft.com/office/drawing/2014/chartex" xmlns:cx1="http://schemas.microsoft.com/office/drawing/2015/9/8/chartex" xmlns:cx2="http://schemas.microsoft.com/office/drawing/2015/10/21/chartex" xmlns:cx3="http://schemas.microsoft.com/office/drawing/2016/5/9/chartex" xmlns:cx4="http://schemas.microsoft.com/office/drawing/2016/5/10/chartex" xmlns:cx5="http://schemas.microsoft.com/office/drawing/2016/5/11/chartex" xmlns:cx6="http://schemas.microsoft.com/office/drawing/2016/5/12/chartex" xmlns:cx7="http://schemas.microsoft.com/office/drawing/2016/5/13/chartex" xmlns:cx8="http://schemas.microsoft.com/office/drawing/2016/5/14/chartex" xmlns:mc="http://schemas.openxmlformats.org/markup-compatibility/2006" xmlns:aink="http://schemas.microsoft.com/office/drawing/2016/ink" xmlns:am3d="http://schemas.microsoft.com/office/drawing/2017/model3d" xmlns:o="urn:schemas-microsoft-com:office:office" xmlns:oel="http://schemas.microsoft.com/office/2019/extlst" xmlns:r="http://schemas.openxmlformats.org/officeDocument/2006/relationships" xmlns:m="http://schemas.openxmlformats.org/officeDocument/2006/math" xmlns:v="urn:schemas-microsoft-com:vml" xmlns:wp14="http://schemas.microsoft.com/office/word/2010/wordprocessingDrawing" xmlns:wp="http://schemas.openxmlformats.org/drawingml/2006/wordprocessingDrawing" xmlns:w10="urn:schemas-microsoft-com:office:word" xmlns:w="http://schemas.openxmlformats.org/wordprocessingml/2006/main" xmlns:w14="http://schemas.microsoft.com/office/word/2010/wordml" xmlns:w15="http://schemas.microsoft.com/office/word/2012/wordml" xmlns:w16cei="http://schemas.microsoft.com/office/word/2026/wordml/cei" xmlns:w16cex="http://schemas.microsoft.com/office/word/2018/wordml/cex" xmlns:w16cid="http://schemas.microsoft.com/office/word/2016/wordml/cid" xmlns:w16="http://schemas.microsoft.com/office/word/2018/wordml" xmlns:w16du="http://schemas.microsoft.com/office/word/2023/wordml/word16du" xmlns:w16sdtdh="http://schemas.microsoft.com/office/word/2020/wordml/sdtdatahash" xmlns:w16sdtfl="http://schemas.microsoft.com/office/word/2024/wordml/sdtformatlock" xmlns:w16se="http://schemas.microsoft.com/office/word/2015/wordml/symex" xmlns:wpg="http://schemas.microsoft.com/office/word/2010/wordprocessingGroup" xmlns:wpi="http://schemas.microsoft.com/office/word/2010/wordprocessingInk" xmlns:wne="http://schemas.microsoft.com/office/word/2006/wordml" xmlns:wps="http://schemas.microsoft.com/office/word/2010/wordprocessingShape" mc:Ignorable="w14 w15 w16se w16cid w16 w16cex w16sdtdh w16sdtfl w16du wp14">
   <w:body>
     <w:p>
       <w:pPr>
@@ -8,8 +8,8 @@
         <w:jc w:val="center"/>
         <w:rPr>
           <w:rFonts w:ascii="Calibri" w:hAnsi="Calibri" w:cs="Calibri"/>
-          <w:b w:val="1"/>
-          <w:bCs w:val="1"/>
+          <w:b/>
+          <w:bCs/>
           <w:color w:val="000000" w:themeColor="text1"/>
           <w:sz w:val="28"/>
           <w:szCs w:val="28"/>
@@ -18,9 +18,8 @@
       </w:pPr>
       <w:r>
         <w:rPr>
-          <w:rFonts w:ascii="Arial" w:hAnsi="Arial" w:cs="Arial" w:eastAsia="Arial"/>
-          <w:b w:val="1"/>
-          <w:bCs w:val="1"/>
+          <w:b/>
+          <w:bCs/>
           <w:color w:val="123A5F"/>
           <w:sz w:val="28"/>
           <w:szCs w:val="28"/>
@@ -28,18 +27,6 @@
         </w:rPr>
         <w:t>Appendix 13- Assess use and usability of their custom-made footwear</w:t>
       </w:r>
-      <w:r>
-        <w:rPr>
-          <w:rFonts w:ascii="Calibri" w:hAnsi="Calibri" w:cs="Calibri"/>
-          <w:b w:val="1"/>
-          <w:bCs w:val="1"/>
-          <w:color w:val="000000" w:themeColor="text1" w:themeTint="FF" w:themeShade="FF"/>
-          <w:sz w:val="28"/>
-          <w:szCs w:val="28"/>
-          <w:lang w:val="en-US"/>
-        </w:rPr>
-        <w:t>3</w:t>
-      </w:r>
     </w:p>
     <w:p>
       <w:pPr>
@@ -50,7 +37,7 @@
           <w:b/>
           <w:sz w:val="28"/>
           <w:szCs w:val="18"/>
-          <w:lang w:val="nl-NL"/>
+          <w:lang w:val="en-GB"/>
         </w:rPr>
       </w:pPr>
     </w:p>
@@ -68,7 +55,6 @@
       </w:pPr>
       <w:r>
         <w:rPr>
-          <w:rFonts w:ascii="Arial" w:hAnsi="Arial" w:cs="Arial" w:eastAsia="Arial"/>
           <w:b/>
           <w:color w:val="123A5F"/>
           <w:sz w:val="28"/>
@@ -92,7 +78,6 @@
       </w:pPr>
       <w:r>
         <w:rPr>
-          <w:rFonts w:ascii="Arial" w:hAnsi="Arial" w:cs="Arial" w:eastAsia="Arial"/>
           <w:b/>
           <w:color w:val="123A5F"/>
           <w:sz w:val="28"/>
@@ -103,7 +88,6 @@
       </w:r>
       <w:r>
         <w:rPr>
-          <w:rFonts w:ascii="Arial" w:hAnsi="Arial" w:cs="Arial" w:eastAsia="Arial"/>
           <w:b/>
           <w:color w:val="123A5F"/>
           <w:sz w:val="28"/>
@@ -114,7 +98,6 @@
       </w:r>
       <w:r>
         <w:rPr>
-          <w:rFonts w:ascii="Arial" w:hAnsi="Arial" w:cs="Arial" w:eastAsia="Arial"/>
           <w:b/>
           <w:color w:val="123A5F"/>
           <w:sz w:val="28"/>
@@ -125,7 +108,6 @@
       </w:r>
       <w:r>
         <w:rPr>
-          <w:rFonts w:ascii="Arial" w:hAnsi="Arial" w:cs="Arial" w:eastAsia="Arial"/>
           <w:b/>
           <w:color w:val="123A5F"/>
           <w:sz w:val="28"/>
@@ -136,7 +118,6 @@
       </w:r>
       <w:r>
         <w:rPr>
-          <w:rFonts w:ascii="Arial" w:hAnsi="Arial" w:cs="Arial" w:eastAsia="Arial"/>
           <w:b/>
           <w:color w:val="123A5F"/>
           <w:sz w:val="28"/>
@@ -147,7 +128,6 @@
       </w:r>
       <w:r>
         <w:rPr>
-          <w:rFonts w:ascii="Arial" w:hAnsi="Arial" w:cs="Arial" w:eastAsia="Arial"/>
           <w:b/>
           <w:color w:val="123A5F"/>
           <w:sz w:val="28"/>
@@ -158,7 +138,6 @@
       </w:r>
       <w:r>
         <w:rPr>
-          <w:rFonts w:ascii="Arial" w:hAnsi="Arial" w:cs="Arial" w:eastAsia="Arial"/>
           <w:b/>
           <w:color w:val="123A5F"/>
           <w:sz w:val="28"/>
@@ -169,7 +148,6 @@
       </w:r>
       <w:r>
         <w:rPr>
-          <w:rFonts w:ascii="Arial" w:hAnsi="Arial" w:cs="Arial" w:eastAsia="Arial"/>
           <w:b/>
           <w:color w:val="123A5F"/>
           <w:sz w:val="28"/>
@@ -180,7 +158,6 @@
       </w:r>
       <w:r>
         <w:rPr>
-          <w:rFonts w:ascii="Arial" w:hAnsi="Arial" w:cs="Arial" w:eastAsia="Arial"/>
           <w:b/>
           <w:color w:val="123A5F"/>
           <w:sz w:val="28"/>
@@ -207,7 +184,7 @@
       <w:pPr>
         <w:spacing w:line="320" w:lineRule="exact"/>
         <w:rPr>
-          <w:rFonts w:ascii="Calibri" w:hAnsi="Calibri" w:eastAsia="Calibri" w:cs="Calibri"/>
+          <w:rFonts w:ascii="Calibri" w:eastAsia="Calibri" w:hAnsi="Calibri" w:cs="Calibri"/>
           <w:sz w:val="24"/>
           <w:szCs w:val="24"/>
           <w:lang w:val="nl-NL"/>
@@ -215,7 +192,6 @@
       </w:pPr>
       <w:r>
         <w:rPr>
-          <w:rFonts w:ascii="Arial" w:hAnsi="Arial" w:eastAsia="Arial" w:cs="Arial"/>
           <w:color w:val="24303B"/>
           <w:sz w:val="24"/>
           <w:szCs w:val="24"/>
@@ -228,7 +204,7 @@
       <w:pPr>
         <w:spacing w:line="320" w:lineRule="exact"/>
         <w:rPr>
-          <w:rFonts w:ascii="Calibri" w:hAnsi="Calibri" w:eastAsia="Calibri" w:cs="Calibri"/>
+          <w:rFonts w:ascii="Calibri" w:eastAsia="Calibri" w:hAnsi="Calibri" w:cs="Calibri"/>
           <w:sz w:val="24"/>
           <w:szCs w:val="24"/>
           <w:lang w:val="nl-NL"/>
@@ -239,14 +215,13 @@
       <w:pPr>
         <w:spacing w:line="320" w:lineRule="exact"/>
         <w:rPr>
-          <w:rFonts w:ascii="Calibri" w:hAnsi="Calibri" w:eastAsia="Calibri" w:cs="Calibri"/>
+          <w:rFonts w:ascii="Calibri" w:eastAsia="Calibri" w:hAnsi="Calibri" w:cs="Calibri"/>
           <w:sz w:val="24"/>
           <w:szCs w:val="24"/>
         </w:rPr>
       </w:pPr>
       <w:r>
         <w:rPr>
-          <w:rFonts w:ascii="Arial" w:hAnsi="Arial" w:eastAsia="Arial" w:cs="Arial"/>
           <w:color w:val="24303B"/>
           <w:sz w:val="24"/>
           <w:szCs w:val="24"/>
@@ -256,7 +231,6 @@
       </w:r>
       <w:r>
         <w:rPr>
-          <w:rFonts w:ascii="Arial" w:hAnsi="Arial" w:eastAsia="Arial" w:cs="Arial"/>
           <w:color w:val="24303B"/>
           <w:sz w:val="24"/>
           <w:szCs w:val="24"/>
@@ -266,7 +240,7 @@
     </w:p>
     <w:p>
       <w:pPr>
-        <w:pStyle w:val="ListParagraph"/>
+        <w:pStyle w:val="Lijstalinea"/>
         <w:numPr>
           <w:ilvl w:val="0"/>
           <w:numId w:val="12"/>
@@ -284,7 +258,6 @@
       <w:proofErr w:type="gramStart"/>
       <w:r>
         <w:rPr>
-          <w:rFonts w:ascii="Arial" w:hAnsi="Arial" w:cs="Arial" w:eastAsia="Arial"/>
           <w:color w:val="24303B"/>
           <w:lang w:val="nl-NL"/>
         </w:rPr>
@@ -293,7 +266,6 @@
       <w:proofErr w:type="gramEnd"/>
       <w:r>
         <w:rPr>
-          <w:rFonts w:ascii="Arial" w:hAnsi="Arial" w:cs="Arial" w:eastAsia="Arial"/>
           <w:color w:val="24303B"/>
           <w:lang w:val="nl-NL"/>
         </w:rPr>
@@ -302,7 +274,7 @@
     </w:p>
     <w:p>
       <w:pPr>
-        <w:pStyle w:val="ListParagraph"/>
+        <w:pStyle w:val="Lijstalinea"/>
         <w:numPr>
           <w:ilvl w:val="0"/>
           <w:numId w:val="12"/>
@@ -320,7 +292,6 @@
       <w:proofErr w:type="gramStart"/>
       <w:r>
         <w:rPr>
-          <w:rFonts w:ascii="Arial" w:hAnsi="Arial" w:cs="Arial" w:eastAsia="Arial"/>
           <w:color w:val="24303B"/>
           <w:lang w:val="nl-NL"/>
         </w:rPr>
@@ -329,7 +300,6 @@
       <w:proofErr w:type="gramEnd"/>
       <w:r>
         <w:rPr>
-          <w:rFonts w:ascii="Arial" w:hAnsi="Arial" w:cs="Arial" w:eastAsia="Arial"/>
           <w:color w:val="24303B"/>
           <w:lang w:val="nl-NL"/>
         </w:rPr>
@@ -340,7 +310,7 @@
       <w:pPr>
         <w:spacing w:line="320" w:lineRule="exact"/>
         <w:rPr>
-          <w:rFonts w:ascii="Calibri" w:hAnsi="Calibri" w:eastAsia="Calibri" w:cs="Calibri"/>
+          <w:rFonts w:ascii="Calibri" w:eastAsia="Calibri" w:hAnsi="Calibri" w:cs="Calibri"/>
           <w:sz w:val="24"/>
           <w:szCs w:val="24"/>
           <w:lang w:val="nl-NL"/>
@@ -348,7 +318,6 @@
       </w:pPr>
       <w:r>
         <w:rPr>
-          <w:rFonts w:ascii="Arial" w:hAnsi="Arial" w:eastAsia="Arial" w:cs="Arial"/>
           <w:color w:val="24303B"/>
           <w:sz w:val="24"/>
           <w:szCs w:val="24"/>
@@ -361,7 +330,7 @@
       <w:pPr>
         <w:spacing w:line="320" w:lineRule="exact"/>
         <w:rPr>
-          <w:rFonts w:ascii="Calibri" w:hAnsi="Calibri" w:eastAsia="Calibri" w:cs="Calibri"/>
+          <w:rFonts w:ascii="Calibri" w:eastAsia="Calibri" w:hAnsi="Calibri" w:cs="Calibri"/>
           <w:sz w:val="24"/>
           <w:lang w:val="nl-NL"/>
         </w:rPr>
@@ -371,327 +340,223 @@
       <w:pPr>
         <w:spacing w:line="320" w:lineRule="exact"/>
         <w:rPr>
-          <w:rFonts w:ascii="Calibri" w:hAnsi="Calibri" w:eastAsia="Calibri" w:cs="Calibri"/>
-          <w:sz w:val="24"/>
-          <w:lang w:val="nl-NL"/>
-        </w:rPr>
-      </w:pPr>
-      <w:r>
-        <w:rPr>
-          <w:rFonts w:ascii="Arial" w:hAnsi="Arial" w:eastAsia="Arial" w:cs="Arial"/>
           <w:color w:val="24303B"/>
           <w:sz w:val="24"/>
           <w:lang w:val="nl-NL"/>
         </w:rPr>
+      </w:pPr>
+      <w:r>
+        <w:rPr>
+          <w:color w:val="24303B"/>
+          <w:sz w:val="24"/>
+          <w:lang w:val="nl-NL"/>
+        </w:rPr>
         <w:t>Bedankt voor uw medewerking!</w:t>
       </w:r>
     </w:p>
     <w:p>
       <w:pPr>
-        <w:spacing w:after="200" w:line="320" w:lineRule="exact"/>
-        <w:rPr>
-          <w:rFonts w:ascii="Calibri" w:hAnsi="Calibri" w:eastAsia="Calibri" w:cs="Calibri"/>
+        <w:spacing w:line="320" w:lineRule="exact"/>
+        <w:rPr>
+          <w:rFonts w:ascii="Calibri" w:eastAsia="Calibri" w:hAnsi="Calibri" w:cs="Calibri"/>
+          <w:sz w:val="24"/>
+          <w:lang w:val="nl-NL"/>
+        </w:rPr>
+      </w:pPr>
+    </w:p>
+    <w:p>
+      <w:pPr>
+        <w:tabs>
+          <w:tab w:val="left" w:leader="underscore" w:pos="8505"/>
+        </w:tabs>
+        <w:spacing w:line="360" w:lineRule="auto"/>
+        <w:rPr>
+          <w:rFonts w:ascii="Calibri" w:hAnsi="Calibri" w:cs="Calibri"/>
+          <w:b/>
+          <w:bCs/>
           <w:sz w:val="24"/>
           <w:szCs w:val="24"/>
-          <w:lang w:val="nl-NL"/>
-        </w:rPr>
-      </w:pPr>
+        </w:rPr>
+      </w:pPr>
+      <w:r>
+        <w:rPr>
+          <w:b/>
+          <w:bCs/>
+          <w:color w:val="123A5F"/>
+          <w:sz w:val="24"/>
+          <w:szCs w:val="24"/>
+        </w:rPr>
+        <w:t>Studie-informatie</w:t>
+      </w:r>
     </w:p>
     <w:p>
       <w:pPr>
-        <w:spacing w:line="320" w:lineRule="exact"/>
+        <w:numPr>
+          <w:ilvl w:val="0"/>
+          <w:numId w:val="13"/>
+        </w:numPr>
+        <w:tabs>
+          <w:tab w:val="left" w:leader="underscore" w:pos="8505"/>
+        </w:tabs>
+        <w:spacing w:line="360" w:lineRule="auto"/>
         <w:rPr>
           <w:rFonts w:ascii="Calibri" w:hAnsi="Calibri" w:cs="Calibri"/>
-          <w:b/>
-          <w:sz w:val="24"/>
-          <w:szCs w:val="24"/>
-          <w:lang w:val="nl-NL"/>
-        </w:rPr>
-      </w:pPr>
+          <w:lang w:val="en-GB"/>
+        </w:rPr>
+      </w:pPr>
+      <w:proofErr w:type="spellStart"/>
+      <w:r>
+        <w:rPr>
+          <w:color w:val="24303B"/>
+          <w:lang w:val="en-GB"/>
+        </w:rPr>
+        <w:t>Studietitel</w:t>
+      </w:r>
+      <w:proofErr w:type="spellEnd"/>
+      <w:r>
+        <w:rPr>
+          <w:color w:val="24303B"/>
+          <w:lang w:val="en-GB"/>
+        </w:rPr>
+        <w:t xml:space="preserve">: </w:t>
+      </w:r>
+      <w:r>
+        <w:rPr>
+          <w:color w:val="24303B"/>
+          <w:lang w:val="en-GB"/>
+        </w:rPr>
+        <w:t>Towards Pressure-Adherence &amp; Education Driven Service in Diabetic Foot Disease (PARADISE trial)</w:t>
+      </w:r>
     </w:p>
     <w:p>
       <w:pPr>
-        <w:spacing w:line="320" w:lineRule="exact"/>
-        <w:jc w:val="center"/>
+        <w:numPr>
+          <w:ilvl w:val="0"/>
+          <w:numId w:val="13"/>
+        </w:numPr>
+        <w:tabs>
+          <w:tab w:val="left" w:leader="underscore" w:pos="8505"/>
+        </w:tabs>
+        <w:spacing w:line="360" w:lineRule="auto"/>
         <w:rPr>
           <w:rFonts w:ascii="Calibri" w:hAnsi="Calibri" w:cs="Calibri"/>
-          <w:b/>
-          <w:sz w:val="24"/>
-          <w:szCs w:val="24"/>
-          <w:lang w:val="nl-NL"/>
-        </w:rPr>
-      </w:pPr>
+        </w:rPr>
+      </w:pPr>
+      <w:r>
+        <w:rPr>
+          <w:color w:val="24303B"/>
+        </w:rPr>
+        <w:t xml:space="preserve">Protocolnummer: </w:t>
+      </w:r>
+      <w:r>
+        <w:rPr>
+          <w:color w:val="24303B"/>
+        </w:rPr>
+        <w:t>S71769</w:t>
+      </w:r>
     </w:p>
     <w:p>
       <w:pPr>
-        <w:spacing w:line="320" w:lineRule="exact"/>
+        <w:numPr>
+          <w:ilvl w:val="0"/>
+          <w:numId w:val="13"/>
+        </w:numPr>
+        <w:tabs>
+          <w:tab w:val="left" w:leader="underscore" w:pos="8505"/>
+        </w:tabs>
+        <w:spacing w:line="360" w:lineRule="auto"/>
         <w:rPr>
           <w:rFonts w:ascii="Calibri" w:hAnsi="Calibri" w:cs="Calibri"/>
-          <w:sz w:val="24"/>
-          <w:szCs w:val="24"/>
-          <w:lang w:val="nl-NL"/>
-        </w:rPr>
-      </w:pPr>
+        </w:rPr>
+      </w:pPr>
+      <w:r>
+        <w:rPr>
+          <w:color w:val="24303B"/>
+        </w:rPr>
+        <w:t xml:space="preserve">Studielocatie: </w:t>
+      </w:r>
+      <w:r>
+        <w:rPr>
+          <w:color w:val="24303B"/>
+        </w:rPr>
+        <w:tab/>
+      </w:r>
     </w:p>
     <w:p>
       <w:pPr>
-        <w:spacing w:line="320" w:lineRule="exact"/>
+        <w:numPr>
+          <w:ilvl w:val="0"/>
+          <w:numId w:val="13"/>
+        </w:numPr>
+        <w:tabs>
+          <w:tab w:val="left" w:leader="underscore" w:pos="8505"/>
+        </w:tabs>
+        <w:spacing w:line="360" w:lineRule="auto"/>
         <w:rPr>
           <w:rFonts w:ascii="Calibri" w:hAnsi="Calibri" w:cs="Calibri"/>
-          <w:sz w:val="24"/>
-          <w:szCs w:val="24"/>
-          <w:lang w:val="nl-NL"/>
-        </w:rPr>
-      </w:pPr>
+        </w:rPr>
+      </w:pPr>
+      <w:r>
+        <w:rPr>
+          <w:color w:val="24303B"/>
+        </w:rPr>
+        <w:t xml:space="preserve">Hoofdonderzoeker (PI): </w:t>
+      </w:r>
+      <w:r>
+        <w:rPr>
+          <w:color w:val="24303B"/>
+        </w:rPr>
+        <w:tab/>
+      </w:r>
     </w:p>
     <w:p>
       <w:pPr>
-        <w:spacing w:line="320" w:lineRule="exact"/>
+        <w:numPr>
+          <w:ilvl w:val="0"/>
+          <w:numId w:val="13"/>
+        </w:numPr>
+        <w:tabs>
+          <w:tab w:val="left" w:leader="underscore" w:pos="8505"/>
+        </w:tabs>
+        <w:spacing w:line="360" w:lineRule="auto"/>
         <w:rPr>
           <w:rFonts w:ascii="Calibri" w:hAnsi="Calibri" w:cs="Calibri"/>
-          <w:sz w:val="24"/>
-          <w:szCs w:val="24"/>
-          <w:lang w:val="nl-NL"/>
-        </w:rPr>
-      </w:pPr>
+        </w:rPr>
+      </w:pPr>
+      <w:r>
+        <w:rPr>
+          <w:color w:val="24303B"/>
+        </w:rPr>
+        <w:t xml:space="preserve">Deelnemerscode: </w:t>
+      </w:r>
+      <w:r>
+        <w:rPr>
+          <w:color w:val="24303B"/>
+        </w:rPr>
+        <w:tab/>
+      </w:r>
     </w:p>
     <w:p>
       <w:pPr>
         <w:spacing w:line="320" w:lineRule="exact"/>
         <w:rPr>
-          <w:rFonts w:ascii="Calibri" w:hAnsi="Calibri" w:cs="Calibri"/>
+          <w:rFonts w:ascii="Calibri" w:eastAsia="Calibri" w:hAnsi="Calibri" w:cs="Calibri"/>
           <w:sz w:val="24"/>
-          <w:szCs w:val="24"/>
           <w:lang w:val="nl-NL"/>
         </w:rPr>
       </w:pPr>
     </w:p>
     <w:p>
       <w:pPr>
-        <w:spacing w:line="320" w:lineRule="exact"/>
+        <w:spacing w:line="240" w:lineRule="exact"/>
         <w:rPr>
           <w:rFonts w:ascii="Calibri" w:hAnsi="Calibri" w:cs="Calibri"/>
-          <w:sz w:val="24"/>
-          <w:szCs w:val="24"/>
-          <w:lang w:val="nl-NL"/>
+          <w:sz w:val="20"/>
+          <w:szCs w:val="28"/>
+          <w:shd w:val="clear" w:color="auto" w:fill="FFFFFF"/>
         </w:rPr>
       </w:pPr>
     </w:p>
-    <w:p>
-      <w:pPr>
-        <w:pStyle w:val="Header"/>
-        <w:tabs>
-          <w:tab w:val="clear" w:pos="4513"/>
-        </w:tabs>
-        <w:spacing w:line="320" w:lineRule="exact"/>
-        <w:jc w:val="center"/>
-        <w:rPr>
-          <w:rFonts w:ascii="Calibri" w:hAnsi="Calibri" w:cs="Calibri"/>
-          <w:sz w:val="24"/>
-          <w:szCs w:val="24"/>
-          <w:lang w:val="nl-NL"/>
-        </w:rPr>
-      </w:pPr>
-      <w:r>
-        <w:rPr>
-          <w:rFonts w:ascii="Arial" w:hAnsi="Arial" w:cs="Arial" w:eastAsia="Arial"/>
-          <w:color w:val="24303B"/>
-          <w:sz w:val="24"/>
-          <w:szCs w:val="24"/>
-          <w:lang w:val="nl-NL"/>
-        </w:rPr>
-        <w:t>Studienummer deelnemer:</w:t>
-      </w:r>
-    </w:p>
-    <w:p>
-      <w:pPr>
-        <w:pStyle w:val="Header"/>
-        <w:tabs>
-          <w:tab w:val="clear" w:pos="4513"/>
-        </w:tabs>
-        <w:spacing w:line="320" w:lineRule="exact"/>
-        <w:jc w:val="center"/>
-        <w:rPr>
-          <w:rFonts w:ascii="Calibri" w:hAnsi="Calibri" w:cs="Calibri"/>
-          <w:sz w:val="24"/>
-          <w:szCs w:val="24"/>
-          <w:lang w:val="nl-NL"/>
-        </w:rPr>
-      </w:pPr>
-    </w:p>
-    <w:tbl>
-      <w:tblPr>
-        <w:tblW w:w="5100" w:type="dxa"/>
-        <w:jc w:val="center"/>
-        <w:tblBorders>
-          <w:left w:val="single" w:color="000000" w:sz="4" w:space="0"/>
-          <w:bottom w:val="single" w:color="000000" w:sz="4" w:space="0"/>
-          <w:right w:val="single" w:color="000000" w:sz="4" w:space="0"/>
-          <w:insideH w:val="single" w:color="000000" w:sz="4" w:space="0"/>
-          <w:insideV w:val="single" w:color="000000" w:sz="4" w:space="0"/>
-        </w:tblBorders>
-        <w:tblLayout w:type="fixed"/>
-        <w:tblLook w:val="04A0" w:firstRow="1" w:lastRow="0" w:firstColumn="1" w:lastColumn="0" w:noHBand="0" w:noVBand="1"/>
-      </w:tblPr>
-      <w:tblGrid>
-        <w:gridCol w:w="850"/>
-        <w:gridCol w:w="850"/>
-        <w:gridCol w:w="850"/>
-        <w:gridCol w:w="850"/>
-        <w:gridCol w:w="850"/>
-        <w:gridCol w:w="850"/>
-      </w:tblGrid>
-      <w:tr>
-        <w:trPr>
-          <w:trHeight w:val="138"/>
-          <w:jc w:val="center"/>
-        </w:trPr>
-        <w:tc>
-          <w:tcPr>
-            <w:tcW w:w="850" w:type="dxa"/>
-          </w:tcPr>
-          <w:p>
-            <w:pPr>
-              <w:pStyle w:val="CoverBold"/>
-              <w:tabs>
-                <w:tab w:val="clear" w:pos="2892"/>
-                <w:tab w:val="clear" w:pos="4536"/>
-                <w:tab w:val="clear" w:pos="9072"/>
-              </w:tabs>
-              <w:spacing w:after="200" w:line="320" w:lineRule="exact"/>
-              <w:jc w:val="center"/>
-              <w:rPr>
-                <w:rFonts w:ascii="Calibri" w:hAnsi="Calibri" w:cs="Calibri"/>
-                <w:b w:val="0"/>
-                <w:sz w:val="24"/>
-                <w:szCs w:val="24"/>
-                <w:lang w:val="nl-NL"/>
-              </w:rPr>
-            </w:pPr>
-          </w:p>
-        </w:tc>
-        <w:tc>
-          <w:tcPr>
-            <w:tcW w:w="850" w:type="dxa"/>
-          </w:tcPr>
-          <w:p>
-            <w:pPr>
-              <w:pStyle w:val="CoverBold"/>
-              <w:tabs>
-                <w:tab w:val="clear" w:pos="2892"/>
-                <w:tab w:val="clear" w:pos="4536"/>
-                <w:tab w:val="clear" w:pos="9072"/>
-              </w:tabs>
-              <w:spacing w:after="200" w:line="320" w:lineRule="exact"/>
-              <w:jc w:val="center"/>
-              <w:rPr>
-                <w:rFonts w:ascii="Calibri" w:hAnsi="Calibri" w:cs="Calibri"/>
-                <w:b w:val="0"/>
-                <w:sz w:val="24"/>
-                <w:szCs w:val="24"/>
-                <w:lang w:val="nl-NL"/>
-              </w:rPr>
-            </w:pPr>
-          </w:p>
-        </w:tc>
-        <w:tc>
-          <w:tcPr>
-            <w:tcW w:w="850" w:type="dxa"/>
-          </w:tcPr>
-          <w:p>
-            <w:pPr>
-              <w:pStyle w:val="CoverBold"/>
-              <w:tabs>
-                <w:tab w:val="clear" w:pos="2892"/>
-                <w:tab w:val="clear" w:pos="4536"/>
-                <w:tab w:val="clear" w:pos="9072"/>
-              </w:tabs>
-              <w:spacing w:after="200" w:line="320" w:lineRule="exact"/>
-              <w:jc w:val="center"/>
-              <w:rPr>
-                <w:rFonts w:ascii="Calibri" w:hAnsi="Calibri" w:cs="Calibri"/>
-                <w:b w:val="0"/>
-                <w:sz w:val="24"/>
-                <w:szCs w:val="24"/>
-                <w:lang w:val="nl-NL"/>
-              </w:rPr>
-            </w:pPr>
-          </w:p>
-        </w:tc>
-        <w:tc>
-          <w:tcPr>
-            <w:tcW w:w="850" w:type="dxa"/>
-          </w:tcPr>
-          <w:p>
-            <w:pPr>
-              <w:pStyle w:val="CoverBold"/>
-              <w:tabs>
-                <w:tab w:val="clear" w:pos="2892"/>
-                <w:tab w:val="clear" w:pos="4536"/>
-                <w:tab w:val="clear" w:pos="9072"/>
-              </w:tabs>
-              <w:spacing w:after="200" w:line="320" w:lineRule="exact"/>
-              <w:jc w:val="center"/>
-              <w:rPr>
-                <w:rFonts w:ascii="Calibri" w:hAnsi="Calibri" w:cs="Calibri"/>
-                <w:b w:val="0"/>
-                <w:sz w:val="24"/>
-                <w:szCs w:val="24"/>
-                <w:lang w:val="nl-NL"/>
-              </w:rPr>
-            </w:pPr>
-          </w:p>
-        </w:tc>
-        <w:tc>
-          <w:tcPr>
-            <w:tcW w:w="850" w:type="dxa"/>
-          </w:tcPr>
-          <w:p>
-            <w:pPr>
-              <w:pStyle w:val="CoverBold"/>
-              <w:tabs>
-                <w:tab w:val="clear" w:pos="2892"/>
-                <w:tab w:val="clear" w:pos="4536"/>
-                <w:tab w:val="clear" w:pos="9072"/>
-              </w:tabs>
-              <w:spacing w:after="200" w:line="320" w:lineRule="exact"/>
-              <w:jc w:val="center"/>
-              <w:rPr>
-                <w:rFonts w:ascii="Calibri" w:hAnsi="Calibri" w:cs="Calibri"/>
-                <w:b w:val="0"/>
-                <w:sz w:val="24"/>
-                <w:szCs w:val="24"/>
-                <w:lang w:val="nl-NL"/>
-              </w:rPr>
-            </w:pPr>
-          </w:p>
-        </w:tc>
-        <w:tc>
-          <w:tcPr>
-            <w:tcW w:w="850" w:type="dxa"/>
-          </w:tcPr>
-          <w:p>
-            <w:pPr>
-              <w:pStyle w:val="CoverBold"/>
-              <w:tabs>
-                <w:tab w:val="clear" w:pos="2892"/>
-                <w:tab w:val="clear" w:pos="4536"/>
-                <w:tab w:val="clear" w:pos="9072"/>
-              </w:tabs>
-              <w:spacing w:after="200" w:line="320" w:lineRule="exact"/>
-              <w:jc w:val="center"/>
-              <w:rPr>
-                <w:rFonts w:ascii="Calibri" w:hAnsi="Calibri" w:cs="Calibri"/>
-                <w:b w:val="0"/>
-                <w:sz w:val="24"/>
-                <w:szCs w:val="24"/>
-                <w:lang w:val="nl-NL"/>
-              </w:rPr>
-            </w:pPr>
-          </w:p>
-        </w:tc>
-      </w:tr>
-    </w:tbl>
     <w:p>
       <w:pPr>
         <w:spacing w:line="240" w:lineRule="exact"/>
@@ -703,34 +568,9 @@
           <w:lang w:val="en-US"/>
         </w:rPr>
       </w:pPr>
-    </w:p>
-    <w:p>
-      <w:pPr>
-        <w:spacing w:line="240" w:lineRule="exact"/>
-        <w:rPr>
-          <w:rFonts w:ascii="Calibri" w:hAnsi="Calibri" w:cs="Calibri"/>
-          <w:sz w:val="20"/>
-          <w:szCs w:val="28"/>
-          <w:shd w:val="clear" w:color="auto" w:fill="FFFFFF"/>
-          <w:lang w:val="en-US"/>
-        </w:rPr>
-      </w:pPr>
-    </w:p>
-    <w:p>
-      <w:pPr>
-        <w:spacing w:line="240" w:lineRule="exact"/>
-        <w:rPr>
-          <w:rFonts w:ascii="Calibri" w:hAnsi="Calibri" w:cs="Calibri"/>
-          <w:sz w:val="20"/>
-          <w:szCs w:val="28"/>
-          <w:shd w:val="clear" w:color="auto" w:fill="FFFFFF"/>
-          <w:lang w:val="en-US"/>
-        </w:rPr>
-      </w:pPr>
       <w:proofErr w:type="spellStart"/>
       <w:r>
         <w:rPr>
-          <w:rFonts w:ascii="Arial" w:hAnsi="Arial" w:cs="Arial" w:eastAsia="Arial"/>
           <w:color w:val="24303B"/>
           <w:sz w:val="20"/>
           <w:szCs w:val="28"/>
@@ -742,7 +582,6 @@
       <w:proofErr w:type="spellEnd"/>
       <w:r>
         <w:rPr>
-          <w:rFonts w:ascii="Arial" w:hAnsi="Arial" w:cs="Arial" w:eastAsia="Arial"/>
           <w:color w:val="24303B"/>
           <w:sz w:val="20"/>
           <w:szCs w:val="28"/>
@@ -764,7 +603,7 @@
       </w:pPr>
       <w:r>
         <w:rPr>
-          <w:rFonts w:ascii="Arial" w:hAnsi="Arial" w:cs="Arial" w:eastAsia="Arial"/>
+          <w:rFonts w:ascii="Arial" w:eastAsia="Arial" w:hAnsi="Arial" w:cs="Arial"/>
           <w:color w:val="24303B"/>
           <w:sz w:val="16"/>
           <w:szCs w:val="16"/>
@@ -773,7 +612,7 @@
       </w:r>
       <w:r>
         <w:rPr>
-          <w:rFonts w:ascii="Arial" w:hAnsi="Arial" w:cs="Arial" w:eastAsia="Arial"/>
+          <w:rFonts w:ascii="Arial" w:eastAsia="Arial" w:hAnsi="Arial" w:cs="Arial"/>
           <w:color w:val="24303B"/>
           <w:sz w:val="16"/>
           <w:szCs w:val="16"/>
@@ -783,7 +622,7 @@
       </w:r>
       <w:r>
         <w:rPr>
-          <w:rFonts w:ascii="Arial" w:hAnsi="Arial" w:cs="Arial" w:eastAsia="Arial"/>
+          <w:rFonts w:ascii="Arial" w:eastAsia="Arial" w:hAnsi="Arial" w:cs="Arial"/>
           <w:color w:val="24303B"/>
           <w:sz w:val="16"/>
           <w:szCs w:val="16"/>
@@ -792,7 +631,7 @@
       </w:r>
       <w:r>
         <w:rPr>
-          <w:rFonts w:ascii="Arial" w:hAnsi="Arial" w:cs="Arial" w:eastAsia="Arial"/>
+          <w:rFonts w:ascii="Arial" w:eastAsia="Arial" w:hAnsi="Arial" w:cs="Arial"/>
           <w:color w:val="24303B"/>
           <w:sz w:val="16"/>
           <w:szCs w:val="16"/>
@@ -802,7 +641,7 @@
       </w:r>
       <w:r>
         <w:rPr>
-          <w:rFonts w:ascii="Arial" w:hAnsi="Arial" w:cs="Arial" w:eastAsia="Arial"/>
+          <w:rFonts w:ascii="Arial" w:eastAsia="Arial" w:hAnsi="Arial" w:cs="Arial"/>
           <w:color w:val="7F7F7F" w:themeColor="text1" w:themeTint="80"/>
           <w:sz w:val="16"/>
           <w:szCs w:val="16"/>
@@ -822,7 +661,7 @@
       </w:pPr>
       <w:r>
         <w:rPr>
-          <w:rFonts w:ascii="Arial" w:hAnsi="Arial" w:cs="Arial" w:eastAsia="Arial"/>
+          <w:rFonts w:ascii="Arial" w:eastAsia="Arial" w:hAnsi="Arial" w:cs="Arial"/>
           <w:color w:val="24303B"/>
           <w:sz w:val="16"/>
           <w:szCs w:val="16"/>
@@ -832,7 +671,7 @@
       </w:r>
       <w:r>
         <w:rPr>
-          <w:rFonts w:ascii="Arial" w:hAnsi="Arial" w:cs="Arial" w:eastAsia="Arial"/>
+          <w:rFonts w:ascii="Arial" w:eastAsia="Arial" w:hAnsi="Arial" w:cs="Arial"/>
           <w:color w:val="7F7F7F" w:themeColor="text1" w:themeTint="80"/>
           <w:sz w:val="16"/>
           <w:szCs w:val="16"/>
@@ -842,7 +681,7 @@
       </w:r>
       <w:r>
         <w:rPr>
-          <w:rFonts w:ascii="Arial" w:hAnsi="Arial" w:cs="Arial" w:eastAsia="Arial"/>
+          <w:rFonts w:ascii="Arial" w:eastAsia="Arial" w:hAnsi="Arial" w:cs="Arial"/>
           <w:color w:val="7F7F7F" w:themeColor="text1" w:themeTint="80"/>
           <w:sz w:val="16"/>
           <w:szCs w:val="16"/>
@@ -852,25 +691,26 @@
     </w:p>
     <w:p>
       <w:pPr>
-        <w:pStyle w:val="Heading1"/>
-        <w:rPr>
-          <w:rFonts w:ascii="Calibri" w:hAnsi="Calibri" w:eastAsia="Calibri" w:cs="Calibri"/>
+        <w:pStyle w:val="Kop1"/>
+        <w:rPr>
+          <w:rFonts w:ascii="Calibri" w:eastAsia="Calibri" w:hAnsi="Calibri" w:cs="Calibri"/>
           <w:b/>
           <w:lang w:val="nl-NL"/>
         </w:rPr>
       </w:pPr>
       <w:r>
         <w:rPr>
-          <w:rFonts w:ascii="Arial" w:hAnsi="Arial" w:cs="Arial" w:eastAsia="Arial"/>
+          <w:rFonts w:ascii="Arial" w:eastAsia="Arial" w:hAnsi="Arial" w:cs="Arial"/>
           <w:color w:val="24303B"/>
           <w:sz w:val="16"/>
           <w:szCs w:val="16"/>
         </w:rPr>
+        <w:lastRenderedPageBreak/>
         <w:fldChar w:fldCharType="end"/>
       </w:r>
       <w:r>
         <w:rPr>
-          <w:rFonts w:ascii="Arial" w:hAnsi="Arial" w:cs="Arial" w:eastAsia="Arial"/>
+          <w:rFonts w:ascii="Arial" w:eastAsia="Arial" w:hAnsi="Arial" w:cs="Arial"/>
           <w:color w:val="24303B"/>
           <w:shd w:val="clear" w:color="auto" w:fill="FFFFFF"/>
           <w:lang w:val="en-US"/>
@@ -951,7 +791,7 @@
       </w:r>
       <w:r>
         <w:rPr>
-          <w:rFonts w:ascii="Arial" w:hAnsi="Arial" w:cs="Arial" w:eastAsia="Arial"/>
+          <w:rFonts w:ascii="Arial" w:eastAsia="Arial" w:hAnsi="Arial" w:cs="Arial"/>
           <w:color w:val="24303B"/>
           <w:shd w:val="clear" w:color="auto" w:fill="FFFFFF"/>
           <w:lang w:val="nl-NL"/>
@@ -960,7 +800,7 @@
       </w:r>
       <w:r>
         <w:rPr>
-          <w:rFonts w:ascii="Arial" w:hAnsi="Arial" w:cs="Arial" w:eastAsia="Arial"/>
+          <w:rFonts w:ascii="Arial" w:eastAsia="Arial" w:hAnsi="Arial" w:cs="Arial"/>
           <w:color w:val="24303B"/>
           <w:shd w:val="clear" w:color="auto" w:fill="FFFFFF"/>
           <w:lang w:val="en-US"/>
@@ -1041,7 +881,7 @@
       </w:r>
       <w:r>
         <w:rPr>
-          <w:rFonts w:ascii="Arial" w:hAnsi="Arial" w:cs="Arial" w:eastAsia="Arial"/>
+          <w:rFonts w:ascii="Arial" w:eastAsia="Arial" w:hAnsi="Arial" w:cs="Arial"/>
           <w:color w:val="24303B"/>
           <w:shd w:val="clear" w:color="auto" w:fill="FFFFFF"/>
           <w:lang w:val="nl-NL"/>
@@ -1050,16 +890,15 @@
       </w:r>
       <w:r>
         <w:rPr>
-          <w:rFonts w:ascii="Arial" w:hAnsi="Arial" w:cs="Arial" w:eastAsia="Arial"/>
+          <w:rFonts w:ascii="Arial" w:eastAsia="Arial" w:hAnsi="Arial" w:cs="Arial"/>
           <w:color w:val="24303B"/>
           <w:shd w:val="clear" w:color="auto" w:fill="FFFFFF"/>
           <w:lang w:val="en-US"/>
         </w:rPr>
-        <w:fldChar w:fldCharType="end"/>
-      </w:r>
-      <w:r>
-        <w:rPr>
-          <w:rFonts w:ascii="Arial" w:hAnsi="Arial" w:cs="Arial" w:eastAsia="Arial"/>
+      </w:r>
+      <w:r>
+        <w:rPr>
+          <w:rFonts w:ascii="Arial" w:eastAsia="Arial" w:hAnsi="Arial" w:cs="Arial"/>
           <w:color w:val="24303B"/>
           <w:shd w:val="clear" w:color="auto" w:fill="FFFFFF"/>
           <w:lang w:val="en-US"/>
@@ -1068,7 +907,24 @@
       </w:r>
       <w:r>
         <w:rPr>
-          <w:rFonts w:ascii="Arial" w:hAnsi="Arial" w:eastAsia="Arial" w:cs="Arial"/>
+          <w:rFonts w:ascii="Arial" w:eastAsia="Arial" w:hAnsi="Arial" w:cs="Arial"/>
+          <w:color w:val="24303B"/>
+          <w:shd w:val="clear" w:color="auto" w:fill="FFFFFF"/>
+          <w:lang w:val="en-US"/>
+        </w:rPr>
+      </w:r>
+      <w:r>
+        <w:rPr>
+          <w:rFonts w:ascii="Arial" w:eastAsia="Arial" w:hAnsi="Arial" w:cs="Arial"/>
+          <w:color w:val="24303B"/>
+          <w:shd w:val="clear" w:color="auto" w:fill="FFFFFF"/>
+          <w:lang w:val="en-US"/>
+        </w:rPr>
+        <w:fldChar w:fldCharType="end"/>
+      </w:r>
+      <w:r>
+        <w:rPr>
+          <w:rFonts w:ascii="Arial" w:eastAsia="Arial" w:hAnsi="Arial" w:cs="Arial"/>
           <w:b/>
           <w:color w:val="123A5F"/>
           <w:lang w:val="nl-NL"/>
@@ -1080,7 +936,7 @@
       <w:pPr>
         <w:spacing w:after="0" w:line="360" w:lineRule="auto"/>
         <w:rPr>
-          <w:rFonts w:ascii="Calibri" w:hAnsi="Calibri" w:eastAsia="Calibri" w:cs="Calibri"/>
+          <w:rFonts w:ascii="Calibri" w:eastAsia="Calibri" w:hAnsi="Calibri" w:cs="Calibri"/>
           <w:sz w:val="24"/>
           <w:szCs w:val="24"/>
           <w:lang w:val="nl-NL"/>
@@ -1088,7 +944,6 @@
       </w:pPr>
       <w:r>
         <w:rPr>
-          <w:rFonts w:ascii="Arial" w:hAnsi="Arial" w:eastAsia="Arial" w:cs="Arial"/>
           <w:color w:val="000000" w:themeColor="text1"/>
           <w:sz w:val="24"/>
           <w:szCs w:val="24"/>
@@ -1098,7 +953,6 @@
       </w:r>
       <w:r>
         <w:rPr>
-          <w:rFonts w:ascii="Arial" w:hAnsi="Arial" w:eastAsia="Arial" w:cs="Arial"/>
           <w:color w:val="000000" w:themeColor="text1"/>
           <w:sz w:val="24"/>
           <w:szCs w:val="24"/>
@@ -1109,7 +963,6 @@
       </w:r>
       <w:r>
         <w:rPr>
-          <w:rFonts w:ascii="Arial" w:hAnsi="Arial" w:eastAsia="Arial" w:cs="Arial"/>
           <w:color w:val="000000" w:themeColor="text1"/>
           <w:sz w:val="24"/>
           <w:szCs w:val="24"/>
@@ -1122,7 +975,7 @@
       <w:pPr>
         <w:spacing w:after="0" w:line="360" w:lineRule="auto"/>
         <w:rPr>
-          <w:rFonts w:ascii="Calibri" w:hAnsi="Calibri" w:eastAsia="Calibri" w:cs="Calibri"/>
+          <w:rFonts w:ascii="Calibri" w:eastAsia="Calibri" w:hAnsi="Calibri" w:cs="Calibri"/>
           <w:sz w:val="24"/>
           <w:szCs w:val="24"/>
           <w:lang w:val="nl-NL"/>
@@ -1131,7 +984,7 @@
     </w:p>
     <w:p>
       <w:pPr>
-        <w:pStyle w:val="Heading2"/>
+        <w:pStyle w:val="Kop2"/>
         <w:spacing w:before="0" w:after="0" w:line="240" w:lineRule="auto"/>
         <w:rPr>
           <w:rFonts w:ascii="Calibri" w:hAnsi="Calibri" w:cs="Calibri"/>
@@ -1145,7 +998,7 @@
       </w:pPr>
       <w:r>
         <w:rPr>
-          <w:rFonts w:ascii="Arial" w:hAnsi="Arial" w:cs="Arial" w:eastAsia="Arial"/>
+          <w:rFonts w:ascii="Arial" w:eastAsia="Arial" w:hAnsi="Arial" w:cs="Arial"/>
           <w:b/>
           <w:bCs/>
           <w:color w:val="123A5F"/>
@@ -1163,12 +1016,12 @@
         <w:tblLook w:val="01E0" w:firstRow="1" w:lastRow="1" w:firstColumn="1" w:lastColumn="1" w:noHBand="0" w:noVBand="0"/>
       </w:tblPr>
       <w:tblGrid>
-        <w:gridCol w:w="3231"/>
-        <w:gridCol w:w="1201"/>
-        <w:gridCol w:w="1199"/>
-        <w:gridCol w:w="1299"/>
-        <w:gridCol w:w="1199"/>
-        <w:gridCol w:w="1191"/>
+        <w:gridCol w:w="3228"/>
+        <w:gridCol w:w="1198"/>
+        <w:gridCol w:w="1198"/>
+        <w:gridCol w:w="1308"/>
+        <w:gridCol w:w="1198"/>
+        <w:gridCol w:w="1190"/>
       </w:tblGrid>
       <w:tr>
         <w:trPr>
@@ -1209,7 +1062,7 @@
             </w:pPr>
             <w:r>
               <w:rPr>
-                <w:rFonts w:cs="Arial" w:ascii="Arial" w:hAnsi="Arial" w:eastAsia="Arial"/>
+                <w:rFonts w:ascii="Arial" w:eastAsia="Arial" w:hAnsi="Arial" w:cs="Arial"/>
                 <w:color w:val="24303B"/>
                 <w:spacing w:val="-1"/>
                 <w:w w:val="105"/>
@@ -1219,7 +1072,7 @@
             <w:proofErr w:type="spellStart"/>
             <w:r>
               <w:rPr>
-                <w:rFonts w:cs="Arial" w:ascii="Arial" w:hAnsi="Arial" w:eastAsia="Arial"/>
+                <w:rFonts w:ascii="Arial" w:eastAsia="Arial" w:hAnsi="Arial" w:cs="Arial"/>
                 <w:color w:val="24303B"/>
                 <w:spacing w:val="-1"/>
                 <w:w w:val="105"/>
@@ -1247,7 +1100,7 @@
             <w:proofErr w:type="spellStart"/>
             <w:r>
               <w:rPr>
-                <w:rFonts w:cs="Arial" w:ascii="Arial" w:hAnsi="Arial" w:eastAsia="Arial"/>
+                <w:rFonts w:ascii="Arial" w:eastAsia="Arial" w:hAnsi="Arial" w:cs="Arial"/>
                 <w:color w:val="24303B"/>
                 <w:spacing w:val="-1"/>
                 <w:w w:val="105"/>
@@ -1275,7 +1128,7 @@
             <w:proofErr w:type="spellStart"/>
             <w:r>
               <w:rPr>
-                <w:rFonts w:cs="Arial" w:ascii="Arial" w:hAnsi="Arial" w:eastAsia="Arial"/>
+                <w:rFonts w:ascii="Arial" w:eastAsia="Arial" w:hAnsi="Arial" w:cs="Arial"/>
                 <w:color w:val="24303B"/>
                 <w:spacing w:val="-1"/>
                 <w:w w:val="105"/>
@@ -1302,7 +1155,7 @@
             </w:pPr>
             <w:r>
               <w:rPr>
-                <w:rFonts w:cs="Arial" w:ascii="Arial" w:hAnsi="Arial" w:eastAsia="Arial"/>
+                <w:rFonts w:ascii="Arial" w:eastAsia="Arial" w:hAnsi="Arial" w:cs="Arial"/>
                 <w:color w:val="24303B"/>
                 <w:spacing w:val="-1"/>
                 <w:w w:val="110"/>
@@ -1328,7 +1181,7 @@
             </w:pPr>
             <w:r>
               <w:rPr>
-                <w:rFonts w:cs="Arial" w:ascii="Arial" w:hAnsi="Arial" w:eastAsia="Arial"/>
+                <w:rFonts w:ascii="Arial" w:eastAsia="Arial" w:hAnsi="Arial" w:cs="Arial"/>
                 <w:color w:val="24303B"/>
                 <w:spacing w:val="-2"/>
                 <w:w w:val="105"/>
@@ -1338,7 +1191,7 @@
             <w:proofErr w:type="spellStart"/>
             <w:r>
               <w:rPr>
-                <w:rFonts w:cs="Arial" w:ascii="Arial" w:hAnsi="Arial" w:eastAsia="Arial"/>
+                <w:rFonts w:ascii="Arial" w:eastAsia="Arial" w:hAnsi="Arial" w:cs="Arial"/>
                 <w:color w:val="24303B"/>
                 <w:spacing w:val="-2"/>
                 <w:w w:val="105"/>
@@ -1370,7 +1223,7 @@
             </w:pPr>
             <w:r>
               <w:rPr>
-                <w:rFonts w:cs="Arial" w:ascii="Arial" w:hAnsi="Arial" w:eastAsia="Arial"/>
+                <w:rFonts w:ascii="Arial" w:eastAsia="Arial" w:hAnsi="Arial" w:cs="Arial"/>
                 <w:color w:val="24303B"/>
                 <w:lang w:val="nl-NL"/>
               </w:rPr>
@@ -1378,7 +1231,7 @@
             </w:r>
             <w:r>
               <w:rPr>
-                <w:rFonts w:cs="Arial" w:ascii="Arial" w:hAnsi="Arial" w:eastAsia="Arial"/>
+                <w:rFonts w:ascii="Arial" w:eastAsia="Arial" w:hAnsi="Arial" w:cs="Arial"/>
                 <w:color w:val="24303B"/>
                 <w:spacing w:val="25"/>
                 <w:lang w:val="nl-NL"/>
@@ -1387,7 +1240,7 @@
             </w:r>
             <w:r>
               <w:rPr>
-                <w:rFonts w:cs="Arial" w:ascii="Arial" w:hAnsi="Arial" w:eastAsia="Arial"/>
+                <w:rFonts w:ascii="Arial" w:eastAsia="Arial" w:hAnsi="Arial" w:cs="Arial"/>
                 <w:color w:val="24303B"/>
                 <w:spacing w:val="-1"/>
                 <w:lang w:val="nl-NL"/>
@@ -1413,6 +1266,7 @@
                 <w14:uncheckedState w14:val="2610" w14:font="MS Gothic"/>
               </w14:checkbox>
             </w:sdtPr>
+            <w:sdtEndPr/>
             <w:sdtContent>
               <w:p>
                 <w:pPr>
@@ -1426,7 +1280,7 @@
                 </w:pPr>
                 <w:r>
                   <w:rPr>
-                    <w:rFonts w:ascii="Segoe UI Symbol" w:hAnsi="Segoe UI Symbol" w:eastAsia="MS Gothic" w:cs="Segoe UI Symbol"/>
+                    <w:rFonts w:ascii="Segoe UI Symbol" w:eastAsia="MS Gothic" w:hAnsi="Segoe UI Symbol" w:cs="Segoe UI Symbol"/>
                   </w:rPr>
                   <w:t>☐</w:t>
                 </w:r>
@@ -1451,6 +1305,7 @@
                 <w14:uncheckedState w14:val="2610" w14:font="MS Gothic"/>
               </w14:checkbox>
             </w:sdtPr>
+            <w:sdtEndPr/>
             <w:sdtContent>
               <w:p>
                 <w:pPr>
@@ -1463,7 +1318,7 @@
                 </w:pPr>
                 <w:r>
                   <w:rPr>
-                    <w:rFonts w:ascii="Segoe UI Symbol" w:hAnsi="Segoe UI Symbol" w:eastAsia="MS Gothic" w:cs="Segoe UI Symbol"/>
+                    <w:rFonts w:ascii="Segoe UI Symbol" w:eastAsia="MS Gothic" w:hAnsi="Segoe UI Symbol" w:cs="Segoe UI Symbol"/>
                   </w:rPr>
                   <w:t>☐</w:t>
                 </w:r>
@@ -1488,6 +1343,7 @@
                 <w14:uncheckedState w14:val="2610" w14:font="MS Gothic"/>
               </w14:checkbox>
             </w:sdtPr>
+            <w:sdtEndPr/>
             <w:sdtContent>
               <w:p>
                 <w:pPr>
@@ -1500,7 +1356,7 @@
                 </w:pPr>
                 <w:r>
                   <w:rPr>
-                    <w:rFonts w:ascii="Segoe UI Symbol" w:hAnsi="Segoe UI Symbol" w:eastAsia="MS Gothic" w:cs="Segoe UI Symbol"/>
+                    <w:rFonts w:ascii="Segoe UI Symbol" w:eastAsia="MS Gothic" w:hAnsi="Segoe UI Symbol" w:cs="Segoe UI Symbol"/>
                   </w:rPr>
                   <w:t>☐</w:t>
                 </w:r>
@@ -1525,6 +1381,7 @@
                 <w14:uncheckedState w14:val="2610" w14:font="MS Gothic"/>
               </w14:checkbox>
             </w:sdtPr>
+            <w:sdtEndPr/>
             <w:sdtContent>
               <w:p>
                 <w:pPr>
@@ -1537,7 +1394,7 @@
                 </w:pPr>
                 <w:r>
                   <w:rPr>
-                    <w:rFonts w:ascii="Segoe UI Symbol" w:hAnsi="Segoe UI Symbol" w:eastAsia="MS Gothic" w:cs="Segoe UI Symbol"/>
+                    <w:rFonts w:ascii="Segoe UI Symbol" w:eastAsia="MS Gothic" w:hAnsi="Segoe UI Symbol" w:cs="Segoe UI Symbol"/>
                   </w:rPr>
                   <w:t>☐</w:t>
                 </w:r>
@@ -1562,6 +1419,7 @@
                 <w14:uncheckedState w14:val="2610" w14:font="MS Gothic"/>
               </w14:checkbox>
             </w:sdtPr>
+            <w:sdtEndPr/>
             <w:sdtContent>
               <w:p>
                 <w:pPr>
@@ -1574,7 +1432,7 @@
                 </w:pPr>
                 <w:r>
                   <w:rPr>
-                    <w:rFonts w:ascii="Segoe UI Symbol" w:hAnsi="Segoe UI Symbol" w:eastAsia="MS Gothic" w:cs="Segoe UI Symbol"/>
+                    <w:rFonts w:ascii="Segoe UI Symbol" w:eastAsia="MS Gothic" w:hAnsi="Segoe UI Symbol" w:cs="Segoe UI Symbol"/>
                   </w:rPr>
                   <w:t>☐</w:t>
                 </w:r>
@@ -1604,7 +1462,7 @@
             </w:pPr>
             <w:r>
               <w:rPr>
-                <w:rFonts w:cs="Arial" w:ascii="Arial" w:hAnsi="Arial" w:eastAsia="Arial"/>
+                <w:rFonts w:ascii="Arial" w:eastAsia="Arial" w:hAnsi="Arial" w:cs="Arial"/>
                 <w:color w:val="24303B"/>
                 <w:lang w:val="nl-NL"/>
               </w:rPr>
@@ -1612,7 +1470,7 @@
             </w:r>
             <w:r>
               <w:rPr>
-                <w:rFonts w:cs="Arial" w:ascii="Arial" w:hAnsi="Arial" w:eastAsia="Arial"/>
+                <w:rFonts w:ascii="Arial" w:eastAsia="Arial" w:hAnsi="Arial" w:cs="Arial"/>
                 <w:color w:val="24303B"/>
                 <w:spacing w:val="44"/>
                 <w:lang w:val="nl-NL"/>
@@ -1621,7 +1479,7 @@
             </w:r>
             <w:r>
               <w:rPr>
-                <w:rFonts w:cs="Arial" w:ascii="Arial" w:hAnsi="Arial" w:eastAsia="Arial"/>
+                <w:rFonts w:ascii="Arial" w:eastAsia="Arial" w:hAnsi="Arial" w:cs="Arial"/>
                 <w:color w:val="24303B"/>
                 <w:spacing w:val="-1"/>
                 <w:lang w:val="nl-NL"/>
@@ -1647,6 +1505,7 @@
                 <w14:uncheckedState w14:val="2610" w14:font="MS Gothic"/>
               </w14:checkbox>
             </w:sdtPr>
+            <w:sdtEndPr/>
             <w:sdtContent>
               <w:p>
                 <w:pPr>
@@ -1659,7 +1518,7 @@
                 </w:pPr>
                 <w:r>
                   <w:rPr>
-                    <w:rFonts w:ascii="Segoe UI Symbol" w:hAnsi="Segoe UI Symbol" w:eastAsia="MS Gothic" w:cs="Segoe UI Symbol"/>
+                    <w:rFonts w:ascii="Segoe UI Symbol" w:eastAsia="MS Gothic" w:hAnsi="Segoe UI Symbol" w:cs="Segoe UI Symbol"/>
                   </w:rPr>
                   <w:t>☐</w:t>
                 </w:r>
@@ -1684,6 +1543,7 @@
                 <w14:uncheckedState w14:val="2610" w14:font="MS Gothic"/>
               </w14:checkbox>
             </w:sdtPr>
+            <w:sdtEndPr/>
             <w:sdtContent>
               <w:p>
                 <w:pPr>
@@ -1696,7 +1556,7 @@
                 </w:pPr>
                 <w:r>
                   <w:rPr>
-                    <w:rFonts w:ascii="Segoe UI Symbol" w:hAnsi="Segoe UI Symbol" w:eastAsia="MS Gothic" w:cs="Segoe UI Symbol"/>
+                    <w:rFonts w:ascii="Segoe UI Symbol" w:eastAsia="MS Gothic" w:hAnsi="Segoe UI Symbol" w:cs="Segoe UI Symbol"/>
                   </w:rPr>
                   <w:t>☐</w:t>
                 </w:r>
@@ -1721,6 +1581,7 @@
                 <w14:uncheckedState w14:val="2610" w14:font="MS Gothic"/>
               </w14:checkbox>
             </w:sdtPr>
+            <w:sdtEndPr/>
             <w:sdtContent>
               <w:p>
                 <w:pPr>
@@ -1733,7 +1594,7 @@
                 </w:pPr>
                 <w:r>
                   <w:rPr>
-                    <w:rFonts w:ascii="Segoe UI Symbol" w:hAnsi="Segoe UI Symbol" w:eastAsia="MS Gothic" w:cs="Segoe UI Symbol"/>
+                    <w:rFonts w:ascii="Segoe UI Symbol" w:eastAsia="MS Gothic" w:hAnsi="Segoe UI Symbol" w:cs="Segoe UI Symbol"/>
                   </w:rPr>
                   <w:t>☐</w:t>
                 </w:r>
@@ -1758,6 +1619,7 @@
                 <w14:uncheckedState w14:val="2610" w14:font="MS Gothic"/>
               </w14:checkbox>
             </w:sdtPr>
+            <w:sdtEndPr/>
             <w:sdtContent>
               <w:p>
                 <w:pPr>
@@ -1770,7 +1632,7 @@
                 </w:pPr>
                 <w:r>
                   <w:rPr>
-                    <w:rFonts w:ascii="Segoe UI Symbol" w:hAnsi="Segoe UI Symbol" w:eastAsia="MS Gothic" w:cs="Segoe UI Symbol"/>
+                    <w:rFonts w:ascii="Segoe UI Symbol" w:eastAsia="MS Gothic" w:hAnsi="Segoe UI Symbol" w:cs="Segoe UI Symbol"/>
                   </w:rPr>
                   <w:t>☐</w:t>
                 </w:r>
@@ -1795,6 +1657,7 @@
                 <w14:uncheckedState w14:val="2610" w14:font="MS Gothic"/>
               </w14:checkbox>
             </w:sdtPr>
+            <w:sdtEndPr/>
             <w:sdtContent>
               <w:p>
                 <w:pPr>
@@ -1807,7 +1670,7 @@
                 </w:pPr>
                 <w:r>
                   <w:rPr>
-                    <w:rFonts w:ascii="Segoe UI Symbol" w:hAnsi="Segoe UI Symbol" w:eastAsia="MS Gothic" w:cs="Segoe UI Symbol"/>
+                    <w:rFonts w:ascii="Segoe UI Symbol" w:eastAsia="MS Gothic" w:hAnsi="Segoe UI Symbol" w:cs="Segoe UI Symbol"/>
                   </w:rPr>
                   <w:t>☐</w:t>
                 </w:r>
@@ -1837,7 +1700,7 @@
             </w:pPr>
             <w:r>
               <w:rPr>
-                <w:rFonts w:cs="Arial" w:ascii="Arial" w:hAnsi="Arial" w:eastAsia="Arial"/>
+                <w:rFonts w:ascii="Arial" w:eastAsia="Arial" w:hAnsi="Arial" w:cs="Arial"/>
                 <w:color w:val="24303B"/>
                 <w:lang w:val="nl-NL"/>
               </w:rPr>
@@ -1845,7 +1708,7 @@
             </w:r>
             <w:r>
               <w:rPr>
-                <w:rFonts w:cs="Arial" w:ascii="Arial" w:hAnsi="Arial" w:eastAsia="Arial"/>
+                <w:rFonts w:ascii="Arial" w:eastAsia="Arial" w:hAnsi="Arial" w:cs="Arial"/>
                 <w:color w:val="24303B"/>
                 <w:spacing w:val="27"/>
                 <w:lang w:val="nl-NL"/>
@@ -1854,7 +1717,7 @@
             </w:r>
             <w:r>
               <w:rPr>
-                <w:rFonts w:cs="Arial" w:ascii="Arial" w:hAnsi="Arial" w:eastAsia="Arial"/>
+                <w:rFonts w:ascii="Arial" w:eastAsia="Arial" w:hAnsi="Arial" w:cs="Arial"/>
                 <w:color w:val="24303B"/>
                 <w:spacing w:val="-1"/>
                 <w:lang w:val="nl-NL"/>
@@ -1880,6 +1743,7 @@
                 <w14:uncheckedState w14:val="2610" w14:font="MS Gothic"/>
               </w14:checkbox>
             </w:sdtPr>
+            <w:sdtEndPr/>
             <w:sdtContent>
               <w:p>
                 <w:pPr>
@@ -1892,7 +1756,7 @@
                 </w:pPr>
                 <w:r>
                   <w:rPr>
-                    <w:rFonts w:ascii="Segoe UI Symbol" w:hAnsi="Segoe UI Symbol" w:eastAsia="MS Gothic" w:cs="Segoe UI Symbol"/>
+                    <w:rFonts w:ascii="Segoe UI Symbol" w:eastAsia="MS Gothic" w:hAnsi="Segoe UI Symbol" w:cs="Segoe UI Symbol"/>
                   </w:rPr>
                   <w:t>☐</w:t>
                 </w:r>
@@ -1917,6 +1781,7 @@
                 <w14:uncheckedState w14:val="2610" w14:font="MS Gothic"/>
               </w14:checkbox>
             </w:sdtPr>
+            <w:sdtEndPr/>
             <w:sdtContent>
               <w:p>
                 <w:pPr>
@@ -1929,7 +1794,7 @@
                 </w:pPr>
                 <w:r>
                   <w:rPr>
-                    <w:rFonts w:ascii="Segoe UI Symbol" w:hAnsi="Segoe UI Symbol" w:eastAsia="MS Gothic" w:cs="Segoe UI Symbol"/>
+                    <w:rFonts w:ascii="Segoe UI Symbol" w:eastAsia="MS Gothic" w:hAnsi="Segoe UI Symbol" w:cs="Segoe UI Symbol"/>
                   </w:rPr>
                   <w:t>☐</w:t>
                 </w:r>
@@ -1954,6 +1819,7 @@
                 <w14:uncheckedState w14:val="2610" w14:font="MS Gothic"/>
               </w14:checkbox>
             </w:sdtPr>
+            <w:sdtEndPr/>
             <w:sdtContent>
               <w:p>
                 <w:pPr>
@@ -1966,7 +1832,7 @@
                 </w:pPr>
                 <w:r>
                   <w:rPr>
-                    <w:rFonts w:ascii="Segoe UI Symbol" w:hAnsi="Segoe UI Symbol" w:eastAsia="MS Gothic" w:cs="Segoe UI Symbol"/>
+                    <w:rFonts w:ascii="Segoe UI Symbol" w:eastAsia="MS Gothic" w:hAnsi="Segoe UI Symbol" w:cs="Segoe UI Symbol"/>
                   </w:rPr>
                   <w:t>☐</w:t>
                 </w:r>
@@ -1991,6 +1857,7 @@
                 <w14:uncheckedState w14:val="2610" w14:font="MS Gothic"/>
               </w14:checkbox>
             </w:sdtPr>
+            <w:sdtEndPr/>
             <w:sdtContent>
               <w:p>
                 <w:pPr>
@@ -2003,7 +1870,7 @@
                 </w:pPr>
                 <w:r>
                   <w:rPr>
-                    <w:rFonts w:ascii="Segoe UI Symbol" w:hAnsi="Segoe UI Symbol" w:eastAsia="MS Gothic" w:cs="Segoe UI Symbol"/>
+                    <w:rFonts w:ascii="Segoe UI Symbol" w:eastAsia="MS Gothic" w:hAnsi="Segoe UI Symbol" w:cs="Segoe UI Symbol"/>
                   </w:rPr>
                   <w:t>☐</w:t>
                 </w:r>
@@ -2028,6 +1895,7 @@
                 <w14:uncheckedState w14:val="2610" w14:font="MS Gothic"/>
               </w14:checkbox>
             </w:sdtPr>
+            <w:sdtEndPr/>
             <w:sdtContent>
               <w:p>
                 <w:pPr>
@@ -2040,7 +1908,7 @@
                 </w:pPr>
                 <w:r>
                   <w:rPr>
-                    <w:rFonts w:ascii="Segoe UI Symbol" w:hAnsi="Segoe UI Symbol" w:eastAsia="MS Gothic" w:cs="Segoe UI Symbol"/>
+                    <w:rFonts w:ascii="Segoe UI Symbol" w:eastAsia="MS Gothic" w:hAnsi="Segoe UI Symbol" w:cs="Segoe UI Symbol"/>
                   </w:rPr>
                   <w:t>☐</w:t>
                 </w:r>
@@ -2070,7 +1938,7 @@
             </w:pPr>
             <w:r>
               <w:rPr>
-                <w:rFonts w:cs="Arial" w:ascii="Arial" w:hAnsi="Arial" w:eastAsia="Arial"/>
+                <w:rFonts w:ascii="Arial" w:eastAsia="Arial" w:hAnsi="Arial" w:cs="Arial"/>
                 <w:color w:val="24303B"/>
                 <w:lang w:val="nl-NL"/>
               </w:rPr>
@@ -2078,7 +1946,7 @@
             </w:r>
             <w:r>
               <w:rPr>
-                <w:rFonts w:cs="Arial" w:ascii="Arial" w:hAnsi="Arial" w:eastAsia="Arial"/>
+                <w:rFonts w:ascii="Arial" w:eastAsia="Arial" w:hAnsi="Arial" w:cs="Arial"/>
                 <w:color w:val="24303B"/>
                 <w:spacing w:val="27"/>
                 <w:lang w:val="nl-NL"/>
@@ -2087,7 +1955,7 @@
             </w:r>
             <w:r>
               <w:rPr>
-                <w:rFonts w:cs="Arial" w:ascii="Arial" w:hAnsi="Arial" w:eastAsia="Arial"/>
+                <w:rFonts w:ascii="Arial" w:eastAsia="Arial" w:hAnsi="Arial" w:cs="Arial"/>
                 <w:color w:val="24303B"/>
                 <w:spacing w:val="-1"/>
                 <w:lang w:val="nl-NL"/>
@@ -2113,6 +1981,7 @@
                 <w14:uncheckedState w14:val="2610" w14:font="MS Gothic"/>
               </w14:checkbox>
             </w:sdtPr>
+            <w:sdtEndPr/>
             <w:sdtContent>
               <w:p>
                 <w:pPr>
@@ -2125,7 +1994,7 @@
                 </w:pPr>
                 <w:r>
                   <w:rPr>
-                    <w:rFonts w:ascii="Segoe UI Symbol" w:hAnsi="Segoe UI Symbol" w:eastAsia="MS Gothic" w:cs="Segoe UI Symbol"/>
+                    <w:rFonts w:ascii="Segoe UI Symbol" w:eastAsia="MS Gothic" w:hAnsi="Segoe UI Symbol" w:cs="Segoe UI Symbol"/>
                   </w:rPr>
                   <w:t>☐</w:t>
                 </w:r>
@@ -2150,6 +2019,7 @@
                 <w14:uncheckedState w14:val="2610" w14:font="MS Gothic"/>
               </w14:checkbox>
             </w:sdtPr>
+            <w:sdtEndPr/>
             <w:sdtContent>
               <w:p>
                 <w:pPr>
@@ -2162,7 +2032,7 @@
                 </w:pPr>
                 <w:r>
                   <w:rPr>
-                    <w:rFonts w:ascii="Segoe UI Symbol" w:hAnsi="Segoe UI Symbol" w:eastAsia="MS Gothic" w:cs="Segoe UI Symbol"/>
+                    <w:rFonts w:ascii="Segoe UI Symbol" w:eastAsia="MS Gothic" w:hAnsi="Segoe UI Symbol" w:cs="Segoe UI Symbol"/>
                   </w:rPr>
                   <w:t>☐</w:t>
                 </w:r>
@@ -2187,6 +2057,7 @@
                 <w14:uncheckedState w14:val="2610" w14:font="MS Gothic"/>
               </w14:checkbox>
             </w:sdtPr>
+            <w:sdtEndPr/>
             <w:sdtContent>
               <w:p>
                 <w:pPr>
@@ -2199,7 +2070,7 @@
                 </w:pPr>
                 <w:r>
                   <w:rPr>
-                    <w:rFonts w:ascii="Segoe UI Symbol" w:hAnsi="Segoe UI Symbol" w:eastAsia="MS Gothic" w:cs="Segoe UI Symbol"/>
+                    <w:rFonts w:ascii="Segoe UI Symbol" w:eastAsia="MS Gothic" w:hAnsi="Segoe UI Symbol" w:cs="Segoe UI Symbol"/>
                   </w:rPr>
                   <w:t>☐</w:t>
                 </w:r>
@@ -2224,6 +2095,7 @@
                 <w14:uncheckedState w14:val="2610" w14:font="MS Gothic"/>
               </w14:checkbox>
             </w:sdtPr>
+            <w:sdtEndPr/>
             <w:sdtContent>
               <w:p>
                 <w:pPr>
@@ -2236,7 +2108,7 @@
                 </w:pPr>
                 <w:r>
                   <w:rPr>
-                    <w:rFonts w:ascii="Segoe UI Symbol" w:hAnsi="Segoe UI Symbol" w:eastAsia="MS Gothic" w:cs="Segoe UI Symbol"/>
+                    <w:rFonts w:ascii="Segoe UI Symbol" w:eastAsia="MS Gothic" w:hAnsi="Segoe UI Symbol" w:cs="Segoe UI Symbol"/>
                   </w:rPr>
                   <w:t>☐</w:t>
                 </w:r>
@@ -2261,6 +2133,7 @@
                 <w14:uncheckedState w14:val="2610" w14:font="MS Gothic"/>
               </w14:checkbox>
             </w:sdtPr>
+            <w:sdtEndPr/>
             <w:sdtContent>
               <w:p>
                 <w:pPr>
@@ -2273,7 +2146,7 @@
                 </w:pPr>
                 <w:r>
                   <w:rPr>
-                    <w:rFonts w:ascii="Segoe UI Symbol" w:hAnsi="Segoe UI Symbol" w:eastAsia="MS Gothic" w:cs="Segoe UI Symbol"/>
+                    <w:rFonts w:ascii="Segoe UI Symbol" w:eastAsia="MS Gothic" w:hAnsi="Segoe UI Symbol" w:cs="Segoe UI Symbol"/>
                   </w:rPr>
                   <w:t>☐</w:t>
                 </w:r>
@@ -2303,7 +2176,7 @@
             </w:pPr>
             <w:r>
               <w:rPr>
-                <w:rFonts w:cs="Arial" w:ascii="Arial" w:hAnsi="Arial" w:eastAsia="Arial"/>
+                <w:rFonts w:ascii="Arial" w:eastAsia="Arial" w:hAnsi="Arial" w:cs="Arial"/>
                 <w:color w:val="24303B"/>
                 <w:spacing w:val="1"/>
                 <w:lang w:val="nl-NL"/>
@@ -2312,7 +2185,7 @@
             </w:r>
             <w:r>
               <w:rPr>
-                <w:rFonts w:cs="Arial" w:ascii="Arial" w:hAnsi="Arial" w:eastAsia="Arial"/>
+                <w:rFonts w:ascii="Arial" w:eastAsia="Arial" w:hAnsi="Arial" w:cs="Arial"/>
                 <w:color w:val="24303B"/>
                 <w:lang w:val="nl-NL"/>
               </w:rPr>
@@ -2320,7 +2193,7 @@
             </w:r>
             <w:r>
               <w:rPr>
-                <w:rFonts w:cs="Arial" w:ascii="Arial" w:hAnsi="Arial" w:eastAsia="Arial"/>
+                <w:rFonts w:ascii="Arial" w:eastAsia="Arial" w:hAnsi="Arial" w:cs="Arial"/>
                 <w:color w:val="24303B"/>
                 <w:spacing w:val="22"/>
                 <w:lang w:val="nl-NL"/>
@@ -2329,7 +2202,7 @@
             </w:r>
             <w:r>
               <w:rPr>
-                <w:rFonts w:cs="Arial" w:ascii="Arial" w:hAnsi="Arial" w:eastAsia="Arial"/>
+                <w:rFonts w:ascii="Arial" w:eastAsia="Arial" w:hAnsi="Arial" w:cs="Arial"/>
                 <w:color w:val="24303B"/>
                 <w:spacing w:val="-1"/>
                 <w:lang w:val="nl-NL"/>
@@ -2355,6 +2228,7 @@
                 <w14:uncheckedState w14:val="2610" w14:font="MS Gothic"/>
               </w14:checkbox>
             </w:sdtPr>
+            <w:sdtEndPr/>
             <w:sdtContent>
               <w:p>
                 <w:pPr>
@@ -2367,7 +2241,7 @@
                 </w:pPr>
                 <w:r>
                   <w:rPr>
-                    <w:rFonts w:hint="eastAsia" w:ascii="MS Gothic" w:hAnsi="MS Gothic" w:eastAsia="MS Gothic" w:cs="Calibri"/>
+                    <w:rFonts w:ascii="MS Gothic" w:eastAsia="MS Gothic" w:hAnsi="MS Gothic" w:cs="Calibri" w:hint="eastAsia"/>
                   </w:rPr>
                   <w:t>☐</w:t>
                 </w:r>
@@ -2392,6 +2266,7 @@
                 <w14:uncheckedState w14:val="2610" w14:font="MS Gothic"/>
               </w14:checkbox>
             </w:sdtPr>
+            <w:sdtEndPr/>
             <w:sdtContent>
               <w:p>
                 <w:pPr>
@@ -2404,7 +2279,7 @@
                 </w:pPr>
                 <w:r>
                   <w:rPr>
-                    <w:rFonts w:ascii="Segoe UI Symbol" w:hAnsi="Segoe UI Symbol" w:eastAsia="MS Gothic" w:cs="Segoe UI Symbol"/>
+                    <w:rFonts w:ascii="Segoe UI Symbol" w:eastAsia="MS Gothic" w:hAnsi="Segoe UI Symbol" w:cs="Segoe UI Symbol"/>
                   </w:rPr>
                   <w:t>☐</w:t>
                 </w:r>
@@ -2429,6 +2304,7 @@
                 <w14:uncheckedState w14:val="2610" w14:font="MS Gothic"/>
               </w14:checkbox>
             </w:sdtPr>
+            <w:sdtEndPr/>
             <w:sdtContent>
               <w:p>
                 <w:pPr>
@@ -2441,7 +2317,7 @@
                 </w:pPr>
                 <w:r>
                   <w:rPr>
-                    <w:rFonts w:ascii="Segoe UI Symbol" w:hAnsi="Segoe UI Symbol" w:eastAsia="MS Gothic" w:cs="Segoe UI Symbol"/>
+                    <w:rFonts w:ascii="Segoe UI Symbol" w:eastAsia="MS Gothic" w:hAnsi="Segoe UI Symbol" w:cs="Segoe UI Symbol"/>
                   </w:rPr>
                   <w:t>☐</w:t>
                 </w:r>
@@ -2466,6 +2342,7 @@
                 <w14:uncheckedState w14:val="2610" w14:font="MS Gothic"/>
               </w14:checkbox>
             </w:sdtPr>
+            <w:sdtEndPr/>
             <w:sdtContent>
               <w:p>
                 <w:pPr>
@@ -2478,7 +2355,7 @@
                 </w:pPr>
                 <w:r>
                   <w:rPr>
-                    <w:rFonts w:ascii="Segoe UI Symbol" w:hAnsi="Segoe UI Symbol" w:eastAsia="MS Gothic" w:cs="Segoe UI Symbol"/>
+                    <w:rFonts w:ascii="Segoe UI Symbol" w:eastAsia="MS Gothic" w:hAnsi="Segoe UI Symbol" w:cs="Segoe UI Symbol"/>
                   </w:rPr>
                   <w:t>☐</w:t>
                 </w:r>
@@ -2503,6 +2380,7 @@
                 <w14:uncheckedState w14:val="2610" w14:font="MS Gothic"/>
               </w14:checkbox>
             </w:sdtPr>
+            <w:sdtEndPr/>
             <w:sdtContent>
               <w:p>
                 <w:pPr>
@@ -2515,7 +2393,7 @@
                 </w:pPr>
                 <w:r>
                   <w:rPr>
-                    <w:rFonts w:ascii="Segoe UI Symbol" w:hAnsi="Segoe UI Symbol" w:eastAsia="MS Gothic" w:cs="Segoe UI Symbol"/>
+                    <w:rFonts w:ascii="Segoe UI Symbol" w:eastAsia="MS Gothic" w:hAnsi="Segoe UI Symbol" w:cs="Segoe UI Symbol"/>
                   </w:rPr>
                   <w:t>☐</w:t>
                 </w:r>
@@ -2529,14 +2407,14 @@
       <w:pPr>
         <w:spacing w:line="280" w:lineRule="exact"/>
         <w:rPr>
-          <w:rFonts w:ascii="Calibri" w:hAnsi="Calibri" w:eastAsia="Calibri" w:cs="Calibri"/>
+          <w:rFonts w:ascii="Calibri" w:eastAsia="Calibri" w:hAnsi="Calibri" w:cs="Calibri"/>
           <w:b/>
         </w:rPr>
       </w:pPr>
     </w:p>
     <w:p>
       <w:pPr>
-        <w:pStyle w:val="Heading2"/>
+        <w:pStyle w:val="Kop2"/>
         <w:spacing w:after="0"/>
         <w:rPr>
           <w:rFonts w:ascii="Calibri" w:hAnsi="Calibri" w:cs="Calibri"/>
@@ -2550,7 +2428,7 @@
       </w:pPr>
       <w:r>
         <w:rPr>
-          <w:rFonts w:ascii="Arial" w:hAnsi="Arial" w:cs="Arial" w:eastAsia="Arial"/>
+          <w:rFonts w:ascii="Arial" w:eastAsia="Arial" w:hAnsi="Arial" w:cs="Arial"/>
           <w:b/>
           <w:bCs/>
           <w:color w:val="123A5F"/>
@@ -2596,7 +2474,7 @@
             </w:pPr>
             <w:r>
               <w:rPr>
-                <w:rFonts w:cs="Arial" w:ascii="Arial" w:hAnsi="Arial" w:eastAsia="Arial"/>
+                <w:rFonts w:ascii="Arial" w:eastAsia="Arial" w:hAnsi="Arial" w:cs="Arial"/>
                 <w:color w:val="24303B"/>
                 <w:spacing w:val="-1"/>
                 <w:w w:val="105"/>
@@ -2606,7 +2484,7 @@
             <w:proofErr w:type="spellStart"/>
             <w:r>
               <w:rPr>
-                <w:rFonts w:cs="Arial" w:ascii="Arial" w:hAnsi="Arial" w:eastAsia="Arial"/>
+                <w:rFonts w:ascii="Arial" w:eastAsia="Arial" w:hAnsi="Arial" w:cs="Arial"/>
                 <w:color w:val="24303B"/>
                 <w:spacing w:val="-1"/>
                 <w:w w:val="105"/>
@@ -2634,7 +2512,7 @@
             <w:proofErr w:type="spellStart"/>
             <w:r>
               <w:rPr>
-                <w:rFonts w:cs="Arial" w:ascii="Arial" w:hAnsi="Arial" w:eastAsia="Arial"/>
+                <w:rFonts w:ascii="Arial" w:eastAsia="Arial" w:hAnsi="Arial" w:cs="Arial"/>
                 <w:color w:val="24303B"/>
                 <w:spacing w:val="-1"/>
                 <w:w w:val="105"/>
@@ -2662,7 +2540,7 @@
             <w:proofErr w:type="spellStart"/>
             <w:r>
               <w:rPr>
-                <w:rFonts w:cs="Arial" w:ascii="Arial" w:hAnsi="Arial" w:eastAsia="Arial"/>
+                <w:rFonts w:ascii="Arial" w:eastAsia="Arial" w:hAnsi="Arial" w:cs="Arial"/>
                 <w:color w:val="24303B"/>
                 <w:spacing w:val="-1"/>
                 <w:w w:val="105"/>
@@ -2689,7 +2567,7 @@
             </w:pPr>
             <w:r>
               <w:rPr>
-                <w:rFonts w:cs="Arial" w:ascii="Arial" w:hAnsi="Arial" w:eastAsia="Arial"/>
+                <w:rFonts w:ascii="Arial" w:eastAsia="Arial" w:hAnsi="Arial" w:cs="Arial"/>
                 <w:color w:val="24303B"/>
                 <w:spacing w:val="-1"/>
                 <w:w w:val="110"/>
@@ -2715,7 +2593,7 @@
             </w:pPr>
             <w:r>
               <w:rPr>
-                <w:rFonts w:cs="Arial" w:ascii="Arial" w:hAnsi="Arial" w:eastAsia="Arial"/>
+                <w:rFonts w:ascii="Arial" w:eastAsia="Arial" w:hAnsi="Arial" w:cs="Arial"/>
                 <w:color w:val="24303B"/>
                 <w:spacing w:val="-2"/>
                 <w:w w:val="105"/>
@@ -2725,7 +2603,7 @@
             <w:proofErr w:type="spellStart"/>
             <w:r>
               <w:rPr>
-                <w:rFonts w:cs="Arial" w:ascii="Arial" w:hAnsi="Arial" w:eastAsia="Arial"/>
+                <w:rFonts w:ascii="Arial" w:eastAsia="Arial" w:hAnsi="Arial" w:cs="Arial"/>
                 <w:color w:val="24303B"/>
                 <w:spacing w:val="-2"/>
                 <w:w w:val="105"/>
@@ -2758,6 +2636,7 @@
                 <w14:uncheckedState w14:val="2610" w14:font="MS Gothic"/>
               </w14:checkbox>
             </w:sdtPr>
+            <w:sdtEndPr/>
             <w:sdtContent>
               <w:p>
                 <w:pPr>
@@ -2770,7 +2649,7 @@
                 </w:pPr>
                 <w:r>
                   <w:rPr>
-                    <w:rFonts w:ascii="Segoe UI Symbol" w:hAnsi="Segoe UI Symbol" w:eastAsia="MS Gothic" w:cs="Segoe UI Symbol"/>
+                    <w:rFonts w:ascii="Segoe UI Symbol" w:eastAsia="MS Gothic" w:hAnsi="Segoe UI Symbol" w:cs="Segoe UI Symbol"/>
                   </w:rPr>
                   <w:t>☐</w:t>
                 </w:r>
@@ -2794,6 +2673,7 @@
                 <w14:uncheckedState w14:val="2610" w14:font="MS Gothic"/>
               </w14:checkbox>
             </w:sdtPr>
+            <w:sdtEndPr/>
             <w:sdtContent>
               <w:p>
                 <w:pPr>
@@ -2806,7 +2686,7 @@
                 </w:pPr>
                 <w:r>
                   <w:rPr>
-                    <w:rFonts w:ascii="Segoe UI Symbol" w:hAnsi="Segoe UI Symbol" w:eastAsia="MS Gothic" w:cs="Segoe UI Symbol"/>
+                    <w:rFonts w:ascii="Segoe UI Symbol" w:eastAsia="MS Gothic" w:hAnsi="Segoe UI Symbol" w:cs="Segoe UI Symbol"/>
                   </w:rPr>
                   <w:t>☐</w:t>
                 </w:r>
@@ -2830,6 +2710,7 @@
                 <w14:uncheckedState w14:val="2610" w14:font="MS Gothic"/>
               </w14:checkbox>
             </w:sdtPr>
+            <w:sdtEndPr/>
             <w:sdtContent>
               <w:p>
                 <w:pPr>
@@ -2842,7 +2723,7 @@
                 </w:pPr>
                 <w:r>
                   <w:rPr>
-                    <w:rFonts w:ascii="Segoe UI Symbol" w:hAnsi="Segoe UI Symbol" w:eastAsia="MS Gothic" w:cs="Segoe UI Symbol"/>
+                    <w:rFonts w:ascii="Segoe UI Symbol" w:eastAsia="MS Gothic" w:hAnsi="Segoe UI Symbol" w:cs="Segoe UI Symbol"/>
                   </w:rPr>
                   <w:t>☐</w:t>
                 </w:r>
@@ -2866,6 +2747,7 @@
                 <w14:uncheckedState w14:val="2610" w14:font="MS Gothic"/>
               </w14:checkbox>
             </w:sdtPr>
+            <w:sdtEndPr/>
             <w:sdtContent>
               <w:p>
                 <w:pPr>
@@ -2878,7 +2760,7 @@
                 </w:pPr>
                 <w:r>
                   <w:rPr>
-                    <w:rFonts w:ascii="Segoe UI Symbol" w:hAnsi="Segoe UI Symbol" w:eastAsia="MS Gothic" w:cs="Segoe UI Symbol"/>
+                    <w:rFonts w:ascii="Segoe UI Symbol" w:eastAsia="MS Gothic" w:hAnsi="Segoe UI Symbol" w:cs="Segoe UI Symbol"/>
                   </w:rPr>
                   <w:t>☐</w:t>
                 </w:r>
@@ -2902,6 +2784,7 @@
                 <w14:uncheckedState w14:val="2610" w14:font="MS Gothic"/>
               </w14:checkbox>
             </w:sdtPr>
+            <w:sdtEndPr/>
             <w:sdtContent>
               <w:p>
                 <w:pPr>
@@ -2914,7 +2797,7 @@
                 </w:pPr>
                 <w:r>
                   <w:rPr>
-                    <w:rFonts w:ascii="Segoe UI Symbol" w:hAnsi="Segoe UI Symbol" w:eastAsia="MS Gothic" w:cs="Segoe UI Symbol"/>
+                    <w:rFonts w:ascii="Segoe UI Symbol" w:eastAsia="MS Gothic" w:hAnsi="Segoe UI Symbol" w:cs="Segoe UI Symbol"/>
                   </w:rPr>
                   <w:t>☐</w:t>
                 </w:r>
@@ -2928,14 +2811,14 @@
       <w:pPr>
         <w:spacing w:line="280" w:lineRule="exact"/>
         <w:rPr>
-          <w:rFonts w:ascii="Calibri" w:hAnsi="Calibri" w:eastAsia="Calibri" w:cs="Calibri"/>
+          <w:rFonts w:ascii="Calibri" w:eastAsia="Calibri" w:hAnsi="Calibri" w:cs="Calibri"/>
           <w:b/>
         </w:rPr>
       </w:pPr>
     </w:p>
     <w:p>
       <w:pPr>
-        <w:pStyle w:val="Heading2"/>
+        <w:pStyle w:val="Kop2"/>
         <w:spacing w:after="0"/>
         <w:rPr>
           <w:rFonts w:ascii="Calibri" w:hAnsi="Calibri" w:cs="Calibri"/>
@@ -2949,7 +2832,7 @@
       </w:pPr>
       <w:r>
         <w:rPr>
-          <w:rFonts w:ascii="Arial" w:hAnsi="Arial" w:cs="Arial" w:eastAsia="Arial"/>
+          <w:rFonts w:ascii="Arial" w:eastAsia="Arial" w:hAnsi="Arial" w:cs="Arial"/>
           <w:b/>
           <w:bCs/>
           <w:color w:val="123A5F"/>
@@ -2967,11 +2850,11 @@
         <w:tblLook w:val="01E0" w:firstRow="1" w:lastRow="1" w:firstColumn="1" w:lastColumn="1" w:noHBand="0" w:noVBand="0"/>
       </w:tblPr>
       <w:tblGrid>
-        <w:gridCol w:w="1867"/>
-        <w:gridCol w:w="1797"/>
-        <w:gridCol w:w="1579"/>
-        <w:gridCol w:w="1846"/>
-        <w:gridCol w:w="1914"/>
+        <w:gridCol w:w="1864"/>
+        <w:gridCol w:w="1794"/>
+        <w:gridCol w:w="1576"/>
+        <w:gridCol w:w="1857"/>
+        <w:gridCol w:w="1912"/>
       </w:tblGrid>
       <w:tr>
         <w:trPr>
@@ -2994,7 +2877,7 @@
             </w:pPr>
             <w:r>
               <w:rPr>
-                <w:rFonts w:cs="Arial" w:ascii="Arial" w:hAnsi="Arial" w:eastAsia="Arial"/>
+                <w:rFonts w:ascii="Arial" w:eastAsia="Arial" w:hAnsi="Arial" w:cs="Arial"/>
                 <w:color w:val="24303B"/>
                 <w:spacing w:val="-1"/>
                 <w:w w:val="105"/>
@@ -3004,7 +2887,7 @@
             <w:proofErr w:type="spellStart"/>
             <w:r>
               <w:rPr>
-                <w:rFonts w:cs="Arial" w:ascii="Arial" w:hAnsi="Arial" w:eastAsia="Arial"/>
+                <w:rFonts w:ascii="Arial" w:eastAsia="Arial" w:hAnsi="Arial" w:cs="Arial"/>
                 <w:color w:val="24303B"/>
                 <w:spacing w:val="-1"/>
                 <w:w w:val="105"/>
@@ -3014,7 +2897,7 @@
             <w:proofErr w:type="spellEnd"/>
             <w:r>
               <w:rPr>
-                <w:rFonts w:cs="Arial" w:ascii="Arial" w:hAnsi="Arial" w:eastAsia="Arial"/>
+                <w:rFonts w:ascii="Arial" w:eastAsia="Arial" w:hAnsi="Arial" w:cs="Arial"/>
                 <w:color w:val="24303B"/>
                 <w:spacing w:val="-1"/>
                 <w:w w:val="105"/>
@@ -3024,7 +2907,7 @@
             <w:proofErr w:type="spellStart"/>
             <w:r>
               <w:rPr>
-                <w:rFonts w:cs="Arial" w:ascii="Arial" w:hAnsi="Arial" w:eastAsia="Arial"/>
+                <w:rFonts w:ascii="Arial" w:eastAsia="Arial" w:hAnsi="Arial" w:cs="Arial"/>
                 <w:color w:val="24303B"/>
                 <w:spacing w:val="-1"/>
                 <w:w w:val="105"/>
@@ -3034,7 +2917,7 @@
             <w:proofErr w:type="spellEnd"/>
             <w:r>
               <w:rPr>
-                <w:rFonts w:cs="Arial" w:ascii="Arial" w:hAnsi="Arial" w:eastAsia="Arial"/>
+                <w:rFonts w:ascii="Arial" w:eastAsia="Arial" w:hAnsi="Arial" w:cs="Arial"/>
                 <w:color w:val="24303B"/>
                 <w:spacing w:val="-1"/>
                 <w:w w:val="105"/>
@@ -3044,7 +2927,7 @@
             <w:proofErr w:type="spellStart"/>
             <w:r>
               <w:rPr>
-                <w:rFonts w:cs="Arial" w:ascii="Arial" w:hAnsi="Arial" w:eastAsia="Arial"/>
+                <w:rFonts w:ascii="Arial" w:eastAsia="Arial" w:hAnsi="Arial" w:cs="Arial"/>
                 <w:color w:val="24303B"/>
                 <w:spacing w:val="-1"/>
                 <w:w w:val="105"/>
@@ -3071,7 +2954,7 @@
             <w:proofErr w:type="spellStart"/>
             <w:r>
               <w:rPr>
-                <w:rFonts w:cs="Arial" w:ascii="Arial" w:hAnsi="Arial" w:eastAsia="Arial"/>
+                <w:rFonts w:ascii="Arial" w:eastAsia="Arial" w:hAnsi="Arial" w:cs="Arial"/>
                 <w:color w:val="24303B"/>
                 <w:spacing w:val="-1"/>
                 <w:w w:val="105"/>
@@ -3081,7 +2964,7 @@
             <w:proofErr w:type="spellEnd"/>
             <w:r>
               <w:rPr>
-                <w:rFonts w:cs="Arial" w:ascii="Arial" w:hAnsi="Arial" w:eastAsia="Arial"/>
+                <w:rFonts w:ascii="Arial" w:eastAsia="Arial" w:hAnsi="Arial" w:cs="Arial"/>
                 <w:color w:val="24303B"/>
                 <w:spacing w:val="-1"/>
                 <w:w w:val="105"/>
@@ -3091,7 +2974,7 @@
             <w:proofErr w:type="spellStart"/>
             <w:r>
               <w:rPr>
-                <w:rFonts w:cs="Arial" w:ascii="Arial" w:hAnsi="Arial" w:eastAsia="Arial"/>
+                <w:rFonts w:ascii="Arial" w:eastAsia="Arial" w:hAnsi="Arial" w:cs="Arial"/>
                 <w:color w:val="24303B"/>
                 <w:spacing w:val="-1"/>
                 <w:w w:val="105"/>
@@ -3101,7 +2984,7 @@
             <w:proofErr w:type="spellEnd"/>
             <w:r>
               <w:rPr>
-                <w:rFonts w:cs="Arial" w:ascii="Arial" w:hAnsi="Arial" w:eastAsia="Arial"/>
+                <w:rFonts w:ascii="Arial" w:eastAsia="Arial" w:hAnsi="Arial" w:cs="Arial"/>
                 <w:color w:val="24303B"/>
                 <w:spacing w:val="-1"/>
                 <w:w w:val="105"/>
@@ -3111,7 +2994,7 @@
             <w:proofErr w:type="spellStart"/>
             <w:r>
               <w:rPr>
-                <w:rFonts w:cs="Arial" w:ascii="Arial" w:hAnsi="Arial" w:eastAsia="Arial"/>
+                <w:rFonts w:ascii="Arial" w:eastAsia="Arial" w:hAnsi="Arial" w:cs="Arial"/>
                 <w:color w:val="24303B"/>
                 <w:spacing w:val="-1"/>
                 <w:w w:val="105"/>
@@ -3138,7 +3021,7 @@
             <w:proofErr w:type="spellStart"/>
             <w:r>
               <w:rPr>
-                <w:rFonts w:cs="Arial" w:ascii="Arial" w:hAnsi="Arial" w:eastAsia="Arial"/>
+                <w:rFonts w:ascii="Arial" w:eastAsia="Arial" w:hAnsi="Arial" w:cs="Arial"/>
                 <w:color w:val="24303B"/>
                 <w:spacing w:val="-1"/>
                 <w:w w:val="105"/>
@@ -3165,7 +3048,7 @@
             <w:proofErr w:type="spellStart"/>
             <w:r>
               <w:rPr>
-                <w:rFonts w:cs="Arial" w:ascii="Arial" w:hAnsi="Arial" w:eastAsia="Arial"/>
+                <w:rFonts w:ascii="Arial" w:eastAsia="Arial" w:hAnsi="Arial" w:cs="Arial"/>
                 <w:color w:val="24303B"/>
                 <w:spacing w:val="-1"/>
                 <w:w w:val="110"/>
@@ -3175,7 +3058,7 @@
             <w:proofErr w:type="spellEnd"/>
             <w:r>
               <w:rPr>
-                <w:rFonts w:cs="Arial" w:ascii="Arial" w:hAnsi="Arial" w:eastAsia="Arial"/>
+                <w:rFonts w:ascii="Arial" w:eastAsia="Arial" w:hAnsi="Arial" w:cs="Arial"/>
                 <w:color w:val="24303B"/>
                 <w:spacing w:val="-1"/>
                 <w:w w:val="110"/>
@@ -3185,7 +3068,7 @@
             <w:proofErr w:type="spellStart"/>
             <w:r>
               <w:rPr>
-                <w:rFonts w:cs="Arial" w:ascii="Arial" w:hAnsi="Arial" w:eastAsia="Arial"/>
+                <w:rFonts w:ascii="Arial" w:eastAsia="Arial" w:hAnsi="Arial" w:cs="Arial"/>
                 <w:color w:val="24303B"/>
                 <w:spacing w:val="-1"/>
                 <w:w w:val="110"/>
@@ -3195,7 +3078,7 @@
             <w:proofErr w:type="spellEnd"/>
             <w:r>
               <w:rPr>
-                <w:rFonts w:cs="Arial" w:ascii="Arial" w:hAnsi="Arial" w:eastAsia="Arial"/>
+                <w:rFonts w:ascii="Arial" w:eastAsia="Arial" w:hAnsi="Arial" w:cs="Arial"/>
                 <w:color w:val="24303B"/>
                 <w:spacing w:val="-1"/>
                 <w:w w:val="110"/>
@@ -3205,7 +3088,7 @@
             <w:proofErr w:type="spellStart"/>
             <w:r>
               <w:rPr>
-                <w:rFonts w:cs="Arial" w:ascii="Arial" w:hAnsi="Arial" w:eastAsia="Arial"/>
+                <w:rFonts w:ascii="Arial" w:eastAsia="Arial" w:hAnsi="Arial" w:cs="Arial"/>
                 <w:color w:val="24303B"/>
                 <w:spacing w:val="-1"/>
                 <w:w w:val="110"/>
@@ -3231,7 +3114,7 @@
             </w:pPr>
             <w:r>
               <w:rPr>
-                <w:rFonts w:cs="Arial" w:ascii="Arial" w:hAnsi="Arial" w:eastAsia="Arial"/>
+                <w:rFonts w:ascii="Arial" w:eastAsia="Arial" w:hAnsi="Arial" w:cs="Arial"/>
                 <w:color w:val="24303B"/>
                 <w:spacing w:val="-2"/>
                 <w:w w:val="105"/>
@@ -3241,7 +3124,7 @@
             <w:proofErr w:type="spellStart"/>
             <w:r>
               <w:rPr>
-                <w:rFonts w:cs="Arial" w:ascii="Arial" w:hAnsi="Arial" w:eastAsia="Arial"/>
+                <w:rFonts w:ascii="Arial" w:eastAsia="Arial" w:hAnsi="Arial" w:cs="Arial"/>
                 <w:color w:val="24303B"/>
                 <w:spacing w:val="-2"/>
                 <w:w w:val="105"/>
@@ -3251,7 +3134,7 @@
             <w:proofErr w:type="spellEnd"/>
             <w:r>
               <w:rPr>
-                <w:rFonts w:cs="Arial" w:ascii="Arial" w:hAnsi="Arial" w:eastAsia="Arial"/>
+                <w:rFonts w:ascii="Arial" w:eastAsia="Arial" w:hAnsi="Arial" w:cs="Arial"/>
                 <w:color w:val="24303B"/>
                 <w:spacing w:val="-2"/>
                 <w:w w:val="105"/>
@@ -3261,7 +3144,7 @@
             <w:proofErr w:type="spellStart"/>
             <w:r>
               <w:rPr>
-                <w:rFonts w:cs="Arial" w:ascii="Arial" w:hAnsi="Arial" w:eastAsia="Arial"/>
+                <w:rFonts w:ascii="Arial" w:eastAsia="Arial" w:hAnsi="Arial" w:cs="Arial"/>
                 <w:color w:val="24303B"/>
                 <w:spacing w:val="-2"/>
                 <w:w w:val="105"/>
@@ -3271,7 +3154,7 @@
             <w:proofErr w:type="spellEnd"/>
             <w:r>
               <w:rPr>
-                <w:rFonts w:cs="Arial" w:ascii="Arial" w:hAnsi="Arial" w:eastAsia="Arial"/>
+                <w:rFonts w:ascii="Arial" w:eastAsia="Arial" w:hAnsi="Arial" w:cs="Arial"/>
                 <w:color w:val="24303B"/>
                 <w:spacing w:val="-2"/>
                 <w:w w:val="105"/>
@@ -3281,7 +3164,7 @@
             <w:proofErr w:type="spellStart"/>
             <w:r>
               <w:rPr>
-                <w:rFonts w:cs="Arial" w:ascii="Arial" w:hAnsi="Arial" w:eastAsia="Arial"/>
+                <w:rFonts w:ascii="Arial" w:eastAsia="Arial" w:hAnsi="Arial" w:cs="Arial"/>
                 <w:color w:val="24303B"/>
                 <w:spacing w:val="-2"/>
                 <w:w w:val="105"/>
@@ -3313,6 +3196,7 @@
                 <w14:uncheckedState w14:val="2610" w14:font="MS Gothic"/>
               </w14:checkbox>
             </w:sdtPr>
+            <w:sdtEndPr/>
             <w:sdtContent>
               <w:p>
                 <w:pPr>
@@ -3325,7 +3209,7 @@
                 </w:pPr>
                 <w:r>
                   <w:rPr>
-                    <w:rFonts w:ascii="Segoe UI Symbol" w:hAnsi="Segoe UI Symbol" w:eastAsia="MS Gothic" w:cs="Segoe UI Symbol"/>
+                    <w:rFonts w:ascii="Segoe UI Symbol" w:eastAsia="MS Gothic" w:hAnsi="Segoe UI Symbol" w:cs="Segoe UI Symbol"/>
                   </w:rPr>
                   <w:t>☐</w:t>
                 </w:r>
@@ -3350,6 +3234,7 @@
                 <w14:uncheckedState w14:val="2610" w14:font="MS Gothic"/>
               </w14:checkbox>
             </w:sdtPr>
+            <w:sdtEndPr/>
             <w:sdtContent>
               <w:p>
                 <w:pPr>
@@ -3361,7 +3246,7 @@
                 </w:pPr>
                 <w:r>
                   <w:rPr>
-                    <w:rFonts w:ascii="Segoe UI Symbol" w:hAnsi="Segoe UI Symbol" w:eastAsia="MS Gothic" w:cs="Segoe UI Symbol"/>
+                    <w:rFonts w:ascii="Segoe UI Symbol" w:eastAsia="MS Gothic" w:hAnsi="Segoe UI Symbol" w:cs="Segoe UI Symbol"/>
                   </w:rPr>
                   <w:t>☐</w:t>
                 </w:r>
@@ -3386,6 +3271,7 @@
                 <w14:uncheckedState w14:val="2610" w14:font="MS Gothic"/>
               </w14:checkbox>
             </w:sdtPr>
+            <w:sdtEndPr/>
             <w:sdtContent>
               <w:p>
                 <w:pPr>
@@ -3397,7 +3283,7 @@
                 </w:pPr>
                 <w:r>
                   <w:rPr>
-                    <w:rFonts w:ascii="Segoe UI Symbol" w:hAnsi="Segoe UI Symbol" w:eastAsia="MS Gothic" w:cs="Segoe UI Symbol"/>
+                    <w:rFonts w:ascii="Segoe UI Symbol" w:eastAsia="MS Gothic" w:hAnsi="Segoe UI Symbol" w:cs="Segoe UI Symbol"/>
                   </w:rPr>
                   <w:t>☐</w:t>
                 </w:r>
@@ -3422,6 +3308,7 @@
                 <w14:uncheckedState w14:val="2610" w14:font="MS Gothic"/>
               </w14:checkbox>
             </w:sdtPr>
+            <w:sdtEndPr/>
             <w:sdtContent>
               <w:p>
                 <w:pPr>
@@ -3433,7 +3320,7 @@
                 </w:pPr>
                 <w:r>
                   <w:rPr>
-                    <w:rFonts w:ascii="Segoe UI Symbol" w:hAnsi="Segoe UI Symbol" w:eastAsia="MS Gothic" w:cs="Segoe UI Symbol"/>
+                    <w:rFonts w:ascii="Segoe UI Symbol" w:eastAsia="MS Gothic" w:hAnsi="Segoe UI Symbol" w:cs="Segoe UI Symbol"/>
                   </w:rPr>
                   <w:t>☐</w:t>
                 </w:r>
@@ -3458,6 +3345,7 @@
                 <w14:uncheckedState w14:val="2610" w14:font="MS Gothic"/>
               </w14:checkbox>
             </w:sdtPr>
+            <w:sdtEndPr/>
             <w:sdtContent>
               <w:p>
                 <w:pPr>
@@ -3469,7 +3357,7 @@
                 </w:pPr>
                 <w:r>
                   <w:rPr>
-                    <w:rFonts w:ascii="Segoe UI Symbol" w:hAnsi="Segoe UI Symbol" w:eastAsia="MS Gothic" w:cs="Segoe UI Symbol"/>
+                    <w:rFonts w:ascii="Segoe UI Symbol" w:eastAsia="MS Gothic" w:hAnsi="Segoe UI Symbol" w:cs="Segoe UI Symbol"/>
                   </w:rPr>
                   <w:t>☐</w:t>
                 </w:r>
@@ -3483,13 +3371,13 @@
       <w:pPr>
         <w:spacing w:line="280" w:lineRule="exact"/>
         <w:rPr>
-          <w:rFonts w:ascii="Calibri" w:hAnsi="Calibri" w:eastAsia="Calibri" w:cs="Calibri"/>
+          <w:rFonts w:ascii="Calibri" w:eastAsia="Calibri" w:hAnsi="Calibri" w:cs="Calibri"/>
         </w:rPr>
       </w:pPr>
     </w:p>
     <w:p>
       <w:pPr>
-        <w:pStyle w:val="Heading2"/>
+        <w:pStyle w:val="Kop2"/>
         <w:spacing w:after="0"/>
         <w:rPr>
           <w:rFonts w:ascii="Calibri" w:hAnsi="Calibri" w:cs="Calibri"/>
@@ -3503,7 +3391,7 @@
       </w:pPr>
       <w:r>
         <w:rPr>
-          <w:rFonts w:ascii="Arial" w:hAnsi="Arial" w:cs="Arial" w:eastAsia="Arial"/>
+          <w:rFonts w:ascii="Arial" w:eastAsia="Arial" w:hAnsi="Arial" w:cs="Arial"/>
           <w:b/>
           <w:bCs/>
           <w:color w:val="123A5F"/>
@@ -3549,7 +3437,7 @@
             <w:proofErr w:type="spellStart"/>
             <w:r>
               <w:rPr>
-                <w:rFonts w:cs="Arial" w:ascii="Arial" w:hAnsi="Arial" w:eastAsia="Arial"/>
+                <w:rFonts w:ascii="Arial" w:eastAsia="Arial" w:hAnsi="Arial" w:cs="Arial"/>
                 <w:color w:val="24303B"/>
                 <w:spacing w:val="-1"/>
                 <w:w w:val="105"/>
@@ -3559,37 +3447,17 @@
             <w:proofErr w:type="spellEnd"/>
             <w:r>
               <w:rPr>
-                <w:rFonts w:cs="Arial" w:ascii="Arial" w:hAnsi="Arial" w:eastAsia="Arial"/>
+                <w:rFonts w:ascii="Arial" w:eastAsia="Arial" w:hAnsi="Arial" w:cs="Arial"/>
                 <w:color w:val="24303B"/>
                 <w:spacing w:val="-1"/>
                 <w:w w:val="105"/>
               </w:rPr>
-              <w:t xml:space="preserve"> </w:t>
+              <w:t xml:space="preserve"> niet </w:t>
             </w:r>
             <w:proofErr w:type="spellStart"/>
             <w:r>
               <w:rPr>
-                <w:rFonts w:cs="Arial" w:ascii="Arial" w:hAnsi="Arial" w:eastAsia="Arial"/>
-                <w:color w:val="24303B"/>
-                <w:spacing w:val="-1"/>
-                <w:w w:val="105"/>
-              </w:rPr>
-              <w:t>niet</w:t>
-            </w:r>
-            <w:proofErr w:type="spellEnd"/>
-            <w:r>
-              <w:rPr>
-                <w:rFonts w:cs="Arial" w:ascii="Arial" w:hAnsi="Arial" w:eastAsia="Arial"/>
-                <w:color w:val="24303B"/>
-                <w:spacing w:val="-1"/>
-                <w:w w:val="105"/>
-              </w:rPr>
-              <w:t xml:space="preserve"> </w:t>
-            </w:r>
-            <w:proofErr w:type="spellStart"/>
-            <w:r>
-              <w:rPr>
-                <w:rFonts w:cs="Arial" w:ascii="Arial" w:hAnsi="Arial" w:eastAsia="Arial"/>
+                <w:rFonts w:ascii="Arial" w:eastAsia="Arial" w:hAnsi="Arial" w:cs="Arial"/>
                 <w:color w:val="24303B"/>
                 <w:spacing w:val="-1"/>
                 <w:w w:val="105"/>
@@ -3616,7 +3484,7 @@
             <w:proofErr w:type="spellStart"/>
             <w:r>
               <w:rPr>
-                <w:rFonts w:cs="Arial" w:ascii="Arial" w:hAnsi="Arial" w:eastAsia="Arial"/>
+                <w:rFonts w:ascii="Arial" w:eastAsia="Arial" w:hAnsi="Arial" w:cs="Arial"/>
                 <w:color w:val="24303B"/>
                 <w:spacing w:val="-1"/>
                 <w:w w:val="105"/>
@@ -3626,7 +3494,7 @@
             <w:proofErr w:type="spellEnd"/>
             <w:r>
               <w:rPr>
-                <w:rFonts w:cs="Arial" w:ascii="Arial" w:hAnsi="Arial" w:eastAsia="Arial"/>
+                <w:rFonts w:ascii="Arial" w:eastAsia="Arial" w:hAnsi="Arial" w:cs="Arial"/>
                 <w:color w:val="24303B"/>
                 <w:spacing w:val="-1"/>
                 <w:w w:val="105"/>
@@ -3636,7 +3504,7 @@
             <w:proofErr w:type="spellStart"/>
             <w:r>
               <w:rPr>
-                <w:rFonts w:cs="Arial" w:ascii="Arial" w:hAnsi="Arial" w:eastAsia="Arial"/>
+                <w:rFonts w:ascii="Arial" w:eastAsia="Arial" w:hAnsi="Arial" w:cs="Arial"/>
                 <w:color w:val="24303B"/>
                 <w:spacing w:val="-1"/>
                 <w:w w:val="105"/>
@@ -3663,7 +3531,7 @@
             <w:proofErr w:type="spellStart"/>
             <w:r>
               <w:rPr>
-                <w:rFonts w:cs="Arial" w:ascii="Arial" w:hAnsi="Arial" w:eastAsia="Arial"/>
+                <w:rFonts w:ascii="Arial" w:eastAsia="Arial" w:hAnsi="Arial" w:cs="Arial"/>
                 <w:color w:val="24303B"/>
                 <w:spacing w:val="-1"/>
                 <w:w w:val="105"/>
@@ -3690,7 +3558,7 @@
             <w:proofErr w:type="spellStart"/>
             <w:r>
               <w:rPr>
-                <w:rFonts w:cs="Arial" w:ascii="Arial" w:hAnsi="Arial" w:eastAsia="Arial"/>
+                <w:rFonts w:ascii="Arial" w:eastAsia="Arial" w:hAnsi="Arial" w:cs="Arial"/>
                 <w:color w:val="24303B"/>
                 <w:spacing w:val="-1"/>
                 <w:w w:val="110"/>
@@ -3716,7 +3584,7 @@
             </w:pPr>
             <w:r>
               <w:rPr>
-                <w:rFonts w:cs="Arial" w:ascii="Arial" w:hAnsi="Arial" w:eastAsia="Arial"/>
+                <w:rFonts w:ascii="Arial" w:eastAsia="Arial" w:hAnsi="Arial" w:cs="Arial"/>
                 <w:color w:val="24303B"/>
                 <w:spacing w:val="-2"/>
                 <w:w w:val="105"/>
@@ -3726,7 +3594,7 @@
             <w:proofErr w:type="spellStart"/>
             <w:r>
               <w:rPr>
-                <w:rFonts w:cs="Arial" w:ascii="Arial" w:hAnsi="Arial" w:eastAsia="Arial"/>
+                <w:rFonts w:ascii="Arial" w:eastAsia="Arial" w:hAnsi="Arial" w:cs="Arial"/>
                 <w:color w:val="24303B"/>
                 <w:spacing w:val="-2"/>
                 <w:w w:val="105"/>
@@ -3758,6 +3626,7 @@
                 <w14:uncheckedState w14:val="2610" w14:font="MS Gothic"/>
               </w14:checkbox>
             </w:sdtPr>
+            <w:sdtEndPr/>
             <w:sdtContent>
               <w:p>
                 <w:pPr>
@@ -3770,7 +3639,7 @@
                 </w:pPr>
                 <w:r>
                   <w:rPr>
-                    <w:rFonts w:ascii="Segoe UI Symbol" w:hAnsi="Segoe UI Symbol" w:eastAsia="MS Gothic" w:cs="Segoe UI Symbol"/>
+                    <w:rFonts w:ascii="Segoe UI Symbol" w:eastAsia="MS Gothic" w:hAnsi="Segoe UI Symbol" w:cs="Segoe UI Symbol"/>
                   </w:rPr>
                   <w:t>☐</w:t>
                 </w:r>
@@ -3795,6 +3664,7 @@
                 <w14:uncheckedState w14:val="2610" w14:font="MS Gothic"/>
               </w14:checkbox>
             </w:sdtPr>
+            <w:sdtEndPr/>
             <w:sdtContent>
               <w:p>
                 <w:pPr>
@@ -3806,7 +3676,7 @@
                 </w:pPr>
                 <w:r>
                   <w:rPr>
-                    <w:rFonts w:ascii="Segoe UI Symbol" w:hAnsi="Segoe UI Symbol" w:eastAsia="MS Gothic" w:cs="Segoe UI Symbol"/>
+                    <w:rFonts w:ascii="Segoe UI Symbol" w:eastAsia="MS Gothic" w:hAnsi="Segoe UI Symbol" w:cs="Segoe UI Symbol"/>
                   </w:rPr>
                   <w:t>☐</w:t>
                 </w:r>
@@ -3831,6 +3701,7 @@
                 <w14:uncheckedState w14:val="2610" w14:font="MS Gothic"/>
               </w14:checkbox>
             </w:sdtPr>
+            <w:sdtEndPr/>
             <w:sdtContent>
               <w:p>
                 <w:pPr>
@@ -3842,7 +3713,7 @@
                 </w:pPr>
                 <w:r>
                   <w:rPr>
-                    <w:rFonts w:ascii="Segoe UI Symbol" w:hAnsi="Segoe UI Symbol" w:eastAsia="MS Gothic" w:cs="Segoe UI Symbol"/>
+                    <w:rFonts w:ascii="Segoe UI Symbol" w:eastAsia="MS Gothic" w:hAnsi="Segoe UI Symbol" w:cs="Segoe UI Symbol"/>
                   </w:rPr>
                   <w:t>☐</w:t>
                 </w:r>
@@ -3867,6 +3738,7 @@
                 <w14:uncheckedState w14:val="2610" w14:font="MS Gothic"/>
               </w14:checkbox>
             </w:sdtPr>
+            <w:sdtEndPr/>
             <w:sdtContent>
               <w:p>
                 <w:pPr>
@@ -3878,7 +3750,7 @@
                 </w:pPr>
                 <w:r>
                   <w:rPr>
-                    <w:rFonts w:ascii="Segoe UI Symbol" w:hAnsi="Segoe UI Symbol" w:eastAsia="MS Gothic" w:cs="Segoe UI Symbol"/>
+                    <w:rFonts w:ascii="Segoe UI Symbol" w:eastAsia="MS Gothic" w:hAnsi="Segoe UI Symbol" w:cs="Segoe UI Symbol"/>
                   </w:rPr>
                   <w:t>☐</w:t>
                 </w:r>
@@ -3903,6 +3775,7 @@
                 <w14:uncheckedState w14:val="2610" w14:font="MS Gothic"/>
               </w14:checkbox>
             </w:sdtPr>
+            <w:sdtEndPr/>
             <w:sdtContent>
               <w:p>
                 <w:pPr>
@@ -3914,7 +3787,7 @@
                 </w:pPr>
                 <w:r>
                   <w:rPr>
-                    <w:rFonts w:ascii="Segoe UI Symbol" w:hAnsi="Segoe UI Symbol" w:eastAsia="MS Gothic" w:cs="Segoe UI Symbol"/>
+                    <w:rFonts w:ascii="Segoe UI Symbol" w:eastAsia="MS Gothic" w:hAnsi="Segoe UI Symbol" w:cs="Segoe UI Symbol"/>
                   </w:rPr>
                   <w:t>☐</w:t>
                 </w:r>
@@ -3928,14 +3801,23 @@
       <w:pPr>
         <w:spacing w:line="200" w:lineRule="exact"/>
         <w:rPr>
-          <w:rFonts w:ascii="Calibri" w:hAnsi="Calibri" w:eastAsia="Calibri" w:cs="Calibri"/>
+          <w:rFonts w:ascii="Calibri" w:eastAsia="Calibri" w:hAnsi="Calibri" w:cs="Calibri"/>
           <w:b/>
         </w:rPr>
       </w:pPr>
     </w:p>
     <w:p>
       <w:pPr>
-        <w:pStyle w:val="Heading2"/>
+        <w:spacing w:line="200" w:lineRule="exact"/>
+        <w:rPr>
+          <w:rFonts w:ascii="Calibri" w:eastAsia="Calibri" w:hAnsi="Calibri" w:cs="Calibri"/>
+          <w:b/>
+        </w:rPr>
+      </w:pPr>
+    </w:p>
+    <w:p>
+      <w:pPr>
+        <w:pStyle w:val="Kop2"/>
         <w:spacing w:after="0"/>
         <w:rPr>
           <w:rFonts w:ascii="Calibri" w:hAnsi="Calibri" w:cs="Calibri"/>
@@ -3949,7 +3831,7 @@
       </w:pPr>
       <w:r>
         <w:rPr>
-          <w:rFonts w:ascii="Arial" w:hAnsi="Arial" w:cs="Arial" w:eastAsia="Arial"/>
+          <w:rFonts w:ascii="Arial" w:eastAsia="Arial" w:hAnsi="Arial" w:cs="Arial"/>
           <w:b/>
           <w:bCs/>
           <w:color w:val="123A5F"/>
@@ -3957,11 +3839,12 @@
           <w:szCs w:val="22"/>
           <w:lang w:val="nl-NL"/>
         </w:rPr>
+        <w:lastRenderedPageBreak/>
         <w:t xml:space="preserve">5. Hoe vaak draagt u gemiddeld uw schoenen </w:t>
       </w:r>
       <w:r>
         <w:rPr>
-          <w:rFonts w:ascii="Arial" w:hAnsi="Arial" w:cs="Arial" w:eastAsia="Arial"/>
+          <w:rFonts w:ascii="Arial" w:eastAsia="Arial" w:hAnsi="Arial" w:cs="Arial"/>
           <w:b/>
           <w:bCs/>
           <w:color w:val="123A5F"/>
@@ -3974,7 +3857,7 @@
       </w:r>
       <w:r>
         <w:rPr>
-          <w:rFonts w:ascii="Arial" w:hAnsi="Arial" w:cs="Arial" w:eastAsia="Arial"/>
+          <w:rFonts w:ascii="Arial" w:eastAsia="Arial" w:hAnsi="Arial" w:cs="Arial"/>
           <w:b/>
           <w:bCs/>
           <w:color w:val="123A5F"/>
@@ -4006,10 +3889,11 @@
             <w14:uncheckedState w14:val="2610" w14:font="MS Gothic"/>
           </w14:checkbox>
         </w:sdtPr>
+        <w:sdtEndPr/>
         <w:sdtContent>
           <w:r>
             <w:rPr>
-              <w:rFonts w:ascii="Segoe UI Symbol" w:hAnsi="Segoe UI Symbol" w:eastAsia="MS Gothic" w:cs="Segoe UI Symbol"/>
+              <w:rFonts w:ascii="Segoe UI Symbol" w:eastAsia="MS Gothic" w:hAnsi="Segoe UI Symbol" w:cs="Segoe UI Symbol"/>
               <w:lang w:val="nl-NL"/>
             </w:rPr>
             <w:t>☐</w:t>
@@ -4018,18 +3902,10 @@
       </w:sdt>
       <w:r>
         <w:rPr>
-          <w:rFonts w:ascii="Arial" w:hAnsi="Arial" w:cs="Arial" w:eastAsia="Arial"/>
           <w:color w:val="24303B"/>
           <w:lang w:val="nl-NL"/>
         </w:rPr>
         <w:tab/>
-      </w:r>
-      <w:r>
-        <w:rPr>
-          <w:rFonts w:ascii="Arial" w:hAnsi="Arial" w:cs="Arial" w:eastAsia="Arial"/>
-          <w:color w:val="24303B"/>
-          <w:lang w:val="nl-NL"/>
-        </w:rPr>
         <w:t>6-7 dagen per week</w:t>
       </w:r>
     </w:p>
@@ -4054,10 +3930,11 @@
             <w14:uncheckedState w14:val="2610" w14:font="MS Gothic"/>
           </w14:checkbox>
         </w:sdtPr>
+        <w:sdtEndPr/>
         <w:sdtContent>
           <w:r>
             <w:rPr>
-              <w:rFonts w:ascii="Segoe UI Symbol" w:hAnsi="Segoe UI Symbol" w:eastAsia="MS Gothic" w:cs="Segoe UI Symbol"/>
+              <w:rFonts w:ascii="Segoe UI Symbol" w:eastAsia="MS Gothic" w:hAnsi="Segoe UI Symbol" w:cs="Segoe UI Symbol"/>
               <w:lang w:val="nl-NL"/>
             </w:rPr>
             <w:t>☐</w:t>
@@ -4066,18 +3943,10 @@
       </w:sdt>
       <w:r>
         <w:rPr>
-          <w:rFonts w:ascii="Arial" w:hAnsi="Arial" w:cs="Arial" w:eastAsia="Arial"/>
           <w:color w:val="24303B"/>
           <w:lang w:val="nl-NL"/>
         </w:rPr>
         <w:tab/>
-      </w:r>
-      <w:r>
-        <w:rPr>
-          <w:rFonts w:ascii="Arial" w:hAnsi="Arial" w:cs="Arial" w:eastAsia="Arial"/>
-          <w:color w:val="24303B"/>
-          <w:lang w:val="nl-NL"/>
-        </w:rPr>
         <w:t>4-5 dagen per week</w:t>
       </w:r>
     </w:p>
@@ -4102,10 +3971,11 @@
             <w14:uncheckedState w14:val="2610" w14:font="MS Gothic"/>
           </w14:checkbox>
         </w:sdtPr>
+        <w:sdtEndPr/>
         <w:sdtContent>
           <w:r>
             <w:rPr>
-              <w:rFonts w:ascii="Segoe UI Symbol" w:hAnsi="Segoe UI Symbol" w:eastAsia="MS Gothic" w:cs="Segoe UI Symbol"/>
+              <w:rFonts w:ascii="Segoe UI Symbol" w:eastAsia="MS Gothic" w:hAnsi="Segoe UI Symbol" w:cs="Segoe UI Symbol"/>
               <w:lang w:val="nl-NL"/>
             </w:rPr>
             <w:t>☐</w:t>
@@ -4114,18 +3984,10 @@
       </w:sdt>
       <w:r>
         <w:rPr>
-          <w:rFonts w:ascii="Arial" w:hAnsi="Arial" w:cs="Arial" w:eastAsia="Arial"/>
           <w:color w:val="24303B"/>
           <w:lang w:val="nl-NL"/>
         </w:rPr>
         <w:tab/>
-      </w:r>
-      <w:r>
-        <w:rPr>
-          <w:rFonts w:ascii="Arial" w:hAnsi="Arial" w:cs="Arial" w:eastAsia="Arial"/>
-          <w:color w:val="24303B"/>
-          <w:lang w:val="nl-NL"/>
-        </w:rPr>
         <w:t>2-3 dagen per week</w:t>
       </w:r>
     </w:p>
@@ -4150,10 +4012,11 @@
             <w14:uncheckedState w14:val="2610" w14:font="MS Gothic"/>
           </w14:checkbox>
         </w:sdtPr>
+        <w:sdtEndPr/>
         <w:sdtContent>
           <w:r>
             <w:rPr>
-              <w:rFonts w:ascii="Segoe UI Symbol" w:hAnsi="Segoe UI Symbol" w:eastAsia="MS Gothic" w:cs="Segoe UI Symbol"/>
+              <w:rFonts w:ascii="Segoe UI Symbol" w:eastAsia="MS Gothic" w:hAnsi="Segoe UI Symbol" w:cs="Segoe UI Symbol"/>
               <w:lang w:val="nl-NL"/>
             </w:rPr>
             <w:t>☐</w:t>
@@ -4162,18 +4025,10 @@
       </w:sdt>
       <w:r>
         <w:rPr>
-          <w:rFonts w:ascii="Arial" w:hAnsi="Arial" w:cs="Arial" w:eastAsia="Arial"/>
           <w:color w:val="24303B"/>
           <w:lang w:val="nl-NL"/>
         </w:rPr>
         <w:tab/>
-      </w:r>
-      <w:r>
-        <w:rPr>
-          <w:rFonts w:ascii="Arial" w:hAnsi="Arial" w:cs="Arial" w:eastAsia="Arial"/>
-          <w:color w:val="24303B"/>
-          <w:lang w:val="nl-NL"/>
-        </w:rPr>
         <w:t>1 dag per week</w:t>
       </w:r>
     </w:p>
@@ -4198,10 +4053,11 @@
             <w14:uncheckedState w14:val="2610" w14:font="MS Gothic"/>
           </w14:checkbox>
         </w:sdtPr>
+        <w:sdtEndPr/>
         <w:sdtContent>
           <w:r>
             <w:rPr>
-              <w:rFonts w:ascii="Segoe UI Symbol" w:hAnsi="Segoe UI Symbol" w:eastAsia="MS Gothic" w:cs="Segoe UI Symbol"/>
+              <w:rFonts w:ascii="Segoe UI Symbol" w:eastAsia="MS Gothic" w:hAnsi="Segoe UI Symbol" w:cs="Segoe UI Symbol"/>
               <w:lang w:val="nl-NL"/>
             </w:rPr>
             <w:t>☐</w:t>
@@ -4210,24 +4066,16 @@
       </w:sdt>
       <w:r>
         <w:rPr>
-          <w:rFonts w:ascii="Arial" w:hAnsi="Arial" w:cs="Arial" w:eastAsia="Arial"/>
           <w:color w:val="24303B"/>
           <w:lang w:val="nl-NL"/>
         </w:rPr>
         <w:tab/>
-      </w:r>
-      <w:r>
-        <w:rPr>
-          <w:rFonts w:ascii="Arial" w:hAnsi="Arial" w:cs="Arial" w:eastAsia="Arial"/>
-          <w:color w:val="24303B"/>
-          <w:lang w:val="nl-NL"/>
-        </w:rPr>
         <w:t>Nooit</w:t>
       </w:r>
     </w:p>
     <w:p>
       <w:pPr>
-        <w:pStyle w:val="Heading2"/>
+        <w:pStyle w:val="Kop2"/>
         <w:spacing w:after="0"/>
         <w:rPr>
           <w:rFonts w:ascii="Calibri" w:hAnsi="Calibri" w:cs="Calibri"/>
@@ -4241,7 +4089,7 @@
       </w:pPr>
       <w:r>
         <w:rPr>
-          <w:rFonts w:ascii="Arial" w:hAnsi="Arial" w:cs="Arial" w:eastAsia="Arial"/>
+          <w:rFonts w:ascii="Arial" w:eastAsia="Arial" w:hAnsi="Arial" w:cs="Arial"/>
           <w:b/>
           <w:bCs/>
           <w:color w:val="123A5F"/>
@@ -4253,7 +4101,7 @@
       </w:r>
       <w:r>
         <w:rPr>
-          <w:rFonts w:ascii="Arial" w:hAnsi="Arial" w:cs="Arial" w:eastAsia="Arial"/>
+          <w:rFonts w:ascii="Arial" w:eastAsia="Arial" w:hAnsi="Arial" w:cs="Arial"/>
           <w:b/>
           <w:bCs/>
           <w:color w:val="123A5F"/>
@@ -4266,7 +4114,7 @@
       </w:r>
       <w:r>
         <w:rPr>
-          <w:rFonts w:ascii="Arial" w:hAnsi="Arial" w:cs="Arial" w:eastAsia="Arial"/>
+          <w:rFonts w:ascii="Arial" w:eastAsia="Arial" w:hAnsi="Arial" w:cs="Arial"/>
           <w:b/>
           <w:bCs/>
           <w:color w:val="123A5F"/>
@@ -4298,10 +4146,11 @@
             <w14:uncheckedState w14:val="2610" w14:font="MS Gothic"/>
           </w14:checkbox>
         </w:sdtPr>
+        <w:sdtEndPr/>
         <w:sdtContent>
           <w:r>
             <w:rPr>
-              <w:rFonts w:ascii="Segoe UI Symbol" w:hAnsi="Segoe UI Symbol" w:eastAsia="MS Gothic" w:cs="Segoe UI Symbol"/>
+              <w:rFonts w:ascii="Segoe UI Symbol" w:eastAsia="MS Gothic" w:hAnsi="Segoe UI Symbol" w:cs="Segoe UI Symbol"/>
               <w:lang w:val="nl-NL"/>
             </w:rPr>
             <w:t>☐</w:t>
@@ -4310,18 +4159,10 @@
       </w:sdt>
       <w:r>
         <w:rPr>
-          <w:rFonts w:ascii="Arial" w:hAnsi="Arial" w:cs="Arial" w:eastAsia="Arial"/>
           <w:color w:val="24303B"/>
           <w:lang w:val="nl-NL"/>
         </w:rPr>
         <w:tab/>
-      </w:r>
-      <w:r>
-        <w:rPr>
-          <w:rFonts w:ascii="Arial" w:hAnsi="Arial" w:cs="Arial" w:eastAsia="Arial"/>
-          <w:color w:val="24303B"/>
-          <w:lang w:val="nl-NL"/>
-        </w:rPr>
         <w:t>6-7 dagen per week</w:t>
       </w:r>
     </w:p>
@@ -4346,10 +4187,11 @@
             <w14:uncheckedState w14:val="2610" w14:font="MS Gothic"/>
           </w14:checkbox>
         </w:sdtPr>
+        <w:sdtEndPr/>
         <w:sdtContent>
           <w:r>
             <w:rPr>
-              <w:rFonts w:ascii="Segoe UI Symbol" w:hAnsi="Segoe UI Symbol" w:eastAsia="MS Gothic" w:cs="Segoe UI Symbol"/>
+              <w:rFonts w:ascii="Segoe UI Symbol" w:eastAsia="MS Gothic" w:hAnsi="Segoe UI Symbol" w:cs="Segoe UI Symbol"/>
               <w:lang w:val="nl-NL"/>
             </w:rPr>
             <w:t>☐</w:t>
@@ -4358,18 +4200,10 @@
       </w:sdt>
       <w:r>
         <w:rPr>
-          <w:rFonts w:ascii="Arial" w:hAnsi="Arial" w:cs="Arial" w:eastAsia="Arial"/>
           <w:color w:val="24303B"/>
           <w:lang w:val="nl-NL"/>
         </w:rPr>
         <w:tab/>
-      </w:r>
-      <w:r>
-        <w:rPr>
-          <w:rFonts w:ascii="Arial" w:hAnsi="Arial" w:cs="Arial" w:eastAsia="Arial"/>
-          <w:color w:val="24303B"/>
-          <w:lang w:val="nl-NL"/>
-        </w:rPr>
         <w:t>4-5 dagen per week</w:t>
       </w:r>
     </w:p>
@@ -4394,10 +4228,11 @@
             <w14:uncheckedState w14:val="2610" w14:font="MS Gothic"/>
           </w14:checkbox>
         </w:sdtPr>
+        <w:sdtEndPr/>
         <w:sdtContent>
           <w:r>
             <w:rPr>
-              <w:rFonts w:ascii="Segoe UI Symbol" w:hAnsi="Segoe UI Symbol" w:eastAsia="MS Gothic" w:cs="Segoe UI Symbol"/>
+              <w:rFonts w:ascii="Segoe UI Symbol" w:eastAsia="MS Gothic" w:hAnsi="Segoe UI Symbol" w:cs="Segoe UI Symbol"/>
               <w:lang w:val="nl-NL"/>
             </w:rPr>
             <w:t>☐</w:t>
@@ -4406,18 +4241,10 @@
       </w:sdt>
       <w:r>
         <w:rPr>
-          <w:rFonts w:ascii="Arial" w:hAnsi="Arial" w:cs="Arial" w:eastAsia="Arial"/>
           <w:color w:val="24303B"/>
           <w:lang w:val="nl-NL"/>
         </w:rPr>
         <w:tab/>
-      </w:r>
-      <w:r>
-        <w:rPr>
-          <w:rFonts w:ascii="Arial" w:hAnsi="Arial" w:cs="Arial" w:eastAsia="Arial"/>
-          <w:color w:val="24303B"/>
-          <w:lang w:val="nl-NL"/>
-        </w:rPr>
         <w:t>2-3 dagen per week</w:t>
       </w:r>
     </w:p>
@@ -4442,10 +4269,11 @@
             <w14:uncheckedState w14:val="2610" w14:font="MS Gothic"/>
           </w14:checkbox>
         </w:sdtPr>
+        <w:sdtEndPr/>
         <w:sdtContent>
           <w:r>
             <w:rPr>
-              <w:rFonts w:ascii="Segoe UI Symbol" w:hAnsi="Segoe UI Symbol" w:eastAsia="MS Gothic" w:cs="Segoe UI Symbol"/>
+              <w:rFonts w:ascii="Segoe UI Symbol" w:eastAsia="MS Gothic" w:hAnsi="Segoe UI Symbol" w:cs="Segoe UI Symbol"/>
               <w:lang w:val="nl-NL"/>
             </w:rPr>
             <w:t>☐</w:t>
@@ -4454,18 +4282,10 @@
       </w:sdt>
       <w:r>
         <w:rPr>
-          <w:rFonts w:ascii="Arial" w:hAnsi="Arial" w:cs="Arial" w:eastAsia="Arial"/>
           <w:color w:val="24303B"/>
           <w:lang w:val="nl-NL"/>
         </w:rPr>
         <w:tab/>
-      </w:r>
-      <w:r>
-        <w:rPr>
-          <w:rFonts w:ascii="Arial" w:hAnsi="Arial" w:cs="Arial" w:eastAsia="Arial"/>
-          <w:color w:val="24303B"/>
-          <w:lang w:val="nl-NL"/>
-        </w:rPr>
         <w:t>1 dag per week</w:t>
       </w:r>
     </w:p>
@@ -4490,10 +4310,11 @@
             <w14:uncheckedState w14:val="2610" w14:font="MS Gothic"/>
           </w14:checkbox>
         </w:sdtPr>
+        <w:sdtEndPr/>
         <w:sdtContent>
           <w:r>
             <w:rPr>
-              <w:rFonts w:ascii="Segoe UI Symbol" w:hAnsi="Segoe UI Symbol" w:eastAsia="MS Gothic" w:cs="Segoe UI Symbol"/>
+              <w:rFonts w:ascii="Segoe UI Symbol" w:eastAsia="MS Gothic" w:hAnsi="Segoe UI Symbol" w:cs="Segoe UI Symbol"/>
               <w:lang w:val="nl-NL"/>
             </w:rPr>
             <w:t>☐</w:t>
@@ -4502,18 +4323,10 @@
       </w:sdt>
       <w:r>
         <w:rPr>
-          <w:rFonts w:ascii="Arial" w:hAnsi="Arial" w:cs="Arial" w:eastAsia="Arial"/>
           <w:color w:val="24303B"/>
           <w:lang w:val="nl-NL"/>
         </w:rPr>
         <w:tab/>
-      </w:r>
-      <w:r>
-        <w:rPr>
-          <w:rFonts w:ascii="Arial" w:hAnsi="Arial" w:cs="Arial" w:eastAsia="Arial"/>
-          <w:color w:val="24303B"/>
-          <w:lang w:val="nl-NL"/>
-        </w:rPr>
         <w:t>Nooit</w:t>
       </w:r>
     </w:p>
@@ -4528,7 +4341,7 @@
     </w:p>
     <w:p>
       <w:pPr>
-        <w:pStyle w:val="Heading2"/>
+        <w:pStyle w:val="Kop2"/>
         <w:spacing w:after="0"/>
         <w:rPr>
           <w:rFonts w:ascii="Calibri" w:hAnsi="Calibri" w:cs="Calibri"/>
@@ -4541,7 +4354,7 @@
       </w:pPr>
       <w:r>
         <w:rPr>
-          <w:rFonts w:ascii="Arial" w:hAnsi="Arial" w:cs="Arial" w:eastAsia="Arial"/>
+          <w:rFonts w:ascii="Arial" w:eastAsia="Arial" w:hAnsi="Arial" w:cs="Arial"/>
           <w:b/>
           <w:bCs/>
           <w:color w:val="123A5F"/>
@@ -4573,10 +4386,11 @@
             <w14:uncheckedState w14:val="2610" w14:font="MS Gothic"/>
           </w14:checkbox>
         </w:sdtPr>
+        <w:sdtEndPr/>
         <w:sdtContent>
           <w:r>
             <w:rPr>
-              <w:rFonts w:ascii="Segoe UI Symbol" w:hAnsi="Segoe UI Symbol" w:eastAsia="MS Gothic" w:cs="Segoe UI Symbol"/>
+              <w:rFonts w:ascii="Segoe UI Symbol" w:eastAsia="MS Gothic" w:hAnsi="Segoe UI Symbol" w:cs="Segoe UI Symbol"/>
               <w:lang w:val="nl-NL"/>
             </w:rPr>
             <w:t>☐</w:t>
@@ -4585,18 +4399,10 @@
       </w:sdt>
       <w:r>
         <w:rPr>
-          <w:rFonts w:ascii="Arial" w:hAnsi="Arial" w:cs="Arial" w:eastAsia="Arial"/>
           <w:color w:val="24303B"/>
           <w:lang w:val="nl-NL"/>
         </w:rPr>
         <w:tab/>
-      </w:r>
-      <w:r>
-        <w:rPr>
-          <w:rFonts w:ascii="Arial" w:hAnsi="Arial" w:cs="Arial" w:eastAsia="Arial"/>
-          <w:color w:val="24303B"/>
-          <w:lang w:val="nl-NL"/>
-        </w:rPr>
         <w:t>Meer dan 12 uur per dag</w:t>
       </w:r>
     </w:p>
@@ -4621,10 +4427,11 @@
             <w14:uncheckedState w14:val="2610" w14:font="MS Gothic"/>
           </w14:checkbox>
         </w:sdtPr>
+        <w:sdtEndPr/>
         <w:sdtContent>
           <w:r>
             <w:rPr>
-              <w:rFonts w:ascii="Segoe UI Symbol" w:hAnsi="Segoe UI Symbol" w:eastAsia="MS Gothic" w:cs="Segoe UI Symbol"/>
+              <w:rFonts w:ascii="Segoe UI Symbol" w:eastAsia="MS Gothic" w:hAnsi="Segoe UI Symbol" w:cs="Segoe UI Symbol"/>
               <w:lang w:val="nl-NL"/>
             </w:rPr>
             <w:t>☐</w:t>
@@ -4633,18 +4440,10 @@
       </w:sdt>
       <w:r>
         <w:rPr>
-          <w:rFonts w:ascii="Arial" w:hAnsi="Arial" w:cs="Arial" w:eastAsia="Arial"/>
           <w:color w:val="24303B"/>
           <w:lang w:val="nl-NL"/>
         </w:rPr>
         <w:tab/>
-      </w:r>
-      <w:r>
-        <w:rPr>
-          <w:rFonts w:ascii="Arial" w:hAnsi="Arial" w:cs="Arial" w:eastAsia="Arial"/>
-          <w:color w:val="24303B"/>
-          <w:lang w:val="nl-NL"/>
-        </w:rPr>
         <w:t>Tussen de 8 en 12 uur per dag</w:t>
       </w:r>
     </w:p>
@@ -4669,10 +4468,11 @@
             <w14:uncheckedState w14:val="2610" w14:font="MS Gothic"/>
           </w14:checkbox>
         </w:sdtPr>
+        <w:sdtEndPr/>
         <w:sdtContent>
           <w:r>
             <w:rPr>
-              <w:rFonts w:ascii="Segoe UI Symbol" w:hAnsi="Segoe UI Symbol" w:eastAsia="MS Gothic" w:cs="Segoe UI Symbol"/>
+              <w:rFonts w:ascii="Segoe UI Symbol" w:eastAsia="MS Gothic" w:hAnsi="Segoe UI Symbol" w:cs="Segoe UI Symbol"/>
               <w:lang w:val="nl-NL"/>
             </w:rPr>
             <w:t>☐</w:t>
@@ -4681,18 +4481,10 @@
       </w:sdt>
       <w:r>
         <w:rPr>
-          <w:rFonts w:ascii="Arial" w:hAnsi="Arial" w:cs="Arial" w:eastAsia="Arial"/>
           <w:color w:val="24303B"/>
           <w:lang w:val="nl-NL"/>
         </w:rPr>
         <w:tab/>
-      </w:r>
-      <w:r>
-        <w:rPr>
-          <w:rFonts w:ascii="Arial" w:hAnsi="Arial" w:cs="Arial" w:eastAsia="Arial"/>
-          <w:color w:val="24303B"/>
-          <w:lang w:val="nl-NL"/>
-        </w:rPr>
         <w:t>Tussen de 4 en 8 uur per dag</w:t>
       </w:r>
     </w:p>
@@ -4717,10 +4509,11 @@
             <w14:uncheckedState w14:val="2610" w14:font="MS Gothic"/>
           </w14:checkbox>
         </w:sdtPr>
+        <w:sdtEndPr/>
         <w:sdtContent>
           <w:r>
             <w:rPr>
-              <w:rFonts w:ascii="Segoe UI Symbol" w:hAnsi="Segoe UI Symbol" w:eastAsia="MS Gothic" w:cs="Segoe UI Symbol"/>
+              <w:rFonts w:ascii="Segoe UI Symbol" w:eastAsia="MS Gothic" w:hAnsi="Segoe UI Symbol" w:cs="Segoe UI Symbol"/>
               <w:lang w:val="nl-NL"/>
             </w:rPr>
             <w:t>☐</w:t>
@@ -4729,18 +4522,10 @@
       </w:sdt>
       <w:r>
         <w:rPr>
-          <w:rFonts w:ascii="Arial" w:hAnsi="Arial" w:cs="Arial" w:eastAsia="Arial"/>
           <w:color w:val="24303B"/>
           <w:lang w:val="nl-NL"/>
         </w:rPr>
         <w:tab/>
-      </w:r>
-      <w:r>
-        <w:rPr>
-          <w:rFonts w:ascii="Arial" w:hAnsi="Arial" w:cs="Arial" w:eastAsia="Arial"/>
-          <w:color w:val="24303B"/>
-          <w:lang w:val="nl-NL"/>
-        </w:rPr>
         <w:t>Tussen de 1 en 4 uur per dag</w:t>
       </w:r>
     </w:p>
@@ -4765,10 +4550,11 @@
             <w14:uncheckedState w14:val="2610" w14:font="MS Gothic"/>
           </w14:checkbox>
         </w:sdtPr>
+        <w:sdtEndPr/>
         <w:sdtContent>
           <w:r>
             <w:rPr>
-              <w:rFonts w:ascii="Segoe UI Symbol" w:hAnsi="Segoe UI Symbol" w:eastAsia="MS Gothic" w:cs="Segoe UI Symbol"/>
+              <w:rFonts w:ascii="Segoe UI Symbol" w:eastAsia="MS Gothic" w:hAnsi="Segoe UI Symbol" w:cs="Segoe UI Symbol"/>
               <w:lang w:val="nl-NL"/>
             </w:rPr>
             <w:t>☐</w:t>
@@ -4777,18 +4563,10 @@
       </w:sdt>
       <w:r>
         <w:rPr>
-          <w:rFonts w:ascii="Arial" w:hAnsi="Arial" w:cs="Arial" w:eastAsia="Arial"/>
           <w:color w:val="24303B"/>
           <w:lang w:val="nl-NL"/>
         </w:rPr>
         <w:tab/>
-      </w:r>
-      <w:r>
-        <w:rPr>
-          <w:rFonts w:ascii="Arial" w:hAnsi="Arial" w:cs="Arial" w:eastAsia="Arial"/>
-          <w:color w:val="24303B"/>
-          <w:lang w:val="nl-NL"/>
-        </w:rPr>
         <w:t>Geen enkel uur</w:t>
       </w:r>
     </w:p>
@@ -4803,7 +4581,7 @@
     </w:p>
     <w:p>
       <w:pPr>
-        <w:pStyle w:val="Heading2"/>
+        <w:pStyle w:val="Kop2"/>
         <w:spacing w:after="0"/>
         <w:rPr>
           <w:rFonts w:ascii="Calibri" w:hAnsi="Calibri" w:cs="Calibri"/>
@@ -4817,7 +4595,7 @@
       </w:pPr>
       <w:r>
         <w:rPr>
-          <w:rFonts w:ascii="Arial" w:hAnsi="Arial" w:cs="Arial" w:eastAsia="Arial"/>
+          <w:rFonts w:ascii="Arial" w:eastAsia="Arial" w:hAnsi="Arial" w:cs="Arial"/>
           <w:b/>
           <w:bCs/>
           <w:color w:val="123A5F"/>
@@ -4830,7 +4608,7 @@
       <w:proofErr w:type="gramStart"/>
       <w:r>
         <w:rPr>
-          <w:rFonts w:ascii="Arial" w:hAnsi="Arial" w:cs="Arial" w:eastAsia="Arial"/>
+          <w:rFonts w:ascii="Arial" w:eastAsia="Arial" w:hAnsi="Arial" w:cs="Arial"/>
           <w:b/>
           <w:bCs/>
           <w:color w:val="123A5F"/>
@@ -4843,7 +4621,7 @@
       <w:proofErr w:type="gramEnd"/>
       <w:r>
         <w:rPr>
-          <w:rFonts w:ascii="Arial" w:hAnsi="Arial" w:cs="Arial" w:eastAsia="Arial"/>
+          <w:rFonts w:ascii="Arial" w:eastAsia="Arial" w:hAnsi="Arial" w:cs="Arial"/>
           <w:b/>
           <w:bCs/>
           <w:color w:val="123A5F"/>
@@ -4861,13 +4639,12 @@
         </w:tabs>
         <w:spacing w:before="360" w:after="0" w:line="480" w:lineRule="auto"/>
         <w:rPr>
-          <w:rFonts w:ascii="Calibri" w:hAnsi="Calibri" w:eastAsia="Calibri" w:cs="Calibri"/>
-          <w:lang w:val="nl-NL"/>
-        </w:rPr>
-      </w:pPr>
-      <w:r>
-        <w:rPr>
-          <w:rFonts w:ascii="Arial" w:hAnsi="Arial" w:eastAsia="Arial" w:cs="Arial"/>
+          <w:rFonts w:ascii="Calibri" w:eastAsia="Calibri" w:hAnsi="Calibri" w:cs="Calibri"/>
+          <w:lang w:val="nl-NL"/>
+        </w:rPr>
+      </w:pPr>
+      <w:r>
+        <w:rPr>
           <w:color w:val="24303B"/>
           <w:lang w:val="nl-NL"/>
         </w:rPr>
@@ -4881,13 +4658,12 @@
         </w:tabs>
         <w:spacing w:before="360" w:after="0" w:line="480" w:lineRule="auto"/>
         <w:rPr>
-          <w:rFonts w:ascii="Calibri" w:hAnsi="Calibri" w:eastAsia="Calibri" w:cs="Calibri"/>
-          <w:lang w:val="nl-NL"/>
-        </w:rPr>
-      </w:pPr>
-      <w:r>
-        <w:rPr>
-          <w:rFonts w:ascii="Arial" w:hAnsi="Arial" w:eastAsia="Arial" w:cs="Arial"/>
+          <w:rFonts w:ascii="Calibri" w:eastAsia="Calibri" w:hAnsi="Calibri" w:cs="Calibri"/>
+          <w:lang w:val="nl-NL"/>
+        </w:rPr>
+      </w:pPr>
+      <w:r>
+        <w:rPr>
           <w:color w:val="24303B"/>
           <w:lang w:val="nl-NL"/>
         </w:rPr>
@@ -4901,13 +4677,12 @@
         </w:tabs>
         <w:spacing w:before="360" w:after="0" w:line="480" w:lineRule="auto"/>
         <w:rPr>
-          <w:rFonts w:ascii="Calibri" w:hAnsi="Calibri" w:eastAsia="Calibri" w:cs="Calibri"/>
-          <w:lang w:val="nl-NL"/>
-        </w:rPr>
-      </w:pPr>
-      <w:r>
-        <w:rPr>
-          <w:rFonts w:ascii="Arial" w:hAnsi="Arial" w:eastAsia="Arial" w:cs="Arial"/>
+          <w:rFonts w:ascii="Calibri" w:eastAsia="Calibri" w:hAnsi="Calibri" w:cs="Calibri"/>
+          <w:lang w:val="nl-NL"/>
+        </w:rPr>
+      </w:pPr>
+      <w:r>
+        <w:rPr>
           <w:color w:val="24303B"/>
           <w:lang w:val="nl-NL"/>
         </w:rPr>
@@ -4921,13 +4696,12 @@
         </w:tabs>
         <w:spacing w:before="360" w:after="0" w:line="480" w:lineRule="auto"/>
         <w:rPr>
-          <w:rFonts w:ascii="Calibri" w:hAnsi="Calibri" w:eastAsia="Calibri" w:cs="Calibri"/>
-          <w:lang w:val="nl-NL"/>
-        </w:rPr>
-      </w:pPr>
-      <w:r>
-        <w:rPr>
-          <w:rFonts w:ascii="Arial" w:hAnsi="Arial" w:eastAsia="Arial" w:cs="Arial"/>
+          <w:rFonts w:ascii="Calibri" w:eastAsia="Calibri" w:hAnsi="Calibri" w:cs="Calibri"/>
+          <w:lang w:val="nl-NL"/>
+        </w:rPr>
+      </w:pPr>
+      <w:r>
+        <w:rPr>
           <w:color w:val="24303B"/>
           <w:lang w:val="nl-NL"/>
         </w:rPr>
@@ -4936,45 +4710,7 @@
     </w:p>
     <w:p>
       <w:pPr>
-        <w:tabs>
-          <w:tab w:val="left" w:leader="dot" w:pos="8505"/>
-        </w:tabs>
-        <w:spacing w:before="360" w:after="0" w:line="480" w:lineRule="auto"/>
-        <w:rPr>
-          <w:rFonts w:ascii="Calibri" w:hAnsi="Calibri" w:eastAsia="Calibri" w:cs="Calibri"/>
-          <w:lang w:val="nl-NL"/>
-        </w:rPr>
-      </w:pPr>
-      <w:r>
-        <w:rPr>
-          <w:rFonts w:ascii="Arial" w:hAnsi="Arial" w:eastAsia="Arial" w:cs="Arial"/>
-          <w:color w:val="24303B"/>
-          <w:lang w:val="nl-NL"/>
-        </w:rPr>
-        <w:tab/>
-      </w:r>
-    </w:p>
-    <w:p>
-      <w:pPr>
-        <w:spacing w:after="200" w:line="276" w:lineRule="auto"/>
-        <w:rPr>
-          <w:rFonts w:ascii="Calibri" w:hAnsi="Calibri" w:eastAsia="Calibri" w:cs="Calibri"/>
-          <w:b/>
-          <w:lang w:val="nl-NL"/>
-        </w:rPr>
-      </w:pPr>
-      <w:r>
-        <w:rPr>
-          <w:rFonts w:ascii="Arial" w:hAnsi="Arial" w:cs="Arial" w:eastAsia="Arial"/>
-          <w:color w:val="24303B"/>
-          <w:lang w:val="nl-NL"/>
-        </w:rPr>
-        <w:br w:type="page"/>
-      </w:r>
-    </w:p>
-    <w:p>
-      <w:pPr>
-        <w:pStyle w:val="Heading2"/>
+        <w:pStyle w:val="Kop2"/>
         <w:spacing w:after="0"/>
         <w:rPr>
           <w:rFonts w:ascii="Calibri" w:hAnsi="Calibri" w:cs="Calibri"/>
@@ -4988,7 +4724,7 @@
       </w:pPr>
       <w:r>
         <w:rPr>
-          <w:rFonts w:ascii="Arial" w:hAnsi="Arial" w:cs="Arial" w:eastAsia="Arial"/>
+          <w:rFonts w:ascii="Arial" w:eastAsia="Arial" w:hAnsi="Arial" w:cs="Arial"/>
           <w:b/>
           <w:bCs/>
           <w:color w:val="123A5F"/>
@@ -4996,30 +4732,31 @@
           <w:szCs w:val="22"/>
           <w:lang w:val="nl-NL"/>
         </w:rPr>
+        <w:lastRenderedPageBreak/>
         <w:t>9. Hoe belangrijk zijn de volgende eigenschappen van uw schoenen voor u?</w:t>
       </w:r>
     </w:p>
     <w:tbl>
       <w:tblPr>
         <w:tblStyle w:val="Vragenlijst"/>
-        <w:tblW w:w="9581" w:type="dxa"/>
+        <w:tblW w:w="10317" w:type="dxa"/>
         <w:tblBorders>
-          <w:top w:val="single" w:color="auto" w:sz="4" w:space="0"/>
-          <w:left w:val="single" w:color="auto" w:sz="4" w:space="0"/>
-          <w:bottom w:val="single" w:color="auto" w:sz="4" w:space="0"/>
-          <w:right w:val="single" w:color="auto" w:sz="4" w:space="0"/>
-          <w:insideH w:val="single" w:color="auto" w:sz="4" w:space="0"/>
-          <w:insideV w:val="single" w:color="auto" w:sz="4" w:space="0"/>
+          <w:top w:val="single" w:sz="4" w:space="0" w:color="auto"/>
+          <w:left w:val="single" w:sz="4" w:space="0" w:color="auto"/>
+          <w:bottom w:val="single" w:sz="4" w:space="0" w:color="auto"/>
+          <w:right w:val="single" w:sz="4" w:space="0" w:color="auto"/>
+          <w:insideH w:val="single" w:sz="4" w:space="0" w:color="auto"/>
+          <w:insideV w:val="single" w:sz="4" w:space="0" w:color="auto"/>
         </w:tblBorders>
         <w:tblLayout w:type="fixed"/>
         <w:tblLook w:val="01E0" w:firstRow="1" w:lastRow="1" w:firstColumn="1" w:lastColumn="1" w:noHBand="0" w:noVBand="0"/>
       </w:tblPr>
       <w:tblGrid>
         <w:gridCol w:w="2268"/>
-        <w:gridCol w:w="1644"/>
-        <w:gridCol w:w="1587"/>
-        <w:gridCol w:w="1304"/>
+        <w:gridCol w:w="1880"/>
+        <w:gridCol w:w="1787"/>
         <w:gridCol w:w="1417"/>
+        <w:gridCol w:w="1604"/>
         <w:gridCol w:w="1361"/>
       </w:tblGrid>
       <w:tr>
@@ -5045,7 +4782,7 @@
         </w:tc>
         <w:tc>
           <w:tcPr>
-            <w:tcW w:w="1644" w:type="dxa"/>
+            <w:tcW w:w="1880" w:type="dxa"/>
             <w:vAlign w:val="top"/>
           </w:tcPr>
           <w:p>
@@ -5063,7 +4800,7 @@
             </w:pPr>
             <w:r>
               <w:rPr>
-                <w:rFonts w:cs="Arial" w:ascii="Arial" w:hAnsi="Arial" w:eastAsia="Arial"/>
+                <w:rFonts w:ascii="Arial" w:eastAsia="Arial" w:hAnsi="Arial" w:cs="Arial"/>
                 <w:color w:val="24303B"/>
                 <w:spacing w:val="-1"/>
                 <w:w w:val="105"/>
@@ -5073,7 +4810,7 @@
             <w:proofErr w:type="spellStart"/>
             <w:r>
               <w:rPr>
-                <w:rFonts w:cs="Arial" w:ascii="Arial" w:hAnsi="Arial" w:eastAsia="Arial"/>
+                <w:rFonts w:ascii="Arial" w:eastAsia="Arial" w:hAnsi="Arial" w:cs="Arial"/>
                 <w:color w:val="24303B"/>
                 <w:spacing w:val="-1"/>
                 <w:w w:val="105"/>
@@ -5085,7 +4822,7 @@
         </w:tc>
         <w:tc>
           <w:tcPr>
-            <w:tcW w:w="1587" w:type="dxa"/>
+            <w:tcW w:w="1787" w:type="dxa"/>
             <w:vAlign w:val="top"/>
           </w:tcPr>
           <w:p>
@@ -5102,7 +4839,7 @@
             <w:proofErr w:type="spellStart"/>
             <w:r>
               <w:rPr>
-                <w:rFonts w:eastAsia="Arial" w:cs="Arial" w:ascii="Arial" w:hAnsi="Arial"/>
+                <w:rFonts w:ascii="Arial" w:eastAsia="Arial" w:hAnsi="Arial" w:cs="Arial"/>
                 <w:color w:val="24303B"/>
               </w:rPr>
               <w:t>Onbelangrijk</w:t>
@@ -5112,7 +4849,7 @@
         </w:tc>
         <w:tc>
           <w:tcPr>
-            <w:tcW w:w="1304" w:type="dxa"/>
+            <w:tcW w:w="1417" w:type="dxa"/>
             <w:vAlign w:val="top"/>
           </w:tcPr>
           <w:p>
@@ -5129,7 +4866,7 @@
             <w:proofErr w:type="spellStart"/>
             <w:r>
               <w:rPr>
-                <w:rFonts w:cs="Arial" w:ascii="Arial" w:hAnsi="Arial" w:eastAsia="Arial"/>
+                <w:rFonts w:ascii="Arial" w:eastAsia="Arial" w:hAnsi="Arial" w:cs="Arial"/>
                 <w:color w:val="24303B"/>
                 <w:spacing w:val="-1"/>
                 <w:w w:val="105"/>
@@ -5141,7 +4878,7 @@
         </w:tc>
         <w:tc>
           <w:tcPr>
-            <w:tcW w:w="1417" w:type="dxa"/>
+            <w:tcW w:w="1604" w:type="dxa"/>
             <w:vAlign w:val="top"/>
           </w:tcPr>
           <w:p>
@@ -5158,7 +4895,7 @@
             <w:proofErr w:type="spellStart"/>
             <w:r>
               <w:rPr>
-                <w:rFonts w:cs="Arial" w:ascii="Arial" w:hAnsi="Arial" w:eastAsia="Arial"/>
+                <w:rFonts w:ascii="Arial" w:eastAsia="Arial" w:hAnsi="Arial" w:cs="Arial"/>
                 <w:color w:val="24303B"/>
                 <w:spacing w:val="-1"/>
                 <w:w w:val="110"/>
@@ -5186,7 +4923,7 @@
             </w:pPr>
             <w:r>
               <w:rPr>
-                <w:rFonts w:cs="Arial" w:ascii="Arial" w:hAnsi="Arial" w:eastAsia="Arial"/>
+                <w:rFonts w:ascii="Arial" w:eastAsia="Arial" w:hAnsi="Arial" w:cs="Arial"/>
                 <w:color w:val="24303B"/>
                 <w:spacing w:val="-2"/>
                 <w:w w:val="105"/>
@@ -5195,22 +4932,22 @@
             </w:r>
             <w:r>
               <w:rPr>
-                <w:rFonts w:cs="Arial" w:ascii="Arial" w:hAnsi="Arial" w:eastAsia="Arial"/>
+                <w:rFonts w:ascii="Arial" w:eastAsia="Arial" w:hAnsi="Arial" w:cs="Arial"/>
                 <w:color w:val="24303B"/>
                 <w:spacing w:val="-2"/>
                 <w:w w:val="105"/>
               </w:rPr>
-              <w:t>eer b</w:t>
+              <w:t xml:space="preserve">eer </w:t>
             </w:r>
             <w:proofErr w:type="spellStart"/>
             <w:r>
               <w:rPr>
-                <w:rFonts w:cs="Arial" w:ascii="Arial" w:hAnsi="Arial" w:eastAsia="Arial"/>
+                <w:rFonts w:ascii="Arial" w:eastAsia="Arial" w:hAnsi="Arial" w:cs="Arial"/>
                 <w:color w:val="24303B"/>
                 <w:spacing w:val="-2"/>
                 <w:w w:val="105"/>
               </w:rPr>
-              <w:t>elangrijk</w:t>
+              <w:t>belangrijk</w:t>
             </w:r>
             <w:proofErr w:type="spellEnd"/>
           </w:p>
@@ -5237,7 +4974,7 @@
             </w:pPr>
             <w:r>
               <w:rPr>
-                <w:rFonts w:cs="Arial" w:ascii="Arial" w:hAnsi="Arial" w:eastAsia="Arial"/>
+                <w:rFonts w:ascii="Arial" w:eastAsia="Arial" w:hAnsi="Arial" w:cs="Arial"/>
                 <w:color w:val="24303B"/>
                 <w:lang w:val="nl-NL"/>
               </w:rPr>
@@ -5245,7 +4982,7 @@
             </w:r>
             <w:r>
               <w:rPr>
-                <w:rFonts w:cs="Arial" w:ascii="Arial" w:hAnsi="Arial" w:eastAsia="Arial"/>
+                <w:rFonts w:ascii="Arial" w:eastAsia="Arial" w:hAnsi="Arial" w:cs="Arial"/>
                 <w:color w:val="24303B"/>
                 <w:spacing w:val="25"/>
                 <w:lang w:val="nl-NL"/>
@@ -5254,7 +4991,7 @@
             </w:r>
             <w:r>
               <w:rPr>
-                <w:rFonts w:cs="Arial" w:ascii="Arial" w:hAnsi="Arial" w:eastAsia="Arial"/>
+                <w:rFonts w:ascii="Arial" w:eastAsia="Arial" w:hAnsi="Arial" w:cs="Arial"/>
                 <w:color w:val="24303B"/>
                 <w:spacing w:val="-1"/>
                 <w:lang w:val="nl-NL"/>
@@ -5265,7 +5002,7 @@
         </w:tc>
         <w:tc>
           <w:tcPr>
-            <w:tcW w:w="1644" w:type="dxa"/>
+            <w:tcW w:w="1880" w:type="dxa"/>
             <w:vAlign w:val="top"/>
           </w:tcPr>
           <w:sdt>
@@ -5280,6 +5017,7 @@
                 <w14:uncheckedState w14:val="2610" w14:font="MS Gothic"/>
               </w14:checkbox>
             </w:sdtPr>
+            <w:sdtEndPr/>
             <w:sdtContent>
               <w:p>
                 <w:pPr>
@@ -5293,7 +5031,7 @@
                 </w:pPr>
                 <w:r>
                   <w:rPr>
-                    <w:rFonts w:ascii="Segoe UI Symbol" w:hAnsi="Segoe UI Symbol" w:eastAsia="MS Gothic" w:cs="Segoe UI Symbol"/>
+                    <w:rFonts w:ascii="Segoe UI Symbol" w:eastAsia="MS Gothic" w:hAnsi="Segoe UI Symbol" w:cs="Segoe UI Symbol"/>
                   </w:rPr>
                   <w:t>☐</w:t>
                 </w:r>
@@ -5303,7 +5041,7 @@
         </w:tc>
         <w:tc>
           <w:tcPr>
-            <w:tcW w:w="1587" w:type="dxa"/>
+            <w:tcW w:w="1787" w:type="dxa"/>
             <w:vAlign w:val="top"/>
           </w:tcPr>
           <w:sdt>
@@ -5318,6 +5056,7 @@
                 <w14:uncheckedState w14:val="2610" w14:font="MS Gothic"/>
               </w14:checkbox>
             </w:sdtPr>
+            <w:sdtEndPr/>
             <w:sdtContent>
               <w:p>
                 <w:pPr>
@@ -5330,7 +5069,7 @@
                 </w:pPr>
                 <w:r>
                   <w:rPr>
-                    <w:rFonts w:ascii="Segoe UI Symbol" w:hAnsi="Segoe UI Symbol" w:eastAsia="MS Gothic" w:cs="Segoe UI Symbol"/>
+                    <w:rFonts w:ascii="Segoe UI Symbol" w:eastAsia="MS Gothic" w:hAnsi="Segoe UI Symbol" w:cs="Segoe UI Symbol"/>
                   </w:rPr>
                   <w:t>☐</w:t>
                 </w:r>
@@ -5340,7 +5079,7 @@
         </w:tc>
         <w:tc>
           <w:tcPr>
-            <w:tcW w:w="1304" w:type="dxa"/>
+            <w:tcW w:w="1417" w:type="dxa"/>
             <w:vAlign w:val="top"/>
           </w:tcPr>
           <w:sdt>
@@ -5355,6 +5094,7 @@
                 <w14:uncheckedState w14:val="2610" w14:font="MS Gothic"/>
               </w14:checkbox>
             </w:sdtPr>
+            <w:sdtEndPr/>
             <w:sdtContent>
               <w:p>
                 <w:pPr>
@@ -5367,7 +5107,7 @@
                 </w:pPr>
                 <w:r>
                   <w:rPr>
-                    <w:rFonts w:ascii="Segoe UI Symbol" w:hAnsi="Segoe UI Symbol" w:eastAsia="MS Gothic" w:cs="Segoe UI Symbol"/>
+                    <w:rFonts w:ascii="Segoe UI Symbol" w:eastAsia="MS Gothic" w:hAnsi="Segoe UI Symbol" w:cs="Segoe UI Symbol"/>
                   </w:rPr>
                   <w:t>☐</w:t>
                 </w:r>
@@ -5377,7 +5117,7 @@
         </w:tc>
         <w:tc>
           <w:tcPr>
-            <w:tcW w:w="1417" w:type="dxa"/>
+            <w:tcW w:w="1604" w:type="dxa"/>
             <w:vAlign w:val="top"/>
           </w:tcPr>
           <w:sdt>
@@ -5392,6 +5132,7 @@
                 <w14:uncheckedState w14:val="2610" w14:font="MS Gothic"/>
               </w14:checkbox>
             </w:sdtPr>
+            <w:sdtEndPr/>
             <w:sdtContent>
               <w:p>
                 <w:pPr>
@@ -5404,7 +5145,7 @@
                 </w:pPr>
                 <w:r>
                   <w:rPr>
-                    <w:rFonts w:ascii="Segoe UI Symbol" w:hAnsi="Segoe UI Symbol" w:eastAsia="MS Gothic" w:cs="Segoe UI Symbol"/>
+                    <w:rFonts w:ascii="Segoe UI Symbol" w:eastAsia="MS Gothic" w:hAnsi="Segoe UI Symbol" w:cs="Segoe UI Symbol"/>
                   </w:rPr>
                   <w:t>☐</w:t>
                 </w:r>
@@ -5429,6 +5170,7 @@
                 <w14:uncheckedState w14:val="2610" w14:font="MS Gothic"/>
               </w14:checkbox>
             </w:sdtPr>
+            <w:sdtEndPr/>
             <w:sdtContent>
               <w:p>
                 <w:pPr>
@@ -5441,7 +5183,7 @@
                 </w:pPr>
                 <w:r>
                   <w:rPr>
-                    <w:rFonts w:ascii="Segoe UI Symbol" w:hAnsi="Segoe UI Symbol" w:eastAsia="MS Gothic" w:cs="Segoe UI Symbol"/>
+                    <w:rFonts w:ascii="Segoe UI Symbol" w:eastAsia="MS Gothic" w:hAnsi="Segoe UI Symbol" w:cs="Segoe UI Symbol"/>
                   </w:rPr>
                   <w:t>☐</w:t>
                 </w:r>
@@ -5471,7 +5213,7 @@
             </w:pPr>
             <w:r>
               <w:rPr>
-                <w:rFonts w:cs="Arial" w:ascii="Arial" w:hAnsi="Arial" w:eastAsia="Arial"/>
+                <w:rFonts w:ascii="Arial" w:eastAsia="Arial" w:hAnsi="Arial" w:cs="Arial"/>
                 <w:color w:val="24303B"/>
                 <w:lang w:val="nl-NL"/>
               </w:rPr>
@@ -5479,7 +5221,7 @@
             </w:r>
             <w:r>
               <w:rPr>
-                <w:rFonts w:cs="Arial" w:ascii="Arial" w:hAnsi="Arial" w:eastAsia="Arial"/>
+                <w:rFonts w:ascii="Arial" w:eastAsia="Arial" w:hAnsi="Arial" w:cs="Arial"/>
                 <w:color w:val="24303B"/>
                 <w:spacing w:val="26"/>
                 <w:lang w:val="nl-NL"/>
@@ -5488,7 +5230,7 @@
             </w:r>
             <w:r>
               <w:rPr>
-                <w:rFonts w:cs="Arial" w:ascii="Arial" w:hAnsi="Arial" w:eastAsia="Arial"/>
+                <w:rFonts w:ascii="Arial" w:eastAsia="Arial" w:hAnsi="Arial" w:cs="Arial"/>
                 <w:color w:val="24303B"/>
                 <w:spacing w:val="3"/>
                 <w:lang w:val="nl-NL"/>
@@ -5499,7 +5241,7 @@
         </w:tc>
         <w:tc>
           <w:tcPr>
-            <w:tcW w:w="1644" w:type="dxa"/>
+            <w:tcW w:w="1880" w:type="dxa"/>
             <w:vAlign w:val="top"/>
           </w:tcPr>
           <w:sdt>
@@ -5514,6 +5256,7 @@
                 <w14:uncheckedState w14:val="2610" w14:font="MS Gothic"/>
               </w14:checkbox>
             </w:sdtPr>
+            <w:sdtEndPr/>
             <w:sdtContent>
               <w:p>
                 <w:pPr>
@@ -5527,7 +5270,7 @@
                 </w:pPr>
                 <w:r>
                   <w:rPr>
-                    <w:rFonts w:ascii="Segoe UI Symbol" w:hAnsi="Segoe UI Symbol" w:eastAsia="MS Gothic" w:cs="Segoe UI Symbol"/>
+                    <w:rFonts w:ascii="Segoe UI Symbol" w:eastAsia="MS Gothic" w:hAnsi="Segoe UI Symbol" w:cs="Segoe UI Symbol"/>
                   </w:rPr>
                   <w:t>☐</w:t>
                 </w:r>
@@ -5537,7 +5280,7 @@
         </w:tc>
         <w:tc>
           <w:tcPr>
-            <w:tcW w:w="1587" w:type="dxa"/>
+            <w:tcW w:w="1787" w:type="dxa"/>
             <w:vAlign w:val="top"/>
           </w:tcPr>
           <w:sdt>
@@ -5552,6 +5295,7 @@
                 <w14:uncheckedState w14:val="2610" w14:font="MS Gothic"/>
               </w14:checkbox>
             </w:sdtPr>
+            <w:sdtEndPr/>
             <w:sdtContent>
               <w:p>
                 <w:pPr>
@@ -5564,7 +5308,7 @@
                 </w:pPr>
                 <w:r>
                   <w:rPr>
-                    <w:rFonts w:ascii="Segoe UI Symbol" w:hAnsi="Segoe UI Symbol" w:eastAsia="MS Gothic" w:cs="Segoe UI Symbol"/>
+                    <w:rFonts w:ascii="Segoe UI Symbol" w:eastAsia="MS Gothic" w:hAnsi="Segoe UI Symbol" w:cs="Segoe UI Symbol"/>
                   </w:rPr>
                   <w:t>☐</w:t>
                 </w:r>
@@ -5574,7 +5318,7 @@
         </w:tc>
         <w:tc>
           <w:tcPr>
-            <w:tcW w:w="1304" w:type="dxa"/>
+            <w:tcW w:w="1417" w:type="dxa"/>
             <w:vAlign w:val="top"/>
           </w:tcPr>
           <w:sdt>
@@ -5589,6 +5333,7 @@
                 <w14:uncheckedState w14:val="2610" w14:font="MS Gothic"/>
               </w14:checkbox>
             </w:sdtPr>
+            <w:sdtEndPr/>
             <w:sdtContent>
               <w:p>
                 <w:pPr>
@@ -5601,7 +5346,7 @@
                 </w:pPr>
                 <w:r>
                   <w:rPr>
-                    <w:rFonts w:ascii="Segoe UI Symbol" w:hAnsi="Segoe UI Symbol" w:eastAsia="MS Gothic" w:cs="Segoe UI Symbol"/>
+                    <w:rFonts w:ascii="Segoe UI Symbol" w:eastAsia="MS Gothic" w:hAnsi="Segoe UI Symbol" w:cs="Segoe UI Symbol"/>
                   </w:rPr>
                   <w:t>☐</w:t>
                 </w:r>
@@ -5611,7 +5356,7 @@
         </w:tc>
         <w:tc>
           <w:tcPr>
-            <w:tcW w:w="1417" w:type="dxa"/>
+            <w:tcW w:w="1604" w:type="dxa"/>
             <w:vAlign w:val="top"/>
           </w:tcPr>
           <w:sdt>
@@ -5626,6 +5371,7 @@
                 <w14:uncheckedState w14:val="2610" w14:font="MS Gothic"/>
               </w14:checkbox>
             </w:sdtPr>
+            <w:sdtEndPr/>
             <w:sdtContent>
               <w:p>
                 <w:pPr>
@@ -5638,7 +5384,7 @@
                 </w:pPr>
                 <w:r>
                   <w:rPr>
-                    <w:rFonts w:ascii="Segoe UI Symbol" w:hAnsi="Segoe UI Symbol" w:eastAsia="MS Gothic" w:cs="Segoe UI Symbol"/>
+                    <w:rFonts w:ascii="Segoe UI Symbol" w:eastAsia="MS Gothic" w:hAnsi="Segoe UI Symbol" w:cs="Segoe UI Symbol"/>
                   </w:rPr>
                   <w:t>☐</w:t>
                 </w:r>
@@ -5672,10 +5418,11 @@
                   <w14:uncheckedState w14:val="2610" w14:font="MS Gothic"/>
                 </w14:checkbox>
               </w:sdtPr>
+              <w:sdtEndPr/>
               <w:sdtContent>
                 <w:r>
                   <w:rPr>
-                    <w:rFonts w:ascii="Segoe UI Symbol" w:hAnsi="Segoe UI Symbol" w:eastAsia="MS Gothic" w:cs="Segoe UI Symbol"/>
+                    <w:rFonts w:ascii="Segoe UI Symbol" w:eastAsia="MS Gothic" w:hAnsi="Segoe UI Symbol" w:cs="Segoe UI Symbol"/>
                   </w:rPr>
                   <w:t>☐</w:t>
                 </w:r>
@@ -5705,7 +5452,7 @@
             </w:pPr>
             <w:r>
               <w:rPr>
-                <w:rFonts w:cs="Arial" w:ascii="Arial" w:hAnsi="Arial" w:eastAsia="Arial"/>
+                <w:rFonts w:ascii="Arial" w:eastAsia="Arial" w:hAnsi="Arial" w:cs="Arial"/>
                 <w:color w:val="24303B"/>
                 <w:lang w:val="nl-NL"/>
               </w:rPr>
@@ -5713,7 +5460,7 @@
             </w:r>
             <w:r>
               <w:rPr>
-                <w:rFonts w:cs="Arial" w:ascii="Arial" w:hAnsi="Arial" w:eastAsia="Arial"/>
+                <w:rFonts w:ascii="Arial" w:eastAsia="Arial" w:hAnsi="Arial" w:cs="Arial"/>
                 <w:color w:val="24303B"/>
                 <w:spacing w:val="44"/>
                 <w:lang w:val="nl-NL"/>
@@ -5722,7 +5469,7 @@
             </w:r>
             <w:r>
               <w:rPr>
-                <w:rFonts w:cs="Arial" w:ascii="Arial" w:hAnsi="Arial" w:eastAsia="Arial"/>
+                <w:rFonts w:ascii="Arial" w:eastAsia="Arial" w:hAnsi="Arial" w:cs="Arial"/>
                 <w:color w:val="24303B"/>
                 <w:spacing w:val="-1"/>
                 <w:lang w:val="nl-NL"/>
@@ -5733,7 +5480,7 @@
         </w:tc>
         <w:tc>
           <w:tcPr>
-            <w:tcW w:w="1644" w:type="dxa"/>
+            <w:tcW w:w="1880" w:type="dxa"/>
             <w:vAlign w:val="top"/>
           </w:tcPr>
           <w:sdt>
@@ -5748,6 +5495,7 @@
                 <w14:uncheckedState w14:val="2610" w14:font="MS Gothic"/>
               </w14:checkbox>
             </w:sdtPr>
+            <w:sdtEndPr/>
             <w:sdtContent>
               <w:p>
                 <w:pPr>
@@ -5761,7 +5509,7 @@
                 </w:pPr>
                 <w:r>
                   <w:rPr>
-                    <w:rFonts w:ascii="Segoe UI Symbol" w:hAnsi="Segoe UI Symbol" w:eastAsia="MS Gothic" w:cs="Segoe UI Symbol"/>
+                    <w:rFonts w:ascii="Segoe UI Symbol" w:eastAsia="MS Gothic" w:hAnsi="Segoe UI Symbol" w:cs="Segoe UI Symbol"/>
                   </w:rPr>
                   <w:t>☐</w:t>
                 </w:r>
@@ -5771,7 +5519,7 @@
         </w:tc>
         <w:tc>
           <w:tcPr>
-            <w:tcW w:w="1587" w:type="dxa"/>
+            <w:tcW w:w="1787" w:type="dxa"/>
             <w:vAlign w:val="top"/>
           </w:tcPr>
           <w:sdt>
@@ -5786,6 +5534,7 @@
                 <w14:uncheckedState w14:val="2610" w14:font="MS Gothic"/>
               </w14:checkbox>
             </w:sdtPr>
+            <w:sdtEndPr/>
             <w:sdtContent>
               <w:p>
                 <w:pPr>
@@ -5798,7 +5547,7 @@
                 </w:pPr>
                 <w:r>
                   <w:rPr>
-                    <w:rFonts w:ascii="Segoe UI Symbol" w:hAnsi="Segoe UI Symbol" w:eastAsia="MS Gothic" w:cs="Segoe UI Symbol"/>
+                    <w:rFonts w:ascii="Segoe UI Symbol" w:eastAsia="MS Gothic" w:hAnsi="Segoe UI Symbol" w:cs="Segoe UI Symbol"/>
                   </w:rPr>
                   <w:t>☐</w:t>
                 </w:r>
@@ -5808,7 +5557,7 @@
         </w:tc>
         <w:tc>
           <w:tcPr>
-            <w:tcW w:w="1304" w:type="dxa"/>
+            <w:tcW w:w="1417" w:type="dxa"/>
             <w:vAlign w:val="top"/>
           </w:tcPr>
           <w:sdt>
@@ -5823,6 +5572,7 @@
                 <w14:uncheckedState w14:val="2610" w14:font="MS Gothic"/>
               </w14:checkbox>
             </w:sdtPr>
+            <w:sdtEndPr/>
             <w:sdtContent>
               <w:p>
                 <w:pPr>
@@ -5835,7 +5585,7 @@
                 </w:pPr>
                 <w:r>
                   <w:rPr>
-                    <w:rFonts w:ascii="Segoe UI Symbol" w:hAnsi="Segoe UI Symbol" w:eastAsia="MS Gothic" w:cs="Segoe UI Symbol"/>
+                    <w:rFonts w:ascii="Segoe UI Symbol" w:eastAsia="MS Gothic" w:hAnsi="Segoe UI Symbol" w:cs="Segoe UI Symbol"/>
                   </w:rPr>
                   <w:t>☐</w:t>
                 </w:r>
@@ -5845,7 +5595,7 @@
         </w:tc>
         <w:tc>
           <w:tcPr>
-            <w:tcW w:w="1417" w:type="dxa"/>
+            <w:tcW w:w="1604" w:type="dxa"/>
             <w:vAlign w:val="top"/>
           </w:tcPr>
           <w:sdt>
@@ -5860,6 +5610,7 @@
                 <w14:uncheckedState w14:val="2610" w14:font="MS Gothic"/>
               </w14:checkbox>
             </w:sdtPr>
+            <w:sdtEndPr/>
             <w:sdtContent>
               <w:p>
                 <w:pPr>
@@ -5872,7 +5623,7 @@
                 </w:pPr>
                 <w:r>
                   <w:rPr>
-                    <w:rFonts w:ascii="Segoe UI Symbol" w:hAnsi="Segoe UI Symbol" w:eastAsia="MS Gothic" w:cs="Segoe UI Symbol"/>
+                    <w:rFonts w:ascii="Segoe UI Symbol" w:eastAsia="MS Gothic" w:hAnsi="Segoe UI Symbol" w:cs="Segoe UI Symbol"/>
                   </w:rPr>
                   <w:t>☐</w:t>
                 </w:r>
@@ -5897,6 +5648,7 @@
                 <w14:uncheckedState w14:val="2610" w14:font="MS Gothic"/>
               </w14:checkbox>
             </w:sdtPr>
+            <w:sdtEndPr/>
             <w:sdtContent>
               <w:p>
                 <w:pPr>
@@ -5909,7 +5661,7 @@
                 </w:pPr>
                 <w:r>
                   <w:rPr>
-                    <w:rFonts w:ascii="Segoe UI Symbol" w:hAnsi="Segoe UI Symbol" w:eastAsia="MS Gothic" w:cs="Segoe UI Symbol"/>
+                    <w:rFonts w:ascii="Segoe UI Symbol" w:eastAsia="MS Gothic" w:hAnsi="Segoe UI Symbol" w:cs="Segoe UI Symbol"/>
                   </w:rPr>
                   <w:t>☐</w:t>
                 </w:r>
@@ -5939,7 +5691,7 @@
             </w:pPr>
             <w:r>
               <w:rPr>
-                <w:rFonts w:cs="Arial" w:ascii="Arial" w:hAnsi="Arial" w:eastAsia="Arial"/>
+                <w:rFonts w:ascii="Arial" w:eastAsia="Arial" w:hAnsi="Arial" w:cs="Arial"/>
                 <w:color w:val="24303B"/>
                 <w:lang w:val="nl-NL"/>
               </w:rPr>
@@ -5947,7 +5699,7 @@
             </w:r>
             <w:r>
               <w:rPr>
-                <w:rFonts w:cs="Arial" w:ascii="Arial" w:hAnsi="Arial" w:eastAsia="Arial"/>
+                <w:rFonts w:ascii="Arial" w:eastAsia="Arial" w:hAnsi="Arial" w:cs="Arial"/>
                 <w:color w:val="24303B"/>
                 <w:spacing w:val="27"/>
                 <w:lang w:val="nl-NL"/>
@@ -5956,7 +5708,7 @@
             </w:r>
             <w:r>
               <w:rPr>
-                <w:rFonts w:cs="Arial" w:ascii="Arial" w:hAnsi="Arial" w:eastAsia="Arial"/>
+                <w:rFonts w:ascii="Arial" w:eastAsia="Arial" w:hAnsi="Arial" w:cs="Arial"/>
                 <w:color w:val="24303B"/>
                 <w:spacing w:val="-1"/>
                 <w:lang w:val="nl-NL"/>
@@ -5967,7 +5719,7 @@
         </w:tc>
         <w:tc>
           <w:tcPr>
-            <w:tcW w:w="1644" w:type="dxa"/>
+            <w:tcW w:w="1880" w:type="dxa"/>
             <w:vAlign w:val="top"/>
           </w:tcPr>
           <w:sdt>
@@ -5982,6 +5734,7 @@
                 <w14:uncheckedState w14:val="2610" w14:font="MS Gothic"/>
               </w14:checkbox>
             </w:sdtPr>
+            <w:sdtEndPr/>
             <w:sdtContent>
               <w:p>
                 <w:pPr>
@@ -5995,7 +5748,7 @@
                 </w:pPr>
                 <w:r>
                   <w:rPr>
-                    <w:rFonts w:ascii="Segoe UI Symbol" w:hAnsi="Segoe UI Symbol" w:eastAsia="MS Gothic" w:cs="Segoe UI Symbol"/>
+                    <w:rFonts w:ascii="Segoe UI Symbol" w:eastAsia="MS Gothic" w:hAnsi="Segoe UI Symbol" w:cs="Segoe UI Symbol"/>
                   </w:rPr>
                   <w:t>☐</w:t>
                 </w:r>
@@ -6005,7 +5758,7 @@
         </w:tc>
         <w:tc>
           <w:tcPr>
-            <w:tcW w:w="1587" w:type="dxa"/>
+            <w:tcW w:w="1787" w:type="dxa"/>
             <w:vAlign w:val="top"/>
           </w:tcPr>
           <w:sdt>
@@ -6020,6 +5773,7 @@
                 <w14:uncheckedState w14:val="2610" w14:font="MS Gothic"/>
               </w14:checkbox>
             </w:sdtPr>
+            <w:sdtEndPr/>
             <w:sdtContent>
               <w:p>
                 <w:pPr>
@@ -6032,7 +5786,7 @@
                 </w:pPr>
                 <w:r>
                   <w:rPr>
-                    <w:rFonts w:ascii="Segoe UI Symbol" w:hAnsi="Segoe UI Symbol" w:eastAsia="MS Gothic" w:cs="Segoe UI Symbol"/>
+                    <w:rFonts w:ascii="Segoe UI Symbol" w:eastAsia="MS Gothic" w:hAnsi="Segoe UI Symbol" w:cs="Segoe UI Symbol"/>
                   </w:rPr>
                   <w:t>☐</w:t>
                 </w:r>
@@ -6042,7 +5796,7 @@
         </w:tc>
         <w:tc>
           <w:tcPr>
-            <w:tcW w:w="1304" w:type="dxa"/>
+            <w:tcW w:w="1417" w:type="dxa"/>
             <w:vAlign w:val="top"/>
           </w:tcPr>
           <w:sdt>
@@ -6057,6 +5811,7 @@
                 <w14:uncheckedState w14:val="2610" w14:font="MS Gothic"/>
               </w14:checkbox>
             </w:sdtPr>
+            <w:sdtEndPr/>
             <w:sdtContent>
               <w:p>
                 <w:pPr>
@@ -6069,7 +5824,7 @@
                 </w:pPr>
                 <w:r>
                   <w:rPr>
-                    <w:rFonts w:ascii="Segoe UI Symbol" w:hAnsi="Segoe UI Symbol" w:eastAsia="MS Gothic" w:cs="Segoe UI Symbol"/>
+                    <w:rFonts w:ascii="Segoe UI Symbol" w:eastAsia="MS Gothic" w:hAnsi="Segoe UI Symbol" w:cs="Segoe UI Symbol"/>
                   </w:rPr>
                   <w:t>☐</w:t>
                 </w:r>
@@ -6079,7 +5834,7 @@
         </w:tc>
         <w:tc>
           <w:tcPr>
-            <w:tcW w:w="1417" w:type="dxa"/>
+            <w:tcW w:w="1604" w:type="dxa"/>
             <w:vAlign w:val="top"/>
           </w:tcPr>
           <w:sdt>
@@ -6094,6 +5849,7 @@
                 <w14:uncheckedState w14:val="2610" w14:font="MS Gothic"/>
               </w14:checkbox>
             </w:sdtPr>
+            <w:sdtEndPr/>
             <w:sdtContent>
               <w:p>
                 <w:pPr>
@@ -6106,7 +5862,7 @@
                 </w:pPr>
                 <w:r>
                   <w:rPr>
-                    <w:rFonts w:ascii="Segoe UI Symbol" w:hAnsi="Segoe UI Symbol" w:eastAsia="MS Gothic" w:cs="Segoe UI Symbol"/>
+                    <w:rFonts w:ascii="Segoe UI Symbol" w:eastAsia="MS Gothic" w:hAnsi="Segoe UI Symbol" w:cs="Segoe UI Symbol"/>
                   </w:rPr>
                   <w:t>☐</w:t>
                 </w:r>
@@ -6131,6 +5887,7 @@
                 <w14:uncheckedState w14:val="2610" w14:font="MS Gothic"/>
               </w14:checkbox>
             </w:sdtPr>
+            <w:sdtEndPr/>
             <w:sdtContent>
               <w:p>
                 <w:pPr>
@@ -6143,7 +5900,7 @@
                 </w:pPr>
                 <w:r>
                   <w:rPr>
-                    <w:rFonts w:ascii="Segoe UI Symbol" w:hAnsi="Segoe UI Symbol" w:eastAsia="MS Gothic" w:cs="Segoe UI Symbol"/>
+                    <w:rFonts w:ascii="Segoe UI Symbol" w:eastAsia="MS Gothic" w:hAnsi="Segoe UI Symbol" w:cs="Segoe UI Symbol"/>
                   </w:rPr>
                   <w:t>☐</w:t>
                 </w:r>
@@ -6173,7 +5930,7 @@
             </w:pPr>
             <w:r>
               <w:rPr>
-                <w:rFonts w:cs="Arial" w:ascii="Arial" w:hAnsi="Arial" w:eastAsia="Arial"/>
+                <w:rFonts w:ascii="Arial" w:eastAsia="Arial" w:hAnsi="Arial" w:cs="Arial"/>
                 <w:color w:val="24303B"/>
                 <w:lang w:val="nl-NL"/>
               </w:rPr>
@@ -6181,7 +5938,7 @@
             </w:r>
             <w:r>
               <w:rPr>
-                <w:rFonts w:cs="Arial" w:ascii="Arial" w:hAnsi="Arial" w:eastAsia="Arial"/>
+                <w:rFonts w:ascii="Arial" w:eastAsia="Arial" w:hAnsi="Arial" w:cs="Arial"/>
                 <w:color w:val="24303B"/>
                 <w:spacing w:val="27"/>
                 <w:lang w:val="nl-NL"/>
@@ -6190,7 +5947,7 @@
             </w:r>
             <w:r>
               <w:rPr>
-                <w:rFonts w:cs="Arial" w:ascii="Arial" w:hAnsi="Arial" w:eastAsia="Arial"/>
+                <w:rFonts w:ascii="Arial" w:eastAsia="Arial" w:hAnsi="Arial" w:cs="Arial"/>
                 <w:color w:val="24303B"/>
                 <w:spacing w:val="-1"/>
                 <w:lang w:val="nl-NL"/>
@@ -6201,7 +5958,7 @@
         </w:tc>
         <w:tc>
           <w:tcPr>
-            <w:tcW w:w="1644" w:type="dxa"/>
+            <w:tcW w:w="1880" w:type="dxa"/>
             <w:vAlign w:val="top"/>
           </w:tcPr>
           <w:sdt>
@@ -6216,6 +5973,7 @@
                 <w14:uncheckedState w14:val="2610" w14:font="MS Gothic"/>
               </w14:checkbox>
             </w:sdtPr>
+            <w:sdtEndPr/>
             <w:sdtContent>
               <w:p>
                 <w:pPr>
@@ -6229,7 +5987,7 @@
                 </w:pPr>
                 <w:r>
                   <w:rPr>
-                    <w:rFonts w:ascii="Segoe UI Symbol" w:hAnsi="Segoe UI Symbol" w:eastAsia="MS Gothic" w:cs="Segoe UI Symbol"/>
+                    <w:rFonts w:ascii="Segoe UI Symbol" w:eastAsia="MS Gothic" w:hAnsi="Segoe UI Symbol" w:cs="Segoe UI Symbol"/>
                   </w:rPr>
                   <w:t>☐</w:t>
                 </w:r>
@@ -6239,7 +5997,7 @@
         </w:tc>
         <w:tc>
           <w:tcPr>
-            <w:tcW w:w="1587" w:type="dxa"/>
+            <w:tcW w:w="1787" w:type="dxa"/>
             <w:vAlign w:val="top"/>
           </w:tcPr>
           <w:sdt>
@@ -6254,6 +6012,7 @@
                 <w14:uncheckedState w14:val="2610" w14:font="MS Gothic"/>
               </w14:checkbox>
             </w:sdtPr>
+            <w:sdtEndPr/>
             <w:sdtContent>
               <w:p>
                 <w:pPr>
@@ -6266,7 +6025,7 @@
                 </w:pPr>
                 <w:r>
                   <w:rPr>
-                    <w:rFonts w:ascii="Segoe UI Symbol" w:hAnsi="Segoe UI Symbol" w:eastAsia="MS Gothic" w:cs="Segoe UI Symbol"/>
+                    <w:rFonts w:ascii="Segoe UI Symbol" w:eastAsia="MS Gothic" w:hAnsi="Segoe UI Symbol" w:cs="Segoe UI Symbol"/>
                   </w:rPr>
                   <w:t>☐</w:t>
                 </w:r>
@@ -6276,7 +6035,7 @@
         </w:tc>
         <w:tc>
           <w:tcPr>
-            <w:tcW w:w="1304" w:type="dxa"/>
+            <w:tcW w:w="1417" w:type="dxa"/>
             <w:vAlign w:val="top"/>
           </w:tcPr>
           <w:sdt>
@@ -6291,6 +6050,7 @@
                 <w14:uncheckedState w14:val="2610" w14:font="MS Gothic"/>
               </w14:checkbox>
             </w:sdtPr>
+            <w:sdtEndPr/>
             <w:sdtContent>
               <w:p>
                 <w:pPr>
@@ -6303,7 +6063,7 @@
                 </w:pPr>
                 <w:r>
                   <w:rPr>
-                    <w:rFonts w:ascii="Segoe UI Symbol" w:hAnsi="Segoe UI Symbol" w:eastAsia="MS Gothic" w:cs="Segoe UI Symbol"/>
+                    <w:rFonts w:ascii="Segoe UI Symbol" w:eastAsia="MS Gothic" w:hAnsi="Segoe UI Symbol" w:cs="Segoe UI Symbol"/>
                   </w:rPr>
                   <w:t>☐</w:t>
                 </w:r>
@@ -6313,7 +6073,7 @@
         </w:tc>
         <w:tc>
           <w:tcPr>
-            <w:tcW w:w="1417" w:type="dxa"/>
+            <w:tcW w:w="1604" w:type="dxa"/>
             <w:vAlign w:val="top"/>
           </w:tcPr>
           <w:sdt>
@@ -6328,6 +6088,7 @@
                 <w14:uncheckedState w14:val="2610" w14:font="MS Gothic"/>
               </w14:checkbox>
             </w:sdtPr>
+            <w:sdtEndPr/>
             <w:sdtContent>
               <w:p>
                 <w:pPr>
@@ -6340,7 +6101,7 @@
                 </w:pPr>
                 <w:r>
                   <w:rPr>
-                    <w:rFonts w:ascii="Segoe UI Symbol" w:hAnsi="Segoe UI Symbol" w:eastAsia="MS Gothic" w:cs="Segoe UI Symbol"/>
+                    <w:rFonts w:ascii="Segoe UI Symbol" w:eastAsia="MS Gothic" w:hAnsi="Segoe UI Symbol" w:cs="Segoe UI Symbol"/>
                   </w:rPr>
                   <w:t>☐</w:t>
                 </w:r>
@@ -6365,6 +6126,7 @@
                 <w14:uncheckedState w14:val="2610" w14:font="MS Gothic"/>
               </w14:checkbox>
             </w:sdtPr>
+            <w:sdtEndPr/>
             <w:sdtContent>
               <w:p>
                 <w:pPr>
@@ -6377,7 +6139,7 @@
                 </w:pPr>
                 <w:r>
                   <w:rPr>
-                    <w:rFonts w:ascii="Segoe UI Symbol" w:hAnsi="Segoe UI Symbol" w:eastAsia="MS Gothic" w:cs="Segoe UI Symbol"/>
+                    <w:rFonts w:ascii="Segoe UI Symbol" w:eastAsia="MS Gothic" w:hAnsi="Segoe UI Symbol" w:cs="Segoe UI Symbol"/>
                   </w:rPr>
                   <w:t>☐</w:t>
                 </w:r>
@@ -6407,7 +6169,7 @@
             </w:pPr>
             <w:r>
               <w:rPr>
-                <w:rFonts w:cs="Arial" w:ascii="Arial" w:hAnsi="Arial" w:eastAsia="Arial"/>
+                <w:rFonts w:ascii="Arial" w:eastAsia="Arial" w:hAnsi="Arial" w:cs="Arial"/>
                 <w:color w:val="24303B"/>
                 <w:spacing w:val="1"/>
                 <w:lang w:val="nl-NL"/>
@@ -6416,7 +6178,7 @@
             </w:r>
             <w:r>
               <w:rPr>
-                <w:rFonts w:cs="Arial" w:ascii="Arial" w:hAnsi="Arial" w:eastAsia="Arial"/>
+                <w:rFonts w:ascii="Arial" w:eastAsia="Arial" w:hAnsi="Arial" w:cs="Arial"/>
                 <w:color w:val="24303B"/>
                 <w:lang w:val="nl-NL"/>
               </w:rPr>
@@ -6424,7 +6186,7 @@
             </w:r>
             <w:r>
               <w:rPr>
-                <w:rFonts w:cs="Arial" w:ascii="Arial" w:hAnsi="Arial" w:eastAsia="Arial"/>
+                <w:rFonts w:ascii="Arial" w:eastAsia="Arial" w:hAnsi="Arial" w:cs="Arial"/>
                 <w:color w:val="24303B"/>
                 <w:spacing w:val="22"/>
                 <w:lang w:val="nl-NL"/>
@@ -6433,7 +6195,7 @@
             </w:r>
             <w:r>
               <w:rPr>
-                <w:rFonts w:cs="Arial" w:ascii="Arial" w:hAnsi="Arial" w:eastAsia="Arial"/>
+                <w:rFonts w:ascii="Arial" w:eastAsia="Arial" w:hAnsi="Arial" w:cs="Arial"/>
                 <w:color w:val="24303B"/>
                 <w:spacing w:val="-1"/>
                 <w:lang w:val="nl-NL"/>
@@ -6444,7 +6206,7 @@
         </w:tc>
         <w:tc>
           <w:tcPr>
-            <w:tcW w:w="1644" w:type="dxa"/>
+            <w:tcW w:w="1880" w:type="dxa"/>
             <w:vAlign w:val="top"/>
           </w:tcPr>
           <w:sdt>
@@ -6459,6 +6221,7 @@
                 <w14:uncheckedState w14:val="2610" w14:font="MS Gothic"/>
               </w14:checkbox>
             </w:sdtPr>
+            <w:sdtEndPr/>
             <w:sdtContent>
               <w:p>
                 <w:pPr>
@@ -6472,7 +6235,7 @@
                 </w:pPr>
                 <w:r>
                   <w:rPr>
-                    <w:rFonts w:ascii="Segoe UI Symbol" w:hAnsi="Segoe UI Symbol" w:eastAsia="MS Gothic" w:cs="Segoe UI Symbol"/>
+                    <w:rFonts w:ascii="Segoe UI Symbol" w:eastAsia="MS Gothic" w:hAnsi="Segoe UI Symbol" w:cs="Segoe UI Symbol"/>
                   </w:rPr>
                   <w:t>☐</w:t>
                 </w:r>
@@ -6482,7 +6245,7 @@
         </w:tc>
         <w:tc>
           <w:tcPr>
-            <w:tcW w:w="1587" w:type="dxa"/>
+            <w:tcW w:w="1787" w:type="dxa"/>
             <w:vAlign w:val="top"/>
           </w:tcPr>
           <w:sdt>
@@ -6497,6 +6260,7 @@
                 <w14:uncheckedState w14:val="2610" w14:font="MS Gothic"/>
               </w14:checkbox>
             </w:sdtPr>
+            <w:sdtEndPr/>
             <w:sdtContent>
               <w:p>
                 <w:pPr>
@@ -6509,7 +6273,7 @@
                 </w:pPr>
                 <w:r>
                   <w:rPr>
-                    <w:rFonts w:ascii="Segoe UI Symbol" w:hAnsi="Segoe UI Symbol" w:eastAsia="MS Gothic" w:cs="Segoe UI Symbol"/>
+                    <w:rFonts w:ascii="Segoe UI Symbol" w:eastAsia="MS Gothic" w:hAnsi="Segoe UI Symbol" w:cs="Segoe UI Symbol"/>
                   </w:rPr>
                   <w:t>☐</w:t>
                 </w:r>
@@ -6519,7 +6283,7 @@
         </w:tc>
         <w:tc>
           <w:tcPr>
-            <w:tcW w:w="1304" w:type="dxa"/>
+            <w:tcW w:w="1417" w:type="dxa"/>
             <w:vAlign w:val="top"/>
           </w:tcPr>
           <w:sdt>
@@ -6534,6 +6298,7 @@
                 <w14:uncheckedState w14:val="2610" w14:font="MS Gothic"/>
               </w14:checkbox>
             </w:sdtPr>
+            <w:sdtEndPr/>
             <w:sdtContent>
               <w:p>
                 <w:pPr>
@@ -6546,7 +6311,7 @@
                 </w:pPr>
                 <w:r>
                   <w:rPr>
-                    <w:rFonts w:ascii="Segoe UI Symbol" w:hAnsi="Segoe UI Symbol" w:eastAsia="MS Gothic" w:cs="Segoe UI Symbol"/>
+                    <w:rFonts w:ascii="Segoe UI Symbol" w:eastAsia="MS Gothic" w:hAnsi="Segoe UI Symbol" w:cs="Segoe UI Symbol"/>
                   </w:rPr>
                   <w:t>☐</w:t>
                 </w:r>
@@ -6556,7 +6321,7 @@
         </w:tc>
         <w:tc>
           <w:tcPr>
-            <w:tcW w:w="1417" w:type="dxa"/>
+            <w:tcW w:w="1604" w:type="dxa"/>
             <w:vAlign w:val="top"/>
           </w:tcPr>
           <w:sdt>
@@ -6571,6 +6336,7 @@
                 <w14:uncheckedState w14:val="2610" w14:font="MS Gothic"/>
               </w14:checkbox>
             </w:sdtPr>
+            <w:sdtEndPr/>
             <w:sdtContent>
               <w:p>
                 <w:pPr>
@@ -6583,7 +6349,7 @@
                 </w:pPr>
                 <w:r>
                   <w:rPr>
-                    <w:rFonts w:ascii="Segoe UI Symbol" w:hAnsi="Segoe UI Symbol" w:eastAsia="MS Gothic" w:cs="Segoe UI Symbol"/>
+                    <w:rFonts w:ascii="Segoe UI Symbol" w:eastAsia="MS Gothic" w:hAnsi="Segoe UI Symbol" w:cs="Segoe UI Symbol"/>
                   </w:rPr>
                   <w:t>☐</w:t>
                 </w:r>
@@ -6608,6 +6374,7 @@
                 <w14:uncheckedState w14:val="2610" w14:font="MS Gothic"/>
               </w14:checkbox>
             </w:sdtPr>
+            <w:sdtEndPr/>
             <w:sdtContent>
               <w:p>
                 <w:pPr>
@@ -6620,7 +6387,7 @@
                 </w:pPr>
                 <w:r>
                   <w:rPr>
-                    <w:rFonts w:ascii="Segoe UI Symbol" w:hAnsi="Segoe UI Symbol" w:eastAsia="MS Gothic" w:cs="Segoe UI Symbol"/>
+                    <w:rFonts w:ascii="Segoe UI Symbol" w:eastAsia="MS Gothic" w:hAnsi="Segoe UI Symbol" w:cs="Segoe UI Symbol"/>
                   </w:rPr>
                   <w:t>☐</w:t>
                 </w:r>
@@ -6651,7 +6418,7 @@
             </w:pPr>
             <w:r>
               <w:rPr>
-                <w:rFonts w:cs="Arial" w:ascii="Arial" w:hAnsi="Arial" w:eastAsia="Arial"/>
+                <w:rFonts w:ascii="Arial" w:eastAsia="Arial" w:hAnsi="Arial" w:cs="Arial"/>
                 <w:color w:val="24303B"/>
                 <w:spacing w:val="-1"/>
                 <w:lang w:val="nl-NL"/>
@@ -6662,7 +6429,7 @@
         </w:tc>
         <w:tc>
           <w:tcPr>
-            <w:tcW w:w="1644" w:type="dxa"/>
+            <w:tcW w:w="1880" w:type="dxa"/>
             <w:vAlign w:val="top"/>
           </w:tcPr>
           <w:sdt>
@@ -6677,6 +6444,7 @@
                 <w14:uncheckedState w14:val="2610" w14:font="MS Gothic"/>
               </w14:checkbox>
             </w:sdtPr>
+            <w:sdtEndPr/>
             <w:sdtContent>
               <w:p>
                 <w:pPr>
@@ -6690,7 +6458,7 @@
                 </w:pPr>
                 <w:r>
                   <w:rPr>
-                    <w:rFonts w:ascii="Segoe UI Symbol" w:hAnsi="Segoe UI Symbol" w:eastAsia="MS Gothic" w:cs="Segoe UI Symbol"/>
+                    <w:rFonts w:ascii="Segoe UI Symbol" w:eastAsia="MS Gothic" w:hAnsi="Segoe UI Symbol" w:cs="Segoe UI Symbol"/>
                   </w:rPr>
                   <w:t>☐</w:t>
                 </w:r>
@@ -6700,7 +6468,7 @@
         </w:tc>
         <w:tc>
           <w:tcPr>
-            <w:tcW w:w="1587" w:type="dxa"/>
+            <w:tcW w:w="1787" w:type="dxa"/>
             <w:vAlign w:val="top"/>
           </w:tcPr>
           <w:sdt>
@@ -6715,6 +6483,7 @@
                 <w14:uncheckedState w14:val="2610" w14:font="MS Gothic"/>
               </w14:checkbox>
             </w:sdtPr>
+            <w:sdtEndPr/>
             <w:sdtContent>
               <w:p>
                 <w:pPr>
@@ -6727,7 +6496,7 @@
                 </w:pPr>
                 <w:r>
                   <w:rPr>
-                    <w:rFonts w:ascii="Segoe UI Symbol" w:hAnsi="Segoe UI Symbol" w:eastAsia="MS Gothic" w:cs="Segoe UI Symbol"/>
+                    <w:rFonts w:ascii="Segoe UI Symbol" w:eastAsia="MS Gothic" w:hAnsi="Segoe UI Symbol" w:cs="Segoe UI Symbol"/>
                   </w:rPr>
                   <w:t>☐</w:t>
                 </w:r>
@@ -6737,7 +6506,7 @@
         </w:tc>
         <w:tc>
           <w:tcPr>
-            <w:tcW w:w="1304" w:type="dxa"/>
+            <w:tcW w:w="1417" w:type="dxa"/>
             <w:vAlign w:val="top"/>
           </w:tcPr>
           <w:sdt>
@@ -6752,6 +6521,7 @@
                 <w14:uncheckedState w14:val="2610" w14:font="MS Gothic"/>
               </w14:checkbox>
             </w:sdtPr>
+            <w:sdtEndPr/>
             <w:sdtContent>
               <w:p>
                 <w:pPr>
@@ -6764,7 +6534,7 @@
                 </w:pPr>
                 <w:r>
                   <w:rPr>
-                    <w:rFonts w:ascii="Segoe UI Symbol" w:hAnsi="Segoe UI Symbol" w:eastAsia="MS Gothic" w:cs="Segoe UI Symbol"/>
+                    <w:rFonts w:ascii="Segoe UI Symbol" w:eastAsia="MS Gothic" w:hAnsi="Segoe UI Symbol" w:cs="Segoe UI Symbol"/>
                   </w:rPr>
                   <w:t>☐</w:t>
                 </w:r>
@@ -6774,7 +6544,7 @@
         </w:tc>
         <w:tc>
           <w:tcPr>
-            <w:tcW w:w="1417" w:type="dxa"/>
+            <w:tcW w:w="1604" w:type="dxa"/>
             <w:vAlign w:val="top"/>
           </w:tcPr>
           <w:sdt>
@@ -6789,6 +6559,7 @@
                 <w14:uncheckedState w14:val="2610" w14:font="MS Gothic"/>
               </w14:checkbox>
             </w:sdtPr>
+            <w:sdtEndPr/>
             <w:sdtContent>
               <w:p>
                 <w:pPr>
@@ -6801,7 +6572,7 @@
                 </w:pPr>
                 <w:r>
                   <w:rPr>
-                    <w:rFonts w:ascii="Segoe UI Symbol" w:hAnsi="Segoe UI Symbol" w:eastAsia="MS Gothic" w:cs="Segoe UI Symbol"/>
+                    <w:rFonts w:ascii="Segoe UI Symbol" w:eastAsia="MS Gothic" w:hAnsi="Segoe UI Symbol" w:cs="Segoe UI Symbol"/>
                   </w:rPr>
                   <w:t>☐</w:t>
                 </w:r>
@@ -6826,6 +6597,7 @@
                 <w14:uncheckedState w14:val="2610" w14:font="MS Gothic"/>
               </w14:checkbox>
             </w:sdtPr>
+            <w:sdtEndPr/>
             <w:sdtContent>
               <w:p>
                 <w:pPr>
@@ -6838,7 +6610,7 @@
                 </w:pPr>
                 <w:r>
                   <w:rPr>
-                    <w:rFonts w:ascii="Segoe UI Symbol" w:hAnsi="Segoe UI Symbol" w:eastAsia="MS Gothic" w:cs="Segoe UI Symbol"/>
+                    <w:rFonts w:ascii="Segoe UI Symbol" w:eastAsia="MS Gothic" w:hAnsi="Segoe UI Symbol" w:cs="Segoe UI Symbol"/>
                   </w:rPr>
                   <w:t>☐</w:t>
                 </w:r>
@@ -6869,7 +6641,7 @@
             </w:pPr>
             <w:r>
               <w:rPr>
-                <w:rFonts w:cs="Arial" w:ascii="Arial" w:hAnsi="Arial" w:eastAsia="Arial"/>
+                <w:rFonts w:ascii="Arial" w:eastAsia="Arial" w:hAnsi="Arial" w:cs="Arial"/>
                 <w:color w:val="24303B"/>
                 <w:spacing w:val="-1"/>
                 <w:lang w:val="nl-NL"/>
@@ -6878,27 +6650,19 @@
             </w:r>
             <w:r>
               <w:rPr>
-                <w:rFonts w:cs="Arial" w:ascii="Arial" w:hAnsi="Arial" w:eastAsia="Arial"/>
+                <w:rFonts w:ascii="Arial" w:eastAsia="Arial" w:hAnsi="Arial" w:cs="Arial"/>
                 <w:color w:val="24303B"/>
                 <w:spacing w:val="-1"/>
                 <w:lang w:val="nl-NL"/>
               </w:rPr>
               <w:br/>
-            </w:r>
-            <w:r>
-              <w:rPr>
-                <w:rFonts w:cs="Arial" w:ascii="Arial" w:hAnsi="Arial" w:eastAsia="Arial"/>
-                <w:color w:val="24303B"/>
-                <w:spacing w:val="-1"/>
-                <w:lang w:val="nl-NL"/>
-              </w:rPr>
               <w:t>stugheid van het materiaal</w:t>
             </w:r>
           </w:p>
         </w:tc>
         <w:tc>
           <w:tcPr>
-            <w:tcW w:w="1644" w:type="dxa"/>
+            <w:tcW w:w="1880" w:type="dxa"/>
             <w:vAlign w:val="top"/>
           </w:tcPr>
           <w:sdt>
@@ -6913,6 +6677,7 @@
                 <w14:uncheckedState w14:val="2610" w14:font="MS Gothic"/>
               </w14:checkbox>
             </w:sdtPr>
+            <w:sdtEndPr/>
             <w:sdtContent>
               <w:p>
                 <w:pPr>
@@ -6926,7 +6691,7 @@
                 </w:pPr>
                 <w:r>
                   <w:rPr>
-                    <w:rFonts w:ascii="Segoe UI Symbol" w:hAnsi="Segoe UI Symbol" w:eastAsia="MS Gothic" w:cs="Segoe UI Symbol"/>
+                    <w:rFonts w:ascii="Segoe UI Symbol" w:eastAsia="MS Gothic" w:hAnsi="Segoe UI Symbol" w:cs="Segoe UI Symbol"/>
                   </w:rPr>
                   <w:t>☐</w:t>
                 </w:r>
@@ -6936,7 +6701,7 @@
         </w:tc>
         <w:tc>
           <w:tcPr>
-            <w:tcW w:w="1587" w:type="dxa"/>
+            <w:tcW w:w="1787" w:type="dxa"/>
             <w:vAlign w:val="top"/>
           </w:tcPr>
           <w:sdt>
@@ -6951,6 +6716,7 @@
                 <w14:uncheckedState w14:val="2610" w14:font="MS Gothic"/>
               </w14:checkbox>
             </w:sdtPr>
+            <w:sdtEndPr/>
             <w:sdtContent>
               <w:p>
                 <w:pPr>
@@ -6963,7 +6729,7 @@
                 </w:pPr>
                 <w:r>
                   <w:rPr>
-                    <w:rFonts w:ascii="Segoe UI Symbol" w:hAnsi="Segoe UI Symbol" w:eastAsia="MS Gothic" w:cs="Segoe UI Symbol"/>
+                    <w:rFonts w:ascii="Segoe UI Symbol" w:eastAsia="MS Gothic" w:hAnsi="Segoe UI Symbol" w:cs="Segoe UI Symbol"/>
                   </w:rPr>
                   <w:t>☐</w:t>
                 </w:r>
@@ -6973,7 +6739,7 @@
         </w:tc>
         <w:tc>
           <w:tcPr>
-            <w:tcW w:w="1304" w:type="dxa"/>
+            <w:tcW w:w="1417" w:type="dxa"/>
             <w:vAlign w:val="top"/>
           </w:tcPr>
           <w:sdt>
@@ -6988,6 +6754,7 @@
                 <w14:uncheckedState w14:val="2610" w14:font="MS Gothic"/>
               </w14:checkbox>
             </w:sdtPr>
+            <w:sdtEndPr/>
             <w:sdtContent>
               <w:p>
                 <w:pPr>
@@ -7000,7 +6767,7 @@
                 </w:pPr>
                 <w:r>
                   <w:rPr>
-                    <w:rFonts w:ascii="Segoe UI Symbol" w:hAnsi="Segoe UI Symbol" w:eastAsia="MS Gothic" w:cs="Segoe UI Symbol"/>
+                    <w:rFonts w:ascii="Segoe UI Symbol" w:eastAsia="MS Gothic" w:hAnsi="Segoe UI Symbol" w:cs="Segoe UI Symbol"/>
                   </w:rPr>
                   <w:t>☐</w:t>
                 </w:r>
@@ -7010,7 +6777,7 @@
         </w:tc>
         <w:tc>
           <w:tcPr>
-            <w:tcW w:w="1417" w:type="dxa"/>
+            <w:tcW w:w="1604" w:type="dxa"/>
             <w:vAlign w:val="top"/>
           </w:tcPr>
           <w:sdt>
@@ -7025,6 +6792,7 @@
                 <w14:uncheckedState w14:val="2610" w14:font="MS Gothic"/>
               </w14:checkbox>
             </w:sdtPr>
+            <w:sdtEndPr/>
             <w:sdtContent>
               <w:p>
                 <w:pPr>
@@ -7037,7 +6805,7 @@
                 </w:pPr>
                 <w:r>
                   <w:rPr>
-                    <w:rFonts w:ascii="Segoe UI Symbol" w:hAnsi="Segoe UI Symbol" w:eastAsia="MS Gothic" w:cs="Segoe UI Symbol"/>
+                    <w:rFonts w:ascii="Segoe UI Symbol" w:eastAsia="MS Gothic" w:hAnsi="Segoe UI Symbol" w:cs="Segoe UI Symbol"/>
                   </w:rPr>
                   <w:t>☐</w:t>
                 </w:r>
@@ -7062,6 +6830,7 @@
                 <w14:uncheckedState w14:val="2610" w14:font="MS Gothic"/>
               </w14:checkbox>
             </w:sdtPr>
+            <w:sdtEndPr/>
             <w:sdtContent>
               <w:p>
                 <w:pPr>
@@ -7074,7 +6843,7 @@
                 </w:pPr>
                 <w:r>
                   <w:rPr>
-                    <w:rFonts w:ascii="Segoe UI Symbol" w:hAnsi="Segoe UI Symbol" w:eastAsia="MS Gothic" w:cs="Segoe UI Symbol"/>
+                    <w:rFonts w:ascii="Segoe UI Symbol" w:eastAsia="MS Gothic" w:hAnsi="Segoe UI Symbol" w:cs="Segoe UI Symbol"/>
                   </w:rPr>
                   <w:t>☐</w:t>
                 </w:r>
@@ -7105,7 +6874,7 @@
             </w:pPr>
             <w:r>
               <w:rPr>
-                <w:rFonts w:cs="Arial" w:ascii="Arial" w:hAnsi="Arial" w:eastAsia="Arial"/>
+                <w:rFonts w:ascii="Arial" w:eastAsia="Arial" w:hAnsi="Arial" w:cs="Arial"/>
                 <w:color w:val="24303B"/>
                 <w:spacing w:val="-1"/>
                 <w:lang w:val="nl-NL"/>
@@ -7116,7 +6885,7 @@
         </w:tc>
         <w:tc>
           <w:tcPr>
-            <w:tcW w:w="1644" w:type="dxa"/>
+            <w:tcW w:w="1880" w:type="dxa"/>
             <w:vAlign w:val="top"/>
           </w:tcPr>
           <w:sdt>
@@ -7131,6 +6900,7 @@
                 <w14:uncheckedState w14:val="2610" w14:font="MS Gothic"/>
               </w14:checkbox>
             </w:sdtPr>
+            <w:sdtEndPr/>
             <w:sdtContent>
               <w:p>
                 <w:pPr>
@@ -7144,7 +6914,7 @@
                 </w:pPr>
                 <w:r>
                   <w:rPr>
-                    <w:rFonts w:ascii="Segoe UI Symbol" w:hAnsi="Segoe UI Symbol" w:eastAsia="MS Gothic" w:cs="Segoe UI Symbol"/>
+                    <w:rFonts w:ascii="Segoe UI Symbol" w:eastAsia="MS Gothic" w:hAnsi="Segoe UI Symbol" w:cs="Segoe UI Symbol"/>
                   </w:rPr>
                   <w:t>☐</w:t>
                 </w:r>
@@ -7154,7 +6924,7 @@
         </w:tc>
         <w:tc>
           <w:tcPr>
-            <w:tcW w:w="1587" w:type="dxa"/>
+            <w:tcW w:w="1787" w:type="dxa"/>
             <w:vAlign w:val="top"/>
           </w:tcPr>
           <w:sdt>
@@ -7169,6 +6939,7 @@
                 <w14:uncheckedState w14:val="2610" w14:font="MS Gothic"/>
               </w14:checkbox>
             </w:sdtPr>
+            <w:sdtEndPr/>
             <w:sdtContent>
               <w:p>
                 <w:pPr>
@@ -7181,7 +6952,7 @@
                 </w:pPr>
                 <w:r>
                   <w:rPr>
-                    <w:rFonts w:ascii="Segoe UI Symbol" w:hAnsi="Segoe UI Symbol" w:eastAsia="MS Gothic" w:cs="Segoe UI Symbol"/>
+                    <w:rFonts w:ascii="Segoe UI Symbol" w:eastAsia="MS Gothic" w:hAnsi="Segoe UI Symbol" w:cs="Segoe UI Symbol"/>
                   </w:rPr>
                   <w:t>☐</w:t>
                 </w:r>
@@ -7191,7 +6962,7 @@
         </w:tc>
         <w:tc>
           <w:tcPr>
-            <w:tcW w:w="1304" w:type="dxa"/>
+            <w:tcW w:w="1417" w:type="dxa"/>
             <w:vAlign w:val="top"/>
           </w:tcPr>
           <w:sdt>
@@ -7206,6 +6977,7 @@
                 <w14:uncheckedState w14:val="2610" w14:font="MS Gothic"/>
               </w14:checkbox>
             </w:sdtPr>
+            <w:sdtEndPr/>
             <w:sdtContent>
               <w:p>
                 <w:pPr>
@@ -7218,7 +6990,7 @@
                 </w:pPr>
                 <w:r>
                   <w:rPr>
-                    <w:rFonts w:ascii="Segoe UI Symbol" w:hAnsi="Segoe UI Symbol" w:eastAsia="MS Gothic" w:cs="Segoe UI Symbol"/>
+                    <w:rFonts w:ascii="Segoe UI Symbol" w:eastAsia="MS Gothic" w:hAnsi="Segoe UI Symbol" w:cs="Segoe UI Symbol"/>
                   </w:rPr>
                   <w:t>☐</w:t>
                 </w:r>
@@ -7228,7 +7000,7 @@
         </w:tc>
         <w:tc>
           <w:tcPr>
-            <w:tcW w:w="1417" w:type="dxa"/>
+            <w:tcW w:w="1604" w:type="dxa"/>
             <w:vAlign w:val="top"/>
           </w:tcPr>
           <w:sdt>
@@ -7243,6 +7015,7 @@
                 <w14:uncheckedState w14:val="2610" w14:font="MS Gothic"/>
               </w14:checkbox>
             </w:sdtPr>
+            <w:sdtEndPr/>
             <w:sdtContent>
               <w:p>
                 <w:pPr>
@@ -7255,7 +7028,7 @@
                 </w:pPr>
                 <w:r>
                   <w:rPr>
-                    <w:rFonts w:ascii="Segoe UI Symbol" w:hAnsi="Segoe UI Symbol" w:eastAsia="MS Gothic" w:cs="Segoe UI Symbol"/>
+                    <w:rFonts w:ascii="Segoe UI Symbol" w:eastAsia="MS Gothic" w:hAnsi="Segoe UI Symbol" w:cs="Segoe UI Symbol"/>
                   </w:rPr>
                   <w:t>☐</w:t>
                 </w:r>
@@ -7280,6 +7053,7 @@
                 <w14:uncheckedState w14:val="2610" w14:font="MS Gothic"/>
               </w14:checkbox>
             </w:sdtPr>
+            <w:sdtEndPr/>
             <w:sdtContent>
               <w:p>
                 <w:pPr>
@@ -7292,7 +7066,7 @@
                 </w:pPr>
                 <w:r>
                   <w:rPr>
-                    <w:rFonts w:ascii="Segoe UI Symbol" w:hAnsi="Segoe UI Symbol" w:eastAsia="MS Gothic" w:cs="Segoe UI Symbol"/>
+                    <w:rFonts w:ascii="Segoe UI Symbol" w:eastAsia="MS Gothic" w:hAnsi="Segoe UI Symbol" w:cs="Segoe UI Symbol"/>
                   </w:rPr>
                   <w:t>☐</w:t>
                 </w:r>
@@ -7323,7 +7097,7 @@
             </w:pPr>
             <w:r>
               <w:rPr>
-                <w:rFonts w:cs="Arial" w:ascii="Arial" w:hAnsi="Arial" w:eastAsia="Arial"/>
+                <w:rFonts w:ascii="Arial" w:eastAsia="Arial" w:hAnsi="Arial" w:cs="Arial"/>
                 <w:color w:val="24303B"/>
                 <w:spacing w:val="-1"/>
                 <w:lang w:val="nl-NL"/>
@@ -7334,7 +7108,7 @@
         </w:tc>
         <w:tc>
           <w:tcPr>
-            <w:tcW w:w="1644" w:type="dxa"/>
+            <w:tcW w:w="1880" w:type="dxa"/>
             <w:vAlign w:val="top"/>
           </w:tcPr>
           <w:sdt>
@@ -7349,6 +7123,7 @@
                 <w14:uncheckedState w14:val="2610" w14:font="MS Gothic"/>
               </w14:checkbox>
             </w:sdtPr>
+            <w:sdtEndPr/>
             <w:sdtContent>
               <w:p>
                 <w:pPr>
@@ -7362,7 +7137,7 @@
                 </w:pPr>
                 <w:r>
                   <w:rPr>
-                    <w:rFonts w:ascii="Segoe UI Symbol" w:hAnsi="Segoe UI Symbol" w:eastAsia="MS Gothic" w:cs="Segoe UI Symbol"/>
+                    <w:rFonts w:ascii="Segoe UI Symbol" w:eastAsia="MS Gothic" w:hAnsi="Segoe UI Symbol" w:cs="Segoe UI Symbol"/>
                   </w:rPr>
                   <w:t>☐</w:t>
                 </w:r>
@@ -7372,7 +7147,7 @@
         </w:tc>
         <w:tc>
           <w:tcPr>
-            <w:tcW w:w="1587" w:type="dxa"/>
+            <w:tcW w:w="1787" w:type="dxa"/>
             <w:vAlign w:val="top"/>
           </w:tcPr>
           <w:sdt>
@@ -7387,6 +7162,7 @@
                 <w14:uncheckedState w14:val="2610" w14:font="MS Gothic"/>
               </w14:checkbox>
             </w:sdtPr>
+            <w:sdtEndPr/>
             <w:sdtContent>
               <w:p>
                 <w:pPr>
@@ -7399,7 +7175,7 @@
                 </w:pPr>
                 <w:r>
                   <w:rPr>
-                    <w:rFonts w:ascii="Segoe UI Symbol" w:hAnsi="Segoe UI Symbol" w:eastAsia="MS Gothic" w:cs="Segoe UI Symbol"/>
+                    <w:rFonts w:ascii="Segoe UI Symbol" w:eastAsia="MS Gothic" w:hAnsi="Segoe UI Symbol" w:cs="Segoe UI Symbol"/>
                   </w:rPr>
                   <w:t>☐</w:t>
                 </w:r>
@@ -7409,7 +7185,7 @@
         </w:tc>
         <w:tc>
           <w:tcPr>
-            <w:tcW w:w="1304" w:type="dxa"/>
+            <w:tcW w:w="1417" w:type="dxa"/>
             <w:vAlign w:val="top"/>
           </w:tcPr>
           <w:sdt>
@@ -7424,6 +7200,7 @@
                 <w14:uncheckedState w14:val="2610" w14:font="MS Gothic"/>
               </w14:checkbox>
             </w:sdtPr>
+            <w:sdtEndPr/>
             <w:sdtContent>
               <w:p>
                 <w:pPr>
@@ -7436,7 +7213,7 @@
                 </w:pPr>
                 <w:r>
                   <w:rPr>
-                    <w:rFonts w:ascii="Segoe UI Symbol" w:hAnsi="Segoe UI Symbol" w:eastAsia="MS Gothic" w:cs="Segoe UI Symbol"/>
+                    <w:rFonts w:ascii="Segoe UI Symbol" w:eastAsia="MS Gothic" w:hAnsi="Segoe UI Symbol" w:cs="Segoe UI Symbol"/>
                   </w:rPr>
                   <w:t>☐</w:t>
                 </w:r>
@@ -7446,7 +7223,7 @@
         </w:tc>
         <w:tc>
           <w:tcPr>
-            <w:tcW w:w="1417" w:type="dxa"/>
+            <w:tcW w:w="1604" w:type="dxa"/>
             <w:vAlign w:val="top"/>
           </w:tcPr>
           <w:sdt>
@@ -7461,6 +7238,7 @@
                 <w14:uncheckedState w14:val="2610" w14:font="MS Gothic"/>
               </w14:checkbox>
             </w:sdtPr>
+            <w:sdtEndPr/>
             <w:sdtContent>
               <w:p>
                 <w:pPr>
@@ -7473,7 +7251,7 @@
                 </w:pPr>
                 <w:r>
                   <w:rPr>
-                    <w:rFonts w:ascii="Segoe UI Symbol" w:hAnsi="Segoe UI Symbol" w:eastAsia="MS Gothic" w:cs="Segoe UI Symbol"/>
+                    <w:rFonts w:ascii="Segoe UI Symbol" w:eastAsia="MS Gothic" w:hAnsi="Segoe UI Symbol" w:cs="Segoe UI Symbol"/>
                   </w:rPr>
                   <w:t>☐</w:t>
                 </w:r>
@@ -7498,6 +7276,7 @@
                 <w14:uncheckedState w14:val="2610" w14:font="MS Gothic"/>
               </w14:checkbox>
             </w:sdtPr>
+            <w:sdtEndPr/>
             <w:sdtContent>
               <w:p>
                 <w:pPr>
@@ -7510,7 +7289,7 @@
                 </w:pPr>
                 <w:r>
                   <w:rPr>
-                    <w:rFonts w:ascii="Segoe UI Symbol" w:hAnsi="Segoe UI Symbol" w:eastAsia="MS Gothic" w:cs="Segoe UI Symbol"/>
+                    <w:rFonts w:ascii="Segoe UI Symbol" w:eastAsia="MS Gothic" w:hAnsi="Segoe UI Symbol" w:cs="Segoe UI Symbol"/>
                   </w:rPr>
                   <w:t>☐</w:t>
                 </w:r>
@@ -7524,7 +7303,7 @@
       <w:pPr>
         <w:spacing w:line="320" w:lineRule="exact"/>
         <w:rPr>
-          <w:rFonts w:ascii="Calibri" w:hAnsi="Calibri" w:eastAsia="Calibri" w:cs="Calibri"/>
+          <w:rFonts w:ascii="Calibri" w:eastAsia="Calibri" w:hAnsi="Calibri" w:cs="Calibri"/>
         </w:rPr>
       </w:pPr>
     </w:p>
@@ -7532,13 +7311,12 @@
       <w:pPr>
         <w:spacing w:after="200" w:line="276" w:lineRule="auto"/>
         <w:rPr>
-          <w:rFonts w:ascii="Calibri" w:hAnsi="Calibri" w:eastAsia="Calibri" w:cs="Calibri"/>
+          <w:rFonts w:ascii="Calibri" w:eastAsia="Calibri" w:hAnsi="Calibri" w:cs="Calibri"/>
           <w:b/>
         </w:rPr>
       </w:pPr>
       <w:r>
         <w:rPr>
-          <w:rFonts w:ascii="Arial" w:hAnsi="Arial" w:cs="Arial" w:eastAsia="Arial"/>
           <w:color w:val="24303B"/>
         </w:rPr>
         <w:br w:type="page"/>
@@ -7546,7 +7324,7 @@
     </w:p>
     <w:p>
       <w:pPr>
-        <w:pStyle w:val="Heading2"/>
+        <w:pStyle w:val="Kop2"/>
         <w:spacing w:after="0"/>
         <w:rPr>
           <w:rFonts w:ascii="Calibri" w:hAnsi="Calibri" w:cs="Calibri"/>
@@ -7560,7 +7338,7 @@
       </w:pPr>
       <w:r>
         <w:rPr>
-          <w:rFonts w:ascii="Arial" w:hAnsi="Arial" w:cs="Arial" w:eastAsia="Arial"/>
+          <w:rFonts w:ascii="Arial" w:eastAsia="Arial" w:hAnsi="Arial" w:cs="Arial"/>
           <w:b/>
           <w:bCs/>
           <w:color w:val="123A5F"/>
@@ -7568,6 +7346,7 @@
           <w:szCs w:val="24"/>
           <w:lang w:val="nl-NL"/>
         </w:rPr>
+        <w:lastRenderedPageBreak/>
         <w:t xml:space="preserve">10. Welke van bovengenoemde eigenschappen vindt u het belangrijkst? </w:t>
       </w:r>
     </w:p>
@@ -7575,13 +7354,12 @@
       <w:pPr>
         <w:spacing w:after="240" w:line="320" w:lineRule="exact"/>
         <w:rPr>
-          <w:rFonts w:ascii="Calibri" w:hAnsi="Calibri" w:eastAsia="Calibri" w:cs="Calibri"/>
-          <w:lang w:val="nl-NL"/>
-        </w:rPr>
-      </w:pPr>
-      <w:r>
-        <w:rPr>
-          <w:rFonts w:ascii="Arial" w:hAnsi="Arial" w:eastAsia="Arial" w:cs="Arial"/>
+          <w:rFonts w:ascii="Calibri" w:eastAsia="Calibri" w:hAnsi="Calibri" w:cs="Calibri"/>
+          <w:lang w:val="nl-NL"/>
+        </w:rPr>
+      </w:pPr>
+      <w:r>
+        <w:rPr>
           <w:i/>
           <w:color w:val="24303B"/>
           <w:lang w:val="nl-NL"/>
@@ -7610,10 +7388,11 @@
             <w14:uncheckedState w14:val="2610" w14:font="MS Gothic"/>
           </w14:checkbox>
         </w:sdtPr>
+        <w:sdtEndPr/>
         <w:sdtContent>
           <w:r>
             <w:rPr>
-              <w:rFonts w:ascii="Segoe UI Symbol" w:hAnsi="Segoe UI Symbol" w:eastAsia="MS Gothic" w:cs="Segoe UI Symbol"/>
+              <w:rFonts w:ascii="Segoe UI Symbol" w:eastAsia="MS Gothic" w:hAnsi="Segoe UI Symbol" w:cs="Segoe UI Symbol"/>
               <w:lang w:val="nl-NL"/>
             </w:rPr>
             <w:t>☐</w:t>
@@ -7622,7 +7401,6 @@
       </w:sdt>
       <w:r>
         <w:rPr>
-          <w:rFonts w:ascii="Arial" w:hAnsi="Arial" w:cs="Arial" w:eastAsia="Arial"/>
           <w:color w:val="24303B"/>
           <w:lang w:val="nl-NL"/>
         </w:rPr>
@@ -7630,7 +7408,6 @@
       </w:r>
       <w:r>
         <w:rPr>
-          <w:rFonts w:ascii="Arial" w:hAnsi="Arial" w:cs="Arial" w:eastAsia="Arial"/>
           <w:color w:val="24303B"/>
           <w:spacing w:val="-1"/>
           <w:lang w:val="nl-NL"/>
@@ -7659,10 +7436,11 @@
             <w14:uncheckedState w14:val="2610" w14:font="MS Gothic"/>
           </w14:checkbox>
         </w:sdtPr>
+        <w:sdtEndPr/>
         <w:sdtContent>
           <w:r>
             <w:rPr>
-              <w:rFonts w:ascii="Segoe UI Symbol" w:hAnsi="Segoe UI Symbol" w:eastAsia="MS Gothic" w:cs="Segoe UI Symbol"/>
+              <w:rFonts w:ascii="Segoe UI Symbol" w:eastAsia="MS Gothic" w:hAnsi="Segoe UI Symbol" w:cs="Segoe UI Symbol"/>
               <w:lang w:val="nl-NL"/>
             </w:rPr>
             <w:t>☐</w:t>
@@ -7671,7 +7449,6 @@
       </w:sdt>
       <w:r>
         <w:rPr>
-          <w:rFonts w:ascii="Arial" w:hAnsi="Arial" w:cs="Arial" w:eastAsia="Arial"/>
           <w:color w:val="24303B"/>
           <w:lang w:val="nl-NL"/>
         </w:rPr>
@@ -7679,7 +7456,6 @@
       </w:r>
       <w:r>
         <w:rPr>
-          <w:rFonts w:ascii="Arial" w:hAnsi="Arial" w:cs="Arial" w:eastAsia="Arial"/>
           <w:color w:val="24303B"/>
           <w:spacing w:val="3"/>
           <w:lang w:val="nl-NL"/>
@@ -7708,10 +7484,11 @@
             <w14:uncheckedState w14:val="2610" w14:font="MS Gothic"/>
           </w14:checkbox>
         </w:sdtPr>
+        <w:sdtEndPr/>
         <w:sdtContent>
           <w:r>
             <w:rPr>
-              <w:rFonts w:ascii="Segoe UI Symbol" w:hAnsi="Segoe UI Symbol" w:eastAsia="MS Gothic" w:cs="Segoe UI Symbol"/>
+              <w:rFonts w:ascii="Segoe UI Symbol" w:eastAsia="MS Gothic" w:hAnsi="Segoe UI Symbol" w:cs="Segoe UI Symbol"/>
               <w:lang w:val="nl-NL"/>
             </w:rPr>
             <w:t>☐</w:t>
@@ -7720,7 +7497,6 @@
       </w:sdt>
       <w:r>
         <w:rPr>
-          <w:rFonts w:ascii="Arial" w:hAnsi="Arial" w:cs="Arial" w:eastAsia="Arial"/>
           <w:color w:val="24303B"/>
           <w:lang w:val="nl-NL"/>
         </w:rPr>
@@ -7728,7 +7504,6 @@
       </w:r>
       <w:r>
         <w:rPr>
-          <w:rFonts w:ascii="Arial" w:hAnsi="Arial" w:cs="Arial" w:eastAsia="Arial"/>
           <w:color w:val="24303B"/>
           <w:spacing w:val="-1"/>
           <w:lang w:val="nl-NL"/>
@@ -7757,10 +7532,11 @@
             <w14:uncheckedState w14:val="2610" w14:font="MS Gothic"/>
           </w14:checkbox>
         </w:sdtPr>
+        <w:sdtEndPr/>
         <w:sdtContent>
           <w:r>
             <w:rPr>
-              <w:rFonts w:ascii="Segoe UI Symbol" w:hAnsi="Segoe UI Symbol" w:eastAsia="MS Gothic" w:cs="Segoe UI Symbol"/>
+              <w:rFonts w:ascii="Segoe UI Symbol" w:eastAsia="MS Gothic" w:hAnsi="Segoe UI Symbol" w:cs="Segoe UI Symbol"/>
               <w:lang w:val="nl-NL"/>
             </w:rPr>
             <w:t>☐</w:t>
@@ -7769,7 +7545,6 @@
       </w:sdt>
       <w:r>
         <w:rPr>
-          <w:rFonts w:ascii="Arial" w:hAnsi="Arial" w:cs="Arial" w:eastAsia="Arial"/>
           <w:color w:val="24303B"/>
           <w:lang w:val="nl-NL"/>
         </w:rPr>
@@ -7777,7 +7552,6 @@
       </w:r>
       <w:r>
         <w:rPr>
-          <w:rFonts w:ascii="Arial" w:hAnsi="Arial" w:cs="Arial" w:eastAsia="Arial"/>
           <w:color w:val="24303B"/>
           <w:spacing w:val="-1"/>
           <w:lang w:val="nl-NL"/>
@@ -7806,10 +7580,11 @@
             <w14:uncheckedState w14:val="2610" w14:font="MS Gothic"/>
           </w14:checkbox>
         </w:sdtPr>
+        <w:sdtEndPr/>
         <w:sdtContent>
           <w:r>
             <w:rPr>
-              <w:rFonts w:ascii="Segoe UI Symbol" w:hAnsi="Segoe UI Symbol" w:eastAsia="MS Gothic" w:cs="Segoe UI Symbol"/>
+              <w:rFonts w:ascii="Segoe UI Symbol" w:eastAsia="MS Gothic" w:hAnsi="Segoe UI Symbol" w:cs="Segoe UI Symbol"/>
               <w:lang w:val="nl-NL"/>
             </w:rPr>
             <w:t>☐</w:t>
@@ -7818,7 +7593,6 @@
       </w:sdt>
       <w:r>
         <w:rPr>
-          <w:rFonts w:ascii="Arial" w:hAnsi="Arial" w:cs="Arial" w:eastAsia="Arial"/>
           <w:color w:val="24303B"/>
           <w:lang w:val="nl-NL"/>
         </w:rPr>
@@ -7826,7 +7600,6 @@
       </w:r>
       <w:r>
         <w:rPr>
-          <w:rFonts w:ascii="Arial" w:hAnsi="Arial" w:cs="Arial" w:eastAsia="Arial"/>
           <w:color w:val="24303B"/>
           <w:spacing w:val="-1"/>
           <w:lang w:val="nl-NL"/>
@@ -7855,10 +7628,11 @@
             <w14:uncheckedState w14:val="2610" w14:font="MS Gothic"/>
           </w14:checkbox>
         </w:sdtPr>
+        <w:sdtEndPr/>
         <w:sdtContent>
           <w:r>
             <w:rPr>
-              <w:rFonts w:ascii="Segoe UI Symbol" w:hAnsi="Segoe UI Symbol" w:eastAsia="MS Gothic" w:cs="Segoe UI Symbol"/>
+              <w:rFonts w:ascii="Segoe UI Symbol" w:eastAsia="MS Gothic" w:hAnsi="Segoe UI Symbol" w:cs="Segoe UI Symbol"/>
               <w:lang w:val="nl-NL"/>
             </w:rPr>
             <w:t>☐</w:t>
@@ -7867,7 +7641,6 @@
       </w:sdt>
       <w:r>
         <w:rPr>
-          <w:rFonts w:ascii="Arial" w:hAnsi="Arial" w:cs="Arial" w:eastAsia="Arial"/>
           <w:color w:val="24303B"/>
           <w:lang w:val="nl-NL"/>
         </w:rPr>
@@ -7875,7 +7648,6 @@
       </w:r>
       <w:r>
         <w:rPr>
-          <w:rFonts w:ascii="Arial" w:hAnsi="Arial" w:cs="Arial" w:eastAsia="Arial"/>
           <w:color w:val="24303B"/>
           <w:spacing w:val="-1"/>
           <w:lang w:val="nl-NL"/>
@@ -7904,10 +7676,11 @@
             <w14:uncheckedState w14:val="2610" w14:font="MS Gothic"/>
           </w14:checkbox>
         </w:sdtPr>
+        <w:sdtEndPr/>
         <w:sdtContent>
           <w:r>
             <w:rPr>
-              <w:rFonts w:ascii="Segoe UI Symbol" w:hAnsi="Segoe UI Symbol" w:eastAsia="MS Gothic" w:cs="Segoe UI Symbol"/>
+              <w:rFonts w:ascii="Segoe UI Symbol" w:eastAsia="MS Gothic" w:hAnsi="Segoe UI Symbol" w:cs="Segoe UI Symbol"/>
               <w:lang w:val="nl-NL"/>
             </w:rPr>
             <w:t>☐</w:t>
@@ -7916,7 +7689,6 @@
       </w:sdt>
       <w:r>
         <w:rPr>
-          <w:rFonts w:ascii="Arial" w:hAnsi="Arial" w:cs="Arial" w:eastAsia="Arial"/>
           <w:color w:val="24303B"/>
           <w:lang w:val="nl-NL"/>
         </w:rPr>
@@ -7924,7 +7696,6 @@
       </w:r>
       <w:r>
         <w:rPr>
-          <w:rFonts w:ascii="Arial" w:hAnsi="Arial" w:cs="Arial" w:eastAsia="Arial"/>
           <w:color w:val="24303B"/>
           <w:spacing w:val="-1"/>
           <w:lang w:val="nl-NL"/>
@@ -7953,10 +7724,11 @@
             <w14:uncheckedState w14:val="2610" w14:font="MS Gothic"/>
           </w14:checkbox>
         </w:sdtPr>
+        <w:sdtEndPr/>
         <w:sdtContent>
           <w:r>
             <w:rPr>
-              <w:rFonts w:ascii="Segoe UI Symbol" w:hAnsi="Segoe UI Symbol" w:eastAsia="MS Gothic" w:cs="Segoe UI Symbol"/>
+              <w:rFonts w:ascii="Segoe UI Symbol" w:eastAsia="MS Gothic" w:hAnsi="Segoe UI Symbol" w:cs="Segoe UI Symbol"/>
               <w:lang w:val="nl-NL"/>
             </w:rPr>
             <w:t>☐</w:t>
@@ -7965,7 +7737,6 @@
       </w:sdt>
       <w:r>
         <w:rPr>
-          <w:rFonts w:ascii="Arial" w:hAnsi="Arial" w:cs="Arial" w:eastAsia="Arial"/>
           <w:color w:val="24303B"/>
           <w:lang w:val="nl-NL"/>
         </w:rPr>
@@ -7973,7 +7744,6 @@
       </w:r>
       <w:r>
         <w:rPr>
-          <w:rFonts w:ascii="Arial" w:hAnsi="Arial" w:cs="Arial" w:eastAsia="Arial"/>
           <w:color w:val="24303B"/>
           <w:spacing w:val="-1"/>
           <w:lang w:val="nl-NL"/>
@@ -8003,10 +7773,11 @@
             <w14:uncheckedState w14:val="2610" w14:font="MS Gothic"/>
           </w14:checkbox>
         </w:sdtPr>
+        <w:sdtEndPr/>
         <w:sdtContent>
           <w:r>
             <w:rPr>
-              <w:rFonts w:ascii="Segoe UI Symbol" w:hAnsi="Segoe UI Symbol" w:eastAsia="MS Gothic" w:cs="Segoe UI Symbol"/>
+              <w:rFonts w:ascii="Segoe UI Symbol" w:eastAsia="MS Gothic" w:hAnsi="Segoe UI Symbol" w:cs="Segoe UI Symbol"/>
               <w:lang w:val="nl-NL"/>
             </w:rPr>
             <w:t>☐</w:t>
@@ -8015,7 +7786,6 @@
       </w:sdt>
       <w:r>
         <w:rPr>
-          <w:rFonts w:ascii="Arial" w:hAnsi="Arial" w:cs="Arial" w:eastAsia="Arial"/>
           <w:color w:val="24303B"/>
           <w:lang w:val="nl-NL"/>
         </w:rPr>
@@ -8023,7 +7793,6 @@
       </w:r>
       <w:r>
         <w:rPr>
-          <w:rFonts w:ascii="Arial" w:hAnsi="Arial" w:cs="Arial" w:eastAsia="Arial"/>
           <w:color w:val="24303B"/>
           <w:spacing w:val="-1"/>
           <w:lang w:val="nl-NL"/>
@@ -8052,10 +7821,11 @@
             <w14:uncheckedState w14:val="2610" w14:font="MS Gothic"/>
           </w14:checkbox>
         </w:sdtPr>
+        <w:sdtEndPr/>
         <w:sdtContent>
           <w:r>
             <w:rPr>
-              <w:rFonts w:ascii="Segoe UI Symbol" w:hAnsi="Segoe UI Symbol" w:eastAsia="MS Gothic" w:cs="Segoe UI Symbol"/>
+              <w:rFonts w:ascii="Segoe UI Symbol" w:eastAsia="MS Gothic" w:hAnsi="Segoe UI Symbol" w:cs="Segoe UI Symbol"/>
               <w:lang w:val="nl-NL"/>
             </w:rPr>
             <w:t>☐</w:t>
@@ -8064,7 +7834,6 @@
       </w:sdt>
       <w:r>
         <w:rPr>
-          <w:rFonts w:ascii="Arial" w:hAnsi="Arial" w:cs="Arial" w:eastAsia="Arial"/>
           <w:color w:val="24303B"/>
           <w:lang w:val="nl-NL"/>
         </w:rPr>
@@ -8072,7 +7841,6 @@
       </w:r>
       <w:r>
         <w:rPr>
-          <w:rFonts w:ascii="Arial" w:hAnsi="Arial" w:cs="Arial" w:eastAsia="Arial"/>
           <w:color w:val="24303B"/>
           <w:spacing w:val="-1"/>
           <w:lang w:val="nl-NL"/>
@@ -8101,10 +7869,11 @@
             <w14:uncheckedState w14:val="2610" w14:font="MS Gothic"/>
           </w14:checkbox>
         </w:sdtPr>
+        <w:sdtEndPr/>
         <w:sdtContent>
           <w:r>
             <w:rPr>
-              <w:rFonts w:ascii="Segoe UI Symbol" w:hAnsi="Segoe UI Symbol" w:eastAsia="MS Gothic" w:cs="Segoe UI Symbol"/>
+              <w:rFonts w:ascii="Segoe UI Symbol" w:eastAsia="MS Gothic" w:hAnsi="Segoe UI Symbol" w:cs="Segoe UI Symbol"/>
               <w:lang w:val="nl-NL"/>
             </w:rPr>
             <w:t>☐</w:t>
@@ -8113,7 +7882,6 @@
       </w:sdt>
       <w:r>
         <w:rPr>
-          <w:rFonts w:ascii="Arial" w:hAnsi="Arial" w:cs="Arial" w:eastAsia="Arial"/>
           <w:color w:val="24303B"/>
           <w:lang w:val="nl-NL"/>
         </w:rPr>
@@ -8121,7 +7889,6 @@
       </w:r>
       <w:r>
         <w:rPr>
-          <w:rFonts w:ascii="Arial" w:hAnsi="Arial" w:cs="Arial" w:eastAsia="Arial"/>
           <w:color w:val="24303B"/>
           <w:spacing w:val="-1"/>
           <w:lang w:val="nl-NL"/>
@@ -8133,14 +7900,14 @@
       <w:pPr>
         <w:spacing w:line="320" w:lineRule="exact"/>
         <w:rPr>
-          <w:rFonts w:ascii="Calibri" w:hAnsi="Calibri" w:eastAsia="Calibri" w:cs="Calibri"/>
+          <w:rFonts w:ascii="Calibri" w:eastAsia="Calibri" w:hAnsi="Calibri" w:cs="Calibri"/>
           <w:lang w:val="nl-NL"/>
         </w:rPr>
       </w:pPr>
     </w:p>
     <w:p>
       <w:pPr>
-        <w:pStyle w:val="Heading2"/>
+        <w:pStyle w:val="Kop2"/>
         <w:spacing w:after="0"/>
         <w:rPr>
           <w:rFonts w:ascii="Calibri" w:hAnsi="Calibri" w:cs="Calibri"/>
@@ -8154,7 +7921,7 @@
       </w:pPr>
       <w:r>
         <w:rPr>
-          <w:rFonts w:ascii="Arial" w:hAnsi="Arial" w:cs="Arial" w:eastAsia="Arial"/>
+          <w:rFonts w:ascii="Arial" w:eastAsia="Arial" w:hAnsi="Arial" w:cs="Arial"/>
           <w:b/>
           <w:bCs/>
           <w:color w:val="123A5F"/>
@@ -8169,13 +7936,12 @@
       <w:pPr>
         <w:spacing w:after="240" w:line="320" w:lineRule="exact"/>
         <w:rPr>
-          <w:rFonts w:ascii="Calibri" w:hAnsi="Calibri" w:eastAsia="Calibri" w:cs="Calibri"/>
-          <w:lang w:val="nl-NL"/>
-        </w:rPr>
-      </w:pPr>
-      <w:r>
-        <w:rPr>
-          <w:rFonts w:ascii="Arial" w:hAnsi="Arial" w:eastAsia="Arial" w:cs="Arial"/>
+          <w:rFonts w:ascii="Calibri" w:eastAsia="Calibri" w:hAnsi="Calibri" w:cs="Calibri"/>
+          <w:lang w:val="nl-NL"/>
+        </w:rPr>
+      </w:pPr>
+      <w:r>
+        <w:rPr>
           <w:i/>
           <w:color w:val="24303B"/>
           <w:lang w:val="nl-NL"/>
@@ -8204,10 +7970,11 @@
             <w14:uncheckedState w14:val="2610" w14:font="MS Gothic"/>
           </w14:checkbox>
         </w:sdtPr>
+        <w:sdtEndPr/>
         <w:sdtContent>
           <w:r>
             <w:rPr>
-              <w:rFonts w:ascii="Segoe UI Symbol" w:hAnsi="Segoe UI Symbol" w:eastAsia="MS Gothic" w:cs="Segoe UI Symbol"/>
+              <w:rFonts w:ascii="Segoe UI Symbol" w:eastAsia="MS Gothic" w:hAnsi="Segoe UI Symbol" w:cs="Segoe UI Symbol"/>
               <w:lang w:val="nl-NL"/>
             </w:rPr>
             <w:t>☐</w:t>
@@ -8216,7 +7983,6 @@
       </w:sdt>
       <w:r>
         <w:rPr>
-          <w:rFonts w:ascii="Arial" w:hAnsi="Arial" w:cs="Arial" w:eastAsia="Arial"/>
           <w:color w:val="24303B"/>
           <w:lang w:val="nl-NL"/>
         </w:rPr>
@@ -8224,7 +7990,6 @@
       </w:r>
       <w:r>
         <w:rPr>
-          <w:rFonts w:ascii="Arial" w:hAnsi="Arial" w:cs="Arial" w:eastAsia="Arial"/>
           <w:color w:val="24303B"/>
           <w:spacing w:val="-1"/>
           <w:lang w:val="nl-NL"/>
@@ -8254,10 +8019,11 @@
             <w14:uncheckedState w14:val="2610" w14:font="MS Gothic"/>
           </w14:checkbox>
         </w:sdtPr>
+        <w:sdtEndPr/>
         <w:sdtContent>
           <w:r>
             <w:rPr>
-              <w:rFonts w:ascii="Segoe UI Symbol" w:hAnsi="Segoe UI Symbol" w:eastAsia="MS Gothic" w:cs="Segoe UI Symbol"/>
+              <w:rFonts w:ascii="Segoe UI Symbol" w:eastAsia="MS Gothic" w:hAnsi="Segoe UI Symbol" w:cs="Segoe UI Symbol"/>
               <w:lang w:val="nl-NL"/>
             </w:rPr>
             <w:t>☐</w:t>
@@ -8266,7 +8032,6 @@
       </w:sdt>
       <w:r>
         <w:rPr>
-          <w:rFonts w:ascii="Arial" w:hAnsi="Arial" w:cs="Arial" w:eastAsia="Arial"/>
           <w:color w:val="24303B"/>
           <w:lang w:val="nl-NL"/>
         </w:rPr>
@@ -8274,7 +8039,6 @@
       </w:r>
       <w:r>
         <w:rPr>
-          <w:rFonts w:ascii="Arial" w:hAnsi="Arial" w:cs="Arial" w:eastAsia="Arial"/>
           <w:color w:val="24303B"/>
           <w:spacing w:val="3"/>
           <w:lang w:val="nl-NL"/>
@@ -8303,10 +8067,11 @@
             <w14:uncheckedState w14:val="2610" w14:font="MS Gothic"/>
           </w14:checkbox>
         </w:sdtPr>
+        <w:sdtEndPr/>
         <w:sdtContent>
           <w:r>
             <w:rPr>
-              <w:rFonts w:ascii="Segoe UI Symbol" w:hAnsi="Segoe UI Symbol" w:eastAsia="MS Gothic" w:cs="Segoe UI Symbol"/>
+              <w:rFonts w:ascii="Segoe UI Symbol" w:eastAsia="MS Gothic" w:hAnsi="Segoe UI Symbol" w:cs="Segoe UI Symbol"/>
               <w:lang w:val="nl-NL"/>
             </w:rPr>
             <w:t>☐</w:t>
@@ -8315,7 +8080,6 @@
       </w:sdt>
       <w:r>
         <w:rPr>
-          <w:rFonts w:ascii="Arial" w:hAnsi="Arial" w:cs="Arial" w:eastAsia="Arial"/>
           <w:color w:val="24303B"/>
           <w:lang w:val="nl-NL"/>
         </w:rPr>
@@ -8323,7 +8087,6 @@
       </w:r>
       <w:r>
         <w:rPr>
-          <w:rFonts w:ascii="Arial" w:hAnsi="Arial" w:cs="Arial" w:eastAsia="Arial"/>
           <w:color w:val="24303B"/>
           <w:spacing w:val="-1"/>
           <w:lang w:val="nl-NL"/>
@@ -8353,10 +8116,11 @@
             <w14:uncheckedState w14:val="2610" w14:font="MS Gothic"/>
           </w14:checkbox>
         </w:sdtPr>
+        <w:sdtEndPr/>
         <w:sdtContent>
           <w:r>
             <w:rPr>
-              <w:rFonts w:ascii="Segoe UI Symbol" w:hAnsi="Segoe UI Symbol" w:eastAsia="MS Gothic" w:cs="Segoe UI Symbol"/>
+              <w:rFonts w:ascii="Segoe UI Symbol" w:eastAsia="MS Gothic" w:hAnsi="Segoe UI Symbol" w:cs="Segoe UI Symbol"/>
               <w:lang w:val="nl-NL"/>
             </w:rPr>
             <w:t>☐</w:t>
@@ -8365,7 +8129,6 @@
       </w:sdt>
       <w:r>
         <w:rPr>
-          <w:rFonts w:ascii="Arial" w:hAnsi="Arial" w:cs="Arial" w:eastAsia="Arial"/>
           <w:color w:val="24303B"/>
           <w:lang w:val="nl-NL"/>
         </w:rPr>
@@ -8373,7 +8136,6 @@
       </w:r>
       <w:r>
         <w:rPr>
-          <w:rFonts w:ascii="Arial" w:hAnsi="Arial" w:cs="Arial" w:eastAsia="Arial"/>
           <w:color w:val="24303B"/>
           <w:spacing w:val="-1"/>
           <w:lang w:val="nl-NL"/>
@@ -8382,7 +8144,6 @@
       </w:r>
       <w:r>
         <w:rPr>
-          <w:rFonts w:ascii="Arial" w:hAnsi="Arial" w:cs="Arial" w:eastAsia="Arial"/>
           <w:b/>
           <w:color w:val="24303B"/>
           <w:lang w:val="nl-NL"/>
@@ -8399,9 +8160,9 @@
         <w:spacing w:after="200" w:line="500" w:lineRule="exact"/>
         <w:outlineLvl w:val="0"/>
         <w:rPr>
-          <w:rFonts w:ascii="Calibri" w:hAnsi="Calibri" w:eastAsia="Calibri" w:cs="Calibri"/>
-          <w:b w:val="1"/>
-          <w:bCs w:val="1"/>
+          <w:rFonts w:ascii="Calibri" w:eastAsia="Calibri" w:hAnsi="Calibri" w:cs="Calibri"/>
+          <w:b/>
+          <w:bCs/>
           <w:sz w:val="40"/>
           <w:szCs w:val="40"/>
           <w:lang w:val="nl-NL"/>
@@ -8409,14 +8170,14 @@
       </w:pPr>
       <w:r>
         <w:rPr>
-          <w:rFonts w:ascii="Arial" w:hAnsi="Arial" w:eastAsia="Arial" w:cs="Arial"/>
-          <w:b w:val="1"/>
-          <w:bCs w:val="1"/>
+          <w:b/>
+          <w:bCs/>
           <w:color w:val="123A5F"/>
           <w:sz w:val="40"/>
           <w:szCs w:val="40"/>
           <w:lang w:val="nl-NL"/>
         </w:rPr>
+        <w:lastRenderedPageBreak/>
         <w:t xml:space="preserve">DEEL B: GEBRUIK SCHOENEN </w:t>
       </w:r>
     </w:p>
@@ -8424,7 +8185,7 @@
       <w:pPr>
         <w:spacing w:after="120" w:line="320" w:lineRule="exact"/>
         <w:rPr>
-          <w:rFonts w:ascii="Calibri" w:hAnsi="Calibri" w:eastAsia="Calibri" w:cs="Calibri"/>
+          <w:rFonts w:ascii="Calibri" w:eastAsia="Calibri" w:hAnsi="Calibri" w:cs="Calibri"/>
           <w:sz w:val="24"/>
           <w:szCs w:val="24"/>
           <w:lang w:val="nl-NL"/>
@@ -8432,7 +8193,6 @@
       </w:pPr>
       <w:r>
         <w:rPr>
-          <w:rFonts w:ascii="Arial" w:hAnsi="Arial" w:eastAsia="Arial" w:cs="Arial"/>
           <w:color w:val="24303B"/>
           <w:sz w:val="24"/>
           <w:szCs w:val="24"/>
@@ -8442,7 +8202,6 @@
       </w:r>
       <w:r>
         <w:rPr>
-          <w:rFonts w:ascii="Arial" w:hAnsi="Arial" w:eastAsia="Arial" w:cs="Arial"/>
           <w:color w:val="24303B"/>
           <w:sz w:val="24"/>
           <w:szCs w:val="24"/>
@@ -8453,7 +8212,6 @@
       </w:r>
       <w:r>
         <w:rPr>
-          <w:rFonts w:ascii="Arial" w:hAnsi="Arial" w:eastAsia="Arial" w:cs="Arial"/>
           <w:color w:val="24303B"/>
           <w:sz w:val="24"/>
           <w:szCs w:val="24"/>
@@ -8466,14 +8224,14 @@
       <w:pPr>
         <w:spacing w:line="240" w:lineRule="exact"/>
         <w:rPr>
-          <w:rFonts w:ascii="Calibri" w:hAnsi="Calibri" w:eastAsia="Calibri" w:cs="Calibri"/>
+          <w:rFonts w:ascii="Calibri" w:eastAsia="Calibri" w:hAnsi="Calibri" w:cs="Calibri"/>
           <w:lang w:val="nl-NL"/>
         </w:rPr>
       </w:pPr>
     </w:p>
     <w:p>
       <w:pPr>
-        <w:pStyle w:val="Heading2"/>
+        <w:pStyle w:val="Kop2"/>
         <w:spacing w:before="0" w:after="0" w:line="360" w:lineRule="auto"/>
         <w:rPr>
           <w:rFonts w:ascii="Calibri" w:hAnsi="Calibri" w:cs="Calibri"/>
@@ -8486,7 +8244,7 @@
       </w:pPr>
       <w:r>
         <w:rPr>
-          <w:rFonts w:ascii="Arial" w:hAnsi="Arial" w:cs="Arial" w:eastAsia="Arial"/>
+          <w:rFonts w:ascii="Arial" w:eastAsia="Arial" w:hAnsi="Arial" w:cs="Arial"/>
           <w:b/>
           <w:bCs/>
           <w:color w:val="123A5F"/>
@@ -8498,7 +8256,7 @@
       </w:r>
       <w:r>
         <w:rPr>
-          <w:rFonts w:ascii="Arial" w:hAnsi="Arial" w:cs="Arial" w:eastAsia="Arial"/>
+          <w:rFonts w:ascii="Arial" w:eastAsia="Arial" w:hAnsi="Arial" w:cs="Arial"/>
           <w:b/>
           <w:bCs/>
           <w:color w:val="123A5F"/>
@@ -8511,7 +8269,7 @@
       </w:r>
       <w:r>
         <w:rPr>
-          <w:rFonts w:ascii="Arial" w:hAnsi="Arial" w:cs="Arial" w:eastAsia="Arial"/>
+          <w:rFonts w:ascii="Arial" w:eastAsia="Arial" w:hAnsi="Arial" w:cs="Arial"/>
           <w:b/>
           <w:bCs/>
           <w:color w:val="123A5F"/>
@@ -8526,7 +8284,7 @@
       <w:pPr>
         <w:spacing w:line="240" w:lineRule="exact"/>
         <w:rPr>
-          <w:rFonts w:ascii="Calibri" w:hAnsi="Calibri" w:eastAsia="Calibri" w:cs="Calibri"/>
+          <w:rFonts w:ascii="Calibri" w:eastAsia="Calibri" w:hAnsi="Calibri" w:cs="Calibri"/>
           <w:i/>
           <w:szCs w:val="28"/>
           <w:lang w:val="nl-NL"/>
@@ -8534,7 +8292,6 @@
       </w:pPr>
       <w:r>
         <w:rPr>
-          <w:rFonts w:ascii="Arial" w:hAnsi="Arial" w:eastAsia="Arial" w:cs="Arial"/>
           <w:i/>
           <w:color w:val="24303B"/>
           <w:szCs w:val="28"/>
@@ -8547,7 +8304,7 @@
       <w:pPr>
         <w:spacing w:line="240" w:lineRule="exact"/>
         <w:rPr>
-          <w:rFonts w:ascii="Calibri" w:hAnsi="Calibri" w:eastAsia="Calibri" w:cs="Calibri"/>
+          <w:rFonts w:ascii="Calibri" w:eastAsia="Calibri" w:hAnsi="Calibri" w:cs="Calibri"/>
           <w:i/>
           <w:lang w:val="nl-NL"/>
         </w:rPr>
@@ -8565,7 +8322,6 @@
       </w:pPr>
       <w:r>
         <w:rPr>
-          <w:rFonts w:ascii="Arial" w:hAnsi="Arial" w:cs="Arial" w:eastAsia="Arial"/>
           <w:b/>
           <w:bCs/>
           <w:color w:val="123A5F"/>
@@ -8575,7 +8331,6 @@
       </w:r>
       <w:r>
         <w:rPr>
-          <w:rFonts w:ascii="Arial" w:hAnsi="Arial" w:cs="Arial" w:eastAsia="Arial"/>
           <w:b/>
           <w:bCs/>
           <w:color w:val="123A5F"/>
@@ -8585,7 +8340,6 @@
       </w:r>
       <w:r>
         <w:rPr>
-          <w:rFonts w:ascii="Arial" w:hAnsi="Arial" w:cs="Arial" w:eastAsia="Arial"/>
           <w:b/>
           <w:bCs/>
           <w:color w:val="123A5F"/>
@@ -8595,27 +8349,25 @@
       </w:r>
       <w:r>
         <w:rPr>
-          <w:rFonts w:ascii="Arial" w:hAnsi="Arial" w:cs="Arial" w:eastAsia="Arial"/>
           <w:b/>
           <w:bCs/>
           <w:color w:val="123A5F"/>
           <w:lang w:val="nl-NL"/>
         </w:rPr>
         <w:tab/>
-      </w:r>
-      <w:r>
-        <w:rPr>
-          <w:rFonts w:ascii="Arial" w:hAnsi="Arial" w:cs="Arial" w:eastAsia="Arial"/>
+        <w:t xml:space="preserve">       Neutraal</w:t>
+      </w:r>
+      <w:r>
+        <w:rPr>
           <w:b/>
           <w:bCs/>
           <w:color w:val="123A5F"/>
           <w:lang w:val="nl-NL"/>
         </w:rPr>
-        <w:t xml:space="preserve">       Neutraal</w:t>
-      </w:r>
-      <w:r>
-        <w:rPr>
-          <w:rFonts w:ascii="Arial" w:hAnsi="Arial" w:cs="Arial" w:eastAsia="Arial"/>
+        <w:tab/>
+      </w:r>
+      <w:r>
+        <w:rPr>
           <w:b/>
           <w:bCs/>
           <w:color w:val="123A5F"/>
@@ -8625,7 +8377,6 @@
       </w:r>
       <w:r>
         <w:rPr>
-          <w:rFonts w:ascii="Arial" w:hAnsi="Arial" w:cs="Arial" w:eastAsia="Arial"/>
           <w:b/>
           <w:bCs/>
           <w:color w:val="123A5F"/>
@@ -8635,32 +8386,12 @@
       </w:r>
       <w:r>
         <w:rPr>
-          <w:rFonts w:ascii="Arial" w:hAnsi="Arial" w:cs="Arial" w:eastAsia="Arial"/>
           <w:b/>
           <w:bCs/>
           <w:color w:val="123A5F"/>
           <w:lang w:val="nl-NL"/>
         </w:rPr>
         <w:tab/>
-      </w:r>
-      <w:r>
-        <w:rPr>
-          <w:rFonts w:ascii="Arial" w:hAnsi="Arial" w:cs="Arial" w:eastAsia="Arial"/>
-          <w:b/>
-          <w:bCs/>
-          <w:color w:val="123A5F"/>
-          <w:lang w:val="nl-NL"/>
-        </w:rPr>
-        <w:tab/>
-      </w:r>
-      <w:r>
-        <w:rPr>
-          <w:rFonts w:ascii="Arial" w:hAnsi="Arial" w:cs="Arial" w:eastAsia="Arial"/>
-          <w:b/>
-          <w:bCs/>
-          <w:color w:val="123A5F"/>
-          <w:lang w:val="nl-NL"/>
-        </w:rPr>
         <w:t>Heel erg mee eens</w:t>
       </w:r>
     </w:p>
@@ -8676,15 +8407,15 @@
     </w:p>
     <w:tbl>
       <w:tblPr>
-        <w:tblStyle w:val="TableGrid"/>
+        <w:tblStyle w:val="Tabelraster"/>
         <w:tblW w:w="0" w:type="auto"/>
         <w:tblBorders>
-          <w:top w:val="none" w:color="auto" w:sz="0" w:space="0"/>
-          <w:left w:val="none" w:color="auto" w:sz="0" w:space="0"/>
-          <w:bottom w:val="none" w:color="auto" w:sz="0" w:space="0"/>
-          <w:right w:val="none" w:color="auto" w:sz="0" w:space="0"/>
-          <w:insideH w:val="none" w:color="auto" w:sz="0" w:space="0"/>
-          <w:insideV w:val="none" w:color="auto" w:sz="0" w:space="0"/>
+          <w:top w:val="none" w:sz="0" w:space="0" w:color="auto"/>
+          <w:left w:val="none" w:sz="0" w:space="0" w:color="auto"/>
+          <w:bottom w:val="none" w:sz="0" w:space="0" w:color="auto"/>
+          <w:right w:val="none" w:sz="0" w:space="0" w:color="auto"/>
+          <w:insideH w:val="none" w:sz="0" w:space="0" w:color="auto"/>
+          <w:insideV w:val="none" w:sz="0" w:space="0" w:color="auto"/>
         </w:tblBorders>
         <w:tblLook w:val="04A0" w:firstRow="1" w:lastRow="0" w:firstColumn="1" w:lastColumn="0" w:noHBand="0" w:noVBand="1"/>
       </w:tblPr>
@@ -8717,7 +8448,6 @@
             </w:pPr>
             <w:r>
               <w:rPr>
-                <w:rFonts w:ascii="Arial" w:hAnsi="Arial" w:cs="Arial" w:eastAsia="Arial"/>
                 <w:color w:val="24303B"/>
                 <w:lang w:val="nl-NL"/>
               </w:rPr>
@@ -8740,7 +8470,6 @@
             </w:pPr>
             <w:r>
               <w:rPr>
-                <w:rFonts w:ascii="Arial" w:hAnsi="Arial" w:cs="Arial" w:eastAsia="Arial"/>
                 <w:color w:val="24303B"/>
                 <w:lang w:val="nl-NL"/>
               </w:rPr>
@@ -8763,7 +8492,6 @@
             </w:pPr>
             <w:r>
               <w:rPr>
-                <w:rFonts w:ascii="Arial" w:hAnsi="Arial" w:cs="Arial" w:eastAsia="Arial"/>
                 <w:color w:val="24303B"/>
                 <w:lang w:val="nl-NL"/>
               </w:rPr>
@@ -8786,7 +8514,6 @@
             </w:pPr>
             <w:r>
               <w:rPr>
-                <w:rFonts w:ascii="Arial" w:hAnsi="Arial" w:cs="Arial" w:eastAsia="Arial"/>
                 <w:color w:val="24303B"/>
                 <w:lang w:val="nl-NL"/>
               </w:rPr>
@@ -8809,7 +8536,6 @@
             </w:pPr>
             <w:r>
               <w:rPr>
-                <w:rFonts w:ascii="Arial" w:hAnsi="Arial" w:cs="Arial" w:eastAsia="Arial"/>
                 <w:color w:val="24303B"/>
                 <w:lang w:val="nl-NL"/>
               </w:rPr>
@@ -8832,7 +8558,6 @@
             </w:pPr>
             <w:r>
               <w:rPr>
-                <w:rFonts w:ascii="Arial" w:hAnsi="Arial" w:cs="Arial" w:eastAsia="Arial"/>
                 <w:color w:val="24303B"/>
                 <w:lang w:val="nl-NL"/>
               </w:rPr>
@@ -8855,7 +8580,6 @@
             </w:pPr>
             <w:r>
               <w:rPr>
-                <w:rFonts w:ascii="Arial" w:hAnsi="Arial" w:cs="Arial" w:eastAsia="Arial"/>
                 <w:color w:val="24303B"/>
                 <w:lang w:val="nl-NL"/>
               </w:rPr>
@@ -8878,7 +8602,6 @@
             </w:pPr>
             <w:r>
               <w:rPr>
-                <w:rFonts w:ascii="Arial" w:hAnsi="Arial" w:cs="Arial" w:eastAsia="Arial"/>
                 <w:color w:val="24303B"/>
                 <w:lang w:val="nl-NL"/>
               </w:rPr>
@@ -8901,7 +8624,6 @@
             </w:pPr>
             <w:r>
               <w:rPr>
-                <w:rFonts w:ascii="Arial" w:hAnsi="Arial" w:cs="Arial" w:eastAsia="Arial"/>
                 <w:color w:val="24303B"/>
                 <w:lang w:val="nl-NL"/>
               </w:rPr>
@@ -8924,7 +8646,6 @@
             </w:pPr>
             <w:r>
               <w:rPr>
-                <w:rFonts w:ascii="Arial" w:hAnsi="Arial" w:cs="Arial" w:eastAsia="Arial"/>
                 <w:color w:val="24303B"/>
                 <w:lang w:val="nl-NL"/>
               </w:rPr>
@@ -8947,7 +8668,6 @@
             </w:pPr>
             <w:r>
               <w:rPr>
-                <w:rFonts w:ascii="Arial" w:hAnsi="Arial" w:cs="Arial" w:eastAsia="Arial"/>
                 <w:color w:val="24303B"/>
                 <w:lang w:val="nl-NL"/>
               </w:rPr>
@@ -8970,7 +8690,7 @@
       <w:pPr>
         <w:spacing w:line="240" w:lineRule="exact"/>
         <w:rPr>
-          <w:rFonts w:ascii="Calibri" w:hAnsi="Calibri" w:eastAsia="Calibri" w:cs="Calibri"/>
+          <w:rFonts w:ascii="Calibri" w:eastAsia="Calibri" w:hAnsi="Calibri" w:cs="Calibri"/>
           <w:b/>
           <w:lang w:val="nl-NL"/>
         </w:rPr>
@@ -8978,7 +8698,7 @@
     </w:p>
     <w:p>
       <w:pPr>
-        <w:pStyle w:val="Heading2"/>
+        <w:pStyle w:val="Kop2"/>
         <w:spacing w:after="0" w:line="360" w:lineRule="auto"/>
         <w:rPr>
           <w:rFonts w:ascii="Calibri" w:hAnsi="Calibri" w:cs="Calibri"/>
@@ -8991,7 +8711,7 @@
       </w:pPr>
       <w:r>
         <w:rPr>
-          <w:rFonts w:ascii="Arial" w:hAnsi="Arial" w:cs="Arial" w:eastAsia="Arial"/>
+          <w:rFonts w:ascii="Arial" w:eastAsia="Arial" w:hAnsi="Arial" w:cs="Arial"/>
           <w:b/>
           <w:bCs/>
           <w:color w:val="123A5F"/>
@@ -9003,7 +8723,7 @@
       </w:r>
       <w:r>
         <w:rPr>
-          <w:rFonts w:ascii="Arial" w:hAnsi="Arial" w:cs="Arial" w:eastAsia="Arial"/>
+          <w:rFonts w:ascii="Arial" w:eastAsia="Arial" w:hAnsi="Arial" w:cs="Arial"/>
           <w:b/>
           <w:bCs/>
           <w:color w:val="123A5F"/>
@@ -9016,7 +8736,7 @@
       </w:r>
       <w:r>
         <w:rPr>
-          <w:rFonts w:ascii="Arial" w:hAnsi="Arial" w:cs="Arial" w:eastAsia="Arial"/>
+          <w:rFonts w:ascii="Arial" w:eastAsia="Arial" w:hAnsi="Arial" w:cs="Arial"/>
           <w:b/>
           <w:bCs/>
           <w:color w:val="123A5F"/>
@@ -9031,7 +8751,7 @@
       <w:pPr>
         <w:spacing w:line="240" w:lineRule="exact"/>
         <w:rPr>
-          <w:rFonts w:ascii="Calibri" w:hAnsi="Calibri" w:eastAsia="Calibri" w:cs="Calibri"/>
+          <w:rFonts w:ascii="Calibri" w:eastAsia="Calibri" w:hAnsi="Calibri" w:cs="Calibri"/>
           <w:i/>
           <w:szCs w:val="28"/>
           <w:lang w:val="nl-NL"/>
@@ -9039,7 +8759,6 @@
       </w:pPr>
       <w:r>
         <w:rPr>
-          <w:rFonts w:ascii="Arial" w:hAnsi="Arial" w:eastAsia="Arial" w:cs="Arial"/>
           <w:i/>
           <w:color w:val="24303B"/>
           <w:szCs w:val="28"/>
@@ -9052,7 +8771,7 @@
       <w:pPr>
         <w:spacing w:line="240" w:lineRule="exact"/>
         <w:rPr>
-          <w:rFonts w:ascii="Calibri" w:hAnsi="Calibri" w:eastAsia="Calibri" w:cs="Calibri"/>
+          <w:rFonts w:ascii="Calibri" w:eastAsia="Calibri" w:hAnsi="Calibri" w:cs="Calibri"/>
           <w:lang w:val="nl-NL"/>
         </w:rPr>
       </w:pPr>
@@ -9070,7 +8789,6 @@
       </w:pPr>
       <w:r>
         <w:rPr>
-          <w:rFonts w:ascii="Arial" w:hAnsi="Arial" w:cs="Arial" w:eastAsia="Arial"/>
           <w:b/>
           <w:bCs/>
           <w:color w:val="123A5F"/>
@@ -9080,7 +8798,6 @@
       </w:r>
       <w:r>
         <w:rPr>
-          <w:rFonts w:ascii="Arial" w:hAnsi="Arial" w:cs="Arial" w:eastAsia="Arial"/>
           <w:b/>
           <w:bCs/>
           <w:color w:val="123A5F"/>
@@ -9090,7 +8807,6 @@
       </w:r>
       <w:r>
         <w:rPr>
-          <w:rFonts w:ascii="Arial" w:hAnsi="Arial" w:cs="Arial" w:eastAsia="Arial"/>
           <w:b/>
           <w:bCs/>
           <w:color w:val="123A5F"/>
@@ -9100,27 +8816,25 @@
       </w:r>
       <w:r>
         <w:rPr>
-          <w:rFonts w:ascii="Arial" w:hAnsi="Arial" w:cs="Arial" w:eastAsia="Arial"/>
           <w:b/>
           <w:bCs/>
           <w:color w:val="123A5F"/>
           <w:lang w:val="nl-NL"/>
         </w:rPr>
         <w:tab/>
-      </w:r>
-      <w:r>
-        <w:rPr>
-          <w:rFonts w:ascii="Arial" w:hAnsi="Arial" w:cs="Arial" w:eastAsia="Arial"/>
+        <w:t xml:space="preserve">       Neutraal</w:t>
+      </w:r>
+      <w:r>
+        <w:rPr>
           <w:b/>
           <w:bCs/>
           <w:color w:val="123A5F"/>
           <w:lang w:val="nl-NL"/>
         </w:rPr>
-        <w:t xml:space="preserve">       Neutraal</w:t>
-      </w:r>
-      <w:r>
-        <w:rPr>
-          <w:rFonts w:ascii="Arial" w:hAnsi="Arial" w:cs="Arial" w:eastAsia="Arial"/>
+        <w:tab/>
+      </w:r>
+      <w:r>
+        <w:rPr>
           <w:b/>
           <w:bCs/>
           <w:color w:val="123A5F"/>
@@ -9130,7 +8844,6 @@
       </w:r>
       <w:r>
         <w:rPr>
-          <w:rFonts w:ascii="Arial" w:hAnsi="Arial" w:cs="Arial" w:eastAsia="Arial"/>
           <w:b/>
           <w:bCs/>
           <w:color w:val="123A5F"/>
@@ -9140,32 +8853,12 @@
       </w:r>
       <w:r>
         <w:rPr>
-          <w:rFonts w:ascii="Arial" w:hAnsi="Arial" w:cs="Arial" w:eastAsia="Arial"/>
           <w:b/>
           <w:bCs/>
           <w:color w:val="123A5F"/>
           <w:lang w:val="nl-NL"/>
         </w:rPr>
         <w:tab/>
-      </w:r>
-      <w:r>
-        <w:rPr>
-          <w:rFonts w:ascii="Arial" w:hAnsi="Arial" w:cs="Arial" w:eastAsia="Arial"/>
-          <w:b/>
-          <w:bCs/>
-          <w:color w:val="123A5F"/>
-          <w:lang w:val="nl-NL"/>
-        </w:rPr>
-        <w:tab/>
-      </w:r>
-      <w:r>
-        <w:rPr>
-          <w:rFonts w:ascii="Arial" w:hAnsi="Arial" w:cs="Arial" w:eastAsia="Arial"/>
-          <w:b/>
-          <w:bCs/>
-          <w:color w:val="123A5F"/>
-          <w:lang w:val="nl-NL"/>
-        </w:rPr>
         <w:t>Heel erg mee eens</w:t>
       </w:r>
     </w:p>
@@ -9180,15 +8873,15 @@
     </w:p>
     <w:tbl>
       <w:tblPr>
-        <w:tblStyle w:val="TableGrid"/>
+        <w:tblStyle w:val="Tabelraster"/>
         <w:tblW w:w="0" w:type="auto"/>
         <w:tblBorders>
-          <w:top w:val="none" w:color="auto" w:sz="0" w:space="0"/>
-          <w:left w:val="none" w:color="auto" w:sz="0" w:space="0"/>
-          <w:bottom w:val="none" w:color="auto" w:sz="0" w:space="0"/>
-          <w:right w:val="none" w:color="auto" w:sz="0" w:space="0"/>
-          <w:insideH w:val="none" w:color="auto" w:sz="0" w:space="0"/>
-          <w:insideV w:val="none" w:color="auto" w:sz="0" w:space="0"/>
+          <w:top w:val="none" w:sz="0" w:space="0" w:color="auto"/>
+          <w:left w:val="none" w:sz="0" w:space="0" w:color="auto"/>
+          <w:bottom w:val="none" w:sz="0" w:space="0" w:color="auto"/>
+          <w:right w:val="none" w:sz="0" w:space="0" w:color="auto"/>
+          <w:insideH w:val="none" w:sz="0" w:space="0" w:color="auto"/>
+          <w:insideV w:val="none" w:sz="0" w:space="0" w:color="auto"/>
         </w:tblBorders>
         <w:tblLook w:val="04A0" w:firstRow="1" w:lastRow="0" w:firstColumn="1" w:lastColumn="0" w:noHBand="0" w:noVBand="1"/>
       </w:tblPr>
@@ -9221,7 +8914,6 @@
             </w:pPr>
             <w:r>
               <w:rPr>
-                <w:rFonts w:ascii="Arial" w:hAnsi="Arial" w:cs="Arial" w:eastAsia="Arial"/>
                 <w:color w:val="24303B"/>
                 <w:lang w:val="nl-NL"/>
               </w:rPr>
@@ -9244,7 +8936,6 @@
             </w:pPr>
             <w:r>
               <w:rPr>
-                <w:rFonts w:ascii="Arial" w:hAnsi="Arial" w:cs="Arial" w:eastAsia="Arial"/>
                 <w:color w:val="24303B"/>
                 <w:lang w:val="nl-NL"/>
               </w:rPr>
@@ -9267,7 +8958,6 @@
             </w:pPr>
             <w:r>
               <w:rPr>
-                <w:rFonts w:ascii="Arial" w:hAnsi="Arial" w:cs="Arial" w:eastAsia="Arial"/>
                 <w:color w:val="24303B"/>
                 <w:lang w:val="nl-NL"/>
               </w:rPr>
@@ -9290,7 +8980,6 @@
             </w:pPr>
             <w:r>
               <w:rPr>
-                <w:rFonts w:ascii="Arial" w:hAnsi="Arial" w:cs="Arial" w:eastAsia="Arial"/>
                 <w:color w:val="24303B"/>
                 <w:lang w:val="nl-NL"/>
               </w:rPr>
@@ -9313,7 +9002,6 @@
             </w:pPr>
             <w:r>
               <w:rPr>
-                <w:rFonts w:ascii="Arial" w:hAnsi="Arial" w:cs="Arial" w:eastAsia="Arial"/>
                 <w:color w:val="24303B"/>
                 <w:lang w:val="nl-NL"/>
               </w:rPr>
@@ -9336,7 +9024,6 @@
             </w:pPr>
             <w:r>
               <w:rPr>
-                <w:rFonts w:ascii="Arial" w:hAnsi="Arial" w:cs="Arial" w:eastAsia="Arial"/>
                 <w:color w:val="24303B"/>
                 <w:lang w:val="nl-NL"/>
               </w:rPr>
@@ -9359,7 +9046,6 @@
             </w:pPr>
             <w:r>
               <w:rPr>
-                <w:rFonts w:ascii="Arial" w:hAnsi="Arial" w:cs="Arial" w:eastAsia="Arial"/>
                 <w:color w:val="24303B"/>
                 <w:lang w:val="nl-NL"/>
               </w:rPr>
@@ -9382,7 +9068,6 @@
             </w:pPr>
             <w:r>
               <w:rPr>
-                <w:rFonts w:ascii="Arial" w:hAnsi="Arial" w:cs="Arial" w:eastAsia="Arial"/>
                 <w:color w:val="24303B"/>
                 <w:lang w:val="nl-NL"/>
               </w:rPr>
@@ -9405,7 +9090,6 @@
             </w:pPr>
             <w:r>
               <w:rPr>
-                <w:rFonts w:ascii="Arial" w:hAnsi="Arial" w:cs="Arial" w:eastAsia="Arial"/>
                 <w:color w:val="24303B"/>
                 <w:lang w:val="nl-NL"/>
               </w:rPr>
@@ -9428,7 +9112,6 @@
             </w:pPr>
             <w:r>
               <w:rPr>
-                <w:rFonts w:ascii="Arial" w:hAnsi="Arial" w:cs="Arial" w:eastAsia="Arial"/>
                 <w:color w:val="24303B"/>
                 <w:lang w:val="nl-NL"/>
               </w:rPr>
@@ -9451,7 +9134,6 @@
             </w:pPr>
             <w:r>
               <w:rPr>
-                <w:rFonts w:ascii="Arial" w:hAnsi="Arial" w:cs="Arial" w:eastAsia="Arial"/>
                 <w:color w:val="24303B"/>
                 <w:lang w:val="nl-NL"/>
               </w:rPr>
@@ -9474,7 +9156,7 @@
       <w:pPr>
         <w:spacing w:line="240" w:lineRule="exact"/>
         <w:rPr>
-          <w:rFonts w:ascii="Calibri" w:hAnsi="Calibri" w:eastAsia="Calibri" w:cs="Calibri"/>
+          <w:rFonts w:ascii="Calibri" w:eastAsia="Calibri" w:hAnsi="Calibri" w:cs="Calibri"/>
           <w:b/>
           <w:lang w:val="nl-NL"/>
         </w:rPr>
@@ -9482,7 +9164,7 @@
     </w:p>
     <w:p>
       <w:pPr>
-        <w:pStyle w:val="Heading2"/>
+        <w:pStyle w:val="Kop2"/>
         <w:spacing w:after="0" w:line="360" w:lineRule="auto"/>
         <w:rPr>
           <w:rFonts w:ascii="Calibri" w:hAnsi="Calibri" w:cs="Calibri"/>
@@ -9496,7 +9178,7 @@
       </w:pPr>
       <w:r>
         <w:rPr>
-          <w:rFonts w:ascii="Arial" w:hAnsi="Arial" w:cs="Arial" w:eastAsia="Arial"/>
+          <w:rFonts w:ascii="Arial" w:eastAsia="Arial" w:hAnsi="Arial" w:cs="Arial"/>
           <w:b/>
           <w:bCs/>
           <w:color w:val="123A5F"/>
@@ -9508,7 +9190,7 @@
       </w:r>
       <w:r>
         <w:rPr>
-          <w:rFonts w:ascii="Arial" w:hAnsi="Arial" w:cs="Arial" w:eastAsia="Arial"/>
+          <w:rFonts w:ascii="Arial" w:eastAsia="Arial" w:hAnsi="Arial" w:cs="Arial"/>
           <w:b/>
           <w:bCs/>
           <w:color w:val="123A5F"/>
@@ -9521,7 +9203,7 @@
       </w:r>
       <w:r>
         <w:rPr>
-          <w:rFonts w:ascii="Arial" w:hAnsi="Arial" w:cs="Arial" w:eastAsia="Arial"/>
+          <w:rFonts w:ascii="Arial" w:eastAsia="Arial" w:hAnsi="Arial" w:cs="Arial"/>
           <w:b/>
           <w:bCs/>
           <w:color w:val="123A5F"/>
@@ -9536,7 +9218,7 @@
       <w:pPr>
         <w:spacing w:line="240" w:lineRule="exact"/>
         <w:rPr>
-          <w:rFonts w:ascii="Calibri" w:hAnsi="Calibri" w:eastAsia="Calibri" w:cs="Calibri"/>
+          <w:rFonts w:ascii="Calibri" w:eastAsia="Calibri" w:hAnsi="Calibri" w:cs="Calibri"/>
           <w:i/>
           <w:color w:val="000000" w:themeColor="text1"/>
           <w:szCs w:val="28"/>
@@ -9545,7 +9227,6 @@
       </w:pPr>
       <w:r>
         <w:rPr>
-          <w:rFonts w:ascii="Arial" w:hAnsi="Arial" w:eastAsia="Arial" w:cs="Arial"/>
           <w:i/>
           <w:color w:val="000000" w:themeColor="text1"/>
           <w:szCs w:val="28"/>
@@ -9558,7 +9239,7 @@
       <w:pPr>
         <w:spacing w:line="240" w:lineRule="exact"/>
         <w:rPr>
-          <w:rFonts w:ascii="Calibri" w:hAnsi="Calibri" w:eastAsia="Calibri" w:cs="Calibri"/>
+          <w:rFonts w:ascii="Calibri" w:eastAsia="Calibri" w:hAnsi="Calibri" w:cs="Calibri"/>
           <w:lang w:val="nl-NL"/>
         </w:rPr>
       </w:pPr>
@@ -9575,7 +9256,6 @@
       </w:pPr>
       <w:r>
         <w:rPr>
-          <w:rFonts w:ascii="Arial" w:hAnsi="Arial" w:cs="Arial" w:eastAsia="Arial"/>
           <w:b/>
           <w:bCs/>
           <w:color w:val="123A5F"/>
@@ -9585,7 +9265,6 @@
       </w:r>
       <w:r>
         <w:rPr>
-          <w:rFonts w:ascii="Arial" w:hAnsi="Arial" w:cs="Arial" w:eastAsia="Arial"/>
           <w:b/>
           <w:bCs/>
           <w:color w:val="123A5F"/>
@@ -9595,7 +9274,6 @@
       </w:r>
       <w:r>
         <w:rPr>
-          <w:rFonts w:ascii="Arial" w:hAnsi="Arial" w:cs="Arial" w:eastAsia="Arial"/>
           <w:b/>
           <w:bCs/>
           <w:color w:val="123A5F"/>
@@ -9605,27 +9283,25 @@
       </w:r>
       <w:r>
         <w:rPr>
-          <w:rFonts w:ascii="Arial" w:hAnsi="Arial" w:cs="Arial" w:eastAsia="Arial"/>
           <w:b/>
           <w:bCs/>
           <w:color w:val="123A5F"/>
           <w:lang w:val="nl-NL"/>
         </w:rPr>
         <w:tab/>
-      </w:r>
-      <w:r>
-        <w:rPr>
-          <w:rFonts w:ascii="Arial" w:hAnsi="Arial" w:cs="Arial" w:eastAsia="Arial"/>
+        <w:t xml:space="preserve">       Neutraal</w:t>
+      </w:r>
+      <w:r>
+        <w:rPr>
           <w:b/>
           <w:bCs/>
           <w:color w:val="123A5F"/>
           <w:lang w:val="nl-NL"/>
         </w:rPr>
-        <w:t xml:space="preserve">       Neutraal</w:t>
-      </w:r>
-      <w:r>
-        <w:rPr>
-          <w:rFonts w:ascii="Arial" w:hAnsi="Arial" w:cs="Arial" w:eastAsia="Arial"/>
+        <w:tab/>
+      </w:r>
+      <w:r>
+        <w:rPr>
           <w:b/>
           <w:bCs/>
           <w:color w:val="123A5F"/>
@@ -9635,7 +9311,6 @@
       </w:r>
       <w:r>
         <w:rPr>
-          <w:rFonts w:ascii="Arial" w:hAnsi="Arial" w:cs="Arial" w:eastAsia="Arial"/>
           <w:b/>
           <w:bCs/>
           <w:color w:val="123A5F"/>
@@ -9645,32 +9320,12 @@
       </w:r>
       <w:r>
         <w:rPr>
-          <w:rFonts w:ascii="Arial" w:hAnsi="Arial" w:cs="Arial" w:eastAsia="Arial"/>
           <w:b/>
           <w:bCs/>
           <w:color w:val="123A5F"/>
           <w:lang w:val="nl-NL"/>
         </w:rPr>
         <w:tab/>
-      </w:r>
-      <w:r>
-        <w:rPr>
-          <w:rFonts w:ascii="Arial" w:hAnsi="Arial" w:cs="Arial" w:eastAsia="Arial"/>
-          <w:b/>
-          <w:bCs/>
-          <w:color w:val="123A5F"/>
-          <w:lang w:val="nl-NL"/>
-        </w:rPr>
-        <w:tab/>
-      </w:r>
-      <w:r>
-        <w:rPr>
-          <w:rFonts w:ascii="Arial" w:hAnsi="Arial" w:cs="Arial" w:eastAsia="Arial"/>
-          <w:b/>
-          <w:bCs/>
-          <w:color w:val="123A5F"/>
-          <w:lang w:val="nl-NL"/>
-        </w:rPr>
         <w:t>Heel erg mee eens</w:t>
       </w:r>
     </w:p>
@@ -9685,15 +9340,15 @@
     </w:p>
     <w:tbl>
       <w:tblPr>
-        <w:tblStyle w:val="TableGrid"/>
+        <w:tblStyle w:val="Tabelraster"/>
         <w:tblW w:w="0" w:type="auto"/>
         <w:tblBorders>
-          <w:top w:val="none" w:color="auto" w:sz="0" w:space="0"/>
-          <w:left w:val="none" w:color="auto" w:sz="0" w:space="0"/>
-          <w:bottom w:val="none" w:color="auto" w:sz="0" w:space="0"/>
-          <w:right w:val="none" w:color="auto" w:sz="0" w:space="0"/>
-          <w:insideH w:val="none" w:color="auto" w:sz="0" w:space="0"/>
-          <w:insideV w:val="none" w:color="auto" w:sz="0" w:space="0"/>
+          <w:top w:val="none" w:sz="0" w:space="0" w:color="auto"/>
+          <w:left w:val="none" w:sz="0" w:space="0" w:color="auto"/>
+          <w:bottom w:val="none" w:sz="0" w:space="0" w:color="auto"/>
+          <w:right w:val="none" w:sz="0" w:space="0" w:color="auto"/>
+          <w:insideH w:val="none" w:sz="0" w:space="0" w:color="auto"/>
+          <w:insideV w:val="none" w:sz="0" w:space="0" w:color="auto"/>
         </w:tblBorders>
         <w:tblLook w:val="04A0" w:firstRow="1" w:lastRow="0" w:firstColumn="1" w:lastColumn="0" w:noHBand="0" w:noVBand="1"/>
       </w:tblPr>
@@ -9726,7 +9381,6 @@
             </w:pPr>
             <w:r>
               <w:rPr>
-                <w:rFonts w:ascii="Arial" w:hAnsi="Arial" w:cs="Arial" w:eastAsia="Arial"/>
                 <w:color w:val="24303B"/>
                 <w:lang w:val="nl-NL"/>
               </w:rPr>
@@ -9749,7 +9403,6 @@
             </w:pPr>
             <w:r>
               <w:rPr>
-                <w:rFonts w:ascii="Arial" w:hAnsi="Arial" w:cs="Arial" w:eastAsia="Arial"/>
                 <w:color w:val="24303B"/>
                 <w:lang w:val="nl-NL"/>
               </w:rPr>
@@ -9772,7 +9425,6 @@
             </w:pPr>
             <w:r>
               <w:rPr>
-                <w:rFonts w:ascii="Arial" w:hAnsi="Arial" w:cs="Arial" w:eastAsia="Arial"/>
                 <w:color w:val="24303B"/>
                 <w:lang w:val="nl-NL"/>
               </w:rPr>
@@ -9795,7 +9447,6 @@
             </w:pPr>
             <w:r>
               <w:rPr>
-                <w:rFonts w:ascii="Arial" w:hAnsi="Arial" w:cs="Arial" w:eastAsia="Arial"/>
                 <w:color w:val="24303B"/>
                 <w:lang w:val="nl-NL"/>
               </w:rPr>
@@ -9818,7 +9469,6 @@
             </w:pPr>
             <w:r>
               <w:rPr>
-                <w:rFonts w:ascii="Arial" w:hAnsi="Arial" w:cs="Arial" w:eastAsia="Arial"/>
                 <w:color w:val="24303B"/>
                 <w:lang w:val="nl-NL"/>
               </w:rPr>
@@ -9841,7 +9491,6 @@
             </w:pPr>
             <w:r>
               <w:rPr>
-                <w:rFonts w:ascii="Arial" w:hAnsi="Arial" w:cs="Arial" w:eastAsia="Arial"/>
                 <w:color w:val="24303B"/>
                 <w:lang w:val="nl-NL"/>
               </w:rPr>
@@ -9864,7 +9513,6 @@
             </w:pPr>
             <w:r>
               <w:rPr>
-                <w:rFonts w:ascii="Arial" w:hAnsi="Arial" w:cs="Arial" w:eastAsia="Arial"/>
                 <w:color w:val="24303B"/>
                 <w:lang w:val="nl-NL"/>
               </w:rPr>
@@ -9887,7 +9535,6 @@
             </w:pPr>
             <w:r>
               <w:rPr>
-                <w:rFonts w:ascii="Arial" w:hAnsi="Arial" w:cs="Arial" w:eastAsia="Arial"/>
                 <w:color w:val="24303B"/>
                 <w:lang w:val="nl-NL"/>
               </w:rPr>
@@ -9910,7 +9557,6 @@
             </w:pPr>
             <w:r>
               <w:rPr>
-                <w:rFonts w:ascii="Arial" w:hAnsi="Arial" w:cs="Arial" w:eastAsia="Arial"/>
                 <w:color w:val="24303B"/>
                 <w:lang w:val="nl-NL"/>
               </w:rPr>
@@ -9933,7 +9579,6 @@
             </w:pPr>
             <w:r>
               <w:rPr>
-                <w:rFonts w:ascii="Arial" w:hAnsi="Arial" w:cs="Arial" w:eastAsia="Arial"/>
                 <w:color w:val="24303B"/>
                 <w:lang w:val="nl-NL"/>
               </w:rPr>
@@ -9956,7 +9601,6 @@
             </w:pPr>
             <w:r>
               <w:rPr>
-                <w:rFonts w:ascii="Arial" w:hAnsi="Arial" w:cs="Arial" w:eastAsia="Arial"/>
                 <w:color w:val="24303B"/>
                 <w:lang w:val="nl-NL"/>
               </w:rPr>
@@ -9970,7 +9614,7 @@
       <w:pPr>
         <w:spacing w:line="240" w:lineRule="exact"/>
         <w:rPr>
-          <w:rFonts w:ascii="Calibri" w:hAnsi="Calibri" w:eastAsia="Calibri" w:cs="Calibri"/>
+          <w:rFonts w:ascii="Calibri" w:eastAsia="Calibri" w:hAnsi="Calibri" w:cs="Calibri"/>
           <w:b/>
           <w:lang w:val="nl-NL"/>
         </w:rPr>
@@ -9978,7 +9622,7 @@
     </w:p>
     <w:p>
       <w:pPr>
-        <w:pStyle w:val="Heading2"/>
+        <w:pStyle w:val="Kop2"/>
         <w:spacing w:after="0" w:line="360" w:lineRule="auto"/>
         <w:rPr>
           <w:rFonts w:ascii="Calibri" w:hAnsi="Calibri" w:cs="Calibri"/>
@@ -9992,7 +9636,7 @@
       </w:pPr>
       <w:r>
         <w:rPr>
-          <w:rFonts w:ascii="Arial" w:hAnsi="Arial" w:cs="Arial" w:eastAsia="Arial"/>
+          <w:rFonts w:ascii="Arial" w:eastAsia="Arial" w:hAnsi="Arial" w:cs="Arial"/>
           <w:b/>
           <w:bCs/>
           <w:color w:val="123A5F"/>
@@ -10000,11 +9644,12 @@
           <w:szCs w:val="22"/>
           <w:lang w:val="nl-NL"/>
         </w:rPr>
+        <w:lastRenderedPageBreak/>
         <w:t xml:space="preserve">4. Ik draag mijn op maat gemaakte schoenen </w:t>
       </w:r>
       <w:r>
         <w:rPr>
-          <w:rFonts w:ascii="Arial" w:hAnsi="Arial" w:cs="Arial" w:eastAsia="Arial"/>
+          <w:rFonts w:ascii="Arial" w:eastAsia="Arial" w:hAnsi="Arial" w:cs="Arial"/>
           <w:b/>
           <w:bCs/>
           <w:color w:val="123A5F"/>
@@ -10017,7 +9662,7 @@
       </w:r>
       <w:r>
         <w:rPr>
-          <w:rFonts w:ascii="Arial" w:hAnsi="Arial" w:cs="Arial" w:eastAsia="Arial"/>
+          <w:rFonts w:ascii="Arial" w:eastAsia="Arial" w:hAnsi="Arial" w:cs="Arial"/>
           <w:b/>
           <w:bCs/>
           <w:color w:val="123A5F"/>
@@ -10032,7 +9677,7 @@
       <w:pPr>
         <w:spacing w:line="240" w:lineRule="exact"/>
         <w:rPr>
-          <w:rFonts w:ascii="Calibri" w:hAnsi="Calibri" w:eastAsia="Calibri" w:cs="Calibri"/>
+          <w:rFonts w:ascii="Calibri" w:eastAsia="Calibri" w:hAnsi="Calibri" w:cs="Calibri"/>
           <w:i/>
           <w:sz w:val="28"/>
           <w:szCs w:val="28"/>
@@ -10041,7 +9686,6 @@
       </w:pPr>
       <w:r>
         <w:rPr>
-          <w:rFonts w:ascii="Arial" w:hAnsi="Arial" w:eastAsia="Arial" w:cs="Arial"/>
           <w:i/>
           <w:color w:val="24303B"/>
           <w:szCs w:val="28"/>
@@ -10054,7 +9698,7 @@
       <w:pPr>
         <w:spacing w:line="240" w:lineRule="exact"/>
         <w:rPr>
-          <w:rFonts w:ascii="Calibri" w:hAnsi="Calibri" w:eastAsia="Calibri" w:cs="Calibri"/>
+          <w:rFonts w:ascii="Calibri" w:eastAsia="Calibri" w:hAnsi="Calibri" w:cs="Calibri"/>
           <w:lang w:val="nl-NL"/>
         </w:rPr>
       </w:pPr>
@@ -10071,7 +9715,6 @@
       </w:pPr>
       <w:r>
         <w:rPr>
-          <w:rFonts w:ascii="Arial" w:hAnsi="Arial" w:cs="Arial" w:eastAsia="Arial"/>
           <w:b/>
           <w:bCs/>
           <w:color w:val="123A5F"/>
@@ -10081,7 +9724,6 @@
       </w:r>
       <w:r>
         <w:rPr>
-          <w:rFonts w:ascii="Arial" w:hAnsi="Arial" w:cs="Arial" w:eastAsia="Arial"/>
           <w:b/>
           <w:bCs/>
           <w:color w:val="123A5F"/>
@@ -10091,7 +9733,6 @@
       </w:r>
       <w:r>
         <w:rPr>
-          <w:rFonts w:ascii="Arial" w:hAnsi="Arial" w:cs="Arial" w:eastAsia="Arial"/>
           <w:b/>
           <w:bCs/>
           <w:color w:val="123A5F"/>
@@ -10101,27 +9742,25 @@
       </w:r>
       <w:r>
         <w:rPr>
-          <w:rFonts w:ascii="Arial" w:hAnsi="Arial" w:cs="Arial" w:eastAsia="Arial"/>
           <w:b/>
           <w:bCs/>
           <w:color w:val="123A5F"/>
           <w:lang w:val="nl-NL"/>
         </w:rPr>
         <w:tab/>
-      </w:r>
-      <w:r>
-        <w:rPr>
-          <w:rFonts w:ascii="Arial" w:hAnsi="Arial" w:cs="Arial" w:eastAsia="Arial"/>
+        <w:t xml:space="preserve">       Neutraal</w:t>
+      </w:r>
+      <w:r>
+        <w:rPr>
           <w:b/>
           <w:bCs/>
           <w:color w:val="123A5F"/>
           <w:lang w:val="nl-NL"/>
         </w:rPr>
-        <w:t xml:space="preserve">       Neutraal</w:t>
-      </w:r>
-      <w:r>
-        <w:rPr>
-          <w:rFonts w:ascii="Arial" w:hAnsi="Arial" w:cs="Arial" w:eastAsia="Arial"/>
+        <w:tab/>
+      </w:r>
+      <w:r>
+        <w:rPr>
           <w:b/>
           <w:bCs/>
           <w:color w:val="123A5F"/>
@@ -10131,7 +9770,6 @@
       </w:r>
       <w:r>
         <w:rPr>
-          <w:rFonts w:ascii="Arial" w:hAnsi="Arial" w:cs="Arial" w:eastAsia="Arial"/>
           <w:b/>
           <w:bCs/>
           <w:color w:val="123A5F"/>
@@ -10141,32 +9779,12 @@
       </w:r>
       <w:r>
         <w:rPr>
-          <w:rFonts w:ascii="Arial" w:hAnsi="Arial" w:cs="Arial" w:eastAsia="Arial"/>
           <w:b/>
           <w:bCs/>
           <w:color w:val="123A5F"/>
           <w:lang w:val="nl-NL"/>
         </w:rPr>
         <w:tab/>
-      </w:r>
-      <w:r>
-        <w:rPr>
-          <w:rFonts w:ascii="Arial" w:hAnsi="Arial" w:cs="Arial" w:eastAsia="Arial"/>
-          <w:b/>
-          <w:bCs/>
-          <w:color w:val="123A5F"/>
-          <w:lang w:val="nl-NL"/>
-        </w:rPr>
-        <w:tab/>
-      </w:r>
-      <w:r>
-        <w:rPr>
-          <w:rFonts w:ascii="Arial" w:hAnsi="Arial" w:cs="Arial" w:eastAsia="Arial"/>
-          <w:b/>
-          <w:bCs/>
-          <w:color w:val="123A5F"/>
-          <w:lang w:val="nl-NL"/>
-        </w:rPr>
         <w:t>Heel erg mee eens</w:t>
       </w:r>
     </w:p>
@@ -10181,15 +9799,15 @@
     </w:p>
     <w:tbl>
       <w:tblPr>
-        <w:tblStyle w:val="TableGrid"/>
+        <w:tblStyle w:val="Tabelraster"/>
         <w:tblW w:w="0" w:type="auto"/>
         <w:tblBorders>
-          <w:top w:val="none" w:color="auto" w:sz="0" w:space="0"/>
-          <w:left w:val="none" w:color="auto" w:sz="0" w:space="0"/>
-          <w:bottom w:val="none" w:color="auto" w:sz="0" w:space="0"/>
-          <w:right w:val="none" w:color="auto" w:sz="0" w:space="0"/>
-          <w:insideH w:val="none" w:color="auto" w:sz="0" w:space="0"/>
-          <w:insideV w:val="none" w:color="auto" w:sz="0" w:space="0"/>
+          <w:top w:val="none" w:sz="0" w:space="0" w:color="auto"/>
+          <w:left w:val="none" w:sz="0" w:space="0" w:color="auto"/>
+          <w:bottom w:val="none" w:sz="0" w:space="0" w:color="auto"/>
+          <w:right w:val="none" w:sz="0" w:space="0" w:color="auto"/>
+          <w:insideH w:val="none" w:sz="0" w:space="0" w:color="auto"/>
+          <w:insideV w:val="none" w:sz="0" w:space="0" w:color="auto"/>
         </w:tblBorders>
         <w:tblLook w:val="04A0" w:firstRow="1" w:lastRow="0" w:firstColumn="1" w:lastColumn="0" w:noHBand="0" w:noVBand="1"/>
       </w:tblPr>
@@ -10222,7 +9840,6 @@
             </w:pPr>
             <w:r>
               <w:rPr>
-                <w:rFonts w:ascii="Arial" w:hAnsi="Arial" w:cs="Arial" w:eastAsia="Arial"/>
                 <w:color w:val="24303B"/>
                 <w:lang w:val="nl-NL"/>
               </w:rPr>
@@ -10245,7 +9862,6 @@
             </w:pPr>
             <w:r>
               <w:rPr>
-                <w:rFonts w:ascii="Arial" w:hAnsi="Arial" w:cs="Arial" w:eastAsia="Arial"/>
                 <w:color w:val="24303B"/>
                 <w:lang w:val="nl-NL"/>
               </w:rPr>
@@ -10268,7 +9884,6 @@
             </w:pPr>
             <w:r>
               <w:rPr>
-                <w:rFonts w:ascii="Arial" w:hAnsi="Arial" w:cs="Arial" w:eastAsia="Arial"/>
                 <w:color w:val="24303B"/>
                 <w:lang w:val="nl-NL"/>
               </w:rPr>
@@ -10291,7 +9906,6 @@
             </w:pPr>
             <w:r>
               <w:rPr>
-                <w:rFonts w:ascii="Arial" w:hAnsi="Arial" w:cs="Arial" w:eastAsia="Arial"/>
                 <w:color w:val="24303B"/>
                 <w:lang w:val="nl-NL"/>
               </w:rPr>
@@ -10314,7 +9928,6 @@
             </w:pPr>
             <w:r>
               <w:rPr>
-                <w:rFonts w:ascii="Arial" w:hAnsi="Arial" w:cs="Arial" w:eastAsia="Arial"/>
                 <w:color w:val="24303B"/>
                 <w:lang w:val="nl-NL"/>
               </w:rPr>
@@ -10337,7 +9950,6 @@
             </w:pPr>
             <w:r>
               <w:rPr>
-                <w:rFonts w:ascii="Arial" w:hAnsi="Arial" w:cs="Arial" w:eastAsia="Arial"/>
                 <w:color w:val="24303B"/>
                 <w:lang w:val="nl-NL"/>
               </w:rPr>
@@ -10360,7 +9972,6 @@
             </w:pPr>
             <w:r>
               <w:rPr>
-                <w:rFonts w:ascii="Arial" w:hAnsi="Arial" w:cs="Arial" w:eastAsia="Arial"/>
                 <w:color w:val="24303B"/>
                 <w:lang w:val="nl-NL"/>
               </w:rPr>
@@ -10383,7 +9994,6 @@
             </w:pPr>
             <w:r>
               <w:rPr>
-                <w:rFonts w:ascii="Arial" w:hAnsi="Arial" w:cs="Arial" w:eastAsia="Arial"/>
                 <w:color w:val="24303B"/>
                 <w:lang w:val="nl-NL"/>
               </w:rPr>
@@ -10406,7 +10016,6 @@
             </w:pPr>
             <w:r>
               <w:rPr>
-                <w:rFonts w:ascii="Arial" w:hAnsi="Arial" w:cs="Arial" w:eastAsia="Arial"/>
                 <w:color w:val="24303B"/>
                 <w:lang w:val="nl-NL"/>
               </w:rPr>
@@ -10429,7 +10038,6 @@
             </w:pPr>
             <w:r>
               <w:rPr>
-                <w:rFonts w:ascii="Arial" w:hAnsi="Arial" w:cs="Arial" w:eastAsia="Arial"/>
                 <w:color w:val="24303B"/>
                 <w:lang w:val="nl-NL"/>
               </w:rPr>
@@ -10452,7 +10060,6 @@
             </w:pPr>
             <w:r>
               <w:rPr>
-                <w:rFonts w:ascii="Arial" w:hAnsi="Arial" w:cs="Arial" w:eastAsia="Arial"/>
                 <w:color w:val="24303B"/>
                 <w:lang w:val="nl-NL"/>
               </w:rPr>
@@ -10464,7 +10071,7 @@
     </w:tbl>
     <w:p>
       <w:pPr>
-        <w:pStyle w:val="Heading2"/>
+        <w:pStyle w:val="Kop2"/>
         <w:spacing w:after="0" w:line="360" w:lineRule="auto"/>
         <w:rPr>
           <w:rFonts w:ascii="Calibri" w:hAnsi="Calibri" w:cs="Calibri"/>
@@ -10478,7 +10085,7 @@
       </w:pPr>
       <w:r>
         <w:rPr>
-          <w:rFonts w:ascii="Arial" w:hAnsi="Arial" w:cs="Arial" w:eastAsia="Arial"/>
+          <w:rFonts w:ascii="Arial" w:eastAsia="Arial" w:hAnsi="Arial" w:cs="Arial"/>
           <w:b/>
           <w:bCs/>
           <w:color w:val="123A5F"/>
@@ -10490,7 +10097,7 @@
       </w:r>
       <w:r>
         <w:rPr>
-          <w:rFonts w:ascii="Arial" w:hAnsi="Arial" w:cs="Arial" w:eastAsia="Arial"/>
+          <w:rFonts w:ascii="Arial" w:eastAsia="Arial" w:hAnsi="Arial" w:cs="Arial"/>
           <w:b/>
           <w:bCs/>
           <w:color w:val="123A5F"/>
@@ -10503,7 +10110,7 @@
       </w:r>
       <w:r>
         <w:rPr>
-          <w:rFonts w:ascii="Arial" w:hAnsi="Arial" w:cs="Arial" w:eastAsia="Arial"/>
+          <w:rFonts w:ascii="Arial" w:eastAsia="Arial" w:hAnsi="Arial" w:cs="Arial"/>
           <w:b/>
           <w:bCs/>
           <w:color w:val="123A5F"/>
@@ -10518,7 +10125,7 @@
       <w:pPr>
         <w:spacing w:line="240" w:lineRule="exact"/>
         <w:rPr>
-          <w:rFonts w:ascii="Calibri" w:hAnsi="Calibri" w:eastAsia="Calibri" w:cs="Calibri"/>
+          <w:rFonts w:ascii="Calibri" w:eastAsia="Calibri" w:hAnsi="Calibri" w:cs="Calibri"/>
           <w:i/>
           <w:szCs w:val="28"/>
           <w:lang w:val="nl-NL"/>
@@ -10526,7 +10133,6 @@
       </w:pPr>
       <w:r>
         <w:rPr>
-          <w:rFonts w:ascii="Arial" w:hAnsi="Arial" w:eastAsia="Arial" w:cs="Arial"/>
           <w:i/>
           <w:color w:val="24303B"/>
           <w:szCs w:val="28"/>
@@ -10539,7 +10145,7 @@
       <w:pPr>
         <w:spacing w:line="240" w:lineRule="exact"/>
         <w:rPr>
-          <w:rFonts w:ascii="Calibri" w:hAnsi="Calibri" w:eastAsia="Calibri" w:cs="Calibri"/>
+          <w:rFonts w:ascii="Calibri" w:eastAsia="Calibri" w:hAnsi="Calibri" w:cs="Calibri"/>
           <w:lang w:val="nl-NL"/>
         </w:rPr>
       </w:pPr>
@@ -10556,7 +10162,6 @@
       </w:pPr>
       <w:r>
         <w:rPr>
-          <w:rFonts w:ascii="Arial" w:hAnsi="Arial" w:cs="Arial" w:eastAsia="Arial"/>
           <w:b/>
           <w:bCs/>
           <w:color w:val="123A5F"/>
@@ -10566,7 +10171,6 @@
       </w:r>
       <w:r>
         <w:rPr>
-          <w:rFonts w:ascii="Arial" w:hAnsi="Arial" w:cs="Arial" w:eastAsia="Arial"/>
           <w:b/>
           <w:bCs/>
           <w:color w:val="123A5F"/>
@@ -10576,7 +10180,6 @@
       </w:r>
       <w:r>
         <w:rPr>
-          <w:rFonts w:ascii="Arial" w:hAnsi="Arial" w:cs="Arial" w:eastAsia="Arial"/>
           <w:b/>
           <w:bCs/>
           <w:color w:val="123A5F"/>
@@ -10586,27 +10189,25 @@
       </w:r>
       <w:r>
         <w:rPr>
-          <w:rFonts w:ascii="Arial" w:hAnsi="Arial" w:cs="Arial" w:eastAsia="Arial"/>
           <w:b/>
           <w:bCs/>
           <w:color w:val="123A5F"/>
           <w:lang w:val="nl-NL"/>
         </w:rPr>
         <w:tab/>
-      </w:r>
-      <w:r>
-        <w:rPr>
-          <w:rFonts w:ascii="Arial" w:hAnsi="Arial" w:cs="Arial" w:eastAsia="Arial"/>
+        <w:t xml:space="preserve">       Neutraal</w:t>
+      </w:r>
+      <w:r>
+        <w:rPr>
           <w:b/>
           <w:bCs/>
           <w:color w:val="123A5F"/>
           <w:lang w:val="nl-NL"/>
         </w:rPr>
-        <w:t xml:space="preserve">       Neutraal</w:t>
-      </w:r>
-      <w:r>
-        <w:rPr>
-          <w:rFonts w:ascii="Arial" w:hAnsi="Arial" w:cs="Arial" w:eastAsia="Arial"/>
+        <w:tab/>
+      </w:r>
+      <w:r>
+        <w:rPr>
           <w:b/>
           <w:bCs/>
           <w:color w:val="123A5F"/>
@@ -10616,7 +10217,6 @@
       </w:r>
       <w:r>
         <w:rPr>
-          <w:rFonts w:ascii="Arial" w:hAnsi="Arial" w:cs="Arial" w:eastAsia="Arial"/>
           <w:b/>
           <w:bCs/>
           <w:color w:val="123A5F"/>
@@ -10626,32 +10226,12 @@
       </w:r>
       <w:r>
         <w:rPr>
-          <w:rFonts w:ascii="Arial" w:hAnsi="Arial" w:cs="Arial" w:eastAsia="Arial"/>
           <w:b/>
           <w:bCs/>
           <w:color w:val="123A5F"/>
           <w:lang w:val="nl-NL"/>
         </w:rPr>
         <w:tab/>
-      </w:r>
-      <w:r>
-        <w:rPr>
-          <w:rFonts w:ascii="Arial" w:hAnsi="Arial" w:cs="Arial" w:eastAsia="Arial"/>
-          <w:b/>
-          <w:bCs/>
-          <w:color w:val="123A5F"/>
-          <w:lang w:val="nl-NL"/>
-        </w:rPr>
-        <w:tab/>
-      </w:r>
-      <w:r>
-        <w:rPr>
-          <w:rFonts w:ascii="Arial" w:hAnsi="Arial" w:cs="Arial" w:eastAsia="Arial"/>
-          <w:b/>
-          <w:bCs/>
-          <w:color w:val="123A5F"/>
-          <w:lang w:val="nl-NL"/>
-        </w:rPr>
         <w:t>Heel erg mee eens</w:t>
       </w:r>
     </w:p>
@@ -10666,15 +10246,15 @@
     </w:p>
     <w:tbl>
       <w:tblPr>
-        <w:tblStyle w:val="TableGrid"/>
+        <w:tblStyle w:val="Tabelraster"/>
         <w:tblW w:w="0" w:type="auto"/>
         <w:tblBorders>
-          <w:top w:val="none" w:color="auto" w:sz="0" w:space="0"/>
-          <w:left w:val="none" w:color="auto" w:sz="0" w:space="0"/>
-          <w:bottom w:val="none" w:color="auto" w:sz="0" w:space="0"/>
-          <w:right w:val="none" w:color="auto" w:sz="0" w:space="0"/>
-          <w:insideH w:val="none" w:color="auto" w:sz="0" w:space="0"/>
-          <w:insideV w:val="none" w:color="auto" w:sz="0" w:space="0"/>
+          <w:top w:val="none" w:sz="0" w:space="0" w:color="auto"/>
+          <w:left w:val="none" w:sz="0" w:space="0" w:color="auto"/>
+          <w:bottom w:val="none" w:sz="0" w:space="0" w:color="auto"/>
+          <w:right w:val="none" w:sz="0" w:space="0" w:color="auto"/>
+          <w:insideH w:val="none" w:sz="0" w:space="0" w:color="auto"/>
+          <w:insideV w:val="none" w:sz="0" w:space="0" w:color="auto"/>
         </w:tblBorders>
         <w:tblLook w:val="04A0" w:firstRow="1" w:lastRow="0" w:firstColumn="1" w:lastColumn="0" w:noHBand="0" w:noVBand="1"/>
       </w:tblPr>
@@ -10707,7 +10287,6 @@
             </w:pPr>
             <w:r>
               <w:rPr>
-                <w:rFonts w:ascii="Arial" w:hAnsi="Arial" w:cs="Arial" w:eastAsia="Arial"/>
                 <w:color w:val="24303B"/>
                 <w:lang w:val="nl-NL"/>
               </w:rPr>
@@ -10730,7 +10309,6 @@
             </w:pPr>
             <w:r>
               <w:rPr>
-                <w:rFonts w:ascii="Arial" w:hAnsi="Arial" w:cs="Arial" w:eastAsia="Arial"/>
                 <w:color w:val="24303B"/>
                 <w:lang w:val="nl-NL"/>
               </w:rPr>
@@ -10753,7 +10331,6 @@
             </w:pPr>
             <w:r>
               <w:rPr>
-                <w:rFonts w:ascii="Arial" w:hAnsi="Arial" w:cs="Arial" w:eastAsia="Arial"/>
                 <w:color w:val="24303B"/>
                 <w:lang w:val="nl-NL"/>
               </w:rPr>
@@ -10776,7 +10353,6 @@
             </w:pPr>
             <w:r>
               <w:rPr>
-                <w:rFonts w:ascii="Arial" w:hAnsi="Arial" w:cs="Arial" w:eastAsia="Arial"/>
                 <w:color w:val="24303B"/>
                 <w:lang w:val="nl-NL"/>
               </w:rPr>
@@ -10799,7 +10375,6 @@
             </w:pPr>
             <w:r>
               <w:rPr>
-                <w:rFonts w:ascii="Arial" w:hAnsi="Arial" w:cs="Arial" w:eastAsia="Arial"/>
                 <w:color w:val="24303B"/>
                 <w:lang w:val="nl-NL"/>
               </w:rPr>
@@ -10822,7 +10397,6 @@
             </w:pPr>
             <w:r>
               <w:rPr>
-                <w:rFonts w:ascii="Arial" w:hAnsi="Arial" w:cs="Arial" w:eastAsia="Arial"/>
                 <w:color w:val="24303B"/>
                 <w:lang w:val="nl-NL"/>
               </w:rPr>
@@ -10845,7 +10419,6 @@
             </w:pPr>
             <w:r>
               <w:rPr>
-                <w:rFonts w:ascii="Arial" w:hAnsi="Arial" w:cs="Arial" w:eastAsia="Arial"/>
                 <w:color w:val="24303B"/>
                 <w:lang w:val="nl-NL"/>
               </w:rPr>
@@ -10868,7 +10441,6 @@
             </w:pPr>
             <w:r>
               <w:rPr>
-                <w:rFonts w:ascii="Arial" w:hAnsi="Arial" w:cs="Arial" w:eastAsia="Arial"/>
                 <w:color w:val="24303B"/>
                 <w:lang w:val="nl-NL"/>
               </w:rPr>
@@ -10891,7 +10463,6 @@
             </w:pPr>
             <w:r>
               <w:rPr>
-                <w:rFonts w:ascii="Arial" w:hAnsi="Arial" w:cs="Arial" w:eastAsia="Arial"/>
                 <w:color w:val="24303B"/>
                 <w:lang w:val="nl-NL"/>
               </w:rPr>
@@ -10914,7 +10485,6 @@
             </w:pPr>
             <w:r>
               <w:rPr>
-                <w:rFonts w:ascii="Arial" w:hAnsi="Arial" w:cs="Arial" w:eastAsia="Arial"/>
                 <w:color w:val="24303B"/>
                 <w:lang w:val="nl-NL"/>
               </w:rPr>
@@ -10937,7 +10507,6 @@
             </w:pPr>
             <w:r>
               <w:rPr>
-                <w:rFonts w:ascii="Arial" w:hAnsi="Arial" w:cs="Arial" w:eastAsia="Arial"/>
                 <w:color w:val="24303B"/>
                 <w:lang w:val="nl-NL"/>
               </w:rPr>
@@ -10951,7 +10520,7 @@
       <w:pPr>
         <w:spacing w:line="240" w:lineRule="exact"/>
         <w:rPr>
-          <w:rFonts w:ascii="Calibri" w:hAnsi="Calibri" w:eastAsia="Calibri" w:cs="Calibri"/>
+          <w:rFonts w:ascii="Calibri" w:eastAsia="Calibri" w:hAnsi="Calibri" w:cs="Calibri"/>
           <w:b/>
           <w:lang w:val="nl-NL"/>
         </w:rPr>
@@ -10959,7 +10528,7 @@
     </w:p>
     <w:p>
       <w:pPr>
-        <w:pStyle w:val="Heading2"/>
+        <w:pStyle w:val="Kop2"/>
         <w:spacing w:after="0" w:line="360" w:lineRule="auto"/>
         <w:rPr>
           <w:rFonts w:ascii="Calibri" w:hAnsi="Calibri" w:cs="Calibri"/>
@@ -10973,7 +10542,7 @@
       </w:pPr>
       <w:r>
         <w:rPr>
-          <w:rFonts w:ascii="Arial" w:hAnsi="Arial" w:cs="Arial" w:eastAsia="Arial"/>
+          <w:rFonts w:ascii="Arial" w:eastAsia="Arial" w:hAnsi="Arial" w:cs="Arial"/>
           <w:b/>
           <w:bCs/>
           <w:color w:val="123A5F"/>
@@ -10985,7 +10554,7 @@
       </w:r>
       <w:r>
         <w:rPr>
-          <w:rFonts w:ascii="Arial" w:hAnsi="Arial" w:cs="Arial" w:eastAsia="Arial"/>
+          <w:rFonts w:ascii="Arial" w:eastAsia="Arial" w:hAnsi="Arial" w:cs="Arial"/>
           <w:b/>
           <w:bCs/>
           <w:color w:val="123A5F"/>
@@ -10998,7 +10567,7 @@
       </w:r>
       <w:r>
         <w:rPr>
-          <w:rFonts w:ascii="Arial" w:hAnsi="Arial" w:cs="Arial" w:eastAsia="Arial"/>
+          <w:rFonts w:ascii="Arial" w:eastAsia="Arial" w:hAnsi="Arial" w:cs="Arial"/>
           <w:b/>
           <w:bCs/>
           <w:color w:val="123A5F"/>
@@ -11013,7 +10582,7 @@
       <w:pPr>
         <w:spacing w:line="240" w:lineRule="exact"/>
         <w:rPr>
-          <w:rFonts w:ascii="Calibri" w:hAnsi="Calibri" w:eastAsia="Calibri" w:cs="Calibri"/>
+          <w:rFonts w:ascii="Calibri" w:eastAsia="Calibri" w:hAnsi="Calibri" w:cs="Calibri"/>
           <w:i/>
           <w:szCs w:val="28"/>
           <w:lang w:val="nl-NL"/>
@@ -11021,7 +10590,6 @@
       </w:pPr>
       <w:r>
         <w:rPr>
-          <w:rFonts w:ascii="Arial" w:hAnsi="Arial" w:eastAsia="Arial" w:cs="Arial"/>
           <w:i/>
           <w:color w:val="24303B"/>
           <w:szCs w:val="28"/>
@@ -11034,7 +10602,7 @@
       <w:pPr>
         <w:spacing w:line="240" w:lineRule="exact"/>
         <w:rPr>
-          <w:rFonts w:ascii="Calibri" w:hAnsi="Calibri" w:eastAsia="Calibri" w:cs="Calibri"/>
+          <w:rFonts w:ascii="Calibri" w:eastAsia="Calibri" w:hAnsi="Calibri" w:cs="Calibri"/>
           <w:lang w:val="nl-NL"/>
         </w:rPr>
       </w:pPr>
@@ -11051,7 +10619,6 @@
       </w:pPr>
       <w:r>
         <w:rPr>
-          <w:rFonts w:ascii="Arial" w:hAnsi="Arial" w:cs="Arial" w:eastAsia="Arial"/>
           <w:b/>
           <w:bCs/>
           <w:color w:val="123A5F"/>
@@ -11061,7 +10628,6 @@
       </w:r>
       <w:r>
         <w:rPr>
-          <w:rFonts w:ascii="Arial" w:hAnsi="Arial" w:cs="Arial" w:eastAsia="Arial"/>
           <w:b/>
           <w:bCs/>
           <w:color w:val="123A5F"/>
@@ -11071,7 +10637,6 @@
       </w:r>
       <w:r>
         <w:rPr>
-          <w:rFonts w:ascii="Arial" w:hAnsi="Arial" w:cs="Arial" w:eastAsia="Arial"/>
           <w:b/>
           <w:bCs/>
           <w:color w:val="123A5F"/>
@@ -11081,27 +10646,25 @@
       </w:r>
       <w:r>
         <w:rPr>
-          <w:rFonts w:ascii="Arial" w:hAnsi="Arial" w:cs="Arial" w:eastAsia="Arial"/>
           <w:b/>
           <w:bCs/>
           <w:color w:val="123A5F"/>
           <w:lang w:val="nl-NL"/>
         </w:rPr>
         <w:tab/>
-      </w:r>
-      <w:r>
-        <w:rPr>
-          <w:rFonts w:ascii="Arial" w:hAnsi="Arial" w:cs="Arial" w:eastAsia="Arial"/>
+        <w:t xml:space="preserve">       Neutraal</w:t>
+      </w:r>
+      <w:r>
+        <w:rPr>
           <w:b/>
           <w:bCs/>
           <w:color w:val="123A5F"/>
           <w:lang w:val="nl-NL"/>
         </w:rPr>
-        <w:t xml:space="preserve">       Neutraal</w:t>
-      </w:r>
-      <w:r>
-        <w:rPr>
-          <w:rFonts w:ascii="Arial" w:hAnsi="Arial" w:cs="Arial" w:eastAsia="Arial"/>
+        <w:tab/>
+      </w:r>
+      <w:r>
+        <w:rPr>
           <w:b/>
           <w:bCs/>
           <w:color w:val="123A5F"/>
@@ -11111,7 +10674,6 @@
       </w:r>
       <w:r>
         <w:rPr>
-          <w:rFonts w:ascii="Arial" w:hAnsi="Arial" w:cs="Arial" w:eastAsia="Arial"/>
           <w:b/>
           <w:bCs/>
           <w:color w:val="123A5F"/>
@@ -11121,32 +10683,12 @@
       </w:r>
       <w:r>
         <w:rPr>
-          <w:rFonts w:ascii="Arial" w:hAnsi="Arial" w:cs="Arial" w:eastAsia="Arial"/>
           <w:b/>
           <w:bCs/>
           <w:color w:val="123A5F"/>
           <w:lang w:val="nl-NL"/>
         </w:rPr>
         <w:tab/>
-      </w:r>
-      <w:r>
-        <w:rPr>
-          <w:rFonts w:ascii="Arial" w:hAnsi="Arial" w:cs="Arial" w:eastAsia="Arial"/>
-          <w:b/>
-          <w:bCs/>
-          <w:color w:val="123A5F"/>
-          <w:lang w:val="nl-NL"/>
-        </w:rPr>
-        <w:tab/>
-      </w:r>
-      <w:r>
-        <w:rPr>
-          <w:rFonts w:ascii="Arial" w:hAnsi="Arial" w:cs="Arial" w:eastAsia="Arial"/>
-          <w:b/>
-          <w:bCs/>
-          <w:color w:val="123A5F"/>
-          <w:lang w:val="nl-NL"/>
-        </w:rPr>
         <w:t>Heel erg mee eens</w:t>
       </w:r>
     </w:p>
@@ -11161,15 +10703,15 @@
     </w:p>
     <w:tbl>
       <w:tblPr>
-        <w:tblStyle w:val="TableGrid"/>
+        <w:tblStyle w:val="Tabelraster"/>
         <w:tblW w:w="0" w:type="auto"/>
         <w:tblBorders>
-          <w:top w:val="none" w:color="auto" w:sz="0" w:space="0"/>
-          <w:left w:val="none" w:color="auto" w:sz="0" w:space="0"/>
-          <w:bottom w:val="none" w:color="auto" w:sz="0" w:space="0"/>
-          <w:right w:val="none" w:color="auto" w:sz="0" w:space="0"/>
-          <w:insideH w:val="none" w:color="auto" w:sz="0" w:space="0"/>
-          <w:insideV w:val="none" w:color="auto" w:sz="0" w:space="0"/>
+          <w:top w:val="none" w:sz="0" w:space="0" w:color="auto"/>
+          <w:left w:val="none" w:sz="0" w:space="0" w:color="auto"/>
+          <w:bottom w:val="none" w:sz="0" w:space="0" w:color="auto"/>
+          <w:right w:val="none" w:sz="0" w:space="0" w:color="auto"/>
+          <w:insideH w:val="none" w:sz="0" w:space="0" w:color="auto"/>
+          <w:insideV w:val="none" w:sz="0" w:space="0" w:color="auto"/>
         </w:tblBorders>
         <w:tblLook w:val="04A0" w:firstRow="1" w:lastRow="0" w:firstColumn="1" w:lastColumn="0" w:noHBand="0" w:noVBand="1"/>
       </w:tblPr>
@@ -11202,7 +10744,6 @@
             </w:pPr>
             <w:r>
               <w:rPr>
-                <w:rFonts w:ascii="Arial" w:hAnsi="Arial" w:cs="Arial" w:eastAsia="Arial"/>
                 <w:color w:val="24303B"/>
                 <w:lang w:val="nl-NL"/>
               </w:rPr>
@@ -11225,7 +10766,6 @@
             </w:pPr>
             <w:r>
               <w:rPr>
-                <w:rFonts w:ascii="Arial" w:hAnsi="Arial" w:cs="Arial" w:eastAsia="Arial"/>
                 <w:color w:val="24303B"/>
                 <w:lang w:val="nl-NL"/>
               </w:rPr>
@@ -11248,7 +10788,6 @@
             </w:pPr>
             <w:r>
               <w:rPr>
-                <w:rFonts w:ascii="Arial" w:hAnsi="Arial" w:cs="Arial" w:eastAsia="Arial"/>
                 <w:color w:val="24303B"/>
                 <w:lang w:val="nl-NL"/>
               </w:rPr>
@@ -11271,7 +10810,6 @@
             </w:pPr>
             <w:r>
               <w:rPr>
-                <w:rFonts w:ascii="Arial" w:hAnsi="Arial" w:cs="Arial" w:eastAsia="Arial"/>
                 <w:color w:val="24303B"/>
                 <w:lang w:val="nl-NL"/>
               </w:rPr>
@@ -11294,7 +10832,6 @@
             </w:pPr>
             <w:r>
               <w:rPr>
-                <w:rFonts w:ascii="Arial" w:hAnsi="Arial" w:cs="Arial" w:eastAsia="Arial"/>
                 <w:color w:val="24303B"/>
                 <w:lang w:val="nl-NL"/>
               </w:rPr>
@@ -11317,7 +10854,6 @@
             </w:pPr>
             <w:r>
               <w:rPr>
-                <w:rFonts w:ascii="Arial" w:hAnsi="Arial" w:cs="Arial" w:eastAsia="Arial"/>
                 <w:color w:val="24303B"/>
                 <w:lang w:val="nl-NL"/>
               </w:rPr>
@@ -11340,7 +10876,6 @@
             </w:pPr>
             <w:r>
               <w:rPr>
-                <w:rFonts w:ascii="Arial" w:hAnsi="Arial" w:cs="Arial" w:eastAsia="Arial"/>
                 <w:color w:val="24303B"/>
                 <w:lang w:val="nl-NL"/>
               </w:rPr>
@@ -11363,7 +10898,6 @@
             </w:pPr>
             <w:r>
               <w:rPr>
-                <w:rFonts w:ascii="Arial" w:hAnsi="Arial" w:cs="Arial" w:eastAsia="Arial"/>
                 <w:color w:val="24303B"/>
                 <w:lang w:val="nl-NL"/>
               </w:rPr>
@@ -11386,7 +10920,6 @@
             </w:pPr>
             <w:r>
               <w:rPr>
-                <w:rFonts w:ascii="Arial" w:hAnsi="Arial" w:cs="Arial" w:eastAsia="Arial"/>
                 <w:color w:val="24303B"/>
                 <w:lang w:val="nl-NL"/>
               </w:rPr>
@@ -11409,7 +10942,6 @@
             </w:pPr>
             <w:r>
               <w:rPr>
-                <w:rFonts w:ascii="Arial" w:hAnsi="Arial" w:cs="Arial" w:eastAsia="Arial"/>
                 <w:color w:val="24303B"/>
                 <w:lang w:val="nl-NL"/>
               </w:rPr>
@@ -11432,7 +10964,6 @@
             </w:pPr>
             <w:r>
               <w:rPr>
-                <w:rFonts w:ascii="Arial" w:hAnsi="Arial" w:cs="Arial" w:eastAsia="Arial"/>
                 <w:color w:val="24303B"/>
                 <w:lang w:val="nl-NL"/>
               </w:rPr>
@@ -11452,9 +10983,9 @@
       </w:pPr>
     </w:p>
     <w:sectPr>
-      <w:headerReference w:type="default" r:id="rId7"/>
-      <w:footerReference w:type="default" r:id="rId8"/>
-      <w:pgSz w:w="11906" w:h="16838" w:orient="portrait"/>
+      <w:headerReference w:type="default" r:id="rId10"/>
+      <w:footerReference w:type="default" r:id="rId11"/>
+      <w:pgSz w:w="11906" w:h="16838"/>
       <w:pgMar w:top="1440" w:right="1440" w:bottom="1440" w:left="1440" w:header="708" w:footer="708" w:gutter="0"/>
       <w:cols w:space="708"/>
       <w:docGrid w:linePitch="360"/>
@@ -11464,7 +10995,7 @@
 </file>
 
 <file path=word/endnotes.xml><?xml version="1.0" encoding="utf-8"?>
-<w:endnotes xmlns:wpc="http://schemas.microsoft.com/office/word/2010/wordprocessingCanvas" xmlns:cx="http://schemas.microsoft.com/office/drawing/2014/chartex" xmlns:cx1="http://schemas.microsoft.com/office/drawing/2015/9/8/chartex" xmlns:cx2="http://schemas.microsoft.com/office/drawing/2015/10/21/chartex" xmlns:cx3="http://schemas.microsoft.com/office/drawing/2016/5/9/chartex" xmlns:cx4="http://schemas.microsoft.com/office/drawing/2016/5/10/chartex" xmlns:cx5="http://schemas.microsoft.com/office/drawing/2016/5/11/chartex" xmlns:cx6="http://schemas.microsoft.com/office/drawing/2016/5/12/chartex" xmlns:cx7="http://schemas.microsoft.com/office/drawing/2016/5/13/chartex" xmlns:cx8="http://schemas.microsoft.com/office/drawing/2016/5/14/chartex" xmlns:mc="http://schemas.openxmlformats.org/markup-compatibility/2006" xmlns:aink="http://schemas.microsoft.com/office/drawing/2016/ink" xmlns:am3d="http://schemas.microsoft.com/office/drawing/2017/model3d" xmlns:o="urn:schemas-microsoft-com:office:office" xmlns:oel="http://schemas.microsoft.com/office/2019/extlst" xmlns:r="http://schemas.openxmlformats.org/officeDocument/2006/relationships" xmlns:m="http://schemas.openxmlformats.org/officeDocument/2006/math" xmlns:v="urn:schemas-microsoft-com:vml" xmlns:wp14="http://schemas.microsoft.com/office/word/2010/wordprocessingDrawing" xmlns:wp="http://schemas.openxmlformats.org/drawingml/2006/wordprocessingDrawing" xmlns:w10="urn:schemas-microsoft-com:office:word" xmlns:w="http://schemas.openxmlformats.org/wordprocessingml/2006/main" xmlns:w14="http://schemas.microsoft.com/office/word/2010/wordml" xmlns:w15="http://schemas.microsoft.com/office/word/2012/wordml" xmlns:w16cex="http://schemas.microsoft.com/office/word/2018/wordml/cex" xmlns:w16cid="http://schemas.microsoft.com/office/word/2016/wordml/cid" xmlns:w16="http://schemas.microsoft.com/office/word/2018/wordml" xmlns:w16du="http://schemas.microsoft.com/office/word/2023/wordml/word16du" xmlns:w16sdtdh="http://schemas.microsoft.com/office/word/2020/wordml/sdtdatahash" xmlns:w16sdtfl="http://schemas.microsoft.com/office/word/2024/wordml/sdtformatlock" xmlns:w16se="http://schemas.microsoft.com/office/word/2015/wordml/symex" xmlns:wpg="http://schemas.microsoft.com/office/word/2010/wordprocessingGroup" xmlns:wpi="http://schemas.microsoft.com/office/word/2010/wordprocessingInk" xmlns:wne="http://schemas.microsoft.com/office/word/2006/wordml" xmlns:wps="http://schemas.microsoft.com/office/word/2010/wordprocessingShape" mc:Ignorable="w14 w15 w16se w16cid w16 w16cex w16sdtdh w16sdtfl w16du wp14">
+<w:endnotes xmlns:wpc="http://schemas.microsoft.com/office/word/2010/wordprocessingCanvas" xmlns:cx="http://schemas.microsoft.com/office/drawing/2014/chartex" xmlns:cx1="http://schemas.microsoft.com/office/drawing/2015/9/8/chartex" xmlns:cx2="http://schemas.microsoft.com/office/drawing/2015/10/21/chartex" xmlns:cx3="http://schemas.microsoft.com/office/drawing/2016/5/9/chartex" xmlns:cx4="http://schemas.microsoft.com/office/drawing/2016/5/10/chartex" xmlns:cx5="http://schemas.microsoft.com/office/drawing/2016/5/11/chartex" xmlns:cx6="http://schemas.microsoft.com/office/drawing/2016/5/12/chartex" xmlns:cx7="http://schemas.microsoft.com/office/drawing/2016/5/13/chartex" xmlns:cx8="http://schemas.microsoft.com/office/drawing/2016/5/14/chartex" xmlns:mc="http://schemas.openxmlformats.org/markup-compatibility/2006" xmlns:aink="http://schemas.microsoft.com/office/drawing/2016/ink" xmlns:am3d="http://schemas.microsoft.com/office/drawing/2017/model3d" xmlns:o="urn:schemas-microsoft-com:office:office" xmlns:oel="http://schemas.microsoft.com/office/2019/extlst" xmlns:r="http://schemas.openxmlformats.org/officeDocument/2006/relationships" xmlns:m="http://schemas.openxmlformats.org/officeDocument/2006/math" xmlns:v="urn:schemas-microsoft-com:vml" xmlns:wp14="http://schemas.microsoft.com/office/word/2010/wordprocessingDrawing" xmlns:wp="http://schemas.openxmlformats.org/drawingml/2006/wordprocessingDrawing" xmlns:w10="urn:schemas-microsoft-com:office:word" xmlns:w="http://schemas.openxmlformats.org/wordprocessingml/2006/main" xmlns:w14="http://schemas.microsoft.com/office/word/2010/wordml" xmlns:w15="http://schemas.microsoft.com/office/word/2012/wordml" xmlns:w16cei="http://schemas.microsoft.com/office/word/2026/wordml/cei" xmlns:w16cex="http://schemas.microsoft.com/office/word/2018/wordml/cex" xmlns:w16cid="http://schemas.microsoft.com/office/word/2016/wordml/cid" xmlns:w16="http://schemas.microsoft.com/office/word/2018/wordml" xmlns:w16du="http://schemas.microsoft.com/office/word/2023/wordml/word16du" xmlns:w16sdtdh="http://schemas.microsoft.com/office/word/2020/wordml/sdtdatahash" xmlns:w16sdtfl="http://schemas.microsoft.com/office/word/2024/wordml/sdtformatlock" xmlns:w16se="http://schemas.microsoft.com/office/word/2015/wordml/symex" xmlns:wpg="http://schemas.microsoft.com/office/word/2010/wordprocessingGroup" xmlns:wpi="http://schemas.microsoft.com/office/word/2010/wordprocessingInk" xmlns:wne="http://schemas.microsoft.com/office/word/2006/wordml" xmlns:wps="http://schemas.microsoft.com/office/word/2010/wordprocessingShape" mc:Ignorable="w14 w15 w16se w16cid w16 w16cex w16sdtdh w16sdtfl w16du wp14">
   <w:endnote w:type="separator" w:id="-1">
     <w:p>
       <w:pPr>
@@ -11483,7 +11014,7 @@
 </file>
 
 <file path=word/footer1.xml><?xml version="1.0" encoding="utf-8"?>
-<w:ftr xmlns:wpc="http://schemas.microsoft.com/office/word/2010/wordprocessingCanvas" xmlns:cx="http://schemas.microsoft.com/office/drawing/2014/chartex" xmlns:cx1="http://schemas.microsoft.com/office/drawing/2015/9/8/chartex" xmlns:cx2="http://schemas.microsoft.com/office/drawing/2015/10/21/chartex" xmlns:cx3="http://schemas.microsoft.com/office/drawing/2016/5/9/chartex" xmlns:cx4="http://schemas.microsoft.com/office/drawing/2016/5/10/chartex" xmlns:cx5="http://schemas.microsoft.com/office/drawing/2016/5/11/chartex" xmlns:cx6="http://schemas.microsoft.com/office/drawing/2016/5/12/chartex" xmlns:cx7="http://schemas.microsoft.com/office/drawing/2016/5/13/chartex" xmlns:cx8="http://schemas.microsoft.com/office/drawing/2016/5/14/chartex" xmlns:mc="http://schemas.openxmlformats.org/markup-compatibility/2006" xmlns:aink="http://schemas.microsoft.com/office/drawing/2016/ink" xmlns:am3d="http://schemas.microsoft.com/office/drawing/2017/model3d" xmlns:o="urn:schemas-microsoft-com:office:office" xmlns:oel="http://schemas.microsoft.com/office/2019/extlst" xmlns:r="http://schemas.openxmlformats.org/officeDocument/2006/relationships" xmlns:m="http://schemas.openxmlformats.org/officeDocument/2006/math" xmlns:v="urn:schemas-microsoft-com:vml" xmlns:wp14="http://schemas.microsoft.com/office/word/2010/wordprocessingDrawing" xmlns:wp="http://schemas.openxmlformats.org/drawingml/2006/wordprocessingDrawing" xmlns:w10="urn:schemas-microsoft-com:office:word" xmlns:w="http://schemas.openxmlformats.org/wordprocessingml/2006/main" xmlns:w14="http://schemas.microsoft.com/office/word/2010/wordml" xmlns:w15="http://schemas.microsoft.com/office/word/2012/wordml" xmlns:w16cex="http://schemas.microsoft.com/office/word/2018/wordml/cex" xmlns:w16cid="http://schemas.microsoft.com/office/word/2016/wordml/cid" xmlns:w16="http://schemas.microsoft.com/office/word/2018/wordml" xmlns:w16du="http://schemas.microsoft.com/office/word/2023/wordml/word16du" xmlns:w16sdtdh="http://schemas.microsoft.com/office/word/2020/wordml/sdtdatahash" xmlns:w16sdtfl="http://schemas.microsoft.com/office/word/2024/wordml/sdtformatlock" xmlns:w16se="http://schemas.microsoft.com/office/word/2015/wordml/symex" xmlns:wpg="http://schemas.microsoft.com/office/word/2010/wordprocessingGroup" xmlns:wpi="http://schemas.microsoft.com/office/word/2010/wordprocessingInk" xmlns:wne="http://schemas.microsoft.com/office/word/2006/wordml" xmlns:wps="http://schemas.microsoft.com/office/word/2010/wordprocessingShape" mc:Ignorable="w14 w15 w16se w16cid w16 w16cex w16sdtdh w16sdtfl w16du wp14">
+<w:ftr xmlns:wpc="http://schemas.microsoft.com/office/word/2010/wordprocessingCanvas" xmlns:cx="http://schemas.microsoft.com/office/drawing/2014/chartex" xmlns:cx1="http://schemas.microsoft.com/office/drawing/2015/9/8/chartex" xmlns:cx2="http://schemas.microsoft.com/office/drawing/2015/10/21/chartex" xmlns:cx3="http://schemas.microsoft.com/office/drawing/2016/5/9/chartex" xmlns:cx4="http://schemas.microsoft.com/office/drawing/2016/5/10/chartex" xmlns:cx5="http://schemas.microsoft.com/office/drawing/2016/5/11/chartex" xmlns:cx6="http://schemas.microsoft.com/office/drawing/2016/5/12/chartex" xmlns:cx7="http://schemas.microsoft.com/office/drawing/2016/5/13/chartex" xmlns:cx8="http://schemas.microsoft.com/office/drawing/2016/5/14/chartex" xmlns:mc="http://schemas.openxmlformats.org/markup-compatibility/2006" xmlns:aink="http://schemas.microsoft.com/office/drawing/2016/ink" xmlns:am3d="http://schemas.microsoft.com/office/drawing/2017/model3d" xmlns:o="urn:schemas-microsoft-com:office:office" xmlns:oel="http://schemas.microsoft.com/office/2019/extlst" xmlns:r="http://schemas.openxmlformats.org/officeDocument/2006/relationships" xmlns:m="http://schemas.openxmlformats.org/officeDocument/2006/math" xmlns:v="urn:schemas-microsoft-com:vml" xmlns:wp14="http://schemas.microsoft.com/office/word/2010/wordprocessingDrawing" xmlns:wp="http://schemas.openxmlformats.org/drawingml/2006/wordprocessingDrawing" xmlns:w10="urn:schemas-microsoft-com:office:word" xmlns:w="http://schemas.openxmlformats.org/wordprocessingml/2006/main" xmlns:w14="http://schemas.microsoft.com/office/word/2010/wordml" xmlns:w15="http://schemas.microsoft.com/office/word/2012/wordml" xmlns:w16cei="http://schemas.microsoft.com/office/word/2026/wordml/cei" xmlns:w16cex="http://schemas.microsoft.com/office/word/2018/wordml/cex" xmlns:w16cid="http://schemas.microsoft.com/office/word/2016/wordml/cid" xmlns:w16="http://schemas.microsoft.com/office/word/2018/wordml" xmlns:w16du="http://schemas.microsoft.com/office/word/2023/wordml/word16du" xmlns:w16sdtdh="http://schemas.microsoft.com/office/word/2020/wordml/sdtdatahash" xmlns:w16sdtfl="http://schemas.microsoft.com/office/word/2024/wordml/sdtformatlock" xmlns:w16se="http://schemas.microsoft.com/office/word/2015/wordml/symex" xmlns:wpg="http://schemas.microsoft.com/office/word/2010/wordprocessingGroup" xmlns:wpi="http://schemas.microsoft.com/office/word/2010/wordprocessingInk" xmlns:wne="http://schemas.microsoft.com/office/word/2006/wordml" xmlns:wps="http://schemas.microsoft.com/office/word/2010/wordprocessingShape" mc:Ignorable="w14 w15 w16se w16cid w16 w16cex w16sdtdh w16sdtfl w16du wp14">
   <w:p>
     <w:pPr>
       <w:pBdr>
@@ -11518,7 +11049,7 @@
                   <pic:cNvPicPr/>
                 </pic:nvPicPr>
                 <pic:blipFill rotWithShape="1">
-                  <a:blip r:embed="rIdTplImgC">
+                  <a:blip r:embed="rId1">
                     <a:extLst>
                       <a:ext uri="{28A0092B-C50C-407E-A947-70E740481C1C}">
                         <a14:useLocalDpi xmlns:a14="http://schemas.microsoft.com/office/drawing/2010/main" val="0"/>
@@ -11592,7 +11123,7 @@
         <w:sz w:val="16"/>
         <w:szCs w:val="16"/>
       </w:rPr>
-      <w:t>·</w:t>
+      <w:t>·  Versie</w:t>
     </w:r>
     <w:proofErr w:type="gramEnd"/>
     <w:r>
@@ -11601,7 +11132,7 @@
         <w:sz w:val="16"/>
         <w:szCs w:val="16"/>
       </w:rPr>
-      <w:t xml:space="preserve">  Versie </w:t>
+      <w:t xml:space="preserve"> </w:t>
     </w:r>
     <w:proofErr w:type="gramStart"/>
     <w:r>
@@ -11612,17 +11143,7 @@
         <w:sz w:val="16"/>
         <w:szCs w:val="16"/>
       </w:rPr>
-      <w:t xml:space="preserve">[ </w:t>
-    </w:r>
-    <w:r>
-      <w:rPr>
-        <w:i/>
-        <w:iCs/>
-        <w:color w:val="59636E"/>
-        <w:sz w:val="16"/>
-        <w:szCs w:val="16"/>
-      </w:rPr>
-      <w:t>1.0</w:t>
+      <w:t>[ 1.0</w:t>
     </w:r>
     <w:proofErr w:type="gramEnd"/>
     <w:r>
@@ -11672,17 +11193,7 @@
         <w:sz w:val="16"/>
         <w:szCs w:val="16"/>
       </w:rPr>
-      <w:t xml:space="preserve">[ </w:t>
-    </w:r>
-    <w:r>
-      <w:rPr>
-        <w:i/>
-        <w:iCs/>
-        <w:color w:val="59636E"/>
-        <w:sz w:val="16"/>
-        <w:szCs w:val="16"/>
-      </w:rPr>
-      <w:t>27</w:t>
+      <w:t>[ 27</w:t>
     </w:r>
     <w:proofErr w:type="gramEnd"/>
     <w:r>
@@ -11704,17 +11215,7 @@
         <w:sz w:val="16"/>
         <w:szCs w:val="16"/>
       </w:rPr>
-      <w:t>2026</w:t>
-    </w:r>
-    <w:r>
-      <w:rPr>
-        <w:i/>
-        <w:iCs/>
-        <w:color w:val="59636E"/>
-        <w:sz w:val="16"/>
-        <w:szCs w:val="16"/>
-      </w:rPr>
-      <w:t xml:space="preserve"> ]</w:t>
+      <w:t>2026 ]</w:t>
     </w:r>
     <w:proofErr w:type="gramEnd"/>
     <w:r>
@@ -11838,7 +11339,7 @@
 </file>
 
 <file path=word/footnotes.xml><?xml version="1.0" encoding="utf-8"?>
-<w:footnotes xmlns:wpc="http://schemas.microsoft.com/office/word/2010/wordprocessingCanvas" xmlns:cx="http://schemas.microsoft.com/office/drawing/2014/chartex" xmlns:cx1="http://schemas.microsoft.com/office/drawing/2015/9/8/chartex" xmlns:cx2="http://schemas.microsoft.com/office/drawing/2015/10/21/chartex" xmlns:cx3="http://schemas.microsoft.com/office/drawing/2016/5/9/chartex" xmlns:cx4="http://schemas.microsoft.com/office/drawing/2016/5/10/chartex" xmlns:cx5="http://schemas.microsoft.com/office/drawing/2016/5/11/chartex" xmlns:cx6="http://schemas.microsoft.com/office/drawing/2016/5/12/chartex" xmlns:cx7="http://schemas.microsoft.com/office/drawing/2016/5/13/chartex" xmlns:cx8="http://schemas.microsoft.com/office/drawing/2016/5/14/chartex" xmlns:mc="http://schemas.openxmlformats.org/markup-compatibility/2006" xmlns:aink="http://schemas.microsoft.com/office/drawing/2016/ink" xmlns:am3d="http://schemas.microsoft.com/office/drawing/2017/model3d" xmlns:o="urn:schemas-microsoft-com:office:office" xmlns:oel="http://schemas.microsoft.com/office/2019/extlst" xmlns:r="http://schemas.openxmlformats.org/officeDocument/2006/relationships" xmlns:m="http://schemas.openxmlformats.org/officeDocument/2006/math" xmlns:v="urn:schemas-microsoft-com:vml" xmlns:wp14="http://schemas.microsoft.com/office/word/2010/wordprocessingDrawing" xmlns:wp="http://schemas.openxmlformats.org/drawingml/2006/wordprocessingDrawing" xmlns:w10="urn:schemas-microsoft-com:office:word" xmlns:w="http://schemas.openxmlformats.org/wordprocessingml/2006/main" xmlns:w14="http://schemas.microsoft.com/office/word/2010/wordml" xmlns:w15="http://schemas.microsoft.com/office/word/2012/wordml" xmlns:w16cex="http://schemas.microsoft.com/office/word/2018/wordml/cex" xmlns:w16cid="http://schemas.microsoft.com/office/word/2016/wordml/cid" xmlns:w16="http://schemas.microsoft.com/office/word/2018/wordml" xmlns:w16du="http://schemas.microsoft.com/office/word/2023/wordml/word16du" xmlns:w16sdtdh="http://schemas.microsoft.com/office/word/2020/wordml/sdtdatahash" xmlns:w16sdtfl="http://schemas.microsoft.com/office/word/2024/wordml/sdtformatlock" xmlns:w16se="http://schemas.microsoft.com/office/word/2015/wordml/symex" xmlns:wpg="http://schemas.microsoft.com/office/word/2010/wordprocessingGroup" xmlns:wpi="http://schemas.microsoft.com/office/word/2010/wordprocessingInk" xmlns:wne="http://schemas.microsoft.com/office/word/2006/wordml" xmlns:wps="http://schemas.microsoft.com/office/word/2010/wordprocessingShape" mc:Ignorable="w14 w15 w16se w16cid w16 w16cex w16sdtdh w16sdtfl w16du wp14">
+<w:footnotes xmlns:wpc="http://schemas.microsoft.com/office/word/2010/wordprocessingCanvas" xmlns:cx="http://schemas.microsoft.com/office/drawing/2014/chartex" xmlns:cx1="http://schemas.microsoft.com/office/drawing/2015/9/8/chartex" xmlns:cx2="http://schemas.microsoft.com/office/drawing/2015/10/21/chartex" xmlns:cx3="http://schemas.microsoft.com/office/drawing/2016/5/9/chartex" xmlns:cx4="http://schemas.microsoft.com/office/drawing/2016/5/10/chartex" xmlns:cx5="http://schemas.microsoft.com/office/drawing/2016/5/11/chartex" xmlns:cx6="http://schemas.microsoft.com/office/drawing/2016/5/12/chartex" xmlns:cx7="http://schemas.microsoft.com/office/drawing/2016/5/13/chartex" xmlns:cx8="http://schemas.microsoft.com/office/drawing/2016/5/14/chartex" xmlns:mc="http://schemas.openxmlformats.org/markup-compatibility/2006" xmlns:aink="http://schemas.microsoft.com/office/drawing/2016/ink" xmlns:am3d="http://schemas.microsoft.com/office/drawing/2017/model3d" xmlns:o="urn:schemas-microsoft-com:office:office" xmlns:oel="http://schemas.microsoft.com/office/2019/extlst" xmlns:r="http://schemas.openxmlformats.org/officeDocument/2006/relationships" xmlns:m="http://schemas.openxmlformats.org/officeDocument/2006/math" xmlns:v="urn:schemas-microsoft-com:vml" xmlns:wp14="http://schemas.microsoft.com/office/word/2010/wordprocessingDrawing" xmlns:wp="http://schemas.openxmlformats.org/drawingml/2006/wordprocessingDrawing" xmlns:w10="urn:schemas-microsoft-com:office:word" xmlns:w="http://schemas.openxmlformats.org/wordprocessingml/2006/main" xmlns:w14="http://schemas.microsoft.com/office/word/2010/wordml" xmlns:w15="http://schemas.microsoft.com/office/word/2012/wordml" xmlns:w16cei="http://schemas.microsoft.com/office/word/2026/wordml/cei" xmlns:w16cex="http://schemas.microsoft.com/office/word/2018/wordml/cex" xmlns:w16cid="http://schemas.microsoft.com/office/word/2016/wordml/cid" xmlns:w16="http://schemas.microsoft.com/office/word/2018/wordml" xmlns:w16du="http://schemas.microsoft.com/office/word/2023/wordml/word16du" xmlns:w16sdtdh="http://schemas.microsoft.com/office/word/2020/wordml/sdtdatahash" xmlns:w16sdtfl="http://schemas.microsoft.com/office/word/2024/wordml/sdtformatlock" xmlns:w16se="http://schemas.microsoft.com/office/word/2015/wordml/symex" xmlns:wpg="http://schemas.microsoft.com/office/word/2010/wordprocessingGroup" xmlns:wpi="http://schemas.microsoft.com/office/word/2010/wordprocessingInk" xmlns:wne="http://schemas.microsoft.com/office/word/2006/wordml" xmlns:wps="http://schemas.microsoft.com/office/word/2010/wordprocessingShape" mc:Ignorable="w14 w15 w16se w16cid w16 w16cex w16sdtdh w16sdtfl w16du wp14">
   <w:footnote w:type="separator" w:id="-1">
     <w:p>
       <w:pPr>
@@ -11857,10 +11358,9 @@
 </file>
 
 <file path=word/header1.xml><?xml version="1.0" encoding="utf-8"?>
-<w:hdr xmlns:wpc="http://schemas.microsoft.com/office/word/2010/wordprocessingCanvas" xmlns:cx="http://schemas.microsoft.com/office/drawing/2014/chartex" xmlns:cx1="http://schemas.microsoft.com/office/drawing/2015/9/8/chartex" xmlns:cx2="http://schemas.microsoft.com/office/drawing/2015/10/21/chartex" xmlns:cx3="http://schemas.microsoft.com/office/drawing/2016/5/9/chartex" xmlns:cx4="http://schemas.microsoft.com/office/drawing/2016/5/10/chartex" xmlns:cx5="http://schemas.microsoft.com/office/drawing/2016/5/11/chartex" xmlns:cx6="http://schemas.microsoft.com/office/drawing/2016/5/12/chartex" xmlns:cx7="http://schemas.microsoft.com/office/drawing/2016/5/13/chartex" xmlns:cx8="http://schemas.microsoft.com/office/drawing/2016/5/14/chartex" xmlns:mc="http://schemas.openxmlformats.org/markup-compatibility/2006" xmlns:aink="http://schemas.microsoft.com/office/drawing/2016/ink" xmlns:am3d="http://schemas.microsoft.com/office/drawing/2017/model3d" xmlns:o="urn:schemas-microsoft-com:office:office" xmlns:oel="http://schemas.microsoft.com/office/2019/extlst" xmlns:r="http://schemas.openxmlformats.org/officeDocument/2006/relationships" xmlns:m="http://schemas.openxmlformats.org/officeDocument/2006/math" xmlns:v="urn:schemas-microsoft-com:vml" xmlns:wp14="http://schemas.microsoft.com/office/word/2010/wordprocessingDrawing" xmlns:wp="http://schemas.openxmlformats.org/drawingml/2006/wordprocessingDrawing" xmlns:w10="urn:schemas-microsoft-com:office:word" xmlns:w="http://schemas.openxmlformats.org/wordprocessingml/2006/main" xmlns:w14="http://schemas.microsoft.com/office/word/2010/wordml" xmlns:w15="http://schemas.microsoft.com/office/word/2012/wordml" xmlns:w16cex="http://schemas.microsoft.com/office/word/2018/wordml/cex" xmlns:w16cid="http://schemas.microsoft.com/office/word/2016/wordml/cid" xmlns:w16="http://schemas.microsoft.com/office/word/2018/wordml" xmlns:w16du="http://schemas.microsoft.com/office/word/2023/wordml/word16du" xmlns:w16sdtdh="http://schemas.microsoft.com/office/word/2020/wordml/sdtdatahash" xmlns:w16sdtfl="http://schemas.microsoft.com/office/word/2024/wordml/sdtformatlock" xmlns:w16se="http://schemas.microsoft.com/office/word/2015/wordml/symex" xmlns:wpg="http://schemas.microsoft.com/office/word/2010/wordprocessingGroup" xmlns:wpi="http://schemas.microsoft.com/office/word/2010/wordprocessingInk" xmlns:wne="http://schemas.microsoft.com/office/word/2006/wordml" xmlns:wps="http://schemas.microsoft.com/office/word/2010/wordprocessingShape" mc:Ignorable="w14 w15 w16se w16cid w16 w16cex w16sdtdh w16sdtfl w16du wp14">
+<w:hdr xmlns:wpc="http://schemas.microsoft.com/office/word/2010/wordprocessingCanvas" xmlns:cx="http://schemas.microsoft.com/office/drawing/2014/chartex" xmlns:cx1="http://schemas.microsoft.com/office/drawing/2015/9/8/chartex" xmlns:cx2="http://schemas.microsoft.com/office/drawing/2015/10/21/chartex" xmlns:cx3="http://schemas.microsoft.com/office/drawing/2016/5/9/chartex" xmlns:cx4="http://schemas.microsoft.com/office/drawing/2016/5/10/chartex" xmlns:cx5="http://schemas.microsoft.com/office/drawing/2016/5/11/chartex" xmlns:cx6="http://schemas.microsoft.com/office/drawing/2016/5/12/chartex" xmlns:cx7="http://schemas.microsoft.com/office/drawing/2016/5/13/chartex" xmlns:cx8="http://schemas.microsoft.com/office/drawing/2016/5/14/chartex" xmlns:mc="http://schemas.openxmlformats.org/markup-compatibility/2006" xmlns:aink="http://schemas.microsoft.com/office/drawing/2016/ink" xmlns:am3d="http://schemas.microsoft.com/office/drawing/2017/model3d" xmlns:o="urn:schemas-microsoft-com:office:office" xmlns:oel="http://schemas.microsoft.com/office/2019/extlst" xmlns:r="http://schemas.openxmlformats.org/officeDocument/2006/relationships" xmlns:m="http://schemas.openxmlformats.org/officeDocument/2006/math" xmlns:v="urn:schemas-microsoft-com:vml" xmlns:wp14="http://schemas.microsoft.com/office/word/2010/wordprocessingDrawing" xmlns:wp="http://schemas.openxmlformats.org/drawingml/2006/wordprocessingDrawing" xmlns:w10="urn:schemas-microsoft-com:office:word" xmlns:w="http://schemas.openxmlformats.org/wordprocessingml/2006/main" xmlns:w14="http://schemas.microsoft.com/office/word/2010/wordml" xmlns:w15="http://schemas.microsoft.com/office/word/2012/wordml" xmlns:w16cei="http://schemas.microsoft.com/office/word/2026/wordml/cei" xmlns:w16cex="http://schemas.microsoft.com/office/word/2018/wordml/cex" xmlns:w16cid="http://schemas.microsoft.com/office/word/2016/wordml/cid" xmlns:w16="http://schemas.microsoft.com/office/word/2018/wordml" xmlns:w16du="http://schemas.microsoft.com/office/word/2023/wordml/word16du" xmlns:w16sdtdh="http://schemas.microsoft.com/office/word/2020/wordml/sdtdatahash" xmlns:w16sdtfl="http://schemas.microsoft.com/office/word/2024/wordml/sdtformatlock" xmlns:w16se="http://schemas.microsoft.com/office/word/2015/wordml/symex" xmlns:wpg="http://schemas.microsoft.com/office/word/2010/wordprocessingGroup" xmlns:wpi="http://schemas.microsoft.com/office/word/2010/wordprocessingInk" xmlns:wne="http://schemas.microsoft.com/office/word/2006/wordml" xmlns:wps="http://schemas.microsoft.com/office/word/2010/wordprocessingShape" mc:Ignorable="w14 w15 w16se w16cid w16 w16cex w16sdtdh w16sdtfl w16du wp14">
   <w:p>
     <w:pPr>
-      <w:pStyle w:val="Koptekst"/>
       <w:jc w:val="right"/>
     </w:pPr>
     <w:r>
@@ -11904,7 +11404,7 @@
                   <pic:cNvPicPr/>
                 </pic:nvPicPr>
                 <pic:blipFill>
-                  <a:blip r:embed="rIdTplImgA">
+                  <a:blip r:embed="rId1">
                     <a:extLst>
                       <a:ext uri="{28A0092B-C50C-407E-A947-70E740481C1C}">
                         <a14:useLocalDpi xmlns:a14="http://schemas.microsoft.com/office/drawing/2010/main" val="0"/>
@@ -11956,7 +11456,7 @@
                   <pic:cNvPicPr/>
                 </pic:nvPicPr>
                 <pic:blipFill>
-                  <a:blip r:embed="rIdTplImgB">
+                  <a:blip r:embed="rId2">
                     <a:extLst>
                       <a:ext uri="{28A0092B-C50C-407E-A947-70E740481C1C}">
                         <a14:useLocalDpi xmlns:a14="http://schemas.microsoft.com/office/drawing/2010/main" val="0"/>
@@ -11987,7 +11487,7 @@
 </file>
 
 <file path=word/numbering.xml><?xml version="1.0" encoding="utf-8"?>
-<w:numbering xmlns:wpc="http://schemas.microsoft.com/office/word/2010/wordprocessingCanvas" xmlns:cx="http://schemas.microsoft.com/office/drawing/2014/chartex" xmlns:cx1="http://schemas.microsoft.com/office/drawing/2015/9/8/chartex" xmlns:cx2="http://schemas.microsoft.com/office/drawing/2015/10/21/chartex" xmlns:cx3="http://schemas.microsoft.com/office/drawing/2016/5/9/chartex" xmlns:cx4="http://schemas.microsoft.com/office/drawing/2016/5/10/chartex" xmlns:cx5="http://schemas.microsoft.com/office/drawing/2016/5/11/chartex" xmlns:cx6="http://schemas.microsoft.com/office/drawing/2016/5/12/chartex" xmlns:cx7="http://schemas.microsoft.com/office/drawing/2016/5/13/chartex" xmlns:cx8="http://schemas.microsoft.com/office/drawing/2016/5/14/chartex" xmlns:mc="http://schemas.openxmlformats.org/markup-compatibility/2006" xmlns:aink="http://schemas.microsoft.com/office/drawing/2016/ink" xmlns:am3d="http://schemas.microsoft.com/office/drawing/2017/model3d" xmlns:o="urn:schemas-microsoft-com:office:office" xmlns:oel="http://schemas.microsoft.com/office/2019/extlst" xmlns:r="http://schemas.openxmlformats.org/officeDocument/2006/relationships" xmlns:m="http://schemas.openxmlformats.org/officeDocument/2006/math" xmlns:v="urn:schemas-microsoft-com:vml" xmlns:wp14="http://schemas.microsoft.com/office/word/2010/wordprocessingDrawing" xmlns:wp="http://schemas.openxmlformats.org/drawingml/2006/wordprocessingDrawing" xmlns:w10="urn:schemas-microsoft-com:office:word" xmlns:w="http://schemas.openxmlformats.org/wordprocessingml/2006/main" xmlns:w14="http://schemas.microsoft.com/office/word/2010/wordml" xmlns:w15="http://schemas.microsoft.com/office/word/2012/wordml" xmlns:w16cex="http://schemas.microsoft.com/office/word/2018/wordml/cex" xmlns:w16cid="http://schemas.microsoft.com/office/word/2016/wordml/cid" xmlns:w16="http://schemas.microsoft.com/office/word/2018/wordml" xmlns:w16du="http://schemas.microsoft.com/office/word/2023/wordml/word16du" xmlns:w16sdtdh="http://schemas.microsoft.com/office/word/2020/wordml/sdtdatahash" xmlns:w16sdtfl="http://schemas.microsoft.com/office/word/2024/wordml/sdtformatlock" xmlns:w16se="http://schemas.microsoft.com/office/word/2015/wordml/symex" xmlns:wpg="http://schemas.microsoft.com/office/word/2010/wordprocessingGroup" xmlns:wpi="http://schemas.microsoft.com/office/word/2010/wordprocessingInk" xmlns:wne="http://schemas.microsoft.com/office/word/2006/wordml" xmlns:wps="http://schemas.microsoft.com/office/word/2010/wordprocessingShape" mc:Ignorable="w14 w15 w16se w16cid w16 w16cex w16sdtdh w16sdtfl w16du wp14">
+<w:numbering xmlns:wpc="http://schemas.microsoft.com/office/word/2010/wordprocessingCanvas" xmlns:cx="http://schemas.microsoft.com/office/drawing/2014/chartex" xmlns:cx1="http://schemas.microsoft.com/office/drawing/2015/9/8/chartex" xmlns:cx2="http://schemas.microsoft.com/office/drawing/2015/10/21/chartex" xmlns:cx3="http://schemas.microsoft.com/office/drawing/2016/5/9/chartex" xmlns:cx4="http://schemas.microsoft.com/office/drawing/2016/5/10/chartex" xmlns:cx5="http://schemas.microsoft.com/office/drawing/2016/5/11/chartex" xmlns:cx6="http://schemas.microsoft.com/office/drawing/2016/5/12/chartex" xmlns:cx7="http://schemas.microsoft.com/office/drawing/2016/5/13/chartex" xmlns:cx8="http://schemas.microsoft.com/office/drawing/2016/5/14/chartex" xmlns:mc="http://schemas.openxmlformats.org/markup-compatibility/2006" xmlns:aink="http://schemas.microsoft.com/office/drawing/2016/ink" xmlns:am3d="http://schemas.microsoft.com/office/drawing/2017/model3d" xmlns:o="urn:schemas-microsoft-com:office:office" xmlns:oel="http://schemas.microsoft.com/office/2019/extlst" xmlns:r="http://schemas.openxmlformats.org/officeDocument/2006/relationships" xmlns:m="http://schemas.openxmlformats.org/officeDocument/2006/math" xmlns:v="urn:schemas-microsoft-com:vml" xmlns:wp14="http://schemas.microsoft.com/office/word/2010/wordprocessingDrawing" xmlns:wp="http://schemas.openxmlformats.org/drawingml/2006/wordprocessingDrawing" xmlns:w10="urn:schemas-microsoft-com:office:word" xmlns:w="http://schemas.openxmlformats.org/wordprocessingml/2006/main" xmlns:w14="http://schemas.microsoft.com/office/word/2010/wordml" xmlns:w15="http://schemas.microsoft.com/office/word/2012/wordml" xmlns:w16cei="http://schemas.microsoft.com/office/word/2026/wordml/cei" xmlns:w16cex="http://schemas.microsoft.com/office/word/2018/wordml/cex" xmlns:w16cid="http://schemas.microsoft.com/office/word/2016/wordml/cid" xmlns:w16="http://schemas.microsoft.com/office/word/2018/wordml" xmlns:w16du="http://schemas.microsoft.com/office/word/2023/wordml/word16du" xmlns:w16sdtdh="http://schemas.microsoft.com/office/word/2020/wordml/sdtdatahash" xmlns:w16sdtfl="http://schemas.microsoft.com/office/word/2024/wordml/sdtformatlock" xmlns:w16se="http://schemas.microsoft.com/office/word/2015/wordml/symex" xmlns:wpg="http://schemas.microsoft.com/office/word/2010/wordprocessingGroup" xmlns:wpi="http://schemas.microsoft.com/office/word/2010/wordprocessingInk" xmlns:wne="http://schemas.microsoft.com/office/word/2006/wordml" xmlns:wps="http://schemas.microsoft.com/office/word/2010/wordprocessingShape" mc:Ignorable="w14 w15 w16se w16cid w16 w16cex w16sdtdh w16sdtfl w16du wp14">
   <w:abstractNum w:abstractNumId="0" w15:restartNumberingAfterBreak="0">
     <w:nsid w:val="03E752F1"/>
     <w:multiLevelType w:val="multilevel"/>
@@ -12004,7 +11504,7 @@
         <w:ind w:left="720" w:hanging="360"/>
       </w:pPr>
       <w:rPr>
-        <w:rFonts w:hint="default" w:ascii="Symbol" w:hAnsi="Symbol"/>
+        <w:rFonts w:ascii="Symbol" w:hAnsi="Symbol" w:hint="default"/>
         <w:sz w:val="20"/>
       </w:rPr>
     </w:lvl>
@@ -12020,7 +11520,7 @@
         <w:ind w:left="1440" w:hanging="360"/>
       </w:pPr>
       <w:rPr>
-        <w:rFonts w:hint="default" w:ascii="Courier New" w:hAnsi="Courier New"/>
+        <w:rFonts w:ascii="Courier New" w:hAnsi="Courier New" w:hint="default"/>
         <w:sz w:val="20"/>
       </w:rPr>
     </w:lvl>
@@ -12036,7 +11536,7 @@
         <w:ind w:left="2160" w:hanging="360"/>
       </w:pPr>
       <w:rPr>
-        <w:rFonts w:hint="default" w:ascii="Wingdings" w:hAnsi="Wingdings"/>
+        <w:rFonts w:ascii="Wingdings" w:hAnsi="Wingdings" w:hint="default"/>
         <w:sz w:val="20"/>
       </w:rPr>
     </w:lvl>
@@ -12052,7 +11552,7 @@
         <w:ind w:left="2880" w:hanging="360"/>
       </w:pPr>
       <w:rPr>
-        <w:rFonts w:hint="default" w:ascii="Wingdings" w:hAnsi="Wingdings"/>
+        <w:rFonts w:ascii="Wingdings" w:hAnsi="Wingdings" w:hint="default"/>
         <w:sz w:val="20"/>
       </w:rPr>
     </w:lvl>
@@ -12068,7 +11568,7 @@
         <w:ind w:left="3600" w:hanging="360"/>
       </w:pPr>
       <w:rPr>
-        <w:rFonts w:hint="default" w:ascii="Wingdings" w:hAnsi="Wingdings"/>
+        <w:rFonts w:ascii="Wingdings" w:hAnsi="Wingdings" w:hint="default"/>
         <w:sz w:val="20"/>
       </w:rPr>
     </w:lvl>
@@ -12084,7 +11584,7 @@
         <w:ind w:left="4320" w:hanging="360"/>
       </w:pPr>
       <w:rPr>
-        <w:rFonts w:hint="default" w:ascii="Wingdings" w:hAnsi="Wingdings"/>
+        <w:rFonts w:ascii="Wingdings" w:hAnsi="Wingdings" w:hint="default"/>
         <w:sz w:val="20"/>
       </w:rPr>
     </w:lvl>
@@ -12100,7 +11600,7 @@
         <w:ind w:left="5040" w:hanging="360"/>
       </w:pPr>
       <w:rPr>
-        <w:rFonts w:hint="default" w:ascii="Wingdings" w:hAnsi="Wingdings"/>
+        <w:rFonts w:ascii="Wingdings" w:hAnsi="Wingdings" w:hint="default"/>
         <w:sz w:val="20"/>
       </w:rPr>
     </w:lvl>
@@ -12116,7 +11616,7 @@
         <w:ind w:left="5760" w:hanging="360"/>
       </w:pPr>
       <w:rPr>
-        <w:rFonts w:hint="default" w:ascii="Wingdings" w:hAnsi="Wingdings"/>
+        <w:rFonts w:ascii="Wingdings" w:hAnsi="Wingdings" w:hint="default"/>
         <w:sz w:val="20"/>
       </w:rPr>
     </w:lvl>
@@ -12132,7 +11632,7 @@
         <w:ind w:left="6480" w:hanging="360"/>
       </w:pPr>
       <w:rPr>
-        <w:rFonts w:hint="default" w:ascii="Wingdings" w:hAnsi="Wingdings"/>
+        <w:rFonts w:ascii="Wingdings" w:hAnsi="Wingdings" w:hint="default"/>
         <w:sz w:val="20"/>
       </w:rPr>
     </w:lvl>
@@ -12150,7 +11650,7 @@
         <w:ind w:left="720" w:hanging="360"/>
       </w:pPr>
       <w:rPr>
-        <w:rFonts w:hint="default" w:ascii="Symbol" w:hAnsi="Symbol"/>
+        <w:rFonts w:ascii="Symbol" w:hAnsi="Symbol" w:hint="default"/>
       </w:rPr>
     </w:lvl>
     <w:lvl w:ilvl="1" w:tplc="04130003" w:tentative="1">
@@ -12162,7 +11662,7 @@
         <w:ind w:left="1440" w:hanging="360"/>
       </w:pPr>
       <w:rPr>
-        <w:rFonts w:hint="default" w:ascii="Courier New" w:hAnsi="Courier New" w:cs="Courier New"/>
+        <w:rFonts w:ascii="Courier New" w:hAnsi="Courier New" w:cs="Courier New" w:hint="default"/>
       </w:rPr>
     </w:lvl>
     <w:lvl w:ilvl="2" w:tplc="04130005" w:tentative="1">
@@ -12174,7 +11674,7 @@
         <w:ind w:left="2160" w:hanging="360"/>
       </w:pPr>
       <w:rPr>
-        <w:rFonts w:hint="default" w:ascii="Wingdings" w:hAnsi="Wingdings"/>
+        <w:rFonts w:ascii="Wingdings" w:hAnsi="Wingdings" w:hint="default"/>
       </w:rPr>
     </w:lvl>
     <w:lvl w:ilvl="3" w:tplc="04130001" w:tentative="1">
@@ -12186,7 +11686,7 @@
         <w:ind w:left="2880" w:hanging="360"/>
       </w:pPr>
       <w:rPr>
-        <w:rFonts w:hint="default" w:ascii="Symbol" w:hAnsi="Symbol"/>
+        <w:rFonts w:ascii="Symbol" w:hAnsi="Symbol" w:hint="default"/>
       </w:rPr>
     </w:lvl>
     <w:lvl w:ilvl="4" w:tplc="04130003" w:tentative="1">
@@ -12198,7 +11698,7 @@
         <w:ind w:left="3600" w:hanging="360"/>
       </w:pPr>
       <w:rPr>
-        <w:rFonts w:hint="default" w:ascii="Courier New" w:hAnsi="Courier New" w:cs="Courier New"/>
+        <w:rFonts w:ascii="Courier New" w:hAnsi="Courier New" w:cs="Courier New" w:hint="default"/>
       </w:rPr>
     </w:lvl>
     <w:lvl w:ilvl="5" w:tplc="04130005" w:tentative="1">
@@ -12210,7 +11710,7 @@
         <w:ind w:left="4320" w:hanging="360"/>
       </w:pPr>
       <w:rPr>
-        <w:rFonts w:hint="default" w:ascii="Wingdings" w:hAnsi="Wingdings"/>
+        <w:rFonts w:ascii="Wingdings" w:hAnsi="Wingdings" w:hint="default"/>
       </w:rPr>
     </w:lvl>
     <w:lvl w:ilvl="6" w:tplc="04130001" w:tentative="1">
@@ -12222,7 +11722,7 @@
         <w:ind w:left="5040" w:hanging="360"/>
       </w:pPr>
       <w:rPr>
-        <w:rFonts w:hint="default" w:ascii="Symbol" w:hAnsi="Symbol"/>
+        <w:rFonts w:ascii="Symbol" w:hAnsi="Symbol" w:hint="default"/>
       </w:rPr>
     </w:lvl>
     <w:lvl w:ilvl="7" w:tplc="04130003" w:tentative="1">
@@ -12234,7 +11734,7 @@
         <w:ind w:left="5760" w:hanging="360"/>
       </w:pPr>
       <w:rPr>
-        <w:rFonts w:hint="default" w:ascii="Courier New" w:hAnsi="Courier New" w:cs="Courier New"/>
+        <w:rFonts w:ascii="Courier New" w:hAnsi="Courier New" w:cs="Courier New" w:hint="default"/>
       </w:rPr>
     </w:lvl>
     <w:lvl w:ilvl="8" w:tplc="04130005" w:tentative="1">
@@ -12246,7 +11746,7 @@
         <w:ind w:left="6480" w:hanging="360"/>
       </w:pPr>
       <w:rPr>
-        <w:rFonts w:hint="default" w:ascii="Wingdings" w:hAnsi="Wingdings"/>
+        <w:rFonts w:ascii="Wingdings" w:hAnsi="Wingdings" w:hint="default"/>
       </w:rPr>
     </w:lvl>
   </w:abstractNum>
@@ -12266,7 +11766,7 @@
         <w:ind w:left="720" w:hanging="360"/>
       </w:pPr>
       <w:rPr>
-        <w:rFonts w:hint="default" w:ascii="Symbol" w:hAnsi="Symbol"/>
+        <w:rFonts w:ascii="Symbol" w:hAnsi="Symbol" w:hint="default"/>
         <w:sz w:val="20"/>
       </w:rPr>
     </w:lvl>
@@ -12282,7 +11782,7 @@
         <w:ind w:left="1440" w:hanging="360"/>
       </w:pPr>
       <w:rPr>
-        <w:rFonts w:hint="default" w:ascii="Courier New" w:hAnsi="Courier New"/>
+        <w:rFonts w:ascii="Courier New" w:hAnsi="Courier New" w:hint="default"/>
         <w:sz w:val="20"/>
       </w:rPr>
     </w:lvl>
@@ -12298,7 +11798,7 @@
         <w:ind w:left="2160" w:hanging="360"/>
       </w:pPr>
       <w:rPr>
-        <w:rFonts w:hint="default" w:ascii="Wingdings" w:hAnsi="Wingdings"/>
+        <w:rFonts w:ascii="Wingdings" w:hAnsi="Wingdings" w:hint="default"/>
         <w:sz w:val="20"/>
       </w:rPr>
     </w:lvl>
@@ -12314,7 +11814,7 @@
         <w:ind w:left="2880" w:hanging="360"/>
       </w:pPr>
       <w:rPr>
-        <w:rFonts w:hint="default" w:ascii="Wingdings" w:hAnsi="Wingdings"/>
+        <w:rFonts w:ascii="Wingdings" w:hAnsi="Wingdings" w:hint="default"/>
         <w:sz w:val="20"/>
       </w:rPr>
     </w:lvl>
@@ -12330,7 +11830,7 @@
         <w:ind w:left="3600" w:hanging="360"/>
       </w:pPr>
       <w:rPr>
-        <w:rFonts w:hint="default" w:ascii="Wingdings" w:hAnsi="Wingdings"/>
+        <w:rFonts w:ascii="Wingdings" w:hAnsi="Wingdings" w:hint="default"/>
         <w:sz w:val="20"/>
       </w:rPr>
     </w:lvl>
@@ -12346,7 +11846,7 @@
         <w:ind w:left="4320" w:hanging="360"/>
       </w:pPr>
       <w:rPr>
-        <w:rFonts w:hint="default" w:ascii="Wingdings" w:hAnsi="Wingdings"/>
+        <w:rFonts w:ascii="Wingdings" w:hAnsi="Wingdings" w:hint="default"/>
         <w:sz w:val="20"/>
       </w:rPr>
     </w:lvl>
@@ -12362,7 +11862,7 @@
         <w:ind w:left="5040" w:hanging="360"/>
       </w:pPr>
       <w:rPr>
-        <w:rFonts w:hint="default" w:ascii="Wingdings" w:hAnsi="Wingdings"/>
+        <w:rFonts w:ascii="Wingdings" w:hAnsi="Wingdings" w:hint="default"/>
         <w:sz w:val="20"/>
       </w:rPr>
     </w:lvl>
@@ -12378,7 +11878,7 @@
         <w:ind w:left="5760" w:hanging="360"/>
       </w:pPr>
       <w:rPr>
-        <w:rFonts w:hint="default" w:ascii="Wingdings" w:hAnsi="Wingdings"/>
+        <w:rFonts w:ascii="Wingdings" w:hAnsi="Wingdings" w:hint="default"/>
         <w:sz w:val="20"/>
       </w:rPr>
     </w:lvl>
@@ -12394,12 +11894,161 @@
         <w:ind w:left="6480" w:hanging="360"/>
       </w:pPr>
       <w:rPr>
-        <w:rFonts w:hint="default" w:ascii="Wingdings" w:hAnsi="Wingdings"/>
+        <w:rFonts w:ascii="Wingdings" w:hAnsi="Wingdings" w:hint="default"/>
         <w:sz w:val="20"/>
       </w:rPr>
     </w:lvl>
   </w:abstractNum>
   <w:abstractNum w:abstractNumId="3" w15:restartNumberingAfterBreak="0">
+    <w:nsid w:val="308B0DDF"/>
+    <w:multiLevelType w:val="multilevel"/>
+    <w:tmpl w:val="B712BA32"/>
+    <w:lvl w:ilvl="0">
+      <w:start w:val="1"/>
+      <w:numFmt w:val="bullet"/>
+      <w:lvlText w:val=""/>
+      <w:lvlJc w:val="left"/>
+      <w:pPr>
+        <w:tabs>
+          <w:tab w:val="num" w:pos="720"/>
+        </w:tabs>
+        <w:ind w:left="720" w:hanging="360"/>
+      </w:pPr>
+      <w:rPr>
+        <w:rFonts w:ascii="Symbol" w:hAnsi="Symbol" w:hint="default"/>
+        <w:sz w:val="20"/>
+      </w:rPr>
+    </w:lvl>
+    <w:lvl w:ilvl="1" w:tentative="1">
+      <w:start w:val="1"/>
+      <w:numFmt w:val="bullet"/>
+      <w:lvlText w:val="o"/>
+      <w:lvlJc w:val="left"/>
+      <w:pPr>
+        <w:tabs>
+          <w:tab w:val="num" w:pos="1440"/>
+        </w:tabs>
+        <w:ind w:left="1440" w:hanging="360"/>
+      </w:pPr>
+      <w:rPr>
+        <w:rFonts w:ascii="Courier New" w:hAnsi="Courier New" w:hint="default"/>
+        <w:sz w:val="20"/>
+      </w:rPr>
+    </w:lvl>
+    <w:lvl w:ilvl="2" w:tentative="1">
+      <w:start w:val="1"/>
+      <w:numFmt w:val="bullet"/>
+      <w:lvlText w:val=""/>
+      <w:lvlJc w:val="left"/>
+      <w:pPr>
+        <w:tabs>
+          <w:tab w:val="num" w:pos="2160"/>
+        </w:tabs>
+        <w:ind w:left="2160" w:hanging="360"/>
+      </w:pPr>
+      <w:rPr>
+        <w:rFonts w:ascii="Wingdings" w:hAnsi="Wingdings" w:hint="default"/>
+        <w:sz w:val="20"/>
+      </w:rPr>
+    </w:lvl>
+    <w:lvl w:ilvl="3" w:tentative="1">
+      <w:start w:val="1"/>
+      <w:numFmt w:val="bullet"/>
+      <w:lvlText w:val=""/>
+      <w:lvlJc w:val="left"/>
+      <w:pPr>
+        <w:tabs>
+          <w:tab w:val="num" w:pos="2880"/>
+        </w:tabs>
+        <w:ind w:left="2880" w:hanging="360"/>
+      </w:pPr>
+      <w:rPr>
+        <w:rFonts w:ascii="Wingdings" w:hAnsi="Wingdings" w:hint="default"/>
+        <w:sz w:val="20"/>
+      </w:rPr>
+    </w:lvl>
+    <w:lvl w:ilvl="4" w:tentative="1">
+      <w:start w:val="1"/>
+      <w:numFmt w:val="bullet"/>
+      <w:lvlText w:val=""/>
+      <w:lvlJc w:val="left"/>
+      <w:pPr>
+        <w:tabs>
+          <w:tab w:val="num" w:pos="3600"/>
+        </w:tabs>
+        <w:ind w:left="3600" w:hanging="360"/>
+      </w:pPr>
+      <w:rPr>
+        <w:rFonts w:ascii="Wingdings" w:hAnsi="Wingdings" w:hint="default"/>
+        <w:sz w:val="20"/>
+      </w:rPr>
+    </w:lvl>
+    <w:lvl w:ilvl="5" w:tentative="1">
+      <w:start w:val="1"/>
+      <w:numFmt w:val="bullet"/>
+      <w:lvlText w:val=""/>
+      <w:lvlJc w:val="left"/>
+      <w:pPr>
+        <w:tabs>
+          <w:tab w:val="num" w:pos="4320"/>
+        </w:tabs>
+        <w:ind w:left="4320" w:hanging="360"/>
+      </w:pPr>
+      <w:rPr>
+        <w:rFonts w:ascii="Wingdings" w:hAnsi="Wingdings" w:hint="default"/>
+        <w:sz w:val="20"/>
+      </w:rPr>
+    </w:lvl>
+    <w:lvl w:ilvl="6" w:tentative="1">
+      <w:start w:val="1"/>
+      <w:numFmt w:val="bullet"/>
+      <w:lvlText w:val=""/>
+      <w:lvlJc w:val="left"/>
+      <w:pPr>
+        <w:tabs>
+          <w:tab w:val="num" w:pos="5040"/>
+        </w:tabs>
+        <w:ind w:left="5040" w:hanging="360"/>
+      </w:pPr>
+      <w:rPr>
+        <w:rFonts w:ascii="Wingdings" w:hAnsi="Wingdings" w:hint="default"/>
+        <w:sz w:val="20"/>
+      </w:rPr>
+    </w:lvl>
+    <w:lvl w:ilvl="7" w:tentative="1">
+      <w:start w:val="1"/>
+      <w:numFmt w:val="bullet"/>
+      <w:lvlText w:val=""/>
+      <w:lvlJc w:val="left"/>
+      <w:pPr>
+        <w:tabs>
+          <w:tab w:val="num" w:pos="5760"/>
+        </w:tabs>
+        <w:ind w:left="5760" w:hanging="360"/>
+      </w:pPr>
+      <w:rPr>
+        <w:rFonts w:ascii="Wingdings" w:hAnsi="Wingdings" w:hint="default"/>
+        <w:sz w:val="20"/>
+      </w:rPr>
+    </w:lvl>
+    <w:lvl w:ilvl="8" w:tentative="1">
+      <w:start w:val="1"/>
+      <w:numFmt w:val="bullet"/>
+      <w:lvlText w:val=""/>
+      <w:lvlJc w:val="left"/>
+      <w:pPr>
+        <w:tabs>
+          <w:tab w:val="num" w:pos="6480"/>
+        </w:tabs>
+        <w:ind w:left="6480" w:hanging="360"/>
+      </w:pPr>
+      <w:rPr>
+        <w:rFonts w:ascii="Wingdings" w:hAnsi="Wingdings" w:hint="default"/>
+        <w:sz w:val="20"/>
+      </w:rPr>
+    </w:lvl>
+  </w:abstractNum>
+  <w:abstractNum w:abstractNumId="4" w15:restartNumberingAfterBreak="0">
     <w:nsid w:val="38512830"/>
     <w:multiLevelType w:val="multilevel"/>
     <w:tmpl w:val="D6BA3716"/>
@@ -12415,7 +12064,7 @@
         <w:ind w:left="720" w:hanging="360"/>
       </w:pPr>
       <w:rPr>
-        <w:rFonts w:hint="default" w:ascii="Symbol" w:hAnsi="Symbol"/>
+        <w:rFonts w:ascii="Symbol" w:hAnsi="Symbol" w:hint="default"/>
         <w:sz w:val="20"/>
       </w:rPr>
     </w:lvl>
@@ -12431,7 +12080,7 @@
         <w:ind w:left="1440" w:hanging="360"/>
       </w:pPr>
       <w:rPr>
-        <w:rFonts w:hint="default" w:ascii="Courier New" w:hAnsi="Courier New"/>
+        <w:rFonts w:ascii="Courier New" w:hAnsi="Courier New" w:hint="default"/>
         <w:sz w:val="20"/>
       </w:rPr>
     </w:lvl>
@@ -12447,7 +12096,7 @@
         <w:ind w:left="2160" w:hanging="360"/>
       </w:pPr>
       <w:rPr>
-        <w:rFonts w:hint="default" w:ascii="Wingdings" w:hAnsi="Wingdings"/>
+        <w:rFonts w:ascii="Wingdings" w:hAnsi="Wingdings" w:hint="default"/>
         <w:sz w:val="20"/>
       </w:rPr>
     </w:lvl>
@@ -12463,7 +12112,7 @@
         <w:ind w:left="2880" w:hanging="360"/>
       </w:pPr>
       <w:rPr>
-        <w:rFonts w:hint="default" w:ascii="Wingdings" w:hAnsi="Wingdings"/>
+        <w:rFonts w:ascii="Wingdings" w:hAnsi="Wingdings" w:hint="default"/>
         <w:sz w:val="20"/>
       </w:rPr>
     </w:lvl>
@@ -12479,7 +12128,7 @@
         <w:ind w:left="3600" w:hanging="360"/>
       </w:pPr>
       <w:rPr>
-        <w:rFonts w:hint="default" w:ascii="Wingdings" w:hAnsi="Wingdings"/>
+        <w:rFonts w:ascii="Wingdings" w:hAnsi="Wingdings" w:hint="default"/>
         <w:sz w:val="20"/>
       </w:rPr>
     </w:lvl>
@@ -12495,7 +12144,7 @@
         <w:ind w:left="4320" w:hanging="360"/>
       </w:pPr>
       <w:rPr>
-        <w:rFonts w:hint="default" w:ascii="Wingdings" w:hAnsi="Wingdings"/>
+        <w:rFonts w:ascii="Wingdings" w:hAnsi="Wingdings" w:hint="default"/>
         <w:sz w:val="20"/>
       </w:rPr>
     </w:lvl>
@@ -12511,7 +12160,7 @@
         <w:ind w:left="5040" w:hanging="360"/>
       </w:pPr>
       <w:rPr>
-        <w:rFonts w:hint="default" w:ascii="Wingdings" w:hAnsi="Wingdings"/>
+        <w:rFonts w:ascii="Wingdings" w:hAnsi="Wingdings" w:hint="default"/>
         <w:sz w:val="20"/>
       </w:rPr>
     </w:lvl>
@@ -12527,7 +12176,7 @@
         <w:ind w:left="5760" w:hanging="360"/>
       </w:pPr>
       <w:rPr>
-        <w:rFonts w:hint="default" w:ascii="Wingdings" w:hAnsi="Wingdings"/>
+        <w:rFonts w:ascii="Wingdings" w:hAnsi="Wingdings" w:hint="default"/>
         <w:sz w:val="20"/>
       </w:rPr>
     </w:lvl>
@@ -12543,12 +12192,12 @@
         <w:ind w:left="6480" w:hanging="360"/>
       </w:pPr>
       <w:rPr>
-        <w:rFonts w:hint="default" w:ascii="Wingdings" w:hAnsi="Wingdings"/>
+        <w:rFonts w:ascii="Wingdings" w:hAnsi="Wingdings" w:hint="default"/>
         <w:sz w:val="20"/>
       </w:rPr>
     </w:lvl>
   </w:abstractNum>
-  <w:abstractNum w:abstractNumId="4" w15:restartNumberingAfterBreak="0">
+  <w:abstractNum w:abstractNumId="5" w15:restartNumberingAfterBreak="0">
     <w:nsid w:val="41F75746"/>
     <w:multiLevelType w:val="multilevel"/>
     <w:tmpl w:val="C9E85BF8"/>
@@ -12564,7 +12213,7 @@
         <w:ind w:left="720" w:hanging="360"/>
       </w:pPr>
       <w:rPr>
-        <w:rFonts w:hint="default" w:ascii="Symbol" w:hAnsi="Symbol"/>
+        <w:rFonts w:ascii="Symbol" w:hAnsi="Symbol" w:hint="default"/>
         <w:sz w:val="20"/>
       </w:rPr>
     </w:lvl>
@@ -12580,7 +12229,7 @@
         <w:ind w:left="1440" w:hanging="360"/>
       </w:pPr>
       <w:rPr>
-        <w:rFonts w:hint="default" w:ascii="Courier New" w:hAnsi="Courier New"/>
+        <w:rFonts w:ascii="Courier New" w:hAnsi="Courier New" w:hint="default"/>
         <w:sz w:val="20"/>
       </w:rPr>
     </w:lvl>
@@ -12596,7 +12245,7 @@
         <w:ind w:left="2160" w:hanging="360"/>
       </w:pPr>
       <w:rPr>
-        <w:rFonts w:hint="default" w:ascii="Wingdings" w:hAnsi="Wingdings"/>
+        <w:rFonts w:ascii="Wingdings" w:hAnsi="Wingdings" w:hint="default"/>
         <w:sz w:val="20"/>
       </w:rPr>
     </w:lvl>
@@ -12612,7 +12261,7 @@
         <w:ind w:left="2880" w:hanging="360"/>
       </w:pPr>
       <w:rPr>
-        <w:rFonts w:hint="default" w:ascii="Wingdings" w:hAnsi="Wingdings"/>
+        <w:rFonts w:ascii="Wingdings" w:hAnsi="Wingdings" w:hint="default"/>
         <w:sz w:val="20"/>
       </w:rPr>
     </w:lvl>
@@ -12628,7 +12277,7 @@
         <w:ind w:left="3600" w:hanging="360"/>
       </w:pPr>
       <w:rPr>
-        <w:rFonts w:hint="default" w:ascii="Wingdings" w:hAnsi="Wingdings"/>
+        <w:rFonts w:ascii="Wingdings" w:hAnsi="Wingdings" w:hint="default"/>
         <w:sz w:val="20"/>
       </w:rPr>
     </w:lvl>
@@ -12644,7 +12293,7 @@
         <w:ind w:left="4320" w:hanging="360"/>
       </w:pPr>
       <w:rPr>
-        <w:rFonts w:hint="default" w:ascii="Wingdings" w:hAnsi="Wingdings"/>
+        <w:rFonts w:ascii="Wingdings" w:hAnsi="Wingdings" w:hint="default"/>
         <w:sz w:val="20"/>
       </w:rPr>
     </w:lvl>
@@ -12660,7 +12309,7 @@
         <w:ind w:left="5040" w:hanging="360"/>
       </w:pPr>
       <w:rPr>
-        <w:rFonts w:hint="default" w:ascii="Wingdings" w:hAnsi="Wingdings"/>
+        <w:rFonts w:ascii="Wingdings" w:hAnsi="Wingdings" w:hint="default"/>
         <w:sz w:val="20"/>
       </w:rPr>
     </w:lvl>
@@ -12676,7 +12325,7 @@
         <w:ind w:left="5760" w:hanging="360"/>
       </w:pPr>
       <w:rPr>
-        <w:rFonts w:hint="default" w:ascii="Wingdings" w:hAnsi="Wingdings"/>
+        <w:rFonts w:ascii="Wingdings" w:hAnsi="Wingdings" w:hint="default"/>
         <w:sz w:val="20"/>
       </w:rPr>
     </w:lvl>
@@ -12692,12 +12341,12 @@
         <w:ind w:left="6480" w:hanging="360"/>
       </w:pPr>
       <w:rPr>
-        <w:rFonts w:hint="default" w:ascii="Wingdings" w:hAnsi="Wingdings"/>
+        <w:rFonts w:ascii="Wingdings" w:hAnsi="Wingdings" w:hint="default"/>
         <w:sz w:val="20"/>
       </w:rPr>
     </w:lvl>
   </w:abstractNum>
-  <w:abstractNum w:abstractNumId="5" w15:restartNumberingAfterBreak="0">
+  <w:abstractNum w:abstractNumId="6" w15:restartNumberingAfterBreak="0">
     <w:nsid w:val="425C05DF"/>
     <w:multiLevelType w:val="multilevel"/>
     <w:tmpl w:val="EE387C66"/>
@@ -12713,7 +12362,7 @@
         <w:ind w:left="720" w:hanging="360"/>
       </w:pPr>
       <w:rPr>
-        <w:rFonts w:hint="default" w:ascii="Symbol" w:hAnsi="Symbol"/>
+        <w:rFonts w:ascii="Symbol" w:hAnsi="Symbol" w:hint="default"/>
         <w:sz w:val="20"/>
       </w:rPr>
     </w:lvl>
@@ -12729,7 +12378,7 @@
         <w:ind w:left="1440" w:hanging="360"/>
       </w:pPr>
       <w:rPr>
-        <w:rFonts w:hint="default" w:ascii="Courier New" w:hAnsi="Courier New"/>
+        <w:rFonts w:ascii="Courier New" w:hAnsi="Courier New" w:hint="default"/>
         <w:sz w:val="20"/>
       </w:rPr>
     </w:lvl>
@@ -12745,7 +12394,7 @@
         <w:ind w:left="2160" w:hanging="360"/>
       </w:pPr>
       <w:rPr>
-        <w:rFonts w:hint="default" w:ascii="Wingdings" w:hAnsi="Wingdings"/>
+        <w:rFonts w:ascii="Wingdings" w:hAnsi="Wingdings" w:hint="default"/>
         <w:sz w:val="20"/>
       </w:rPr>
     </w:lvl>
@@ -12761,7 +12410,7 @@
         <w:ind w:left="2880" w:hanging="360"/>
       </w:pPr>
       <w:rPr>
-        <w:rFonts w:hint="default" w:ascii="Wingdings" w:hAnsi="Wingdings"/>
+        <w:rFonts w:ascii="Wingdings" w:hAnsi="Wingdings" w:hint="default"/>
         <w:sz w:val="20"/>
       </w:rPr>
     </w:lvl>
@@ -12777,7 +12426,7 @@
         <w:ind w:left="3600" w:hanging="360"/>
       </w:pPr>
       <w:rPr>
-        <w:rFonts w:hint="default" w:ascii="Wingdings" w:hAnsi="Wingdings"/>
+        <w:rFonts w:ascii="Wingdings" w:hAnsi="Wingdings" w:hint="default"/>
         <w:sz w:val="20"/>
       </w:rPr>
     </w:lvl>
@@ -12793,7 +12442,7 @@
         <w:ind w:left="4320" w:hanging="360"/>
       </w:pPr>
       <w:rPr>
-        <w:rFonts w:hint="default" w:ascii="Wingdings" w:hAnsi="Wingdings"/>
+        <w:rFonts w:ascii="Wingdings" w:hAnsi="Wingdings" w:hint="default"/>
         <w:sz w:val="20"/>
       </w:rPr>
     </w:lvl>
@@ -12809,7 +12458,7 @@
         <w:ind w:left="5040" w:hanging="360"/>
       </w:pPr>
       <w:rPr>
-        <w:rFonts w:hint="default" w:ascii="Wingdings" w:hAnsi="Wingdings"/>
+        <w:rFonts w:ascii="Wingdings" w:hAnsi="Wingdings" w:hint="default"/>
         <w:sz w:val="20"/>
       </w:rPr>
     </w:lvl>
@@ -12825,7 +12474,7 @@
         <w:ind w:left="5760" w:hanging="360"/>
       </w:pPr>
       <w:rPr>
-        <w:rFonts w:hint="default" w:ascii="Wingdings" w:hAnsi="Wingdings"/>
+        <w:rFonts w:ascii="Wingdings" w:hAnsi="Wingdings" w:hint="default"/>
         <w:sz w:val="20"/>
       </w:rPr>
     </w:lvl>
@@ -12841,12 +12490,12 @@
         <w:ind w:left="6480" w:hanging="360"/>
       </w:pPr>
       <w:rPr>
-        <w:rFonts w:hint="default" w:ascii="Wingdings" w:hAnsi="Wingdings"/>
+        <w:rFonts w:ascii="Wingdings" w:hAnsi="Wingdings" w:hint="default"/>
         <w:sz w:val="20"/>
       </w:rPr>
     </w:lvl>
   </w:abstractNum>
-  <w:abstractNum w:abstractNumId="6" w15:restartNumberingAfterBreak="0">
+  <w:abstractNum w:abstractNumId="7" w15:restartNumberingAfterBreak="0">
     <w:nsid w:val="509A7B92"/>
     <w:multiLevelType w:val="multilevel"/>
     <w:tmpl w:val="A14459E4"/>
@@ -12959,7 +12608,7 @@
       </w:pPr>
     </w:lvl>
   </w:abstractNum>
-  <w:abstractNum w:abstractNumId="7" w15:restartNumberingAfterBreak="0">
+  <w:abstractNum w:abstractNumId="8" w15:restartNumberingAfterBreak="0">
     <w:nsid w:val="516D0CF6"/>
     <w:multiLevelType w:val="hybridMultilevel"/>
     <w:tmpl w:val="2E443618"/>
@@ -13048,7 +12697,7 @@
       </w:pPr>
     </w:lvl>
   </w:abstractNum>
-  <w:abstractNum w:abstractNumId="8" w15:restartNumberingAfterBreak="0">
+  <w:abstractNum w:abstractNumId="9" w15:restartNumberingAfterBreak="0">
     <w:nsid w:val="6F94499A"/>
     <w:multiLevelType w:val="multilevel"/>
     <w:tmpl w:val="DCF0802E"/>
@@ -13064,7 +12713,7 @@
         <w:ind w:left="720" w:hanging="360"/>
       </w:pPr>
       <w:rPr>
-        <w:rFonts w:hint="default" w:ascii="Symbol" w:hAnsi="Symbol"/>
+        <w:rFonts w:ascii="Symbol" w:hAnsi="Symbol" w:hint="default"/>
         <w:sz w:val="20"/>
       </w:rPr>
     </w:lvl>
@@ -13080,7 +12729,7 @@
         <w:ind w:left="1440" w:hanging="360"/>
       </w:pPr>
       <w:rPr>
-        <w:rFonts w:hint="default" w:ascii="Courier New" w:hAnsi="Courier New"/>
+        <w:rFonts w:ascii="Courier New" w:hAnsi="Courier New" w:hint="default"/>
         <w:sz w:val="20"/>
       </w:rPr>
     </w:lvl>
@@ -13096,7 +12745,7 @@
         <w:ind w:left="2160" w:hanging="360"/>
       </w:pPr>
       <w:rPr>
-        <w:rFonts w:hint="default" w:ascii="Wingdings" w:hAnsi="Wingdings"/>
+        <w:rFonts w:ascii="Wingdings" w:hAnsi="Wingdings" w:hint="default"/>
         <w:sz w:val="20"/>
       </w:rPr>
     </w:lvl>
@@ -13112,7 +12761,7 @@
         <w:ind w:left="2880" w:hanging="360"/>
       </w:pPr>
       <w:rPr>
-        <w:rFonts w:hint="default" w:ascii="Wingdings" w:hAnsi="Wingdings"/>
+        <w:rFonts w:ascii="Wingdings" w:hAnsi="Wingdings" w:hint="default"/>
         <w:sz w:val="20"/>
       </w:rPr>
     </w:lvl>
@@ -13128,7 +12777,7 @@
         <w:ind w:left="3600" w:hanging="360"/>
       </w:pPr>
       <w:rPr>
-        <w:rFonts w:hint="default" w:ascii="Wingdings" w:hAnsi="Wingdings"/>
+        <w:rFonts w:ascii="Wingdings" w:hAnsi="Wingdings" w:hint="default"/>
         <w:sz w:val="20"/>
       </w:rPr>
     </w:lvl>
@@ -13144,7 +12793,7 @@
         <w:ind w:left="4320" w:hanging="360"/>
       </w:pPr>
       <w:rPr>
-        <w:rFonts w:hint="default" w:ascii="Wingdings" w:hAnsi="Wingdings"/>
+        <w:rFonts w:ascii="Wingdings" w:hAnsi="Wingdings" w:hint="default"/>
         <w:sz w:val="20"/>
       </w:rPr>
     </w:lvl>
@@ -13160,7 +12809,7 @@
         <w:ind w:left="5040" w:hanging="360"/>
       </w:pPr>
       <w:rPr>
-        <w:rFonts w:hint="default" w:ascii="Wingdings" w:hAnsi="Wingdings"/>
+        <w:rFonts w:ascii="Wingdings" w:hAnsi="Wingdings" w:hint="default"/>
         <w:sz w:val="20"/>
       </w:rPr>
     </w:lvl>
@@ -13176,7 +12825,7 @@
         <w:ind w:left="5760" w:hanging="360"/>
       </w:pPr>
       <w:rPr>
-        <w:rFonts w:hint="default" w:ascii="Wingdings" w:hAnsi="Wingdings"/>
+        <w:rFonts w:ascii="Wingdings" w:hAnsi="Wingdings" w:hint="default"/>
         <w:sz w:val="20"/>
       </w:rPr>
     </w:lvl>
@@ -13192,12 +12841,12 @@
         <w:ind w:left="6480" w:hanging="360"/>
       </w:pPr>
       <w:rPr>
-        <w:rFonts w:hint="default" w:ascii="Wingdings" w:hAnsi="Wingdings"/>
+        <w:rFonts w:ascii="Wingdings" w:hAnsi="Wingdings" w:hint="default"/>
         <w:sz w:val="20"/>
       </w:rPr>
     </w:lvl>
   </w:abstractNum>
-  <w:abstractNum w:abstractNumId="9" w15:restartNumberingAfterBreak="0">
+  <w:abstractNum w:abstractNumId="10" w15:restartNumberingAfterBreak="0">
     <w:nsid w:val="738456F7"/>
     <w:multiLevelType w:val="multilevel"/>
     <w:tmpl w:val="13D41B5E"/>
@@ -13213,7 +12862,7 @@
         <w:ind w:left="720" w:hanging="360"/>
       </w:pPr>
       <w:rPr>
-        <w:rFonts w:hint="default" w:ascii="Symbol" w:hAnsi="Symbol"/>
+        <w:rFonts w:ascii="Symbol" w:hAnsi="Symbol" w:hint="default"/>
         <w:sz w:val="20"/>
       </w:rPr>
     </w:lvl>
@@ -13246,7 +12895,7 @@
         <w:ind w:left="2160" w:hanging="360"/>
       </w:pPr>
       <w:rPr>
-        <w:rFonts w:hint="default" w:ascii="Wingdings" w:hAnsi="Wingdings"/>
+        <w:rFonts w:ascii="Wingdings" w:hAnsi="Wingdings" w:hint="default"/>
         <w:sz w:val="20"/>
       </w:rPr>
     </w:lvl>
@@ -13262,7 +12911,7 @@
         <w:ind w:left="2880" w:hanging="360"/>
       </w:pPr>
       <w:rPr>
-        <w:rFonts w:hint="default" w:ascii="Wingdings" w:hAnsi="Wingdings"/>
+        <w:rFonts w:ascii="Wingdings" w:hAnsi="Wingdings" w:hint="default"/>
         <w:sz w:val="20"/>
       </w:rPr>
     </w:lvl>
@@ -13278,7 +12927,7 @@
         <w:ind w:left="3600" w:hanging="360"/>
       </w:pPr>
       <w:rPr>
-        <w:rFonts w:hint="default" w:ascii="Wingdings" w:hAnsi="Wingdings"/>
+        <w:rFonts w:ascii="Wingdings" w:hAnsi="Wingdings" w:hint="default"/>
         <w:sz w:val="20"/>
       </w:rPr>
     </w:lvl>
@@ -13294,7 +12943,7 @@
         <w:ind w:left="4320" w:hanging="360"/>
       </w:pPr>
       <w:rPr>
-        <w:rFonts w:hint="default" w:ascii="Wingdings" w:hAnsi="Wingdings"/>
+        <w:rFonts w:ascii="Wingdings" w:hAnsi="Wingdings" w:hint="default"/>
         <w:sz w:val="20"/>
       </w:rPr>
     </w:lvl>
@@ -13310,7 +12959,7 @@
         <w:ind w:left="5040" w:hanging="360"/>
       </w:pPr>
       <w:rPr>
-        <w:rFonts w:hint="default" w:ascii="Wingdings" w:hAnsi="Wingdings"/>
+        <w:rFonts w:ascii="Wingdings" w:hAnsi="Wingdings" w:hint="default"/>
         <w:sz w:val="20"/>
       </w:rPr>
     </w:lvl>
@@ -13326,7 +12975,7 @@
         <w:ind w:left="5760" w:hanging="360"/>
       </w:pPr>
       <w:rPr>
-        <w:rFonts w:hint="default" w:ascii="Wingdings" w:hAnsi="Wingdings"/>
+        <w:rFonts w:ascii="Wingdings" w:hAnsi="Wingdings" w:hint="default"/>
         <w:sz w:val="20"/>
       </w:rPr>
     </w:lvl>
@@ -13342,12 +12991,12 @@
         <w:ind w:left="6480" w:hanging="360"/>
       </w:pPr>
       <w:rPr>
-        <w:rFonts w:hint="default" w:ascii="Wingdings" w:hAnsi="Wingdings"/>
+        <w:rFonts w:ascii="Wingdings" w:hAnsi="Wingdings" w:hint="default"/>
         <w:sz w:val="20"/>
       </w:rPr>
     </w:lvl>
   </w:abstractNum>
-  <w:abstractNum w:abstractNumId="10" w15:restartNumberingAfterBreak="0">
+  <w:abstractNum w:abstractNumId="11" w15:restartNumberingAfterBreak="0">
     <w:nsid w:val="76B96F05"/>
     <w:multiLevelType w:val="multilevel"/>
     <w:tmpl w:val="DC309600"/>
@@ -13363,7 +13012,7 @@
         <w:ind w:left="720" w:hanging="360"/>
       </w:pPr>
       <w:rPr>
-        <w:rFonts w:hint="default" w:ascii="Symbol" w:hAnsi="Symbol"/>
+        <w:rFonts w:ascii="Symbol" w:hAnsi="Symbol" w:hint="default"/>
         <w:sz w:val="20"/>
       </w:rPr>
     </w:lvl>
@@ -13379,7 +13028,7 @@
         <w:ind w:left="1440" w:hanging="360"/>
       </w:pPr>
       <w:rPr>
-        <w:rFonts w:hint="default" w:ascii="Courier New" w:hAnsi="Courier New"/>
+        <w:rFonts w:ascii="Courier New" w:hAnsi="Courier New" w:hint="default"/>
         <w:sz w:val="20"/>
       </w:rPr>
     </w:lvl>
@@ -13395,7 +13044,7 @@
         <w:ind w:left="2160" w:hanging="360"/>
       </w:pPr>
       <w:rPr>
-        <w:rFonts w:hint="default" w:ascii="Wingdings" w:hAnsi="Wingdings"/>
+        <w:rFonts w:ascii="Wingdings" w:hAnsi="Wingdings" w:hint="default"/>
         <w:sz w:val="20"/>
       </w:rPr>
     </w:lvl>
@@ -13411,7 +13060,7 @@
         <w:ind w:left="2880" w:hanging="360"/>
       </w:pPr>
       <w:rPr>
-        <w:rFonts w:hint="default" w:ascii="Wingdings" w:hAnsi="Wingdings"/>
+        <w:rFonts w:ascii="Wingdings" w:hAnsi="Wingdings" w:hint="default"/>
         <w:sz w:val="20"/>
       </w:rPr>
     </w:lvl>
@@ -13427,7 +13076,7 @@
         <w:ind w:left="3600" w:hanging="360"/>
       </w:pPr>
       <w:rPr>
-        <w:rFonts w:hint="default" w:ascii="Wingdings" w:hAnsi="Wingdings"/>
+        <w:rFonts w:ascii="Wingdings" w:hAnsi="Wingdings" w:hint="default"/>
         <w:sz w:val="20"/>
       </w:rPr>
     </w:lvl>
@@ -13443,7 +13092,7 @@
         <w:ind w:left="4320" w:hanging="360"/>
       </w:pPr>
       <w:rPr>
-        <w:rFonts w:hint="default" w:ascii="Wingdings" w:hAnsi="Wingdings"/>
+        <w:rFonts w:ascii="Wingdings" w:hAnsi="Wingdings" w:hint="default"/>
         <w:sz w:val="20"/>
       </w:rPr>
     </w:lvl>
@@ -13459,7 +13108,7 @@
         <w:ind w:left="5040" w:hanging="360"/>
       </w:pPr>
       <w:rPr>
-        <w:rFonts w:hint="default" w:ascii="Wingdings" w:hAnsi="Wingdings"/>
+        <w:rFonts w:ascii="Wingdings" w:hAnsi="Wingdings" w:hint="default"/>
         <w:sz w:val="20"/>
       </w:rPr>
     </w:lvl>
@@ -13475,7 +13124,7 @@
         <w:ind w:left="5760" w:hanging="360"/>
       </w:pPr>
       <w:rPr>
-        <w:rFonts w:hint="default" w:ascii="Wingdings" w:hAnsi="Wingdings"/>
+        <w:rFonts w:ascii="Wingdings" w:hAnsi="Wingdings" w:hint="default"/>
         <w:sz w:val="20"/>
       </w:rPr>
     </w:lvl>
@@ -13491,12 +13140,12 @@
         <w:ind w:left="6480" w:hanging="360"/>
       </w:pPr>
       <w:rPr>
-        <w:rFonts w:hint="default" w:ascii="Wingdings" w:hAnsi="Wingdings"/>
+        <w:rFonts w:ascii="Wingdings" w:hAnsi="Wingdings" w:hint="default"/>
         <w:sz w:val="20"/>
       </w:rPr>
     </w:lvl>
   </w:abstractNum>
-  <w:abstractNum w:abstractNumId="11" w15:restartNumberingAfterBreak="0">
+  <w:abstractNum w:abstractNumId="12" w15:restartNumberingAfterBreak="0">
     <w:nsid w:val="77710885"/>
     <w:multiLevelType w:val="multilevel"/>
     <w:tmpl w:val="2D8A7504"/>
@@ -13610,34 +13259,34 @@
     </w:lvl>
   </w:abstractNum>
   <w:num w:numId="1" w16cid:durableId="1794711100">
+    <w:abstractNumId w:val="8"/>
+  </w:num>
+  <w:num w:numId="2" w16cid:durableId="58946002">
+    <w:abstractNumId w:val="10"/>
+  </w:num>
+  <w:num w:numId="3" w16cid:durableId="1449810548">
+    <w:abstractNumId w:val="12"/>
+  </w:num>
+  <w:num w:numId="4" w16cid:durableId="2027555765">
+    <w:abstractNumId w:val="11"/>
+  </w:num>
+  <w:num w:numId="5" w16cid:durableId="128862675">
     <w:abstractNumId w:val="7"/>
   </w:num>
-  <w:num w:numId="2" w16cid:durableId="58946002">
+  <w:num w:numId="6" w16cid:durableId="2022195731">
     <w:abstractNumId w:val="9"/>
-  </w:num>
-  <w:num w:numId="3" w16cid:durableId="1449810548">
-    <w:abstractNumId w:val="11"/>
-  </w:num>
-  <w:num w:numId="4" w16cid:durableId="2027555765">
-    <w:abstractNumId w:val="10"/>
-  </w:num>
-  <w:num w:numId="5" w16cid:durableId="128862675">
-    <w:abstractNumId w:val="6"/>
-  </w:num>
-  <w:num w:numId="6" w16cid:durableId="2022195731">
-    <w:abstractNumId w:val="8"/>
   </w:num>
   <w:num w:numId="7" w16cid:durableId="1625426495">
     <w:abstractNumId w:val="0"/>
   </w:num>
   <w:num w:numId="8" w16cid:durableId="1337608067">
-    <w:abstractNumId w:val="3"/>
+    <w:abstractNumId w:val="4"/>
   </w:num>
   <w:num w:numId="9" w16cid:durableId="1768891532">
-    <w:abstractNumId w:val="4"/>
+    <w:abstractNumId w:val="5"/>
   </w:num>
   <w:num w:numId="10" w16cid:durableId="1726374208">
-    <w:abstractNumId w:val="5"/>
+    <w:abstractNumId w:val="6"/>
   </w:num>
   <w:num w:numId="11" w16cid:durableId="1863860384">
     <w:abstractNumId w:val="2"/>
@@ -13645,23 +13294,18 @@
   <w:num w:numId="12" w16cid:durableId="1152142029">
     <w:abstractNumId w:val="1"/>
   </w:num>
+  <w:num w:numId="13" w16cid:durableId="1481265660">
+    <w:abstractNumId w:val="3"/>
+  </w:num>
 </w:numbering>
 </file>
 
-<file path=word/people.xml><?xml version="1.0" encoding="utf-8"?>
-<w15:people xmlns:mc="http://schemas.openxmlformats.org/markup-compatibility/2006" xmlns:w15="http://schemas.microsoft.com/office/word/2012/wordml" mc:Ignorable="w15">
-  <w15:person w15:author="Fabienne Dobbels">
-    <w15:presenceInfo w15:providerId="AD" w15:userId="S::fabienne.dobbels@kuleuven.be::6af49e9b-5a3b-47c4-8312-83989a90b1c2"/>
-  </w15:person>
-</w15:people>
-</file>
-
 <file path=word/styles.xml><?xml version="1.0" encoding="utf-8"?>
-<w:styles xmlns:wp14="http://schemas.microsoft.com/office/word/2010/wordprocessingDrawing" xmlns:mc="http://schemas.openxmlformats.org/markup-compatibility/2006" xmlns:r="http://schemas.openxmlformats.org/officeDocument/2006/relationships" xmlns:w="http://schemas.openxmlformats.org/wordprocessingml/2006/main" xmlns:w14="http://schemas.microsoft.com/office/word/2010/wordml" xmlns:w15="http://schemas.microsoft.com/office/word/2012/wordml" xmlns:w16cex="http://schemas.microsoft.com/office/word/2018/wordml/cex" xmlns:w16cid="http://schemas.microsoft.com/office/word/2016/wordml/cid" xmlns:w16="http://schemas.microsoft.com/office/word/2018/wordml" xmlns:w16du="http://schemas.microsoft.com/office/word/2023/wordml/word16du" xmlns:w16sdtdh="http://schemas.microsoft.com/office/word/2020/wordml/sdtdatahash" xmlns:w16sdtfl="http://schemas.microsoft.com/office/word/2024/wordml/sdtformatlock" xmlns:w16se="http://schemas.microsoft.com/office/word/2015/wordml/symex" mc:Ignorable="w14 w15 w16se w16cid w16 w16cex w16sdtdh w16sdtfl w16du wp14">
+<w:styles xmlns:mc="http://schemas.openxmlformats.org/markup-compatibility/2006" xmlns:r="http://schemas.openxmlformats.org/officeDocument/2006/relationships" xmlns:w="http://schemas.openxmlformats.org/wordprocessingml/2006/main" xmlns:w14="http://schemas.microsoft.com/office/word/2010/wordml" xmlns:w15="http://schemas.microsoft.com/office/word/2012/wordml" xmlns:w16cex="http://schemas.microsoft.com/office/word/2018/wordml/cex" xmlns:w16cid="http://schemas.microsoft.com/office/word/2016/wordml/cid" xmlns:w16="http://schemas.microsoft.com/office/word/2018/wordml" xmlns:w16du="http://schemas.microsoft.com/office/word/2023/wordml/word16du" xmlns:w16sdtdh="http://schemas.microsoft.com/office/word/2020/wordml/sdtdatahash" xmlns:w16sdtfl="http://schemas.microsoft.com/office/word/2024/wordml/sdtformatlock" xmlns:w16se="http://schemas.microsoft.com/office/word/2015/wordml/symex" mc:Ignorable="w14 w15 w16se w16cid w16 w16cex w16sdtdh w16sdtfl w16du">
   <w:docDefaults>
     <w:rPrDefault>
       <w:rPr>
-        <w:rFonts w:asciiTheme="minorHAnsi" w:hAnsiTheme="minorHAnsi" w:eastAsiaTheme="minorHAnsi" w:cstheme="minorBidi"/>
+        <w:rFonts w:asciiTheme="minorHAnsi" w:eastAsiaTheme="minorHAnsi" w:hAnsiTheme="minorHAnsi" w:cstheme="minorBidi"/>
         <w:kern w:val="2"/>
         <w:sz w:val="24"/>
         <w:szCs w:val="24"/>
@@ -13678,14 +13322,14 @@
   <w:latentStyles w:defLockedState="0" w:defUIPriority="99" w:defSemiHidden="0" w:defUnhideWhenUsed="0" w:defQFormat="0" w:count="376">
     <w:lsdException w:name="Normal" w:uiPriority="0" w:qFormat="1"/>
     <w:lsdException w:name="heading 1" w:uiPriority="0" w:qFormat="1"/>
-    <w:lsdException w:name="heading 2" w:uiPriority="9" w:semiHidden="1" w:unhideWhenUsed="1" w:qFormat="1"/>
-    <w:lsdException w:name="heading 3" w:uiPriority="9" w:semiHidden="1" w:unhideWhenUsed="1" w:qFormat="1"/>
-    <w:lsdException w:name="heading 4" w:uiPriority="9" w:semiHidden="1" w:unhideWhenUsed="1" w:qFormat="1"/>
-    <w:lsdException w:name="heading 5" w:uiPriority="9" w:semiHidden="1" w:unhideWhenUsed="1" w:qFormat="1"/>
-    <w:lsdException w:name="heading 6" w:uiPriority="9" w:semiHidden="1" w:unhideWhenUsed="1" w:qFormat="1"/>
-    <w:lsdException w:name="heading 7" w:uiPriority="9" w:semiHidden="1" w:unhideWhenUsed="1" w:qFormat="1"/>
-    <w:lsdException w:name="heading 8" w:uiPriority="9" w:semiHidden="1" w:unhideWhenUsed="1" w:qFormat="1"/>
-    <w:lsdException w:name="heading 9" w:uiPriority="9" w:semiHidden="1" w:unhideWhenUsed="1" w:qFormat="1"/>
+    <w:lsdException w:name="heading 2" w:semiHidden="1" w:uiPriority="9" w:unhideWhenUsed="1" w:qFormat="1"/>
+    <w:lsdException w:name="heading 3" w:semiHidden="1" w:uiPriority="9" w:unhideWhenUsed="1" w:qFormat="1"/>
+    <w:lsdException w:name="heading 4" w:semiHidden="1" w:uiPriority="9" w:unhideWhenUsed="1" w:qFormat="1"/>
+    <w:lsdException w:name="heading 5" w:semiHidden="1" w:uiPriority="9" w:unhideWhenUsed="1" w:qFormat="1"/>
+    <w:lsdException w:name="heading 6" w:semiHidden="1" w:uiPriority="9" w:unhideWhenUsed="1" w:qFormat="1"/>
+    <w:lsdException w:name="heading 7" w:semiHidden="1" w:uiPriority="9" w:unhideWhenUsed="1" w:qFormat="1"/>
+    <w:lsdException w:name="heading 8" w:semiHidden="1" w:uiPriority="9" w:unhideWhenUsed="1" w:qFormat="1"/>
+    <w:lsdException w:name="heading 9" w:semiHidden="1" w:uiPriority="9" w:unhideWhenUsed="1" w:qFormat="1"/>
     <w:lsdException w:name="index 1" w:semiHidden="1" w:unhideWhenUsed="1"/>
     <w:lsdException w:name="index 2" w:semiHidden="1" w:unhideWhenUsed="1"/>
     <w:lsdException w:name="index 3" w:semiHidden="1" w:unhideWhenUsed="1"/>
@@ -13695,22 +13339,22 @@
     <w:lsdException w:name="index 7" w:semiHidden="1" w:unhideWhenUsed="1"/>
     <w:lsdException w:name="index 8" w:semiHidden="1" w:unhideWhenUsed="1"/>
     <w:lsdException w:name="index 9" w:semiHidden="1" w:unhideWhenUsed="1"/>
-    <w:lsdException w:name="toc 1" w:uiPriority="39" w:semiHidden="1" w:unhideWhenUsed="1"/>
-    <w:lsdException w:name="toc 2" w:uiPriority="39" w:semiHidden="1" w:unhideWhenUsed="1"/>
-    <w:lsdException w:name="toc 3" w:uiPriority="39" w:semiHidden="1" w:unhideWhenUsed="1"/>
-    <w:lsdException w:name="toc 4" w:uiPriority="39" w:semiHidden="1" w:unhideWhenUsed="1"/>
-    <w:lsdException w:name="toc 5" w:uiPriority="39" w:semiHidden="1" w:unhideWhenUsed="1"/>
-    <w:lsdException w:name="toc 6" w:uiPriority="39" w:semiHidden="1" w:unhideWhenUsed="1"/>
-    <w:lsdException w:name="toc 7" w:uiPriority="39" w:semiHidden="1" w:unhideWhenUsed="1"/>
-    <w:lsdException w:name="toc 8" w:uiPriority="39" w:semiHidden="1" w:unhideWhenUsed="1"/>
-    <w:lsdException w:name="toc 9" w:uiPriority="39" w:semiHidden="1" w:unhideWhenUsed="1"/>
+    <w:lsdException w:name="toc 1" w:semiHidden="1" w:uiPriority="39" w:unhideWhenUsed="1"/>
+    <w:lsdException w:name="toc 2" w:semiHidden="1" w:uiPriority="39" w:unhideWhenUsed="1"/>
+    <w:lsdException w:name="toc 3" w:semiHidden="1" w:uiPriority="39" w:unhideWhenUsed="1"/>
+    <w:lsdException w:name="toc 4" w:semiHidden="1" w:uiPriority="39" w:unhideWhenUsed="1"/>
+    <w:lsdException w:name="toc 5" w:semiHidden="1" w:uiPriority="39" w:unhideWhenUsed="1"/>
+    <w:lsdException w:name="toc 6" w:semiHidden="1" w:uiPriority="39" w:unhideWhenUsed="1"/>
+    <w:lsdException w:name="toc 7" w:semiHidden="1" w:uiPriority="39" w:unhideWhenUsed="1"/>
+    <w:lsdException w:name="toc 8" w:semiHidden="1" w:uiPriority="39" w:unhideWhenUsed="1"/>
+    <w:lsdException w:name="toc 9" w:semiHidden="1" w:uiPriority="39" w:unhideWhenUsed="1"/>
     <w:lsdException w:name="Normal Indent" w:semiHidden="1" w:unhideWhenUsed="1"/>
     <w:lsdException w:name="footnote text" w:semiHidden="1" w:unhideWhenUsed="1"/>
     <w:lsdException w:name="annotation text" w:semiHidden="1" w:unhideWhenUsed="1"/>
     <w:lsdException w:name="header" w:semiHidden="1" w:unhideWhenUsed="1"/>
     <w:lsdException w:name="footer" w:semiHidden="1" w:unhideWhenUsed="1"/>
     <w:lsdException w:name="index heading" w:semiHidden="1" w:unhideWhenUsed="1"/>
-    <w:lsdException w:name="caption" w:uiPriority="35" w:semiHidden="1" w:unhideWhenUsed="1" w:qFormat="1"/>
+    <w:lsdException w:name="caption" w:semiHidden="1" w:uiPriority="35" w:unhideWhenUsed="1" w:qFormat="1"/>
     <w:lsdException w:name="table of figures" w:semiHidden="1" w:unhideWhenUsed="1"/>
     <w:lsdException w:name="envelope address" w:semiHidden="1" w:unhideWhenUsed="1"/>
     <w:lsdException w:name="envelope return" w:semiHidden="1" w:unhideWhenUsed="1"/>
@@ -13741,7 +13385,7 @@
     <w:lsdException w:name="Title" w:uiPriority="10" w:qFormat="1"/>
     <w:lsdException w:name="Closing" w:semiHidden="1" w:unhideWhenUsed="1"/>
     <w:lsdException w:name="Signature" w:semiHidden="1" w:unhideWhenUsed="1"/>
-    <w:lsdException w:name="Default Paragraph Font" w:uiPriority="1" w:semiHidden="1" w:unhideWhenUsed="1"/>
+    <w:lsdException w:name="Default Paragraph Font" w:semiHidden="1" w:uiPriority="1" w:unhideWhenUsed="1"/>
     <w:lsdException w:name="Body Text" w:semiHidden="1" w:unhideWhenUsed="1"/>
     <w:lsdException w:name="Body Text Indent" w:semiHidden="1" w:unhideWhenUsed="1"/>
     <w:lsdException w:name="List Continue" w:semiHidden="1" w:unhideWhenUsed="1"/>
@@ -13941,8 +13585,8 @@
     <w:lsdException w:name="Subtle Reference" w:uiPriority="31" w:qFormat="1"/>
     <w:lsdException w:name="Intense Reference" w:uiPriority="32" w:qFormat="1"/>
     <w:lsdException w:name="Book Title" w:uiPriority="33" w:qFormat="1"/>
-    <w:lsdException w:name="Bibliography" w:uiPriority="37" w:semiHidden="1" w:unhideWhenUsed="1"/>
-    <w:lsdException w:name="TOC Heading" w:uiPriority="39" w:semiHidden="1" w:unhideWhenUsed="1" w:qFormat="1"/>
+    <w:lsdException w:name="Bibliography" w:semiHidden="1" w:uiPriority="37" w:unhideWhenUsed="1"/>
+    <w:lsdException w:name="TOC Heading" w:semiHidden="1" w:uiPriority="39" w:unhideWhenUsed="1" w:qFormat="1"/>
     <w:lsdException w:name="Plain Table 1" w:uiPriority="41"/>
     <w:lsdException w:name="Plain Table 2" w:uiPriority="42"/>
     <w:lsdException w:name="Plain Table 3" w:uiPriority="43"/>
@@ -14053,7 +13697,7 @@
     <w:lsdException w:name="Unresolved Mention" w:semiHidden="1" w:unhideWhenUsed="1"/>
     <w:lsdException w:name="Smart Link" w:semiHidden="1" w:unhideWhenUsed="1"/>
   </w:latentStyles>
-  <w:style w:type="paragraph" w:styleId="Normal" w:default="1">
+  <w:style w:type="paragraph" w:default="1" w:styleId="Standaard">
     <w:name w:val="Normal"/>
     <w:qFormat/>
     <w:rsid w:val="00C22F06"/>
@@ -14061,16 +13705,16 @@
       <w:spacing w:line="259" w:lineRule="auto"/>
     </w:pPr>
     <w:rPr>
-      <w:rFonts w:ascii="Arial" w:hAnsi="Arial" w:eastAsia="Arial" w:cs="Arial"/>
+      <w:rFonts w:ascii="Arial" w:eastAsia="Arial" w:hAnsi="Arial" w:cs="Arial"/>
       <w:sz w:val="22"/>
       <w:szCs w:val="22"/>
     </w:rPr>
   </w:style>
-  <w:style w:type="paragraph" w:styleId="Heading1">
+  <w:style w:type="paragraph" w:styleId="Kop1">
     <w:name w:val="heading 1"/>
-    <w:basedOn w:val="Normal"/>
-    <w:next w:val="Normal"/>
-    <w:link w:val="Heading1Char"/>
+    <w:basedOn w:val="Standaard"/>
+    <w:next w:val="Standaard"/>
+    <w:link w:val="Kop1Char"/>
     <w:qFormat/>
     <w:rsid w:val="003539DF"/>
     <w:pPr>
@@ -14080,17 +13724,17 @@
       <w:outlineLvl w:val="0"/>
     </w:pPr>
     <w:rPr>
-      <w:rFonts w:asciiTheme="majorHAnsi" w:hAnsiTheme="majorHAnsi" w:eastAsiaTheme="majorEastAsia" w:cstheme="majorBidi"/>
+      <w:rFonts w:asciiTheme="majorHAnsi" w:eastAsiaTheme="majorEastAsia" w:hAnsiTheme="majorHAnsi" w:cstheme="majorBidi"/>
       <w:color w:val="0F4761" w:themeColor="accent1" w:themeShade="BF"/>
       <w:sz w:val="40"/>
       <w:szCs w:val="40"/>
     </w:rPr>
   </w:style>
-  <w:style w:type="paragraph" w:styleId="Heading2">
+  <w:style w:type="paragraph" w:styleId="Kop2">
     <w:name w:val="heading 2"/>
-    <w:basedOn w:val="Normal"/>
-    <w:next w:val="Normal"/>
-    <w:link w:val="Heading2Char"/>
+    <w:basedOn w:val="Standaard"/>
+    <w:next w:val="Standaard"/>
+    <w:link w:val="Kop2Char"/>
     <w:uiPriority w:val="9"/>
     <w:unhideWhenUsed/>
     <w:qFormat/>
@@ -14102,17 +13746,17 @@
       <w:outlineLvl w:val="1"/>
     </w:pPr>
     <w:rPr>
-      <w:rFonts w:asciiTheme="majorHAnsi" w:hAnsiTheme="majorHAnsi" w:eastAsiaTheme="majorEastAsia" w:cstheme="majorBidi"/>
+      <w:rFonts w:asciiTheme="majorHAnsi" w:eastAsiaTheme="majorEastAsia" w:hAnsiTheme="majorHAnsi" w:cstheme="majorBidi"/>
       <w:color w:val="0F4761" w:themeColor="accent1" w:themeShade="BF"/>
       <w:sz w:val="32"/>
       <w:szCs w:val="32"/>
     </w:rPr>
   </w:style>
-  <w:style w:type="paragraph" w:styleId="Heading3">
+  <w:style w:type="paragraph" w:styleId="Kop3">
     <w:name w:val="heading 3"/>
-    <w:basedOn w:val="Normal"/>
-    <w:next w:val="Normal"/>
-    <w:link w:val="Heading3Char"/>
+    <w:basedOn w:val="Standaard"/>
+    <w:next w:val="Standaard"/>
+    <w:link w:val="Kop3Char"/>
     <w:uiPriority w:val="9"/>
     <w:semiHidden/>
     <w:unhideWhenUsed/>
@@ -14131,11 +13775,11 @@
       <w:szCs w:val="28"/>
     </w:rPr>
   </w:style>
-  <w:style w:type="paragraph" w:styleId="Heading4">
+  <w:style w:type="paragraph" w:styleId="Kop4">
     <w:name w:val="heading 4"/>
-    <w:basedOn w:val="Normal"/>
-    <w:next w:val="Normal"/>
-    <w:link w:val="Heading4Char"/>
+    <w:basedOn w:val="Standaard"/>
+    <w:next w:val="Standaard"/>
+    <w:link w:val="Kop4Char"/>
     <w:uiPriority w:val="9"/>
     <w:semiHidden/>
     <w:unhideWhenUsed/>
@@ -14154,11 +13798,11 @@
       <w:color w:val="0F4761" w:themeColor="accent1" w:themeShade="BF"/>
     </w:rPr>
   </w:style>
-  <w:style w:type="paragraph" w:styleId="Heading5">
+  <w:style w:type="paragraph" w:styleId="Kop5">
     <w:name w:val="heading 5"/>
-    <w:basedOn w:val="Normal"/>
-    <w:next w:val="Normal"/>
-    <w:link w:val="Heading5Char"/>
+    <w:basedOn w:val="Standaard"/>
+    <w:next w:val="Standaard"/>
+    <w:link w:val="Kop5Char"/>
     <w:uiPriority w:val="9"/>
     <w:semiHidden/>
     <w:unhideWhenUsed/>
@@ -14175,11 +13819,11 @@
       <w:color w:val="0F4761" w:themeColor="accent1" w:themeShade="BF"/>
     </w:rPr>
   </w:style>
-  <w:style w:type="paragraph" w:styleId="Heading6">
+  <w:style w:type="paragraph" w:styleId="Kop6">
     <w:name w:val="heading 6"/>
-    <w:basedOn w:val="Normal"/>
-    <w:next w:val="Normal"/>
-    <w:link w:val="Heading6Char"/>
+    <w:basedOn w:val="Standaard"/>
+    <w:next w:val="Standaard"/>
+    <w:link w:val="Kop6Char"/>
     <w:uiPriority w:val="9"/>
     <w:semiHidden/>
     <w:unhideWhenUsed/>
@@ -14198,11 +13842,11 @@
       <w:color w:val="595959" w:themeColor="text1" w:themeTint="A6"/>
     </w:rPr>
   </w:style>
-  <w:style w:type="paragraph" w:styleId="Heading7">
+  <w:style w:type="paragraph" w:styleId="Kop7">
     <w:name w:val="heading 7"/>
-    <w:basedOn w:val="Normal"/>
-    <w:next w:val="Normal"/>
-    <w:link w:val="Heading7Char"/>
+    <w:basedOn w:val="Standaard"/>
+    <w:next w:val="Standaard"/>
+    <w:link w:val="Kop7Char"/>
     <w:uiPriority w:val="9"/>
     <w:semiHidden/>
     <w:unhideWhenUsed/>
@@ -14219,11 +13863,11 @@
       <w:color w:val="595959" w:themeColor="text1" w:themeTint="A6"/>
     </w:rPr>
   </w:style>
-  <w:style w:type="paragraph" w:styleId="Heading8">
+  <w:style w:type="paragraph" w:styleId="Kop8">
     <w:name w:val="heading 8"/>
-    <w:basedOn w:val="Normal"/>
-    <w:next w:val="Normal"/>
-    <w:link w:val="Heading8Char"/>
+    <w:basedOn w:val="Standaard"/>
+    <w:next w:val="Standaard"/>
+    <w:link w:val="Kop8Char"/>
     <w:uiPriority w:val="9"/>
     <w:semiHidden/>
     <w:unhideWhenUsed/>
@@ -14242,11 +13886,11 @@
       <w:color w:val="272727" w:themeColor="text1" w:themeTint="D8"/>
     </w:rPr>
   </w:style>
-  <w:style w:type="paragraph" w:styleId="Heading9">
+  <w:style w:type="paragraph" w:styleId="Kop9">
     <w:name w:val="heading 9"/>
-    <w:basedOn w:val="Normal"/>
-    <w:next w:val="Normal"/>
-    <w:link w:val="Heading9Char"/>
+    <w:basedOn w:val="Standaard"/>
+    <w:next w:val="Standaard"/>
+    <w:link w:val="Kop9Char"/>
     <w:uiPriority w:val="9"/>
     <w:semiHidden/>
     <w:unhideWhenUsed/>
@@ -14263,13 +13907,13 @@
       <w:color w:val="272727" w:themeColor="text1" w:themeTint="D8"/>
     </w:rPr>
   </w:style>
-  <w:style w:type="character" w:styleId="DefaultParagraphFont" w:default="1">
+  <w:style w:type="character" w:default="1" w:styleId="Standaardalinea-lettertype">
     <w:name w:val="Default Paragraph Font"/>
     <w:uiPriority w:val="1"/>
     <w:semiHidden/>
     <w:unhideWhenUsed/>
   </w:style>
-  <w:style w:type="table" w:styleId="TableNormal" w:default="1">
+  <w:style w:type="table" w:default="1" w:styleId="Standaardtabel">
     <w:name w:val="Normal Table"/>
     <w:uiPriority w:val="99"/>
     <w:semiHidden/>
@@ -14284,41 +13928,41 @@
       </w:tblCellMar>
     </w:tblPr>
   </w:style>
-  <w:style w:type="numbering" w:styleId="NoList" w:default="1">
+  <w:style w:type="numbering" w:default="1" w:styleId="Geenlijst">
     <w:name w:val="No List"/>
     <w:uiPriority w:val="99"/>
     <w:semiHidden/>
     <w:unhideWhenUsed/>
   </w:style>
-  <w:style w:type="character" w:styleId="Heading1Char" w:customStyle="1">
-    <w:name w:val="Heading 1 Char"/>
-    <w:basedOn w:val="DefaultParagraphFont"/>
-    <w:link w:val="Heading1"/>
+  <w:style w:type="character" w:customStyle="1" w:styleId="Kop1Char">
+    <w:name w:val="Kop 1 Char"/>
+    <w:basedOn w:val="Standaardalinea-lettertype"/>
+    <w:link w:val="Kop1"/>
     <w:rsid w:val="003539DF"/>
     <w:rPr>
-      <w:rFonts w:asciiTheme="majorHAnsi" w:hAnsiTheme="majorHAnsi" w:eastAsiaTheme="majorEastAsia" w:cstheme="majorBidi"/>
+      <w:rFonts w:asciiTheme="majorHAnsi" w:eastAsiaTheme="majorEastAsia" w:hAnsiTheme="majorHAnsi" w:cstheme="majorBidi"/>
       <w:color w:val="0F4761" w:themeColor="accent1" w:themeShade="BF"/>
       <w:sz w:val="40"/>
       <w:szCs w:val="40"/>
     </w:rPr>
   </w:style>
-  <w:style w:type="character" w:styleId="Heading2Char" w:customStyle="1">
-    <w:name w:val="Heading 2 Char"/>
-    <w:basedOn w:val="DefaultParagraphFont"/>
-    <w:link w:val="Heading2"/>
+  <w:style w:type="character" w:customStyle="1" w:styleId="Kop2Char">
+    <w:name w:val="Kop 2 Char"/>
+    <w:basedOn w:val="Standaardalinea-lettertype"/>
+    <w:link w:val="Kop2"/>
     <w:uiPriority w:val="9"/>
     <w:rsid w:val="003539DF"/>
     <w:rPr>
-      <w:rFonts w:asciiTheme="majorHAnsi" w:hAnsiTheme="majorHAnsi" w:eastAsiaTheme="majorEastAsia" w:cstheme="majorBidi"/>
+      <w:rFonts w:asciiTheme="majorHAnsi" w:eastAsiaTheme="majorEastAsia" w:hAnsiTheme="majorHAnsi" w:cstheme="majorBidi"/>
       <w:color w:val="0F4761" w:themeColor="accent1" w:themeShade="BF"/>
       <w:sz w:val="32"/>
       <w:szCs w:val="32"/>
     </w:rPr>
   </w:style>
-  <w:style w:type="character" w:styleId="Heading3Char" w:customStyle="1">
-    <w:name w:val="Heading 3 Char"/>
-    <w:basedOn w:val="DefaultParagraphFont"/>
-    <w:link w:val="Heading3"/>
+  <w:style w:type="character" w:customStyle="1" w:styleId="Kop3Char">
+    <w:name w:val="Kop 3 Char"/>
+    <w:basedOn w:val="Standaardalinea-lettertype"/>
+    <w:link w:val="Kop3"/>
     <w:uiPriority w:val="9"/>
     <w:semiHidden/>
     <w:rsid w:val="003539DF"/>
@@ -14329,10 +13973,10 @@
       <w:szCs w:val="28"/>
     </w:rPr>
   </w:style>
-  <w:style w:type="character" w:styleId="Heading4Char" w:customStyle="1">
-    <w:name w:val="Heading 4 Char"/>
-    <w:basedOn w:val="DefaultParagraphFont"/>
-    <w:link w:val="Heading4"/>
+  <w:style w:type="character" w:customStyle="1" w:styleId="Kop4Char">
+    <w:name w:val="Kop 4 Char"/>
+    <w:basedOn w:val="Standaardalinea-lettertype"/>
+    <w:link w:val="Kop4"/>
     <w:uiPriority w:val="9"/>
     <w:semiHidden/>
     <w:rsid w:val="003539DF"/>
@@ -14343,10 +13987,10 @@
       <w:color w:val="0F4761" w:themeColor="accent1" w:themeShade="BF"/>
     </w:rPr>
   </w:style>
-  <w:style w:type="character" w:styleId="Heading5Char" w:customStyle="1">
-    <w:name w:val="Heading 5 Char"/>
-    <w:basedOn w:val="DefaultParagraphFont"/>
-    <w:link w:val="Heading5"/>
+  <w:style w:type="character" w:customStyle="1" w:styleId="Kop5Char">
+    <w:name w:val="Kop 5 Char"/>
+    <w:basedOn w:val="Standaardalinea-lettertype"/>
+    <w:link w:val="Kop5"/>
     <w:uiPriority w:val="9"/>
     <w:semiHidden/>
     <w:rsid w:val="003539DF"/>
@@ -14355,10 +13999,10 @@
       <w:color w:val="0F4761" w:themeColor="accent1" w:themeShade="BF"/>
     </w:rPr>
   </w:style>
-  <w:style w:type="character" w:styleId="Heading6Char" w:customStyle="1">
-    <w:name w:val="Heading 6 Char"/>
-    <w:basedOn w:val="DefaultParagraphFont"/>
-    <w:link w:val="Heading6"/>
+  <w:style w:type="character" w:customStyle="1" w:styleId="Kop6Char">
+    <w:name w:val="Kop 6 Char"/>
+    <w:basedOn w:val="Standaardalinea-lettertype"/>
+    <w:link w:val="Kop6"/>
     <w:uiPriority w:val="9"/>
     <w:semiHidden/>
     <w:rsid w:val="003539DF"/>
@@ -14369,10 +14013,10 @@
       <w:color w:val="595959" w:themeColor="text1" w:themeTint="A6"/>
     </w:rPr>
   </w:style>
-  <w:style w:type="character" w:styleId="Heading7Char" w:customStyle="1">
-    <w:name w:val="Heading 7 Char"/>
-    <w:basedOn w:val="DefaultParagraphFont"/>
-    <w:link w:val="Heading7"/>
+  <w:style w:type="character" w:customStyle="1" w:styleId="Kop7Char">
+    <w:name w:val="Kop 7 Char"/>
+    <w:basedOn w:val="Standaardalinea-lettertype"/>
+    <w:link w:val="Kop7"/>
     <w:uiPriority w:val="9"/>
     <w:semiHidden/>
     <w:rsid w:val="003539DF"/>
@@ -14381,10 +14025,10 @@
       <w:color w:val="595959" w:themeColor="text1" w:themeTint="A6"/>
     </w:rPr>
   </w:style>
-  <w:style w:type="character" w:styleId="Heading8Char" w:customStyle="1">
-    <w:name w:val="Heading 8 Char"/>
-    <w:basedOn w:val="DefaultParagraphFont"/>
-    <w:link w:val="Heading8"/>
+  <w:style w:type="character" w:customStyle="1" w:styleId="Kop8Char">
+    <w:name w:val="Kop 8 Char"/>
+    <w:basedOn w:val="Standaardalinea-lettertype"/>
+    <w:link w:val="Kop8"/>
     <w:uiPriority w:val="9"/>
     <w:semiHidden/>
     <w:rsid w:val="003539DF"/>
@@ -14395,10 +14039,10 @@
       <w:color w:val="272727" w:themeColor="text1" w:themeTint="D8"/>
     </w:rPr>
   </w:style>
-  <w:style w:type="character" w:styleId="Heading9Char" w:customStyle="1">
-    <w:name w:val="Heading 9 Char"/>
-    <w:basedOn w:val="DefaultParagraphFont"/>
-    <w:link w:val="Heading9"/>
+  <w:style w:type="character" w:customStyle="1" w:styleId="Kop9Char">
+    <w:name w:val="Kop 9 Char"/>
+    <w:basedOn w:val="Standaardalinea-lettertype"/>
+    <w:link w:val="Kop9"/>
     <w:uiPriority w:val="9"/>
     <w:semiHidden/>
     <w:rsid w:val="003539DF"/>
@@ -14407,11 +14051,11 @@
       <w:color w:val="272727" w:themeColor="text1" w:themeTint="D8"/>
     </w:rPr>
   </w:style>
-  <w:style w:type="paragraph" w:styleId="Title">
+  <w:style w:type="paragraph" w:styleId="Titel">
     <w:name w:val="Title"/>
-    <w:basedOn w:val="Normal"/>
-    <w:next w:val="Normal"/>
-    <w:link w:val="TitleChar"/>
+    <w:basedOn w:val="Standaard"/>
+    <w:next w:val="Standaard"/>
+    <w:link w:val="TitelChar"/>
     <w:uiPriority w:val="10"/>
     <w:qFormat/>
     <w:rsid w:val="003539DF"/>
@@ -14420,32 +14064,32 @@
       <w:contextualSpacing/>
     </w:pPr>
     <w:rPr>
-      <w:rFonts w:asciiTheme="majorHAnsi" w:hAnsiTheme="majorHAnsi" w:eastAsiaTheme="majorEastAsia" w:cstheme="majorBidi"/>
+      <w:rFonts w:asciiTheme="majorHAnsi" w:eastAsiaTheme="majorEastAsia" w:hAnsiTheme="majorHAnsi" w:cstheme="majorBidi"/>
       <w:spacing w:val="-10"/>
       <w:kern w:val="28"/>
       <w:sz w:val="56"/>
       <w:szCs w:val="56"/>
     </w:rPr>
   </w:style>
-  <w:style w:type="character" w:styleId="TitleChar" w:customStyle="1">
-    <w:name w:val="Title Char"/>
-    <w:basedOn w:val="DefaultParagraphFont"/>
-    <w:link w:val="Title"/>
+  <w:style w:type="character" w:customStyle="1" w:styleId="TitelChar">
+    <w:name w:val="Titel Char"/>
+    <w:basedOn w:val="Standaardalinea-lettertype"/>
+    <w:link w:val="Titel"/>
     <w:uiPriority w:val="10"/>
     <w:rsid w:val="003539DF"/>
     <w:rPr>
-      <w:rFonts w:asciiTheme="majorHAnsi" w:hAnsiTheme="majorHAnsi" w:eastAsiaTheme="majorEastAsia" w:cstheme="majorBidi"/>
+      <w:rFonts w:asciiTheme="majorHAnsi" w:eastAsiaTheme="majorEastAsia" w:hAnsiTheme="majorHAnsi" w:cstheme="majorBidi"/>
       <w:spacing w:val="-10"/>
       <w:kern w:val="28"/>
       <w:sz w:val="56"/>
       <w:szCs w:val="56"/>
     </w:rPr>
   </w:style>
-  <w:style w:type="paragraph" w:styleId="Subtitle">
+  <w:style w:type="paragraph" w:styleId="Ondertitel">
     <w:name w:val="Subtitle"/>
-    <w:basedOn w:val="Normal"/>
-    <w:next w:val="Normal"/>
-    <w:link w:val="SubtitleChar"/>
+    <w:basedOn w:val="Standaard"/>
+    <w:next w:val="Standaard"/>
+    <w:link w:val="OndertitelChar"/>
     <w:uiPriority w:val="11"/>
     <w:qFormat/>
     <w:rsid w:val="003539DF"/>
@@ -14462,10 +14106,10 @@
       <w:szCs w:val="28"/>
     </w:rPr>
   </w:style>
-  <w:style w:type="character" w:styleId="SubtitleChar" w:customStyle="1">
-    <w:name w:val="Subtitle Char"/>
-    <w:basedOn w:val="DefaultParagraphFont"/>
-    <w:link w:val="Subtitle"/>
+  <w:style w:type="character" w:customStyle="1" w:styleId="OndertitelChar">
+    <w:name w:val="Ondertitel Char"/>
+    <w:basedOn w:val="Standaardalinea-lettertype"/>
+    <w:link w:val="Ondertitel"/>
     <w:uiPriority w:val="11"/>
     <w:rsid w:val="003539DF"/>
     <w:rPr>
@@ -14476,11 +14120,11 @@
       <w:szCs w:val="28"/>
     </w:rPr>
   </w:style>
-  <w:style w:type="paragraph" w:styleId="Quote">
+  <w:style w:type="paragraph" w:styleId="Citaat">
     <w:name w:val="Quote"/>
-    <w:basedOn w:val="Normal"/>
-    <w:next w:val="Normal"/>
-    <w:link w:val="QuoteChar"/>
+    <w:basedOn w:val="Standaard"/>
+    <w:next w:val="Standaard"/>
+    <w:link w:val="CitaatChar"/>
     <w:uiPriority w:val="29"/>
     <w:qFormat/>
     <w:rsid w:val="003539DF"/>
@@ -14494,10 +14138,10 @@
       <w:color w:val="404040" w:themeColor="text1" w:themeTint="BF"/>
     </w:rPr>
   </w:style>
-  <w:style w:type="character" w:styleId="QuoteChar" w:customStyle="1">
-    <w:name w:val="Quote Char"/>
-    <w:basedOn w:val="DefaultParagraphFont"/>
-    <w:link w:val="Quote"/>
+  <w:style w:type="character" w:customStyle="1" w:styleId="CitaatChar">
+    <w:name w:val="Citaat Char"/>
+    <w:basedOn w:val="Standaardalinea-lettertype"/>
+    <w:link w:val="Citaat"/>
     <w:uiPriority w:val="29"/>
     <w:rsid w:val="003539DF"/>
     <w:rPr>
@@ -14506,10 +14150,10 @@
       <w:color w:val="404040" w:themeColor="text1" w:themeTint="BF"/>
     </w:rPr>
   </w:style>
-  <w:style w:type="paragraph" w:styleId="ListParagraph">
+  <w:style w:type="paragraph" w:styleId="Lijstalinea">
     <w:name w:val="List Paragraph"/>
-    <w:basedOn w:val="Normal"/>
-    <w:link w:val="ListParagraphChar"/>
+    <w:basedOn w:val="Standaard"/>
+    <w:link w:val="LijstalineaChar"/>
     <w:uiPriority w:val="34"/>
     <w:qFormat/>
     <w:rsid w:val="003539DF"/>
@@ -14518,9 +14162,9 @@
       <w:contextualSpacing/>
     </w:pPr>
   </w:style>
-  <w:style w:type="character" w:styleId="IntenseEmphasis">
+  <w:style w:type="character" w:styleId="Intensievebenadrukking">
     <w:name w:val="Intense Emphasis"/>
-    <w:basedOn w:val="DefaultParagraphFont"/>
+    <w:basedOn w:val="Standaardalinea-lettertype"/>
     <w:uiPriority w:val="21"/>
     <w:qFormat/>
     <w:rsid w:val="003539DF"/>
@@ -14530,18 +14174,18 @@
       <w:color w:val="0F4761" w:themeColor="accent1" w:themeShade="BF"/>
     </w:rPr>
   </w:style>
-  <w:style w:type="paragraph" w:styleId="IntenseQuote">
+  <w:style w:type="paragraph" w:styleId="Duidelijkcitaat">
     <w:name w:val="Intense Quote"/>
-    <w:basedOn w:val="Normal"/>
-    <w:next w:val="Normal"/>
-    <w:link w:val="IntenseQuoteChar"/>
+    <w:basedOn w:val="Standaard"/>
+    <w:next w:val="Standaard"/>
+    <w:link w:val="DuidelijkcitaatChar"/>
     <w:uiPriority w:val="30"/>
     <w:qFormat/>
     <w:rsid w:val="003539DF"/>
     <w:pPr>
       <w:pBdr>
-        <w:top w:val="single" w:color="0F4761" w:themeColor="accent1" w:themeShade="BF" w:sz="4" w:space="10"/>
-        <w:bottom w:val="single" w:color="0F4761" w:themeColor="accent1" w:themeShade="BF" w:sz="4" w:space="10"/>
+        <w:top w:val="single" w:sz="4" w:space="10" w:color="0F4761" w:themeColor="accent1" w:themeShade="BF"/>
+        <w:bottom w:val="single" w:sz="4" w:space="10" w:color="0F4761" w:themeColor="accent1" w:themeShade="BF"/>
       </w:pBdr>
       <w:spacing w:before="360" w:after="360"/>
       <w:ind w:left="864" w:right="864"/>
@@ -14553,10 +14197,10 @@
       <w:color w:val="0F4761" w:themeColor="accent1" w:themeShade="BF"/>
     </w:rPr>
   </w:style>
-  <w:style w:type="character" w:styleId="IntenseQuoteChar" w:customStyle="1">
-    <w:name w:val="Intense Quote Char"/>
-    <w:basedOn w:val="DefaultParagraphFont"/>
-    <w:link w:val="IntenseQuote"/>
+  <w:style w:type="character" w:customStyle="1" w:styleId="DuidelijkcitaatChar">
+    <w:name w:val="Duidelijk citaat Char"/>
+    <w:basedOn w:val="Standaardalinea-lettertype"/>
+    <w:link w:val="Duidelijkcitaat"/>
     <w:uiPriority w:val="30"/>
     <w:rsid w:val="003539DF"/>
     <w:rPr>
@@ -14565,9 +14209,9 @@
       <w:color w:val="0F4761" w:themeColor="accent1" w:themeShade="BF"/>
     </w:rPr>
   </w:style>
-  <w:style w:type="character" w:styleId="IntenseReference">
+  <w:style w:type="character" w:styleId="Intensieveverwijzing">
     <w:name w:val="Intense Reference"/>
-    <w:basedOn w:val="DefaultParagraphFont"/>
+    <w:basedOn w:val="Standaardalinea-lettertype"/>
     <w:uiPriority w:val="32"/>
     <w:qFormat/>
     <w:rsid w:val="003539DF"/>
@@ -14579,17 +14223,17 @@
       <w:spacing w:val="5"/>
     </w:rPr>
   </w:style>
-  <w:style w:type="character" w:styleId="ListParagraphChar" w:customStyle="1">
-    <w:name w:val="List Paragraph Char"/>
-    <w:basedOn w:val="DefaultParagraphFont"/>
-    <w:link w:val="ListParagraph"/>
+  <w:style w:type="character" w:customStyle="1" w:styleId="LijstalineaChar">
+    <w:name w:val="Lijstalinea Char"/>
+    <w:basedOn w:val="Standaardalinea-lettertype"/>
+    <w:link w:val="Lijstalinea"/>
     <w:uiPriority w:val="34"/>
     <w:qFormat/>
     <w:rsid w:val="00C22F06"/>
   </w:style>
-  <w:style w:type="table" w:styleId="TableGrid">
+  <w:style w:type="table" w:styleId="Tabelraster">
     <w:name w:val="Table Grid"/>
-    <w:basedOn w:val="TableNormal"/>
+    <w:basedOn w:val="Standaardtabel"/>
     <w:uiPriority w:val="39"/>
     <w:rsid w:val="00C22F06"/>
     <w:pPr>
@@ -14601,19 +14245,19 @@
     </w:rPr>
     <w:tblPr>
       <w:tblBorders>
-        <w:top w:val="single" w:color="auto" w:sz="4" w:space="0"/>
-        <w:left w:val="single" w:color="auto" w:sz="4" w:space="0"/>
-        <w:bottom w:val="single" w:color="auto" w:sz="4" w:space="0"/>
-        <w:right w:val="single" w:color="auto" w:sz="4" w:space="0"/>
-        <w:insideH w:val="single" w:color="auto" w:sz="4" w:space="0"/>
-        <w:insideV w:val="single" w:color="auto" w:sz="4" w:space="0"/>
+        <w:top w:val="single" w:sz="4" w:space="0" w:color="auto"/>
+        <w:left w:val="single" w:sz="4" w:space="0" w:color="auto"/>
+        <w:bottom w:val="single" w:sz="4" w:space="0" w:color="auto"/>
+        <w:right w:val="single" w:sz="4" w:space="0" w:color="auto"/>
+        <w:insideH w:val="single" w:sz="4" w:space="0" w:color="auto"/>
+        <w:insideV w:val="single" w:sz="4" w:space="0" w:color="auto"/>
       </w:tblBorders>
     </w:tblPr>
   </w:style>
-  <w:style w:type="paragraph" w:styleId="Header">
+  <w:style w:type="paragraph" w:styleId="Koptekst">
     <w:name w:val="header"/>
-    <w:basedOn w:val="Normal"/>
-    <w:link w:val="HeaderChar"/>
+    <w:basedOn w:val="Standaard"/>
+    <w:link w:val="KoptekstChar"/>
     <w:uiPriority w:val="99"/>
     <w:unhideWhenUsed/>
     <w:rsid w:val="00F65961"/>
@@ -14625,10 +14269,10 @@
       <w:spacing w:after="0" w:line="240" w:lineRule="auto"/>
     </w:pPr>
   </w:style>
-  <w:style w:type="character" w:styleId="HeaderChar" w:customStyle="1">
-    <w:name w:val="Header Char"/>
-    <w:basedOn w:val="DefaultParagraphFont"/>
-    <w:link w:val="Header"/>
+  <w:style w:type="character" w:customStyle="1" w:styleId="KoptekstChar">
+    <w:name w:val="Koptekst Char"/>
+    <w:basedOn w:val="Standaardalinea-lettertype"/>
+    <w:link w:val="Koptekst"/>
     <w:uiPriority w:val="99"/>
     <w:rsid w:val="00F65961"/>
     <w:rPr>
@@ -14637,10 +14281,10 @@
       <w:lang w:val="en-GB"/>
     </w:rPr>
   </w:style>
-  <w:style w:type="paragraph" w:styleId="Footer">
+  <w:style w:type="paragraph" w:styleId="Voettekst">
     <w:name w:val="footer"/>
-    <w:basedOn w:val="Normal"/>
-    <w:link w:val="FooterChar"/>
+    <w:basedOn w:val="Standaard"/>
+    <w:link w:val="VoettekstChar"/>
     <w:uiPriority w:val="99"/>
     <w:unhideWhenUsed/>
     <w:rsid w:val="00F65961"/>
@@ -14652,10 +14296,10 @@
       <w:spacing w:after="0" w:line="240" w:lineRule="auto"/>
     </w:pPr>
   </w:style>
-  <w:style w:type="character" w:styleId="FooterChar" w:customStyle="1">
-    <w:name w:val="Footer Char"/>
-    <w:basedOn w:val="DefaultParagraphFont"/>
-    <w:link w:val="Footer"/>
+  <w:style w:type="character" w:customStyle="1" w:styleId="VoettekstChar">
+    <w:name w:val="Voettekst Char"/>
+    <w:basedOn w:val="Standaardalinea-lettertype"/>
+    <w:link w:val="Voettekst"/>
     <w:uiPriority w:val="99"/>
     <w:rsid w:val="00F65961"/>
     <w:rPr>
@@ -14664,9 +14308,9 @@
       <w:lang w:val="en-GB"/>
     </w:rPr>
   </w:style>
-  <w:style w:type="character" w:styleId="CommentReference">
+  <w:style w:type="character" w:customStyle="1" w:styleId="CommentReference">
     <w:name w:val="Comment Reference"/>
-    <w:basedOn w:val="DefaultParagraphFont"/>
+    <w:basedOn w:val="Standaardalinea-lettertype"/>
     <w:uiPriority w:val="99"/>
     <w:semiHidden/>
     <w:unhideWhenUsed/>
@@ -14676,9 +14320,9 @@
       <w:szCs w:val="16"/>
     </w:rPr>
   </w:style>
-  <w:style w:type="paragraph" w:styleId="CommentText">
+  <w:style w:type="paragraph" w:customStyle="1" w:styleId="CommentText">
     <w:name w:val="Comment Text"/>
-    <w:basedOn w:val="Normal"/>
+    <w:basedOn w:val="Standaard"/>
     <w:link w:val="CommentTextChar"/>
     <w:uiPriority w:val="99"/>
     <w:unhideWhenUsed/>
@@ -14692,9 +14336,9 @@
       <w:lang w:val="en-GB"/>
     </w:rPr>
   </w:style>
-  <w:style w:type="character" w:styleId="CommentTextChar" w:customStyle="1">
+  <w:style w:type="character" w:customStyle="1" w:styleId="CommentTextChar">
     <w:name w:val="Comment Text Char"/>
-    <w:basedOn w:val="DefaultParagraphFont"/>
+    <w:basedOn w:val="Standaardalinea-lettertype"/>
     <w:link w:val="CommentText"/>
     <w:uiPriority w:val="99"/>
     <w:rsid w:val="002C3698"/>
@@ -14706,7 +14350,7 @@
   </w:style>
   <w:style w:type="character" w:styleId="Hyperlink">
     <w:name w:val="Hyperlink"/>
-    <w:basedOn w:val="DefaultParagraphFont"/>
+    <w:basedOn w:val="Standaardalinea-lettertype"/>
     <w:uiPriority w:val="99"/>
     <w:unhideWhenUsed/>
     <w:rsid w:val="007E4F29"/>
@@ -14715,9 +14359,9 @@
       <w:u w:val="single"/>
     </w:rPr>
   </w:style>
-  <w:style w:type="paragraph" w:styleId="CoverBold" w:customStyle="1">
+  <w:style w:type="paragraph" w:customStyle="1" w:styleId="CoverBold">
     <w:name w:val="CoverBold"/>
-    <w:basedOn w:val="Normal"/>
+    <w:basedOn w:val="Standaard"/>
     <w:link w:val="CoverBoldChar"/>
     <w:rsid w:val="007E4F29"/>
     <w:pPr>
@@ -14730,7 +14374,7 @@
       <w:jc w:val="both"/>
     </w:pPr>
     <w:rPr>
-      <w:rFonts w:ascii="Arial" w:hAnsi="Arial" w:eastAsia="Times New Roman" w:cs="Arial"/>
+      <w:rFonts w:eastAsia="Times New Roman"/>
       <w:b/>
       <w:kern w:val="0"/>
       <w:sz w:val="28"/>
@@ -14739,12 +14383,12 @@
       <w14:ligatures w14:val="none"/>
     </w:rPr>
   </w:style>
-  <w:style w:type="character" w:styleId="CoverBoldChar" w:customStyle="1">
+  <w:style w:type="character" w:customStyle="1" w:styleId="CoverBoldChar">
     <w:name w:val="CoverBold Char"/>
     <w:link w:val="CoverBold"/>
     <w:rsid w:val="007E4F29"/>
     <w:rPr>
-      <w:rFonts w:ascii="Arial" w:hAnsi="Arial" w:eastAsia="Times New Roman" w:cs="Arial"/>
+      <w:rFonts w:ascii="Arial" w:eastAsia="Times New Roman" w:hAnsi="Arial" w:cs="Arial"/>
       <w:b/>
       <w:kern w:val="0"/>
       <w:sz w:val="28"/>
@@ -14753,9 +14397,9 @@
       <w14:ligatures w14:val="none"/>
     </w:rPr>
   </w:style>
-  <w:style w:type="paragraph" w:styleId="TableParagraph" w:customStyle="1">
+  <w:style w:type="paragraph" w:customStyle="1" w:styleId="TableParagraph">
     <w:name w:val="Table Paragraph"/>
-    <w:basedOn w:val="Normal"/>
+    <w:basedOn w:val="Standaard"/>
     <w:uiPriority w:val="1"/>
     <w:qFormat/>
     <w:rsid w:val="007E4F29"/>
@@ -14764,15 +14408,15 @@
       <w:spacing w:after="0" w:line="240" w:lineRule="auto"/>
     </w:pPr>
     <w:rPr>
-      <w:rFonts w:ascii="Calibri" w:hAnsi="Calibri" w:eastAsia="Calibri" w:cs="Times New Roman"/>
+      <w:rFonts w:ascii="Calibri" w:eastAsia="Calibri" w:hAnsi="Calibri" w:cs="Times New Roman"/>
       <w:kern w:val="0"/>
       <w:lang w:val="en-US"/>
       <w14:ligatures w14:val="none"/>
     </w:rPr>
   </w:style>
-  <w:style w:type="table" w:styleId="Vragenlijst" w:customStyle="1">
+  <w:style w:type="table" w:customStyle="1" w:styleId="Vragenlijst">
     <w:name w:val="Vragenlijst"/>
-    <w:basedOn w:val="TableNormal"/>
+    <w:basedOn w:val="Standaardtabel"/>
     <w:uiPriority w:val="99"/>
     <w:rsid w:val="007E4F29"/>
     <w:pPr>
@@ -14807,9 +14451,9 @@
       </w:tcPr>
     </w:tblStylePr>
   </w:style>
-  <w:style w:type="table" w:styleId="Stijl1" w:customStyle="1">
+  <w:style w:type="table" w:customStyle="1" w:styleId="Stijl1">
     <w:name w:val="Stijl1"/>
-    <w:basedOn w:val="TableNormal"/>
+    <w:basedOn w:val="Standaardtabel"/>
     <w:uiPriority w:val="99"/>
     <w:rsid w:val="007E4F29"/>
     <w:pPr>
@@ -14835,16 +14479,16 @@
       </w:tcPr>
     </w:tblStylePr>
   </w:style>
-  <w:style w:type="paragraph" w:styleId="EndNoteBibliography" w:customStyle="1">
+  <w:style w:type="paragraph" w:customStyle="1" w:styleId="EndNoteBibliography">
     <w:name w:val="EndNote Bibliography"/>
-    <w:basedOn w:val="Normal"/>
+    <w:basedOn w:val="Standaard"/>
     <w:link w:val="EndNoteBibliographyChar"/>
     <w:rsid w:val="007E4F29"/>
     <w:pPr>
       <w:spacing w:after="0" w:line="240" w:lineRule="auto"/>
     </w:pPr>
     <w:rPr>
-      <w:rFonts w:ascii="Univers" w:hAnsi="Univers" w:eastAsia="Times New Roman" w:cs="Times New Roman"/>
+      <w:rFonts w:ascii="Univers" w:eastAsia="Times New Roman" w:hAnsi="Univers" w:cs="Times New Roman"/>
       <w:noProof/>
       <w:kern w:val="0"/>
       <w:sz w:val="20"/>
@@ -14853,13 +14497,13 @@
       <w14:ligatures w14:val="none"/>
     </w:rPr>
   </w:style>
-  <w:style w:type="character" w:styleId="EndNoteBibliographyChar" w:customStyle="1">
+  <w:style w:type="character" w:customStyle="1" w:styleId="EndNoteBibliographyChar">
     <w:name w:val="EndNote Bibliography Char"/>
-    <w:basedOn w:val="DefaultParagraphFont"/>
+    <w:basedOn w:val="Standaardalinea-lettertype"/>
     <w:link w:val="EndNoteBibliography"/>
     <w:rsid w:val="007E4F29"/>
     <w:rPr>
-      <w:rFonts w:ascii="Univers" w:hAnsi="Univers" w:eastAsia="Times New Roman" w:cs="Times New Roman"/>
+      <w:rFonts w:ascii="Univers" w:eastAsia="Times New Roman" w:hAnsi="Univers" w:cs="Times New Roman"/>
       <w:noProof/>
       <w:kern w:val="0"/>
       <w:sz w:val="20"/>
@@ -14872,7 +14516,7 @@
 </file>
 
 <file path=word/theme/theme1.xml><?xml version="1.0" encoding="utf-8"?>
-<a:theme xmlns:a="http://schemas.openxmlformats.org/drawingml/2006/main" xmlns:thm15="http://schemas.microsoft.com/office/thememl/2012/main" name="Office Theme">
+<a:theme xmlns:a="http://schemas.openxmlformats.org/drawingml/2006/main" name="Office Theme">
   <a:themeElements>
     <a:clrScheme name="Office">
       <a:dk1>
@@ -15187,6 +14831,21 @@
 </file>
 
 <file path=customXml/item1.xml><?xml version="1.0" encoding="utf-8"?>
+<?mso-contentType ?>
+<FormTemplates xmlns="http://schemas.microsoft.com/sharepoint/v3/contenttype/forms">
+  <Display>DocumentLibraryForm</Display>
+  <Edit>DocumentLibraryForm</Edit>
+  <New>DocumentLibraryForm</New>
+</FormTemplates>
+</file>
+
+<file path=customXml/item2.xml><?xml version="1.0" encoding="utf-8"?>
+<p:properties xmlns:p="http://schemas.microsoft.com/office/2006/metadata/properties" xmlns:xsi="http://www.w3.org/2001/XMLSchema-instance" xmlns:pc="http://schemas.microsoft.com/office/infopath/2007/PartnerControls">
+  <documentManagement/>
+</p:properties>
+</file>
+
+<file path=customXml/item3.xml><?xml version="1.0" encoding="utf-8"?>
 <ct:contentTypeSchema xmlns:ct="http://schemas.microsoft.com/office/2006/metadata/contentType" xmlns:ma="http://schemas.microsoft.com/office/2006/metadata/properties/metaAttributes" ct:_="" ma:_="" ma:contentTypeName="Document" ma:contentTypeID="0x010100F1B33D7B57FFEC4BB77B5001C5B93838" ma:contentTypeVersion="6" ma:contentTypeDescription="Een nieuw document maken." ma:contentTypeScope="" ma:versionID="59579db12405a868ad0e92c5e4f74ae1">
   <xsd:schema xmlns:xsd="http://www.w3.org/2001/XMLSchema" xmlns:xs="http://www.w3.org/2001/XMLSchema" xmlns:p="http://schemas.microsoft.com/office/2006/metadata/properties" xmlns:ns2="f44e6bd5-09db-4117-8b15-adf399208dc6" targetNamespace="http://schemas.microsoft.com/office/2006/metadata/properties" ma:root="true" ma:fieldsID="98cf673e6ff17a9b7a889e3f7df574b2" ns2:_="">
     <xsd:import namespace="f44e6bd5-09db-4117-8b15-adf399208dc6"/>
@@ -15342,29 +15001,37 @@
 </ct:contentTypeSchema>
 </file>
 
-<file path=customXml/item2.xml><?xml version="1.0" encoding="utf-8"?>
-<?mso-contentType ?>
-<FormTemplates xmlns="http://schemas.microsoft.com/sharepoint/v3/contenttype/forms">
-  <Display>DocumentLibraryForm</Display>
-  <Edit>DocumentLibraryForm</Edit>
-  <New>DocumentLibraryForm</New>
-</FormTemplates>
-</file>
-
-<file path=customXml/item3.xml><?xml version="1.0" encoding="utf-8"?>
-<p:properties xmlns:p="http://schemas.microsoft.com/office/2006/metadata/properties" xmlns:xsi="http://www.w3.org/2001/XMLSchema-instance" xmlns:pc="http://schemas.microsoft.com/office/infopath/2007/PartnerControls">
-  <documentManagement/>
-</p:properties>
-</file>
-
 <file path=customXml/itemProps1.xml><?xml version="1.0" encoding="utf-8"?>
-<ds:datastoreItem xmlns:ds="http://schemas.openxmlformats.org/officeDocument/2006/customXml" ds:itemID="{0CAAD051-20E0-47D0-A31A-E67199BC54DD}"/>
+<ds:datastoreItem xmlns:ds="http://schemas.openxmlformats.org/officeDocument/2006/customXml" ds:itemID="{0759FF5B-EF31-41BA-9255-D8490245441E}">
+  <ds:schemaRefs>
+    <ds:schemaRef ds:uri="http://schemas.microsoft.com/sharepoint/v3/contenttype/forms"/>
+  </ds:schemaRefs>
+</ds:datastoreItem>
 </file>
 
 <file path=customXml/itemProps2.xml><?xml version="1.0" encoding="utf-8"?>
-<ds:datastoreItem xmlns:ds="http://schemas.openxmlformats.org/officeDocument/2006/customXml" ds:itemID="{0759FF5B-EF31-41BA-9255-D8490245441E}"/>
+<ds:datastoreItem xmlns:ds="http://schemas.openxmlformats.org/officeDocument/2006/customXml" ds:itemID="{CC12B189-76FD-4276-A927-508A203E21F1}">
+  <ds:schemaRefs>
+    <ds:schemaRef ds:uri="http://schemas.microsoft.com/office/2006/metadata/properties"/>
+    <ds:schemaRef ds:uri="http://schemas.microsoft.com/office/infopath/2007/PartnerControls"/>
+  </ds:schemaRefs>
+</ds:datastoreItem>
 </file>
 
 <file path=customXml/itemProps3.xml><?xml version="1.0" encoding="utf-8"?>
-<ds:datastoreItem xmlns:ds="http://schemas.openxmlformats.org/officeDocument/2006/customXml" ds:itemID="{CC12B189-76FD-4276-A927-508A203E21F1}"/>
+<ds:datastoreItem xmlns:ds="http://schemas.openxmlformats.org/officeDocument/2006/customXml" ds:itemID="{0CAAD051-20E0-47D0-A31A-E67199BC54DD}">
+  <ds:schemaRefs>
+    <ds:schemaRef ds:uri="http://schemas.microsoft.com/office/2006/metadata/contentType"/>
+    <ds:schemaRef ds:uri="http://schemas.microsoft.com/office/2006/metadata/properties/metaAttributes"/>
+    <ds:schemaRef ds:uri="http://www.w3.org/2001/XMLSchema"/>
+    <ds:schemaRef ds:uri="http://schemas.microsoft.com/office/2006/metadata/properties"/>
+    <ds:schemaRef ds:uri="f44e6bd5-09db-4117-8b15-adf399208dc6"/>
+    <ds:schemaRef ds:uri="http://schemas.microsoft.com/office/2006/documentManagement/types"/>
+    <ds:schemaRef ds:uri="http://schemas.microsoft.com/office/infopath/2007/PartnerControls"/>
+    <ds:schemaRef ds:uri="http://schemas.openxmlformats.org/package/2006/metadata/core-properties"/>
+    <ds:schemaRef ds:uri="http://purl.org/dc/elements/1.1/"/>
+    <ds:schemaRef ds:uri="http://purl.org/dc/terms/"/>
+    <ds:schemaRef ds:uri="http://schemas.microsoft.com/internal/obd"/>
+  </ds:schemaRefs>
+</ds:datastoreItem>
 </file>